--- a/NRAS-Maloneama-Manuscript-22.docx
+++ b/NRAS-Maloneama-Manuscript-22.docx
@@ -1,503 +1,1272 @@
 
 <file path=word/document.xml><?xml version="1.0" encoding="utf-8"?>
-<w:document xmlns:wpc="http://schemas.microsoft.com/office/word/2010/wordprocessingCanvas" xmlns:cx="http://schemas.microsoft.com/office/drawing/2014/chartex" xmlns:cx1="http://schemas.microsoft.com/office/drawing/2015/9/8/chartex" xmlns:cx2="http://schemas.microsoft.com/office/drawing/2015/10/21/chartex" xmlns:cx3="http://schemas.microsoft.com/office/drawing/2016/5/9/chartex" xmlns:cx4="http://schemas.microsoft.com/office/drawing/2016/5/10/chartex" xmlns:cx5="http://schemas.microsoft.com/office/drawing/2016/5/11/chartex" xmlns:cx6="http://schemas.microsoft.com/office/drawing/2016/5/12/chartex" xmlns:cx7="http://schemas.microsoft.com/office/drawing/2016/5/13/chartex" xmlns:cx8="http://schemas.microsoft.com/office/drawing/2016/5/14/chartex" xmlns:mc="http://schemas.openxmlformats.org/markup-compatibility/2006" xmlns:aink="http://schemas.microsoft.com/office/drawing/2016/ink" xmlns:am3d="http://schemas.microsoft.com/office/drawing/2017/model3d" xmlns:o="urn:schemas-microsoft-com:office:office" xmlns:r="http://schemas.openxmlformats.org/officeDocument/2006/relationships" xmlns:m="http://schemas.openxmlformats.org/officeDocument/2006/math" xmlns:v="urn:schemas-microsoft-com:vml" xmlns:wp14="http://schemas.microsoft.com/office/word/2010/wordprocessingDrawing" xmlns:wp="http://schemas.openxmlformats.org/drawingml/2006/wordprocessingDrawing" xmlns:w10="urn:schemas-microsoft-com:office:word" xmlns:w="http://schemas.openxmlformats.org/wordprocessingml/2006/main" xmlns:w14="http://schemas.microsoft.com/office/word/2010/wordml" xmlns:w15="http://schemas.microsoft.com/office/word/2012/wordml" xmlns:w16cid="http://schemas.microsoft.com/office/word/2016/wordml/cid" xmlns:w16se="http://schemas.microsoft.com/office/word/2015/wordml/symex" xmlns:wpg="http://schemas.microsoft.com/office/word/2010/wordprocessingGroup" xmlns:wpi="http://schemas.microsoft.com/office/word/2010/wordprocessingInk" xmlns:wne="http://schemas.microsoft.com/office/word/2006/wordml" xmlns:wps="http://schemas.microsoft.com/office/word/2010/wordprocessingShape" mc:Ignorable="w14 w15 w16se w16cid wp14">
+<w:document xmlns:wpc="http://schemas.microsoft.com/office/word/2010/wordprocessingCanvas" xmlns:cx="http://schemas.microsoft.com/office/drawing/2014/chartex" xmlns:cx1="http://schemas.microsoft.com/office/drawing/2015/9/8/chartex" xmlns:cx2="http://schemas.microsoft.com/office/drawing/2015/10/21/chartex" xmlns:cx3="http://schemas.microsoft.com/office/drawing/2016/5/9/chartex" xmlns:cx4="http://schemas.microsoft.com/office/drawing/2016/5/10/chartex" xmlns:cx5="http://schemas.microsoft.com/office/drawing/2016/5/11/chartex" xmlns:cx6="http://schemas.microsoft.com/office/drawing/2016/5/12/chartex" xmlns:cx7="http://schemas.microsoft.com/office/drawing/2016/5/13/chartex" xmlns:cx8="http://schemas.microsoft.com/office/drawing/2016/5/14/chartex" xmlns:mc="http://schemas.openxmlformats.org/markup-compatibility/2006" xmlns:aink="http://schemas.microsoft.com/office/drawing/2016/ink" xmlns:am3d="http://schemas.microsoft.com/office/drawing/2017/model3d" xmlns:o="urn:schemas-microsoft-com:office:office" xmlns:oel="http://schemas.microsoft.com/office/2019/extlst" xmlns:r="http://schemas.openxmlformats.org/officeDocument/2006/relationships" xmlns:m="http://schemas.openxmlformats.org/officeDocument/2006/math" xmlns:v="urn:schemas-microsoft-com:vml" xmlns:wp14="http://schemas.microsoft.com/office/word/2010/wordprocessingDrawing" xmlns:wp="http://schemas.openxmlformats.org/drawingml/2006/wordprocessingDrawing" xmlns:w10="urn:schemas-microsoft-com:office:word" xmlns:w="http://schemas.openxmlformats.org/wordprocessingml/2006/main" xmlns:w14="http://schemas.microsoft.com/office/word/2010/wordml" xmlns:w15="http://schemas.microsoft.com/office/word/2012/wordml" xmlns:w16cex="http://schemas.microsoft.com/office/word/2018/wordml/cex" xmlns:w16cid="http://schemas.microsoft.com/office/word/2016/wordml/cid" xmlns:w16="http://schemas.microsoft.com/office/word/2018/wordml" xmlns:w16du="http://schemas.microsoft.com/office/word/2023/wordml/word16du" xmlns:w16sdtdh="http://schemas.microsoft.com/office/word/2020/wordml/sdtdatahash" xmlns:w16sdtfl="http://schemas.microsoft.com/office/word/2024/wordml/sdtformatlock" xmlns:w16se="http://schemas.microsoft.com/office/word/2015/wordml/symex" xmlns:wpg="http://schemas.microsoft.com/office/word/2010/wordprocessingGroup" xmlns:wpi="http://schemas.microsoft.com/office/word/2010/wordprocessingInk" xmlns:wne="http://schemas.microsoft.com/office/word/2006/wordml" xmlns:wps="http://schemas.microsoft.com/office/word/2010/wordprocessingShape" mc:Ignorable="w14 w15 w16se w16cid w16 w16cex w16sdtdh w16sdtfl w16du wp14">
   <w:body>
     <w:p>
       <w:pPr>
-        <w:jc w:val="center"/>
         <w:rPr>
           <w:rFonts w:ascii="Times New Roman" w:hAnsi="Times New Roman" w:cs="Times New Roman"/>
           <w:b/>
-          <w:sz w:val="40"/>
-          <w:szCs w:val="40"/>
+          <w:bCs/>
+          <w:sz w:val="24"/>
+          <w:szCs w:val="24"/>
+          <w:highlight w:val="yellow"/>
         </w:rPr>
       </w:pPr>
       <w:r>
         <w:rPr>
           <w:rFonts w:ascii="Times New Roman" w:hAnsi="Times New Roman" w:cs="Times New Roman"/>
           <w:b/>
+          <w:bCs/>
+          <w:sz w:val="24"/>
+          <w:szCs w:val="24"/>
+          <w:highlight w:val="yellow"/>
+        </w:rPr>
+        <w:t>Identifying Natural Compounds as Novel Inhibitors of Mutant NRAS in Melanoma</w:t>
+      </w:r>
+    </w:p>
+    <w:p>
+      <w:pPr>
+        <w:rPr>
+          <w:rFonts w:ascii="Times New Roman" w:hAnsi="Times New Roman" w:cs="Times New Roman"/>
+          <w:sz w:val="24"/>
+          <w:szCs w:val="24"/>
+          <w:highlight w:val="yellow"/>
+        </w:rPr>
+      </w:pPr>
+      <w:r>
+        <w:rPr>
+          <w:rFonts w:ascii="Times New Roman" w:hAnsi="Times New Roman" w:cs="Times New Roman"/>
+          <w:sz w:val="24"/>
+          <w:szCs w:val="24"/>
+          <w:highlight w:val="yellow"/>
+        </w:rPr>
+        <w:t>Nayanika Das¹, Vijay Baladhye¹, *</w:t>
+      </w:r>
+    </w:p>
+    <w:p>
+      <w:pPr>
+        <w:rPr>
+          <w:rFonts w:ascii="Times New Roman" w:hAnsi="Times New Roman" w:cs="Times New Roman"/>
+          <w:sz w:val="24"/>
+          <w:szCs w:val="24"/>
+          <w:highlight w:val="yellow"/>
+        </w:rPr>
+      </w:pPr>
+      <w:r>
+        <w:rPr>
+          <w:rFonts w:ascii="Times New Roman" w:hAnsi="Times New Roman" w:cs="Times New Roman"/>
+          <w:sz w:val="24"/>
+          <w:szCs w:val="24"/>
+          <w:highlight w:val="yellow"/>
+        </w:rPr>
+        <w:t>¹ Department of Bioinformatics, Savitribai Phule Pune University, Pune 411007, India</w:t>
+      </w:r>
+    </w:p>
+    <w:p>
+      <w:pPr>
+        <w:rPr>
+          <w:rFonts w:ascii="Times New Roman" w:hAnsi="Times New Roman" w:cs="Times New Roman"/>
+          <w:sz w:val="24"/>
+          <w:szCs w:val="24"/>
+          <w:highlight w:val="yellow"/>
+        </w:rPr>
+      </w:pPr>
+      <w:r>
+        <w:rPr>
+          <w:rFonts w:ascii="Times New Roman" w:hAnsi="Times New Roman" w:cs="Times New Roman"/>
+          <w:sz w:val="24"/>
+          <w:szCs w:val="24"/>
+          <w:highlight w:val="yellow"/>
+        </w:rPr>
+        <w:t>* Corresponding author:</w:t>
+      </w:r>
+      <w:r>
+        <w:rPr>
+          <w:rFonts w:ascii="Times New Roman" w:hAnsi="Times New Roman" w:cs="Times New Roman"/>
+          <w:sz w:val="24"/>
+          <w:szCs w:val="24"/>
+          <w:highlight w:val="yellow"/>
+        </w:rPr>
+        <w:br/>
+        <w:t>Vijay Baladhye</w:t>
+      </w:r>
+      <w:r>
+        <w:rPr>
+          <w:rFonts w:ascii="Times New Roman" w:hAnsi="Times New Roman" w:cs="Times New Roman"/>
+          <w:sz w:val="24"/>
+          <w:szCs w:val="24"/>
+          <w:highlight w:val="yellow"/>
+        </w:rPr>
+        <w:br/>
+        <w:t>Email: </w:t>
+      </w:r>
+      <w:hyperlink r:id="rId6" w:tgtFrame="_blank" w:history="1">
+        <w:r>
+          <w:rPr>
+            <w:rStyle w:val="Hyperlink"/>
+            <w:rFonts w:ascii="Times New Roman" w:hAnsi="Times New Roman" w:cs="Times New Roman"/>
+            <w:color w:val="auto"/>
+            <w:sz w:val="24"/>
+            <w:szCs w:val="24"/>
+            <w:highlight w:val="yellow"/>
+          </w:rPr>
+          <w:t>vijay@bioinfo.net.in</w:t>
+        </w:r>
+      </w:hyperlink>
+    </w:p>
+    <w:p>
+      <w:pPr>
+        <w:rPr>
+          <w:rFonts w:ascii="Times New Roman" w:hAnsi="Times New Roman" w:cs="Times New Roman"/>
+          <w:sz w:val="24"/>
+          <w:szCs w:val="24"/>
+          <w:highlight w:val="yellow"/>
+        </w:rPr>
+      </w:pPr>
+      <w:r>
+        <w:rPr>
+          <w:rFonts w:ascii="Times New Roman" w:hAnsi="Times New Roman" w:cs="Times New Roman"/>
+          <w:sz w:val="24"/>
+          <w:szCs w:val="24"/>
+          <w:highlight w:val="yellow"/>
+        </w:rPr>
+        <w:t>Abstract</w:t>
+      </w:r>
+    </w:p>
+    <w:p>
+      <w:pPr>
+        <w:rPr>
+          <w:rFonts w:ascii="Times New Roman" w:hAnsi="Times New Roman" w:cs="Times New Roman"/>
+          <w:sz w:val="24"/>
+          <w:szCs w:val="24"/>
+          <w:highlight w:val="yellow"/>
+        </w:rPr>
+      </w:pPr>
+      <w:r>
+        <w:rPr>
+          <w:rFonts w:ascii="Times New Roman" w:hAnsi="Times New Roman" w:cs="Times New Roman"/>
+          <w:sz w:val="24"/>
+          <w:szCs w:val="24"/>
+          <w:highlight w:val="yellow"/>
+        </w:rPr>
+        <w:t>Melanoma is an aggressive and currently incurable skin cancer, primarily affecting individuals with light skin pigmentation. Key oncogenic drivers include mutations in </w:t>
+      </w:r>
+      <w:r>
+        <w:rPr>
+          <w:rFonts w:ascii="Times New Roman" w:hAnsi="Times New Roman" w:cs="Times New Roman"/>
           <w:i/>
-          <w:sz w:val="40"/>
-          <w:szCs w:val="40"/>
-        </w:rPr>
-        <w:t>In Silico</w:t>
-      </w:r>
-      <w:r>
-        <w:rPr>
-          <w:rFonts w:ascii="Times New Roman" w:hAnsi="Times New Roman" w:cs="Times New Roman"/>
+          <w:iCs/>
+          <w:sz w:val="24"/>
+          <w:szCs w:val="24"/>
+          <w:highlight w:val="yellow"/>
+        </w:rPr>
+        <w:t>BRAF</w:t>
+      </w:r>
+      <w:r>
+        <w:rPr>
+          <w:rFonts w:ascii="Times New Roman" w:hAnsi="Times New Roman" w:cs="Times New Roman"/>
+          <w:sz w:val="24"/>
+          <w:szCs w:val="24"/>
+          <w:highlight w:val="yellow"/>
+        </w:rPr>
+        <w:t>, </w:t>
+      </w:r>
+      <w:r>
+        <w:rPr>
+          <w:rFonts w:ascii="Times New Roman" w:hAnsi="Times New Roman" w:cs="Times New Roman"/>
+          <w:i/>
+          <w:iCs/>
+          <w:sz w:val="24"/>
+          <w:szCs w:val="24"/>
+          <w:highlight w:val="yellow"/>
+        </w:rPr>
+        <w:t>NRAS</w:t>
+      </w:r>
+      <w:r>
+        <w:rPr>
+          <w:rFonts w:ascii="Times New Roman" w:hAnsi="Times New Roman" w:cs="Times New Roman"/>
+          <w:sz w:val="24"/>
+          <w:szCs w:val="24"/>
+          <w:highlight w:val="yellow"/>
+        </w:rPr>
+        <w:t>, </w:t>
+      </w:r>
+      <w:r>
+        <w:rPr>
+          <w:rFonts w:ascii="Times New Roman" w:hAnsi="Times New Roman" w:cs="Times New Roman"/>
+          <w:i/>
+          <w:iCs/>
+          <w:sz w:val="24"/>
+          <w:szCs w:val="24"/>
+          <w:highlight w:val="yellow"/>
+        </w:rPr>
+        <w:t>CDK4</w:t>
+      </w:r>
+      <w:r>
+        <w:rPr>
+          <w:rFonts w:ascii="Times New Roman" w:hAnsi="Times New Roman" w:cs="Times New Roman"/>
+          <w:sz w:val="24"/>
+          <w:szCs w:val="24"/>
+          <w:highlight w:val="yellow"/>
+        </w:rPr>
+        <w:t>, and </w:t>
+      </w:r>
+      <w:r>
+        <w:rPr>
+          <w:rFonts w:ascii="Times New Roman" w:hAnsi="Times New Roman" w:cs="Times New Roman"/>
+          <w:i/>
+          <w:iCs/>
+          <w:sz w:val="24"/>
+          <w:szCs w:val="24"/>
+          <w:highlight w:val="yellow"/>
+        </w:rPr>
+        <w:t>MITF</w:t>
+      </w:r>
+      <w:r>
+        <w:rPr>
+          <w:rFonts w:ascii="Times New Roman" w:hAnsi="Times New Roman" w:cs="Times New Roman"/>
+          <w:sz w:val="24"/>
+          <w:szCs w:val="24"/>
+          <w:highlight w:val="yellow"/>
+        </w:rPr>
+        <w:t xml:space="preserve">, with </w:t>
+      </w:r>
+      <w:proofErr w:type="spellStart"/>
+      <w:r>
+        <w:rPr>
+          <w:rFonts w:ascii="Times New Roman" w:hAnsi="Times New Roman" w:cs="Times New Roman"/>
+          <w:sz w:val="24"/>
+          <w:szCs w:val="24"/>
+          <w:highlight w:val="yellow"/>
+        </w:rPr>
+        <w:t>signaling</w:t>
+      </w:r>
+      <w:proofErr w:type="spellEnd"/>
+      <w:r>
+        <w:rPr>
+          <w:rFonts w:ascii="Times New Roman" w:hAnsi="Times New Roman" w:cs="Times New Roman"/>
+          <w:sz w:val="24"/>
+          <w:szCs w:val="24"/>
+          <w:highlight w:val="yellow"/>
+        </w:rPr>
+        <w:t xml:space="preserve"> mediated mainly through the MAPK and PI3K–Akt pathways. Despite advances in targeted therapy against </w:t>
+      </w:r>
+      <w:r>
+        <w:rPr>
+          <w:rFonts w:ascii="Times New Roman" w:hAnsi="Times New Roman" w:cs="Times New Roman"/>
+          <w:i/>
+          <w:iCs/>
+          <w:sz w:val="24"/>
+          <w:szCs w:val="24"/>
+          <w:highlight w:val="yellow"/>
+        </w:rPr>
+        <w:t>BRAF</w:t>
+      </w:r>
+      <w:r>
+        <w:rPr>
+          <w:rFonts w:ascii="Times New Roman" w:hAnsi="Times New Roman" w:cs="Times New Roman"/>
+          <w:sz w:val="24"/>
+          <w:szCs w:val="24"/>
+          <w:highlight w:val="yellow"/>
+        </w:rPr>
+        <w:t>, effective inhibitors for </w:t>
+      </w:r>
+      <w:r>
+        <w:rPr>
+          <w:rFonts w:ascii="Times New Roman" w:hAnsi="Times New Roman" w:cs="Times New Roman"/>
+          <w:i/>
+          <w:iCs/>
+          <w:sz w:val="24"/>
+          <w:szCs w:val="24"/>
+          <w:highlight w:val="yellow"/>
+        </w:rPr>
+        <w:t>NRAS</w:t>
+      </w:r>
+      <w:r>
+        <w:rPr>
+          <w:rFonts w:ascii="Times New Roman" w:hAnsi="Times New Roman" w:cs="Times New Roman"/>
+          <w:sz w:val="24"/>
+          <w:szCs w:val="24"/>
+          <w:highlight w:val="yellow"/>
+        </w:rPr>
+        <w:t xml:space="preserve"> mutations—mainly at codons 12, 13, and 61—are lacking. MEK inhibitors such as </w:t>
+      </w:r>
+      <w:proofErr w:type="spellStart"/>
+      <w:r>
+        <w:rPr>
+          <w:rFonts w:ascii="Times New Roman" w:hAnsi="Times New Roman" w:cs="Times New Roman"/>
+          <w:sz w:val="24"/>
+          <w:szCs w:val="24"/>
+          <w:highlight w:val="yellow"/>
+        </w:rPr>
+        <w:t>Binimetinib</w:t>
+      </w:r>
+      <w:proofErr w:type="spellEnd"/>
+      <w:r>
+        <w:rPr>
+          <w:rFonts w:ascii="Times New Roman" w:hAnsi="Times New Roman" w:cs="Times New Roman"/>
+          <w:sz w:val="24"/>
+          <w:szCs w:val="24"/>
+          <w:highlight w:val="yellow"/>
+        </w:rPr>
+        <w:t xml:space="preserve"> have shown limited clinical success, emphasizing the need for novel therapeutic agents. In this study, structure-based virtual screening and molecular docking were employed to identify natural products capable of inhibiting mutant NRAS. The crystal structure of wild-type NRAS was obtained from the Protein Data Bank, and clinically relevant mutations (Gly12, Gly13, Gln61) were introduced computationally. A library of 5,322 natural compounds from the ZINC database was screened, identifying candidates based on binding free energy. Eleven top-ranking compounds were further </w:t>
+      </w:r>
+      <w:proofErr w:type="spellStart"/>
+      <w:r>
+        <w:rPr>
+          <w:rFonts w:ascii="Times New Roman" w:hAnsi="Times New Roman" w:cs="Times New Roman"/>
+          <w:sz w:val="24"/>
+          <w:szCs w:val="24"/>
+          <w:highlight w:val="yellow"/>
+        </w:rPr>
+        <w:t>analyzed</w:t>
+      </w:r>
+      <w:proofErr w:type="spellEnd"/>
+      <w:r>
+        <w:rPr>
+          <w:rFonts w:ascii="Times New Roman" w:hAnsi="Times New Roman" w:cs="Times New Roman"/>
+          <w:sz w:val="24"/>
+          <w:szCs w:val="24"/>
+          <w:highlight w:val="yellow"/>
+        </w:rPr>
+        <w:t xml:space="preserve"> for binding interactions, revealing stabilizing hydrogen bonds and hydrophobic contacts, particularly involving residues Phe28 and Asp119. These compounds exhibited strong predicted affinity for the NRAS mutant binding site, representing promising scaffolds for further development. The results demonstrate the utility of computational approaches to accelerate early-stage drug discovery targeting oncogenic NRAS in melanoma.</w:t>
+      </w:r>
+    </w:p>
+    <w:p>
+      <w:pPr>
+        <w:rPr>
+          <w:rFonts w:ascii="Times New Roman" w:hAnsi="Times New Roman" w:cs="Times New Roman"/>
+          <w:sz w:val="24"/>
+          <w:szCs w:val="24"/>
+        </w:rPr>
+      </w:pPr>
+      <w:bookmarkStart w:id="0" w:name="_Hlk207533971"/>
+      <w:r>
+        <w:rPr>
+          <w:rFonts w:ascii="Times New Roman" w:hAnsi="Times New Roman" w:cs="Times New Roman"/>
+          <w:sz w:val="24"/>
+          <w:szCs w:val="24"/>
+          <w:highlight w:val="yellow"/>
+        </w:rPr>
+        <w:t>Keywords: NRAS, melanoma, molecular docking, MEK inhibitor</w:t>
+      </w:r>
+      <w:r>
+        <w:rPr>
+          <w:rFonts w:ascii="Times New Roman" w:hAnsi="Times New Roman" w:cs="Times New Roman"/>
+          <w:sz w:val="24"/>
+          <w:szCs w:val="24"/>
+        </w:rPr>
+        <w:t xml:space="preserve">. </w:t>
+      </w:r>
+    </w:p>
+    <w:bookmarkEnd w:id="0"/>
+    <w:p>
+      <w:pPr>
+        <w:jc w:val="both"/>
+        <w:rPr>
+          <w:rFonts w:cstheme="minorHAnsi"/>
           <w:b/>
-          <w:sz w:val="40"/>
-          <w:szCs w:val="40"/>
-        </w:rPr>
-        <w:t xml:space="preserve"> Identification </w:t>
-      </w:r>
-      <w:proofErr w:type="gramStart"/>
-      <w:r>
-        <w:rPr>
-          <w:rFonts w:ascii="Times New Roman" w:hAnsi="Times New Roman" w:cs="Times New Roman"/>
+          <w:bCs/>
+          <w:sz w:val="32"/>
+          <w:szCs w:val="32"/>
+        </w:rPr>
+      </w:pPr>
+      <w:r>
+        <w:rPr>
+          <w:rFonts w:cstheme="minorHAnsi"/>
           <w:b/>
-          <w:sz w:val="40"/>
-          <w:szCs w:val="40"/>
-        </w:rPr>
-        <w:t>Of</w:t>
-      </w:r>
-      <w:proofErr w:type="gramEnd"/>
-      <w:r>
-        <w:rPr>
-          <w:rFonts w:ascii="Times New Roman" w:hAnsi="Times New Roman" w:cs="Times New Roman"/>
+          <w:bCs/>
+          <w:sz w:val="32"/>
+          <w:szCs w:val="32"/>
+        </w:rPr>
+        <w:t xml:space="preserve">1. </w:t>
+      </w:r>
+      <w:r>
+        <w:rPr>
+          <w:rFonts w:cstheme="minorHAnsi"/>
           <w:b/>
-          <w:sz w:val="40"/>
-          <w:szCs w:val="40"/>
-        </w:rPr>
-        <w:t xml:space="preserve"> Novel Inhibitors Against NRAS</w:t>
-      </w:r>
-      <w:r>
-        <w:rPr>
-          <w:rFonts w:ascii="Times New Roman" w:hAnsi="Times New Roman" w:cs="Times New Roman"/>
-          <w:b/>
-          <w:sz w:val="40"/>
-          <w:szCs w:val="40"/>
-        </w:rPr>
-        <w:t xml:space="preserve"> </w:t>
-      </w:r>
-      <w:r>
-        <w:rPr>
-          <w:rFonts w:ascii="Times New Roman" w:hAnsi="Times New Roman" w:cs="Times New Roman"/>
-          <w:b/>
-          <w:sz w:val="40"/>
-          <w:szCs w:val="40"/>
-        </w:rPr>
-        <w:t xml:space="preserve">In </w:t>
-      </w:r>
-      <w:bookmarkStart w:id="0" w:name="_GoBack"/>
-      <w:bookmarkEnd w:id="0"/>
-      <w:r>
-        <w:rPr>
-          <w:rFonts w:ascii="Times New Roman" w:hAnsi="Times New Roman" w:cs="Times New Roman"/>
-          <w:b/>
-          <w:sz w:val="40"/>
-          <w:szCs w:val="40"/>
-        </w:rPr>
-        <w:t>Melanoma</w:t>
+          <w:bCs/>
+          <w:sz w:val="32"/>
+          <w:szCs w:val="32"/>
+        </w:rPr>
+        <w:t>Introduction</w:t>
       </w:r>
     </w:p>
     <w:p>
       <w:pPr>
         <w:jc w:val="both"/>
+        <w:rPr>
+          <w:rFonts w:ascii="Times New Roman" w:hAnsi="Times New Roman" w:cs="Times New Roman"/>
+          <w:sz w:val="24"/>
+          <w:szCs w:val="24"/>
+        </w:rPr>
+      </w:pPr>
+      <w:r>
+        <w:rPr>
+          <w:rFonts w:ascii="Times New Roman" w:hAnsi="Times New Roman" w:cs="Times New Roman"/>
+          <w:sz w:val="24"/>
+          <w:szCs w:val="24"/>
+        </w:rPr>
+        <w:t xml:space="preserve">Melanoma is a deadly form of skin cancer occurring in humans and animals and is </w:t>
+      </w:r>
+      <w:r>
+        <w:rPr>
+          <w:rFonts w:ascii="Times New Roman" w:hAnsi="Times New Roman" w:cs="Times New Roman"/>
+          <w:sz w:val="24"/>
+          <w:szCs w:val="24"/>
+        </w:rPr>
+        <w:t xml:space="preserve">responsible for most deaths. At the basal level of the epidermis melanocytes are found, which produce the UV absorbing pigment melanin. (2) It's a combination of environmental and genetic factors, the majority of melanomas arise from somatic mutations acquired later in life. The four major types include Superficial spreading melanoma, Nodular melanoma, Lentigo </w:t>
+      </w:r>
+      <w:proofErr w:type="spellStart"/>
+      <w:r>
+        <w:rPr>
+          <w:rFonts w:ascii="Times New Roman" w:hAnsi="Times New Roman" w:cs="Times New Roman"/>
+          <w:sz w:val="24"/>
+          <w:szCs w:val="24"/>
+        </w:rPr>
+        <w:t>maligna</w:t>
+      </w:r>
+      <w:proofErr w:type="spellEnd"/>
+      <w:r>
+        <w:rPr>
+          <w:rFonts w:ascii="Times New Roman" w:hAnsi="Times New Roman" w:cs="Times New Roman"/>
+          <w:sz w:val="24"/>
+          <w:szCs w:val="24"/>
+        </w:rPr>
+        <w:t xml:space="preserve">, </w:t>
+      </w:r>
+      <w:r>
+        <w:rPr>
+          <w:rFonts w:ascii="Times New Roman" w:hAnsi="Times New Roman" w:cs="Times New Roman"/>
+          <w:color w:val="222222"/>
+          <w:sz w:val="24"/>
+          <w:szCs w:val="24"/>
+          <w:shd w:val="clear" w:color="auto" w:fill="FFFFFF"/>
+        </w:rPr>
+        <w:t>Acral lentiginous</w:t>
+      </w:r>
+      <w:r>
+        <w:rPr>
+          <w:rFonts w:ascii="Times New Roman" w:hAnsi="Times New Roman" w:cs="Times New Roman"/>
+          <w:sz w:val="24"/>
+          <w:szCs w:val="24"/>
+        </w:rPr>
+        <w:t xml:space="preserve"> (2) One of the most known mutated pathways in melanoma</w:t>
+      </w:r>
+      <w:r>
+        <w:rPr>
+          <w:rFonts w:ascii="Times New Roman" w:hAnsi="Times New Roman" w:cs="Times New Roman"/>
+          <w:sz w:val="24"/>
+          <w:szCs w:val="24"/>
+        </w:rPr>
+        <w:t xml:space="preserve"> </w:t>
+      </w:r>
+      <w:r>
+        <w:rPr>
+          <w:rFonts w:ascii="Times New Roman" w:hAnsi="Times New Roman" w:cs="Times New Roman"/>
+          <w:sz w:val="24"/>
+          <w:szCs w:val="24"/>
+        </w:rPr>
+        <w:t>that has received a lot of importance</w:t>
+      </w:r>
+      <w:r>
+        <w:rPr>
+          <w:rFonts w:ascii="Times New Roman" w:hAnsi="Times New Roman" w:cs="Times New Roman"/>
+          <w:sz w:val="24"/>
+          <w:szCs w:val="24"/>
+        </w:rPr>
+        <w:t xml:space="preserve"> for targeted therapeutic purposes, is the MAP kinase signalling pathway</w:t>
+      </w:r>
+      <w:r>
+        <w:rPr>
+          <w:rFonts w:ascii="Times New Roman" w:hAnsi="Times New Roman" w:cs="Times New Roman"/>
+          <w:sz w:val="24"/>
+          <w:szCs w:val="24"/>
+        </w:rPr>
+        <w:t>. (2)</w:t>
+      </w:r>
+      <w:r>
+        <w:t xml:space="preserve"> </w:t>
+      </w:r>
+      <w:r>
+        <w:rPr>
+          <w:rFonts w:ascii="Times New Roman" w:hAnsi="Times New Roman" w:cs="Times New Roman"/>
+          <w:sz w:val="24"/>
+          <w:szCs w:val="24"/>
+        </w:rPr>
+        <w:t>Mutations in each of the identified driver genes</w:t>
+      </w:r>
+      <w:r>
+        <w:rPr>
+          <w:rFonts w:ascii="Times New Roman" w:hAnsi="Times New Roman" w:cs="Times New Roman"/>
+          <w:sz w:val="24"/>
+          <w:szCs w:val="24"/>
+        </w:rPr>
+        <w:t xml:space="preserve"> lead</w:t>
+      </w:r>
+      <w:r>
+        <w:rPr>
+          <w:rFonts w:ascii="Times New Roman" w:hAnsi="Times New Roman" w:cs="Times New Roman"/>
+          <w:sz w:val="24"/>
+          <w:szCs w:val="24"/>
+        </w:rPr>
+        <w:t xml:space="preserve"> to deregulation of the MAPK/ERK pathway, leading to uncontrolled cell growth.</w:t>
+      </w:r>
+      <w:r>
+        <w:rPr>
+          <w:rFonts w:ascii="Times New Roman" w:hAnsi="Times New Roman" w:cs="Times New Roman"/>
+          <w:sz w:val="24"/>
+          <w:szCs w:val="24"/>
+        </w:rPr>
+        <w:t xml:space="preserve"> </w:t>
+      </w:r>
+      <w:r>
+        <w:rPr>
+          <w:rFonts w:ascii="Times New Roman" w:hAnsi="Times New Roman" w:cs="Times New Roman"/>
+          <w:sz w:val="24"/>
+          <w:szCs w:val="24"/>
+        </w:rPr>
+        <w:t>BRAF subtype</w:t>
+      </w:r>
+      <w:r>
+        <w:rPr>
+          <w:rFonts w:ascii="Times New Roman" w:hAnsi="Times New Roman" w:cs="Times New Roman"/>
+          <w:sz w:val="24"/>
+          <w:szCs w:val="24"/>
+        </w:rPr>
+        <w:t xml:space="preserve"> show </w:t>
+      </w:r>
+      <w:r>
+        <w:rPr>
+          <w:rFonts w:ascii="Times New Roman" w:hAnsi="Times New Roman" w:cs="Times New Roman"/>
+          <w:sz w:val="24"/>
+          <w:szCs w:val="24"/>
+        </w:rPr>
+        <w:t xml:space="preserve">52% </w:t>
+      </w:r>
+      <w:r>
+        <w:rPr>
+          <w:rFonts w:ascii="Times New Roman" w:hAnsi="Times New Roman" w:cs="Times New Roman"/>
+          <w:sz w:val="24"/>
+          <w:szCs w:val="24"/>
+        </w:rPr>
+        <w:t>of somatic mutations tumours, following that is NRAS. (4)</w:t>
+      </w:r>
+      <w:r>
+        <w:rPr>
+          <w:sz w:val="24"/>
+          <w:szCs w:val="24"/>
+        </w:rPr>
+        <w:t xml:space="preserve"> </w:t>
+      </w:r>
+      <w:r>
+        <w:rPr>
+          <w:rFonts w:ascii="Times New Roman" w:hAnsi="Times New Roman" w:cs="Times New Roman"/>
+          <w:sz w:val="24"/>
+          <w:szCs w:val="24"/>
+        </w:rPr>
+        <w:t>The average age of diagnosis is 65 but before age 50, the number of women diagnosed are more than men. Among all people with melanoma of the skin, from the time of initial diagnosis, the 5-year survival is 93%. (5)</w:t>
+      </w:r>
+      <w:r>
+        <w:rPr>
+          <w:sz w:val="24"/>
+          <w:szCs w:val="24"/>
+        </w:rPr>
+        <w:t xml:space="preserve"> </w:t>
+      </w:r>
+      <w:r>
+        <w:rPr>
+          <w:rFonts w:ascii="Times New Roman" w:hAnsi="Times New Roman" w:cs="Times New Roman"/>
+          <w:sz w:val="24"/>
+          <w:szCs w:val="24"/>
+        </w:rPr>
+        <w:t xml:space="preserve">The primary or Stage I melanoma is found only in the skin and is relatively thin. Stage II melanoma extends through the epidermis and further into the dermis. It has a higher chance of spreading through the lymphatic system to a regional lymph node. Stage III is dependent on the size and number of lymph nodes. (6) Stage IV describes melanoma that has spread through the bloodstream to </w:t>
+      </w:r>
+      <w:r>
+        <w:rPr>
+          <w:rFonts w:ascii="Times New Roman" w:hAnsi="Times New Roman" w:cs="Times New Roman"/>
+          <w:sz w:val="24"/>
+          <w:szCs w:val="24"/>
+        </w:rPr>
+        <w:lastRenderedPageBreak/>
+        <w:t xml:space="preserve">other parts of the body, such as distant locations like soft tissue, distant lymph nodes, or other organs like the lung, liver, brain, bone, or gastrointestinal tract. (6) There have been some clinically approved drugs against melanoma. Trametinib was basically </w:t>
+      </w:r>
+      <w:r>
+        <w:rPr>
+          <w:rFonts w:ascii="Times New Roman" w:hAnsi="Times New Roman" w:cs="Times New Roman"/>
+          <w:sz w:val="24"/>
+          <w:szCs w:val="24"/>
+        </w:rPr>
+        <w:t xml:space="preserve">designed for BRAF. But a few patients who had mutant NRAS affected cells were </w:t>
+      </w:r>
+      <w:r>
+        <w:rPr>
+          <w:rFonts w:ascii="Times New Roman" w:hAnsi="Times New Roman" w:cs="Times New Roman"/>
+          <w:sz w:val="24"/>
+          <w:szCs w:val="24"/>
+        </w:rPr>
+        <w:t xml:space="preserve">tested with this drug. (8) Patients with solid tumours were targeted using </w:t>
+      </w:r>
+      <w:proofErr w:type="spellStart"/>
+      <w:r>
+        <w:rPr>
+          <w:rFonts w:ascii="Times New Roman" w:hAnsi="Times New Roman" w:cs="Times New Roman"/>
+          <w:sz w:val="24"/>
+          <w:szCs w:val="24"/>
+        </w:rPr>
+        <w:t>Binimetinib</w:t>
+      </w:r>
+      <w:proofErr w:type="spellEnd"/>
+      <w:r>
+        <w:rPr>
+          <w:rFonts w:ascii="Times New Roman" w:hAnsi="Times New Roman" w:cs="Times New Roman"/>
+          <w:sz w:val="24"/>
+          <w:szCs w:val="24"/>
+        </w:rPr>
+        <w:t>. It is a type of MEK inhibitor specifically for mutant NRAS (7). A cysteine residue of post translational modification of RAS are the Farnesyltransferase inhibitors.</w:t>
+      </w:r>
+      <w:r>
+        <w:rPr>
+          <w:rFonts w:ascii="Times New Roman" w:hAnsi="Times New Roman" w:cs="Times New Roman"/>
+          <w:sz w:val="24"/>
+          <w:szCs w:val="24"/>
+        </w:rPr>
+        <w:t xml:space="preserve"> </w:t>
+      </w:r>
+      <w:r>
+        <w:rPr>
+          <w:rFonts w:ascii="Times New Roman" w:hAnsi="Times New Roman" w:cs="Times New Roman"/>
+          <w:sz w:val="24"/>
+          <w:szCs w:val="24"/>
+        </w:rPr>
+        <w:t>Initially they were developed for targeting NRAS in combination to other drugs.</w:t>
+      </w:r>
+      <w:r>
+        <w:rPr>
+          <w:rFonts w:ascii="Times New Roman" w:hAnsi="Times New Roman" w:cs="Times New Roman"/>
+          <w:sz w:val="24"/>
+          <w:szCs w:val="24"/>
+        </w:rPr>
+        <w:t xml:space="preserve"> </w:t>
+      </w:r>
+      <w:r>
+        <w:rPr>
+          <w:rFonts w:ascii="Times New Roman" w:hAnsi="Times New Roman" w:cs="Times New Roman"/>
+          <w:sz w:val="24"/>
+          <w:szCs w:val="24"/>
+        </w:rPr>
+        <w:t>But since no potential output was obtained,</w:t>
+      </w:r>
+      <w:r>
+        <w:rPr>
+          <w:rFonts w:ascii="Times New Roman" w:hAnsi="Times New Roman" w:cs="Times New Roman"/>
+          <w:sz w:val="24"/>
+          <w:szCs w:val="24"/>
+        </w:rPr>
+        <w:t xml:space="preserve"> </w:t>
+      </w:r>
+      <w:r>
+        <w:rPr>
+          <w:rFonts w:ascii="Times New Roman" w:hAnsi="Times New Roman" w:cs="Times New Roman"/>
+          <w:sz w:val="24"/>
+          <w:szCs w:val="24"/>
+        </w:rPr>
+        <w:t>clinical trials have stopped taking place now</w:t>
+      </w:r>
+      <w:r>
+        <w:rPr>
+          <w:rFonts w:ascii="Times New Roman" w:hAnsi="Times New Roman" w:cs="Times New Roman"/>
+          <w:sz w:val="24"/>
+          <w:szCs w:val="24"/>
+        </w:rPr>
+        <w:t>.</w:t>
+      </w:r>
+      <w:r>
+        <w:rPr>
+          <w:rFonts w:ascii="Times New Roman" w:hAnsi="Times New Roman" w:cs="Times New Roman"/>
+          <w:sz w:val="24"/>
+          <w:szCs w:val="24"/>
+        </w:rPr>
+        <w:t xml:space="preserve"> (7)</w:t>
+      </w:r>
+      <w:r>
+        <w:rPr>
+          <w:rFonts w:ascii="Times New Roman" w:hAnsi="Times New Roman" w:cs="Times New Roman"/>
+          <w:sz w:val="24"/>
+          <w:szCs w:val="24"/>
+        </w:rPr>
+        <w:t xml:space="preserve"> </w:t>
+      </w:r>
+      <w:proofErr w:type="spellStart"/>
+      <w:r>
+        <w:rPr>
+          <w:rFonts w:ascii="Times New Roman" w:hAnsi="Times New Roman" w:cs="Times New Roman"/>
+          <w:sz w:val="24"/>
+          <w:szCs w:val="24"/>
+        </w:rPr>
+        <w:t>Cobimetinib</w:t>
+      </w:r>
+      <w:proofErr w:type="spellEnd"/>
+      <w:r>
+        <w:rPr>
+          <w:rFonts w:ascii="Times New Roman" w:hAnsi="Times New Roman" w:cs="Times New Roman"/>
+          <w:sz w:val="24"/>
+          <w:szCs w:val="24"/>
+        </w:rPr>
+        <w:t xml:space="preserve"> shows a great yield of activity when combined with Vemurafenib.</w:t>
+      </w:r>
+      <w:r>
+        <w:rPr>
+          <w:rFonts w:ascii="Times New Roman" w:hAnsi="Times New Roman" w:cs="Times New Roman"/>
+          <w:sz w:val="24"/>
+          <w:szCs w:val="24"/>
+        </w:rPr>
+        <w:t xml:space="preserve"> </w:t>
+      </w:r>
+      <w:r>
+        <w:rPr>
+          <w:rFonts w:ascii="Times New Roman" w:hAnsi="Times New Roman" w:cs="Times New Roman"/>
+          <w:sz w:val="24"/>
+          <w:szCs w:val="24"/>
+        </w:rPr>
+        <w:t>About more than 80% reactivity of BRAF 600-mutant was observed with this therapy</w:t>
+      </w:r>
+      <w:r>
+        <w:rPr>
+          <w:rFonts w:ascii="Times New Roman" w:hAnsi="Times New Roman" w:cs="Times New Roman"/>
+          <w:sz w:val="24"/>
+          <w:szCs w:val="24"/>
+        </w:rPr>
+        <w:t xml:space="preserve">. (7) </w:t>
+      </w:r>
+      <w:r>
+        <w:rPr>
+          <w:rFonts w:ascii="Times New Roman" w:hAnsi="Times New Roman" w:cs="Times New Roman"/>
+          <w:sz w:val="24"/>
+          <w:szCs w:val="24"/>
+        </w:rPr>
+        <w:t>A MEK associated inhibitor.</w:t>
+      </w:r>
+      <w:r>
+        <w:rPr>
+          <w:rFonts w:ascii="Times New Roman" w:hAnsi="Times New Roman" w:cs="Times New Roman"/>
+          <w:sz w:val="24"/>
+          <w:szCs w:val="24"/>
+        </w:rPr>
+        <w:t xml:space="preserve"> </w:t>
+      </w:r>
+      <w:r>
+        <w:rPr>
+          <w:rFonts w:ascii="Times New Roman" w:hAnsi="Times New Roman" w:cs="Times New Roman"/>
+          <w:sz w:val="24"/>
+          <w:szCs w:val="24"/>
+        </w:rPr>
+        <w:t>In humans it shows a half way response to NRAS activity while in xenographs it is a therapy for RAS and RAF</w:t>
+      </w:r>
+      <w:r>
+        <w:rPr>
+          <w:rFonts w:ascii="Times New Roman" w:hAnsi="Times New Roman" w:cs="Times New Roman"/>
+          <w:sz w:val="24"/>
+          <w:szCs w:val="24"/>
+        </w:rPr>
+        <w:t xml:space="preserve">. </w:t>
+      </w:r>
+      <w:r>
+        <w:rPr>
+          <w:rFonts w:ascii="Times New Roman" w:hAnsi="Times New Roman" w:cs="Times New Roman"/>
+          <w:sz w:val="24"/>
+          <w:szCs w:val="24"/>
+        </w:rPr>
+        <w:t>Presently under clinical trials.</w:t>
+      </w:r>
+      <w:r>
+        <w:rPr>
+          <w:rFonts w:ascii="Times New Roman" w:hAnsi="Times New Roman" w:cs="Times New Roman"/>
+          <w:sz w:val="24"/>
+          <w:szCs w:val="24"/>
+        </w:rPr>
+        <w:t xml:space="preserve"> </w:t>
+      </w:r>
+      <w:r>
+        <w:rPr>
+          <w:rFonts w:ascii="Times New Roman" w:hAnsi="Times New Roman" w:cs="Times New Roman"/>
+          <w:sz w:val="24"/>
+          <w:szCs w:val="24"/>
+        </w:rPr>
+        <w:t>Dabrafenib was developed for treatment against BRAF</w:t>
+      </w:r>
+      <w:r>
+        <w:rPr>
+          <w:rFonts w:ascii="Times New Roman" w:hAnsi="Times New Roman" w:cs="Times New Roman"/>
+          <w:sz w:val="24"/>
+          <w:szCs w:val="24"/>
+        </w:rPr>
+        <w:t>. (7)</w:t>
+      </w:r>
+    </w:p>
+    <w:p>
+      <w:pPr>
+        <w:jc w:val="both"/>
+        <w:rPr>
+          <w:rFonts w:ascii="Times New Roman" w:hAnsi="Times New Roman" w:cs="Times New Roman"/>
+          <w:sz w:val="24"/>
+          <w:szCs w:val="24"/>
+        </w:rPr>
+      </w:pPr>
+      <w:r>
+        <w:rPr>
+          <w:rFonts w:ascii="Times New Roman" w:hAnsi="Times New Roman" w:cs="Times New Roman"/>
+          <w:sz w:val="24"/>
+          <w:szCs w:val="24"/>
+        </w:rPr>
+        <w:t>NRAS</w:t>
+      </w:r>
+      <w:r>
+        <w:rPr>
+          <w:rFonts w:ascii="Times New Roman" w:hAnsi="Times New Roman" w:cs="Times New Roman"/>
+          <w:sz w:val="24"/>
+          <w:szCs w:val="24"/>
+        </w:rPr>
+        <w:t xml:space="preserve"> </w:t>
+      </w:r>
+      <w:r>
+        <w:rPr>
+          <w:rFonts w:ascii="Times New Roman" w:hAnsi="Times New Roman" w:cs="Times New Roman"/>
+          <w:sz w:val="24"/>
+          <w:szCs w:val="24"/>
+        </w:rPr>
+        <w:t>(Neuroblastoma Ras viral oncogene)</w:t>
+      </w:r>
+      <w:r>
+        <w:rPr>
+          <w:rFonts w:ascii="Times New Roman" w:hAnsi="Times New Roman" w:cs="Times New Roman"/>
+          <w:sz w:val="24"/>
+          <w:szCs w:val="24"/>
+        </w:rPr>
+        <w:t xml:space="preserve"> </w:t>
+      </w:r>
+      <w:r>
+        <w:rPr>
+          <w:rFonts w:ascii="Times New Roman" w:hAnsi="Times New Roman" w:cs="Times New Roman"/>
+          <w:sz w:val="24"/>
+          <w:szCs w:val="24"/>
+        </w:rPr>
+        <w:t>gene produces NRAS protein</w:t>
+      </w:r>
+      <w:r>
+        <w:rPr>
+          <w:rFonts w:ascii="Times New Roman" w:hAnsi="Times New Roman" w:cs="Times New Roman"/>
+          <w:sz w:val="24"/>
+          <w:szCs w:val="24"/>
+        </w:rPr>
+        <w:t xml:space="preserve">. </w:t>
+      </w:r>
+      <w:r>
+        <w:rPr>
+          <w:rFonts w:ascii="Times New Roman" w:hAnsi="Times New Roman" w:cs="Times New Roman"/>
+          <w:sz w:val="24"/>
+          <w:szCs w:val="24"/>
+        </w:rPr>
+        <w:t>It acts like a switch for GTP and GDP molecules which is turned On and Off.</w:t>
+      </w:r>
+      <w:r>
+        <w:rPr>
+          <w:rFonts w:ascii="Times New Roman" w:hAnsi="Times New Roman" w:cs="Times New Roman"/>
+          <w:sz w:val="24"/>
+          <w:szCs w:val="24"/>
+        </w:rPr>
+        <w:t xml:space="preserve"> </w:t>
+      </w:r>
+      <w:r>
+        <w:rPr>
+          <w:rFonts w:ascii="Times New Roman" w:hAnsi="Times New Roman" w:cs="Times New Roman"/>
+          <w:sz w:val="24"/>
+          <w:szCs w:val="24"/>
+        </w:rPr>
+        <w:t xml:space="preserve">The N-Ras protein must be turned on by attaching to a molecule of GTP. The N-Ras protein is turned off when it converts the GTP to </w:t>
+      </w:r>
+      <w:proofErr w:type="spellStart"/>
+      <w:r>
+        <w:rPr>
+          <w:rFonts w:ascii="Times New Roman" w:hAnsi="Times New Roman" w:cs="Times New Roman"/>
+          <w:sz w:val="24"/>
+          <w:szCs w:val="24"/>
+        </w:rPr>
+        <w:t>GDP.When</w:t>
+      </w:r>
+      <w:proofErr w:type="spellEnd"/>
+      <w:r>
+        <w:rPr>
+          <w:rFonts w:ascii="Times New Roman" w:hAnsi="Times New Roman" w:cs="Times New Roman"/>
+          <w:sz w:val="24"/>
+          <w:szCs w:val="24"/>
+        </w:rPr>
+        <w:t xml:space="preserve"> switch is turned off no activation and no signalling is seen by NRAS.</w:t>
+      </w:r>
+      <w:r>
+        <w:rPr>
+          <w:rFonts w:ascii="Times New Roman" w:hAnsi="Times New Roman" w:cs="Times New Roman"/>
+          <w:sz w:val="24"/>
+          <w:szCs w:val="24"/>
+        </w:rPr>
+        <w:t xml:space="preserve"> </w:t>
+      </w:r>
+      <w:r>
+        <w:rPr>
+          <w:rFonts w:ascii="Times New Roman" w:hAnsi="Times New Roman" w:cs="Times New Roman"/>
+          <w:sz w:val="24"/>
+          <w:szCs w:val="24"/>
+        </w:rPr>
+        <w:t>This gene belongs to oncogenic family which are cancer causing genes. The proteins produced from NRAS are GTPases. These proteins play important roles in cell division, cell differentiation,</w:t>
+      </w:r>
+      <w:r>
+        <w:rPr>
+          <w:rFonts w:ascii="Times New Roman" w:hAnsi="Times New Roman" w:cs="Times New Roman"/>
+          <w:sz w:val="24"/>
+          <w:szCs w:val="24"/>
+        </w:rPr>
+        <w:t xml:space="preserve"> </w:t>
+      </w:r>
+      <w:r>
+        <w:rPr>
+          <w:rFonts w:ascii="Times New Roman" w:hAnsi="Times New Roman" w:cs="Times New Roman"/>
+          <w:sz w:val="24"/>
+          <w:szCs w:val="24"/>
+        </w:rPr>
+        <w:t>cell proliferation. In N-Ras the differences cluster at residues 94–95 (helix 3) and 131–132 (helix 4)</w:t>
+      </w:r>
+      <w:r>
+        <w:rPr>
+          <w:rFonts w:ascii="Times New Roman" w:hAnsi="Times New Roman" w:cs="Times New Roman"/>
+          <w:sz w:val="24"/>
+          <w:szCs w:val="24"/>
+        </w:rPr>
+        <w:t xml:space="preserve"> (1)</w:t>
+      </w:r>
+    </w:p>
+    <w:p>
+      <w:pPr>
+        <w:jc w:val="both"/>
+        <w:rPr>
+          <w:rFonts w:ascii="Times New Roman" w:hAnsi="Times New Roman" w:cs="Times New Roman"/>
+          <w:sz w:val="24"/>
+          <w:szCs w:val="24"/>
+        </w:rPr>
+      </w:pPr>
+      <w:r>
+        <w:rPr>
+          <w:rFonts w:ascii="Times New Roman" w:hAnsi="Times New Roman" w:cs="Times New Roman"/>
+          <w:sz w:val="24"/>
+          <w:szCs w:val="24"/>
+        </w:rPr>
+        <w:t>A clear difference between isoforms of NRAS is the binding of (RBD) Ras Binding Domain. (</w:t>
+      </w:r>
+      <w:r>
+        <w:rPr>
+          <w:rFonts w:ascii="Times New Roman" w:hAnsi="Times New Roman" w:cs="Times New Roman"/>
+          <w:sz w:val="24"/>
+          <w:szCs w:val="24"/>
+        </w:rPr>
+        <w:t xml:space="preserve">1) </w:t>
+      </w:r>
+      <w:r>
+        <w:rPr>
+          <w:rFonts w:ascii="Times New Roman" w:hAnsi="Times New Roman" w:cs="Times New Roman"/>
+          <w:sz w:val="24"/>
+          <w:szCs w:val="24"/>
+        </w:rPr>
+        <w:t>The G-domain, which catalyses GTP hydrolysis and mediates downstream signalling, is 95% conserved between the Ras isoforms. (</w:t>
+      </w:r>
+      <w:r>
+        <w:rPr>
+          <w:rFonts w:ascii="Times New Roman" w:hAnsi="Times New Roman" w:cs="Times New Roman"/>
+          <w:sz w:val="24"/>
+          <w:szCs w:val="24"/>
+        </w:rPr>
+        <w:t xml:space="preserve">1) </w:t>
+      </w:r>
+      <w:r>
+        <w:rPr>
+          <w:rFonts w:ascii="Times New Roman" w:hAnsi="Times New Roman" w:cs="Times New Roman"/>
+          <w:sz w:val="24"/>
+          <w:szCs w:val="24"/>
+        </w:rPr>
+        <w:t>The Wild Type NRAS has a total of 189 amino acids. The overall structure can be divided into a catalytic G domain, which is comprised (residues 1-86) and (residues 87-166). This is the first crystal structure of NRAS solved at 1.67Å resolution.</w:t>
+      </w:r>
+      <w:r>
+        <w:rPr>
+          <w:rFonts w:ascii="Times New Roman" w:hAnsi="Times New Roman" w:cs="Times New Roman"/>
+          <w:sz w:val="24"/>
+          <w:szCs w:val="24"/>
+        </w:rPr>
+        <w:t xml:space="preserve"> </w:t>
+      </w:r>
+      <w:r>
+        <w:rPr>
+          <w:rFonts w:ascii="Times New Roman" w:hAnsi="Times New Roman" w:cs="Times New Roman"/>
+          <w:sz w:val="24"/>
+          <w:szCs w:val="24"/>
+        </w:rPr>
+        <w:t>(</w:t>
+      </w:r>
+      <w:r>
+        <w:rPr>
+          <w:rFonts w:ascii="Times New Roman" w:hAnsi="Times New Roman" w:cs="Times New Roman"/>
+          <w:sz w:val="24"/>
+          <w:szCs w:val="24"/>
+        </w:rPr>
+        <w:t xml:space="preserve">1) </w:t>
+      </w:r>
+      <w:r>
+        <w:rPr>
+          <w:rFonts w:ascii="Times New Roman" w:hAnsi="Times New Roman" w:cs="Times New Roman"/>
+          <w:sz w:val="24"/>
+          <w:szCs w:val="24"/>
+        </w:rPr>
+        <w:t>A clear difference between isoforms of NRAS is the binding of (RBD) Ras Binding Domain. (</w:t>
+      </w:r>
+      <w:r>
+        <w:rPr>
+          <w:rFonts w:ascii="Times New Roman" w:hAnsi="Times New Roman" w:cs="Times New Roman"/>
+          <w:sz w:val="24"/>
+          <w:szCs w:val="24"/>
+        </w:rPr>
+        <w:t xml:space="preserve">1) </w:t>
+      </w:r>
+      <w:r>
+        <w:rPr>
+          <w:rFonts w:ascii="Times New Roman" w:hAnsi="Times New Roman" w:cs="Times New Roman"/>
+          <w:sz w:val="24"/>
+          <w:szCs w:val="24"/>
+        </w:rPr>
+        <w:t>The G-domain, which catalyses GTP hydrolysis and mediates downstream signalling, is 95% conserved between the Ras isoforms</w:t>
+      </w:r>
+      <w:r>
+        <w:rPr>
+          <w:rFonts w:ascii="Times New Roman" w:hAnsi="Times New Roman" w:cs="Times New Roman"/>
+          <w:sz w:val="24"/>
+          <w:szCs w:val="24"/>
+        </w:rPr>
+        <w:t>.</w:t>
+      </w:r>
+      <w:r>
+        <w:rPr>
+          <w:rFonts w:ascii="Times New Roman" w:hAnsi="Times New Roman" w:cs="Times New Roman"/>
+          <w:sz w:val="24"/>
+          <w:szCs w:val="24"/>
+        </w:rPr>
+        <w:t xml:space="preserve"> The Wild Type NRAS has a total of 189 amino acids. The overall structure can be divided into a catalytic G domain, which is comprised (residues 1-86) and (residues 87-166). This is the first crystal structure of NRAS solved at 1.67Å resolution.</w:t>
+      </w:r>
+      <w:r>
+        <w:rPr>
+          <w:rFonts w:ascii="Times New Roman" w:hAnsi="Times New Roman" w:cs="Times New Roman"/>
+          <w:sz w:val="24"/>
+          <w:szCs w:val="24"/>
+        </w:rPr>
+        <w:t xml:space="preserve"> </w:t>
+      </w:r>
+      <w:r>
+        <w:rPr>
+          <w:rFonts w:ascii="Times New Roman" w:hAnsi="Times New Roman" w:cs="Times New Roman"/>
+          <w:sz w:val="24"/>
+          <w:szCs w:val="24"/>
+        </w:rPr>
+        <w:t>(</w:t>
+      </w:r>
+      <w:r>
+        <w:rPr>
+          <w:rFonts w:ascii="Times New Roman" w:hAnsi="Times New Roman" w:cs="Times New Roman"/>
+          <w:sz w:val="24"/>
+          <w:szCs w:val="24"/>
+        </w:rPr>
+        <w:t>1)</w:t>
+      </w:r>
+    </w:p>
+    <w:p>
+      <w:pPr>
+        <w:jc w:val="both"/>
+        <w:rPr>
+          <w:rFonts w:ascii="Times New Roman" w:hAnsi="Times New Roman" w:cs="Times New Roman"/>
+          <w:sz w:val="24"/>
+          <w:szCs w:val="24"/>
+        </w:rPr>
+      </w:pPr>
+      <w:r>
+        <w:rPr>
+          <w:rFonts w:ascii="Times New Roman" w:hAnsi="Times New Roman" w:cs="Times New Roman"/>
+          <w:sz w:val="24"/>
+          <w:szCs w:val="24"/>
+          <w:highlight w:val="yellow"/>
+        </w:rPr>
+        <w:t>Melanoma, a highly aggressive form of skin cancer, remains a significant clinical challenge due to its resistance to conventional therapies and high mortality rate. Activating mutations in key oncogenes such as </w:t>
+      </w:r>
+      <w:r>
+        <w:rPr>
+          <w:rFonts w:ascii="Times New Roman" w:hAnsi="Times New Roman" w:cs="Times New Roman"/>
+          <w:i/>
+          <w:iCs/>
+          <w:sz w:val="24"/>
+          <w:szCs w:val="24"/>
+          <w:highlight w:val="yellow"/>
+        </w:rPr>
+        <w:t>NRAS</w:t>
+      </w:r>
+      <w:r>
+        <w:rPr>
+          <w:rFonts w:ascii="Times New Roman" w:hAnsi="Times New Roman" w:cs="Times New Roman"/>
+          <w:sz w:val="24"/>
+          <w:szCs w:val="24"/>
+          <w:highlight w:val="yellow"/>
+        </w:rPr>
+        <w:t xml:space="preserve"> occur in approximately 15–20% of melanoma cases and drive uncontrolled cell proliferation via the MAPK and PI3K–Akt </w:t>
+      </w:r>
+      <w:proofErr w:type="spellStart"/>
+      <w:r>
+        <w:rPr>
+          <w:rFonts w:ascii="Times New Roman" w:hAnsi="Times New Roman" w:cs="Times New Roman"/>
+          <w:sz w:val="24"/>
+          <w:szCs w:val="24"/>
+          <w:highlight w:val="yellow"/>
+        </w:rPr>
+        <w:t>signaling</w:t>
+      </w:r>
+      <w:proofErr w:type="spellEnd"/>
+      <w:r>
+        <w:rPr>
+          <w:rFonts w:ascii="Times New Roman" w:hAnsi="Times New Roman" w:cs="Times New Roman"/>
+          <w:sz w:val="24"/>
+          <w:szCs w:val="24"/>
+          <w:highlight w:val="yellow"/>
+        </w:rPr>
+        <w:t xml:space="preserve"> pathways. Although targeted inhibitors have been successfully developed for </w:t>
+      </w:r>
+      <w:r>
+        <w:rPr>
+          <w:rFonts w:ascii="Times New Roman" w:hAnsi="Times New Roman" w:cs="Times New Roman"/>
+          <w:i/>
+          <w:iCs/>
+          <w:sz w:val="24"/>
+          <w:szCs w:val="24"/>
+          <w:highlight w:val="yellow"/>
+        </w:rPr>
+        <w:t>BRAF</w:t>
+      </w:r>
+      <w:r>
+        <w:rPr>
+          <w:rFonts w:ascii="Times New Roman" w:hAnsi="Times New Roman" w:cs="Times New Roman"/>
+          <w:sz w:val="24"/>
+          <w:szCs w:val="24"/>
+          <w:highlight w:val="yellow"/>
+        </w:rPr>
+        <w:t> mutations, effective therapies directly targeting mutant </w:t>
+      </w:r>
+      <w:r>
+        <w:rPr>
+          <w:rFonts w:ascii="Times New Roman" w:hAnsi="Times New Roman" w:cs="Times New Roman"/>
+          <w:i/>
+          <w:iCs/>
+          <w:sz w:val="24"/>
+          <w:szCs w:val="24"/>
+          <w:highlight w:val="yellow"/>
+        </w:rPr>
+        <w:t>NRAS</w:t>
+      </w:r>
+      <w:r>
+        <w:rPr>
+          <w:rFonts w:ascii="Times New Roman" w:hAnsi="Times New Roman" w:cs="Times New Roman"/>
+          <w:sz w:val="24"/>
+          <w:szCs w:val="24"/>
+          <w:highlight w:val="yellow"/>
+        </w:rPr>
+        <w:t> are lacking, and existing MEK inhibitors have shown only modest clinical success. This unmet medical need motivates the search for novel inhibitors specifically against oncogenic </w:t>
+      </w:r>
+      <w:r>
+        <w:rPr>
+          <w:rFonts w:ascii="Times New Roman" w:hAnsi="Times New Roman" w:cs="Times New Roman"/>
+          <w:i/>
+          <w:iCs/>
+          <w:sz w:val="24"/>
+          <w:szCs w:val="24"/>
+          <w:highlight w:val="yellow"/>
+        </w:rPr>
+        <w:t>NRAS</w:t>
+      </w:r>
+      <w:r>
+        <w:rPr>
+          <w:rFonts w:ascii="Times New Roman" w:hAnsi="Times New Roman" w:cs="Times New Roman"/>
+          <w:sz w:val="24"/>
+          <w:szCs w:val="24"/>
+          <w:highlight w:val="yellow"/>
+        </w:rPr>
+        <w:t xml:space="preserve">. In this study, we utilized structure-based virtual screening and molecular docking to explore a comprehensive library of natural compounds from the ZINC database, computationally </w:t>
+      </w:r>
+      <w:proofErr w:type="spellStart"/>
+      <w:r>
+        <w:rPr>
+          <w:rFonts w:ascii="Times New Roman" w:hAnsi="Times New Roman" w:cs="Times New Roman"/>
+          <w:sz w:val="24"/>
+          <w:szCs w:val="24"/>
+          <w:highlight w:val="yellow"/>
+        </w:rPr>
+        <w:t>modeling</w:t>
+      </w:r>
+      <w:proofErr w:type="spellEnd"/>
+      <w:r>
+        <w:rPr>
+          <w:rFonts w:ascii="Times New Roman" w:hAnsi="Times New Roman" w:cs="Times New Roman"/>
+          <w:sz w:val="24"/>
+          <w:szCs w:val="24"/>
+          <w:highlight w:val="yellow"/>
+        </w:rPr>
+        <w:t xml:space="preserve"> clinically relevant </w:t>
+      </w:r>
+      <w:r>
+        <w:rPr>
+          <w:rFonts w:ascii="Times New Roman" w:hAnsi="Times New Roman" w:cs="Times New Roman"/>
+          <w:i/>
+          <w:iCs/>
+          <w:sz w:val="24"/>
+          <w:szCs w:val="24"/>
+          <w:highlight w:val="yellow"/>
+        </w:rPr>
+        <w:t>NRAS</w:t>
+      </w:r>
+      <w:r>
+        <w:rPr>
+          <w:rFonts w:ascii="Times New Roman" w:hAnsi="Times New Roman" w:cs="Times New Roman"/>
+          <w:sz w:val="24"/>
+          <w:szCs w:val="24"/>
+          <w:highlight w:val="yellow"/>
+        </w:rPr>
+        <w:t xml:space="preserve"> mutations at codons 12, 13, and 61. Our screening identified several promising natural compounds with strong predicted binding affinity and stabilizing interactions with critical NRAS residues, providing a valuable starting point for further drug development. The findings underscore the </w:t>
+      </w:r>
+      <w:r>
+        <w:rPr>
+          <w:rFonts w:ascii="Times New Roman" w:hAnsi="Times New Roman" w:cs="Times New Roman"/>
+          <w:sz w:val="24"/>
+          <w:szCs w:val="24"/>
+          <w:highlight w:val="yellow"/>
+        </w:rPr>
+        <w:lastRenderedPageBreak/>
+        <w:t>power of computational approaches to accelerate early discovery of specific inhibitors targeting difficult oncogenic drivers in melanoma.</w:t>
+      </w:r>
+    </w:p>
+    <w:p>
+      <w:pPr>
+        <w:jc w:val="both"/>
+        <w:rPr>
+          <w:color w:val="000000"/>
+          <w:shd w:val="clear" w:color="auto" w:fill="FFFFFF"/>
+        </w:rPr>
       </w:pPr>
     </w:p>
     <w:p>
       <w:pPr>
         <w:jc w:val="both"/>
         <w:rPr>
-          <w:b/>
-          <w:bCs/>
-          <w:sz w:val="32"/>
-          <w:szCs w:val="32"/>
-        </w:rPr>
-      </w:pPr>
-      <w:r>
-        <w:rPr>
-          <w:b/>
-          <w:bCs/>
-          <w:sz w:val="32"/>
-          <w:szCs w:val="32"/>
-        </w:rPr>
-        <w:t>Abstract</w:t>
-      </w:r>
-    </w:p>
-    <w:p>
-      <w:pPr>
-        <w:jc w:val="both"/>
-        <w:rPr>
-          <w:rFonts w:ascii="Times New Roman" w:hAnsi="Times New Roman" w:cs="Times New Roman"/>
-          <w:sz w:val="24"/>
-          <w:szCs w:val="24"/>
-        </w:rPr>
-      </w:pPr>
-      <w:r>
-        <w:rPr>
-          <w:rFonts w:ascii="Times New Roman" w:hAnsi="Times New Roman" w:cs="Times New Roman"/>
-          <w:sz w:val="24"/>
-          <w:szCs w:val="24"/>
-        </w:rPr>
-        <w:t>Melanoma is a type of non-curable skin cancer till date. It is most frequently seen in people with fairer skin and lesser melanin production. Melanoma is widely spread in the western parts of the world. The most important targets of melanoma are BRAF and NRAS. Despite the focus being on BRAF, NRAS was the first melanoma oncogene to be known.</w:t>
-      </w:r>
-      <w:r>
-        <w:rPr>
-          <w:rFonts w:ascii="Times New Roman" w:hAnsi="Times New Roman" w:cs="Times New Roman"/>
-          <w:sz w:val="24"/>
-          <w:szCs w:val="24"/>
-        </w:rPr>
-        <w:t xml:space="preserve"> The mutations occurring at places 12, 13 and 61 amino acid positions of NRAS are seen in almost 15/20 % of melanomas.</w:t>
-      </w:r>
-      <w:r>
-        <w:rPr>
-          <w:rFonts w:ascii="Times New Roman" w:hAnsi="Times New Roman" w:cs="Times New Roman"/>
-          <w:sz w:val="24"/>
-          <w:szCs w:val="24"/>
-        </w:rPr>
-        <w:t xml:space="preserve"> </w:t>
-      </w:r>
-      <w:proofErr w:type="spellStart"/>
-      <w:r>
-        <w:rPr>
-          <w:rFonts w:ascii="Times New Roman" w:hAnsi="Times New Roman" w:cs="Times New Roman"/>
-          <w:sz w:val="24"/>
-          <w:szCs w:val="24"/>
-        </w:rPr>
-        <w:t>Binimetinib</w:t>
-      </w:r>
-      <w:proofErr w:type="spellEnd"/>
-      <w:r>
-        <w:rPr>
-          <w:rFonts w:ascii="Times New Roman" w:hAnsi="Times New Roman" w:cs="Times New Roman"/>
-          <w:sz w:val="24"/>
-          <w:szCs w:val="24"/>
-        </w:rPr>
-        <w:t xml:space="preserve">, being the most effective MEK inhibitor for NRAS </w:t>
-      </w:r>
-      <w:r>
-        <w:rPr>
-          <w:rFonts w:ascii="Times New Roman" w:hAnsi="Times New Roman" w:cs="Times New Roman"/>
-          <w:sz w:val="24"/>
-          <w:szCs w:val="24"/>
-        </w:rPr>
-        <w:t xml:space="preserve">had been given to patients with solid </w:t>
-      </w:r>
-      <w:proofErr w:type="spellStart"/>
-      <w:r>
-        <w:rPr>
-          <w:rFonts w:ascii="Times New Roman" w:hAnsi="Times New Roman" w:cs="Times New Roman"/>
-          <w:sz w:val="24"/>
-          <w:szCs w:val="24"/>
-        </w:rPr>
-        <w:t>tumors</w:t>
-      </w:r>
-      <w:proofErr w:type="spellEnd"/>
-      <w:r>
-        <w:rPr>
-          <w:rFonts w:ascii="Times New Roman" w:hAnsi="Times New Roman" w:cs="Times New Roman"/>
-          <w:sz w:val="24"/>
-          <w:szCs w:val="24"/>
-        </w:rPr>
-        <w:t>, yet again</w:t>
-      </w:r>
-      <w:r>
-        <w:rPr>
-          <w:rFonts w:ascii="Times New Roman" w:hAnsi="Times New Roman" w:cs="Times New Roman"/>
-          <w:sz w:val="24"/>
-          <w:szCs w:val="24"/>
-        </w:rPr>
-        <w:t xml:space="preserve"> </w:t>
-      </w:r>
-      <w:r>
-        <w:rPr>
-          <w:rFonts w:ascii="Times New Roman" w:hAnsi="Times New Roman" w:cs="Times New Roman"/>
-          <w:sz w:val="24"/>
-          <w:szCs w:val="24"/>
-        </w:rPr>
-        <w:t xml:space="preserve">the survival rate was low. </w:t>
-      </w:r>
-      <w:r>
-        <w:rPr>
-          <w:rFonts w:ascii="Times New Roman" w:hAnsi="Times New Roman" w:cs="Times New Roman"/>
-          <w:sz w:val="24"/>
-          <w:szCs w:val="24"/>
-        </w:rPr>
-        <w:t xml:space="preserve">There are certain clinical trials been observed targeting NRAS, but are limited </w:t>
-      </w:r>
-      <w:r>
-        <w:rPr>
-          <w:rFonts w:ascii="Times New Roman" w:hAnsi="Times New Roman" w:cs="Times New Roman"/>
-          <w:sz w:val="24"/>
-          <w:szCs w:val="24"/>
-        </w:rPr>
-        <w:t>to progression- free survivals and not an overall cure to it. Therefore, deep understanding of NRAS- mutant melanoma to find new inhibitors have become extremely essential</w:t>
-      </w:r>
-      <w:r>
-        <w:rPr>
-          <w:rFonts w:ascii="Times New Roman" w:hAnsi="Times New Roman" w:cs="Times New Roman"/>
-          <w:sz w:val="24"/>
-          <w:szCs w:val="24"/>
-        </w:rPr>
-        <w:t>.</w:t>
-      </w:r>
-      <w:r>
-        <w:rPr>
-          <w:sz w:val="24"/>
-          <w:szCs w:val="24"/>
-        </w:rPr>
-        <w:t xml:space="preserve"> </w:t>
-      </w:r>
-      <w:r>
-        <w:rPr>
-          <w:rFonts w:ascii="Times New Roman" w:hAnsi="Times New Roman" w:cs="Times New Roman"/>
-          <w:sz w:val="24"/>
-          <w:szCs w:val="24"/>
-        </w:rPr>
-        <w:t xml:space="preserve">In the present study, </w:t>
-      </w:r>
-      <w:r>
-        <w:rPr>
-          <w:rFonts w:ascii="Times New Roman" w:hAnsi="Times New Roman" w:cs="Times New Roman"/>
-          <w:sz w:val="24"/>
-          <w:szCs w:val="24"/>
-        </w:rPr>
-        <w:t>Virtual Screening and Molecular Docking</w:t>
-      </w:r>
-      <w:r>
-        <w:rPr>
-          <w:rFonts w:ascii="Times New Roman" w:hAnsi="Times New Roman" w:cs="Times New Roman"/>
-          <w:sz w:val="24"/>
-          <w:szCs w:val="24"/>
-        </w:rPr>
-        <w:t xml:space="preserve"> were performed to </w:t>
-      </w:r>
-      <w:r>
-        <w:rPr>
-          <w:rFonts w:ascii="Times New Roman" w:hAnsi="Times New Roman" w:cs="Times New Roman"/>
-          <w:sz w:val="24"/>
-          <w:szCs w:val="24"/>
-        </w:rPr>
-        <w:t>find novel inhibitors targeting mutant NRAS</w:t>
-      </w:r>
-      <w:r>
-        <w:rPr>
-          <w:rFonts w:ascii="Times New Roman" w:hAnsi="Times New Roman" w:cs="Times New Roman"/>
-          <w:sz w:val="24"/>
-          <w:szCs w:val="24"/>
-        </w:rPr>
-        <w:t xml:space="preserve">. </w:t>
-      </w:r>
-      <w:r>
-        <w:rPr>
-          <w:rFonts w:ascii="Times New Roman" w:hAnsi="Times New Roman" w:cs="Times New Roman"/>
-          <w:sz w:val="24"/>
-          <w:szCs w:val="24"/>
-        </w:rPr>
-        <w:t xml:space="preserve">Based on </w:t>
-      </w:r>
-      <w:r>
-        <w:rPr>
-          <w:rFonts w:ascii="Times New Roman" w:hAnsi="Times New Roman" w:cs="Times New Roman"/>
-          <w:sz w:val="24"/>
-          <w:szCs w:val="24"/>
-        </w:rPr>
-        <w:t xml:space="preserve">the docking </w:t>
-      </w:r>
-      <w:r>
-        <w:rPr>
-          <w:rFonts w:ascii="Times New Roman" w:hAnsi="Times New Roman" w:cs="Times New Roman"/>
-          <w:sz w:val="24"/>
-          <w:szCs w:val="24"/>
-        </w:rPr>
-        <w:t xml:space="preserve">results, we </w:t>
-      </w:r>
-      <w:r>
-        <w:rPr>
-          <w:rFonts w:ascii="Times New Roman" w:hAnsi="Times New Roman" w:cs="Times New Roman"/>
-          <w:sz w:val="24"/>
-          <w:szCs w:val="24"/>
-        </w:rPr>
-        <w:t>indicate</w:t>
-      </w:r>
-      <w:r>
-        <w:rPr>
-          <w:rFonts w:ascii="Times New Roman" w:hAnsi="Times New Roman" w:cs="Times New Roman"/>
-          <w:sz w:val="24"/>
-          <w:szCs w:val="24"/>
-        </w:rPr>
-        <w:t xml:space="preserve"> that </w:t>
-      </w:r>
-      <w:r>
-        <w:rPr>
-          <w:rFonts w:ascii="Times New Roman" w:hAnsi="Times New Roman" w:cs="Times New Roman"/>
-          <w:sz w:val="24"/>
-          <w:szCs w:val="24"/>
-        </w:rPr>
-        <w:t>three potential natural compounds can act as an inhibitor,</w:t>
-      </w:r>
-      <w:r>
-        <w:rPr>
-          <w:rFonts w:ascii="Times New Roman" w:hAnsi="Times New Roman" w:cs="Times New Roman"/>
-          <w:sz w:val="24"/>
-          <w:szCs w:val="24"/>
-        </w:rPr>
-        <w:t xml:space="preserve"> stabilized by network of intramolecular hydrogen bonding and internal residue contacts</w:t>
-      </w:r>
-      <w:r>
-        <w:rPr>
-          <w:rFonts w:ascii="Times New Roman" w:hAnsi="Times New Roman" w:cs="Times New Roman"/>
-          <w:sz w:val="24"/>
-          <w:szCs w:val="24"/>
-        </w:rPr>
-        <w:t xml:space="preserve"> enabled by</w:t>
-      </w:r>
-      <w:r>
-        <w:rPr>
-          <w:rFonts w:ascii="Times New Roman" w:hAnsi="Times New Roman" w:cs="Times New Roman"/>
-          <w:sz w:val="24"/>
-          <w:szCs w:val="24"/>
-        </w:rPr>
-        <w:t xml:space="preserve"> </w:t>
-      </w:r>
-      <w:r>
-        <w:rPr>
-          <w:rFonts w:ascii="Times New Roman" w:hAnsi="Times New Roman" w:cs="Times New Roman"/>
-          <w:sz w:val="24"/>
-          <w:szCs w:val="24"/>
-        </w:rPr>
-        <w:t>Phe-28 and Asp-119 which are critical stabilizers. This gave us an idea about how strongly the compounds can bind to NRAS and show inhibitory activity.</w:t>
-      </w:r>
-      <w:r>
-        <w:rPr>
-          <w:rFonts w:ascii="Times New Roman" w:hAnsi="Times New Roman" w:cs="Times New Roman"/>
-          <w:sz w:val="24"/>
-          <w:szCs w:val="24"/>
-        </w:rPr>
-        <w:t xml:space="preserve"> This study has led us to a wide understanding of NRAS, it’s interactions and </w:t>
-      </w:r>
-      <w:proofErr w:type="gramStart"/>
-      <w:r>
-        <w:rPr>
-          <w:rFonts w:ascii="Times New Roman" w:hAnsi="Times New Roman" w:cs="Times New Roman"/>
-          <w:sz w:val="24"/>
-          <w:szCs w:val="24"/>
-        </w:rPr>
-        <w:t>it’s</w:t>
-      </w:r>
-      <w:proofErr w:type="gramEnd"/>
-      <w:r>
-        <w:rPr>
-          <w:rFonts w:ascii="Times New Roman" w:hAnsi="Times New Roman" w:cs="Times New Roman"/>
-          <w:sz w:val="24"/>
-          <w:szCs w:val="24"/>
-        </w:rPr>
-        <w:t xml:space="preserve"> structural function in causing Mel</w:t>
-      </w:r>
-      <w:r>
-        <w:rPr>
-          <w:rFonts w:ascii="Times New Roman" w:hAnsi="Times New Roman" w:cs="Times New Roman"/>
-          <w:sz w:val="24"/>
-          <w:szCs w:val="24"/>
-        </w:rPr>
-        <w:t>a</w:t>
-      </w:r>
-      <w:r>
-        <w:rPr>
-          <w:rFonts w:ascii="Times New Roman" w:hAnsi="Times New Roman" w:cs="Times New Roman"/>
-          <w:sz w:val="24"/>
-          <w:szCs w:val="24"/>
-        </w:rPr>
-        <w:t>noma.</w:t>
-      </w:r>
-    </w:p>
-    <w:p>
-      <w:pPr>
-        <w:jc w:val="both"/>
-        <w:rPr>
-          <w:rFonts w:ascii="Times New Roman" w:hAnsi="Times New Roman" w:cs="Times New Roman"/>
-          <w:sz w:val="24"/>
-          <w:szCs w:val="24"/>
-        </w:rPr>
-      </w:pPr>
-      <w:r>
-        <w:rPr>
-          <w:rFonts w:ascii="Times New Roman" w:hAnsi="Times New Roman" w:cs="Times New Roman"/>
-          <w:sz w:val="24"/>
-          <w:szCs w:val="24"/>
-        </w:rPr>
-        <w:t xml:space="preserve">Keywords – </w:t>
-      </w:r>
-      <w:r>
-        <w:rPr>
-          <w:rFonts w:ascii="Times New Roman" w:hAnsi="Times New Roman" w:cs="Times New Roman"/>
-          <w:sz w:val="24"/>
-          <w:szCs w:val="24"/>
-        </w:rPr>
-        <w:t>NRAS,</w:t>
-      </w:r>
-      <w:r>
-        <w:rPr>
-          <w:rFonts w:ascii="Times New Roman" w:hAnsi="Times New Roman" w:cs="Times New Roman"/>
-          <w:sz w:val="24"/>
-          <w:szCs w:val="24"/>
-        </w:rPr>
-        <w:t xml:space="preserve"> </w:t>
-      </w:r>
-      <w:r>
-        <w:rPr>
-          <w:rFonts w:ascii="Times New Roman" w:hAnsi="Times New Roman" w:cs="Times New Roman"/>
-          <w:sz w:val="24"/>
-          <w:szCs w:val="24"/>
-        </w:rPr>
-        <w:t>Melanoma,</w:t>
-      </w:r>
-      <w:r>
-        <w:rPr>
-          <w:rFonts w:ascii="Times New Roman" w:hAnsi="Times New Roman" w:cs="Times New Roman"/>
-          <w:sz w:val="24"/>
-          <w:szCs w:val="24"/>
-        </w:rPr>
-        <w:t xml:space="preserve"> </w:t>
-      </w:r>
-      <w:r>
-        <w:rPr>
-          <w:rFonts w:ascii="Times New Roman" w:hAnsi="Times New Roman" w:cs="Times New Roman"/>
-          <w:sz w:val="24"/>
-          <w:szCs w:val="24"/>
-        </w:rPr>
-        <w:t>M</w:t>
-      </w:r>
-      <w:r>
-        <w:rPr>
-          <w:rFonts w:ascii="Times New Roman" w:hAnsi="Times New Roman" w:cs="Times New Roman"/>
-          <w:sz w:val="24"/>
-          <w:szCs w:val="24"/>
-        </w:rPr>
-        <w:t xml:space="preserve">olecular </w:t>
-      </w:r>
-      <w:r>
-        <w:rPr>
-          <w:rFonts w:ascii="Times New Roman" w:hAnsi="Times New Roman" w:cs="Times New Roman"/>
-          <w:sz w:val="24"/>
-          <w:szCs w:val="24"/>
-        </w:rPr>
-        <w:t>docking,</w:t>
-      </w:r>
-      <w:r>
-        <w:rPr>
-          <w:rFonts w:ascii="Times New Roman" w:hAnsi="Times New Roman" w:cs="Times New Roman"/>
-          <w:sz w:val="24"/>
-          <w:szCs w:val="24"/>
-        </w:rPr>
-        <w:t xml:space="preserve"> </w:t>
-      </w:r>
-      <w:proofErr w:type="gramStart"/>
-      <w:r>
-        <w:rPr>
-          <w:rFonts w:ascii="Times New Roman" w:hAnsi="Times New Roman" w:cs="Times New Roman"/>
-          <w:sz w:val="24"/>
-          <w:szCs w:val="24"/>
-        </w:rPr>
-        <w:t>PDB ,</w:t>
-      </w:r>
-      <w:proofErr w:type="gramEnd"/>
-      <w:r>
-        <w:rPr>
-          <w:rFonts w:ascii="Times New Roman" w:hAnsi="Times New Roman" w:cs="Times New Roman"/>
-          <w:sz w:val="24"/>
-          <w:szCs w:val="24"/>
-        </w:rPr>
-        <w:t xml:space="preserve"> MAPK signalling pathway , PI3K-Akt signalling pathway, MEK inhibitor.</w:t>
-      </w:r>
-    </w:p>
-    <w:p>
-      <w:pPr>
-        <w:jc w:val="both"/>
-        <w:rPr>
-          <w:rFonts w:ascii="Times New Roman" w:hAnsi="Times New Roman" w:cs="Times New Roman"/>
+          <w:color w:val="000000"/>
+          <w:shd w:val="clear" w:color="auto" w:fill="FFFFFF"/>
         </w:rPr>
       </w:pPr>
     </w:p>
@@ -505,6 +1274,15 @@
       <w:pPr>
         <w:jc w:val="both"/>
         <w:rPr>
+          <w:color w:val="000000"/>
+          <w:shd w:val="clear" w:color="auto" w:fill="FFFFFF"/>
+        </w:rPr>
+      </w:pPr>
+    </w:p>
+    <w:p>
+      <w:pPr>
+        <w:jc w:val="both"/>
+        <w:rPr>
           <w:rFonts w:cstheme="minorHAnsi"/>
           <w:b/>
           <w:bCs/>
@@ -520,7 +1298,7 @@
           <w:sz w:val="32"/>
           <w:szCs w:val="32"/>
         </w:rPr>
-        <w:t xml:space="preserve">1. </w:t>
+        <w:t xml:space="preserve">2. </w:t>
       </w:r>
       <w:r>
         <w:rPr>
@@ -530,7 +1308,7 @@
           <w:sz w:val="32"/>
           <w:szCs w:val="32"/>
         </w:rPr>
-        <w:t>Introduction</w:t>
+        <w:t>Materials and Methods</w:t>
       </w:r>
     </w:p>
     <w:p>
@@ -538,411 +1316,17 @@
         <w:jc w:val="both"/>
         <w:rPr>
           <w:rFonts w:ascii="Times New Roman" w:hAnsi="Times New Roman" w:cs="Times New Roman"/>
-          <w:sz w:val="24"/>
-          <w:szCs w:val="24"/>
+          <w:sz w:val="28"/>
+          <w:szCs w:val="28"/>
         </w:rPr>
       </w:pPr>
       <w:r>
         <w:rPr>
           <w:rFonts w:ascii="Times New Roman" w:hAnsi="Times New Roman" w:cs="Times New Roman"/>
-          <w:sz w:val="24"/>
-          <w:szCs w:val="24"/>
-        </w:rPr>
-        <w:t xml:space="preserve">Melanoma is a deadly form of skin cancer occurring in humans and animals and is </w:t>
-      </w:r>
-      <w:r>
-        <w:rPr>
-          <w:rFonts w:ascii="Times New Roman" w:hAnsi="Times New Roman" w:cs="Times New Roman"/>
-          <w:sz w:val="24"/>
-          <w:szCs w:val="24"/>
-        </w:rPr>
-        <w:t xml:space="preserve">responsible for most deaths. At the basal level of the epidermis melanocytes are found, which produce the UV absorbing pigment melanin. (2) It's a combination of environmental and genetic factors, the majority of melanomas arise from somatic mutations acquired later in life. The four major types include Superficial spreading melanoma, Nodular melanoma, Lentigo </w:t>
-      </w:r>
-      <w:proofErr w:type="spellStart"/>
-      <w:r>
-        <w:rPr>
-          <w:rFonts w:ascii="Times New Roman" w:hAnsi="Times New Roman" w:cs="Times New Roman"/>
-          <w:sz w:val="24"/>
-          <w:szCs w:val="24"/>
-        </w:rPr>
-        <w:t>maligna</w:t>
-      </w:r>
-      <w:proofErr w:type="spellEnd"/>
-      <w:r>
-        <w:rPr>
-          <w:rFonts w:ascii="Times New Roman" w:hAnsi="Times New Roman" w:cs="Times New Roman"/>
-          <w:sz w:val="24"/>
-          <w:szCs w:val="24"/>
-        </w:rPr>
-        <w:t xml:space="preserve">, </w:t>
-      </w:r>
-      <w:r>
-        <w:rPr>
-          <w:rFonts w:ascii="Times New Roman" w:hAnsi="Times New Roman" w:cs="Times New Roman"/>
-          <w:color w:val="222222"/>
-          <w:sz w:val="24"/>
-          <w:szCs w:val="24"/>
-          <w:shd w:val="clear" w:color="auto" w:fill="FFFFFF"/>
-        </w:rPr>
-        <w:t>Acral lentiginous</w:t>
-      </w:r>
-      <w:r>
-        <w:rPr>
-          <w:rFonts w:ascii="Times New Roman" w:hAnsi="Times New Roman" w:cs="Times New Roman"/>
-          <w:sz w:val="24"/>
-          <w:szCs w:val="24"/>
-        </w:rPr>
-        <w:t xml:space="preserve"> (2) One of the most known mutated pathways in melanoma</w:t>
-      </w:r>
-      <w:r>
-        <w:rPr>
-          <w:rFonts w:ascii="Times New Roman" w:hAnsi="Times New Roman" w:cs="Times New Roman"/>
-          <w:sz w:val="24"/>
-          <w:szCs w:val="24"/>
-        </w:rPr>
-        <w:t xml:space="preserve"> </w:t>
-      </w:r>
-      <w:r>
-        <w:rPr>
-          <w:rFonts w:ascii="Times New Roman" w:hAnsi="Times New Roman" w:cs="Times New Roman"/>
-          <w:sz w:val="24"/>
-          <w:szCs w:val="24"/>
-        </w:rPr>
-        <w:t>that has received a lot of importance</w:t>
-      </w:r>
-      <w:r>
-        <w:rPr>
-          <w:rFonts w:ascii="Times New Roman" w:hAnsi="Times New Roman" w:cs="Times New Roman"/>
-          <w:sz w:val="24"/>
-          <w:szCs w:val="24"/>
-        </w:rPr>
-        <w:t xml:space="preserve"> for targeted therapeutic purposes, is the MAP kinase signalling pathway</w:t>
-      </w:r>
-      <w:r>
-        <w:rPr>
-          <w:rFonts w:ascii="Times New Roman" w:hAnsi="Times New Roman" w:cs="Times New Roman"/>
-          <w:sz w:val="24"/>
-          <w:szCs w:val="24"/>
-        </w:rPr>
-        <w:t>. (2)</w:t>
-      </w:r>
-      <w:r>
-        <w:t xml:space="preserve"> </w:t>
-      </w:r>
-      <w:r>
-        <w:rPr>
-          <w:rFonts w:ascii="Times New Roman" w:hAnsi="Times New Roman" w:cs="Times New Roman"/>
-          <w:sz w:val="24"/>
-          <w:szCs w:val="24"/>
-        </w:rPr>
-        <w:t>Mutations in each of the identified driver genes</w:t>
-      </w:r>
-      <w:r>
-        <w:rPr>
-          <w:rFonts w:ascii="Times New Roman" w:hAnsi="Times New Roman" w:cs="Times New Roman"/>
-          <w:sz w:val="24"/>
-          <w:szCs w:val="24"/>
-        </w:rPr>
-        <w:t xml:space="preserve"> lead</w:t>
-      </w:r>
-      <w:r>
-        <w:rPr>
-          <w:rFonts w:ascii="Times New Roman" w:hAnsi="Times New Roman" w:cs="Times New Roman"/>
-          <w:sz w:val="24"/>
-          <w:szCs w:val="24"/>
-        </w:rPr>
-        <w:t xml:space="preserve"> to deregulation of the MAPK/ERK pathway, leading to uncontrolled cell growth.</w:t>
-      </w:r>
-      <w:r>
-        <w:rPr>
-          <w:rFonts w:ascii="Times New Roman" w:hAnsi="Times New Roman" w:cs="Times New Roman"/>
-          <w:sz w:val="24"/>
-          <w:szCs w:val="24"/>
-        </w:rPr>
-        <w:t xml:space="preserve"> </w:t>
-      </w:r>
-      <w:r>
-        <w:rPr>
-          <w:rFonts w:ascii="Times New Roman" w:hAnsi="Times New Roman" w:cs="Times New Roman"/>
-          <w:sz w:val="24"/>
-          <w:szCs w:val="24"/>
-        </w:rPr>
-        <w:t>BRAF subtype</w:t>
-      </w:r>
-      <w:r>
-        <w:rPr>
-          <w:rFonts w:ascii="Times New Roman" w:hAnsi="Times New Roman" w:cs="Times New Roman"/>
-          <w:sz w:val="24"/>
-          <w:szCs w:val="24"/>
-        </w:rPr>
-        <w:t xml:space="preserve"> show </w:t>
-      </w:r>
-      <w:r>
-        <w:rPr>
-          <w:rFonts w:ascii="Times New Roman" w:hAnsi="Times New Roman" w:cs="Times New Roman"/>
-          <w:sz w:val="24"/>
-          <w:szCs w:val="24"/>
-        </w:rPr>
-        <w:t xml:space="preserve">52% </w:t>
-      </w:r>
-      <w:r>
-        <w:rPr>
-          <w:rFonts w:ascii="Times New Roman" w:hAnsi="Times New Roman" w:cs="Times New Roman"/>
-          <w:sz w:val="24"/>
-          <w:szCs w:val="24"/>
-        </w:rPr>
-        <w:t>of somatic mutations tumours, following that is NRAS. (4)</w:t>
-      </w:r>
-      <w:r>
-        <w:rPr>
-          <w:sz w:val="24"/>
-          <w:szCs w:val="24"/>
-        </w:rPr>
-        <w:t xml:space="preserve"> </w:t>
-      </w:r>
-      <w:r>
-        <w:rPr>
-          <w:rFonts w:ascii="Times New Roman" w:hAnsi="Times New Roman" w:cs="Times New Roman"/>
-          <w:sz w:val="24"/>
-          <w:szCs w:val="24"/>
-        </w:rPr>
-        <w:t>The average age of diagnosis is 65 but before age 50, the number of women diagnosed are more than men. Among all people with melanoma of the skin, from the time of initial diagnosis, the 5-year survival is 93%. (5)</w:t>
-      </w:r>
-      <w:r>
-        <w:rPr>
-          <w:sz w:val="24"/>
-          <w:szCs w:val="24"/>
-        </w:rPr>
-        <w:t xml:space="preserve"> </w:t>
-      </w:r>
-      <w:r>
-        <w:rPr>
-          <w:rFonts w:ascii="Times New Roman" w:hAnsi="Times New Roman" w:cs="Times New Roman"/>
-          <w:sz w:val="24"/>
-          <w:szCs w:val="24"/>
-        </w:rPr>
-        <w:t xml:space="preserve">The primary or Stage I melanoma is found only in the skin and is relatively thin. Stage II melanoma extends through the epidermis and further into the dermis. It has a higher chance of spreading through the lymphatic system to a regional lymph node. Stage III is dependent on the size and number of lymph nodes. (6) Stage IV describes melanoma that has spread through the bloodstream to other parts of the body, such as distant locations like soft tissue, distant lymph nodes, or other </w:t>
-      </w:r>
-      <w:r>
-        <w:rPr>
-          <w:rFonts w:ascii="Times New Roman" w:hAnsi="Times New Roman" w:cs="Times New Roman"/>
-          <w:sz w:val="24"/>
-          <w:szCs w:val="24"/>
-        </w:rPr>
-        <w:lastRenderedPageBreak/>
-        <w:t xml:space="preserve">organs like the lung, liver, brain, bone, or gastrointestinal tract. (6) There have been some clinically approved drugs against melanoma. Trametinib was basically </w:t>
-      </w:r>
-      <w:r>
-        <w:rPr>
-          <w:rFonts w:ascii="Times New Roman" w:hAnsi="Times New Roman" w:cs="Times New Roman"/>
-          <w:sz w:val="24"/>
-          <w:szCs w:val="24"/>
-        </w:rPr>
-        <w:t xml:space="preserve">designed for BRAF. But a few patients who had mutant NRAS affected cells were </w:t>
-      </w:r>
-      <w:r>
-        <w:rPr>
-          <w:rFonts w:ascii="Times New Roman" w:hAnsi="Times New Roman" w:cs="Times New Roman"/>
-          <w:sz w:val="24"/>
-          <w:szCs w:val="24"/>
-        </w:rPr>
-        <w:t xml:space="preserve">tested with this drug. (8) Patients with solid tumours were targeted using </w:t>
-      </w:r>
-      <w:proofErr w:type="spellStart"/>
-      <w:r>
-        <w:rPr>
-          <w:rFonts w:ascii="Times New Roman" w:hAnsi="Times New Roman" w:cs="Times New Roman"/>
-          <w:sz w:val="24"/>
-          <w:szCs w:val="24"/>
-        </w:rPr>
-        <w:t>Binimetinib</w:t>
-      </w:r>
-      <w:proofErr w:type="spellEnd"/>
-      <w:r>
-        <w:rPr>
-          <w:rFonts w:ascii="Times New Roman" w:hAnsi="Times New Roman" w:cs="Times New Roman"/>
-          <w:sz w:val="24"/>
-          <w:szCs w:val="24"/>
-        </w:rPr>
-        <w:t>. It is a type of MEK inhibitor specifically for mutant NRAS (7). A cysteine residue of post translational modification of RAS are the Farnesyltransferase inhibitors.</w:t>
-      </w:r>
-      <w:r>
-        <w:rPr>
-          <w:rFonts w:ascii="Times New Roman" w:hAnsi="Times New Roman" w:cs="Times New Roman"/>
-          <w:sz w:val="24"/>
-          <w:szCs w:val="24"/>
-        </w:rPr>
-        <w:t xml:space="preserve"> </w:t>
-      </w:r>
-      <w:r>
-        <w:rPr>
-          <w:rFonts w:ascii="Times New Roman" w:hAnsi="Times New Roman" w:cs="Times New Roman"/>
-          <w:sz w:val="24"/>
-          <w:szCs w:val="24"/>
-        </w:rPr>
-        <w:t>Initially they were developed for targeting NRAS in combination to other drugs.</w:t>
-      </w:r>
-      <w:r>
-        <w:rPr>
-          <w:rFonts w:ascii="Times New Roman" w:hAnsi="Times New Roman" w:cs="Times New Roman"/>
-          <w:sz w:val="24"/>
-          <w:szCs w:val="24"/>
-        </w:rPr>
-        <w:t xml:space="preserve"> </w:t>
-      </w:r>
-      <w:r>
-        <w:rPr>
-          <w:rFonts w:ascii="Times New Roman" w:hAnsi="Times New Roman" w:cs="Times New Roman"/>
-          <w:sz w:val="24"/>
-          <w:szCs w:val="24"/>
-        </w:rPr>
-        <w:t>But since no potential output was obtained,</w:t>
-      </w:r>
-      <w:r>
-        <w:rPr>
-          <w:rFonts w:ascii="Times New Roman" w:hAnsi="Times New Roman" w:cs="Times New Roman"/>
-          <w:sz w:val="24"/>
-          <w:szCs w:val="24"/>
-        </w:rPr>
-        <w:t xml:space="preserve"> </w:t>
-      </w:r>
-      <w:r>
-        <w:rPr>
-          <w:rFonts w:ascii="Times New Roman" w:hAnsi="Times New Roman" w:cs="Times New Roman"/>
-          <w:sz w:val="24"/>
-          <w:szCs w:val="24"/>
-        </w:rPr>
-        <w:t>clinical trials have stopped taking place now</w:t>
-      </w:r>
-      <w:r>
-        <w:rPr>
-          <w:rFonts w:ascii="Times New Roman" w:hAnsi="Times New Roman" w:cs="Times New Roman"/>
-          <w:sz w:val="24"/>
-          <w:szCs w:val="24"/>
-        </w:rPr>
-        <w:t>.</w:t>
-      </w:r>
-      <w:r>
-        <w:rPr>
-          <w:rFonts w:ascii="Times New Roman" w:hAnsi="Times New Roman" w:cs="Times New Roman"/>
-          <w:sz w:val="24"/>
-          <w:szCs w:val="24"/>
-        </w:rPr>
-        <w:t xml:space="preserve"> (7)</w:t>
-      </w:r>
-      <w:r>
-        <w:rPr>
-          <w:rFonts w:ascii="Times New Roman" w:hAnsi="Times New Roman" w:cs="Times New Roman"/>
-          <w:sz w:val="24"/>
-          <w:szCs w:val="24"/>
-        </w:rPr>
-        <w:t xml:space="preserve"> </w:t>
-      </w:r>
-      <w:proofErr w:type="spellStart"/>
-      <w:r>
-        <w:rPr>
-          <w:rFonts w:ascii="Times New Roman" w:hAnsi="Times New Roman" w:cs="Times New Roman"/>
-          <w:sz w:val="24"/>
-          <w:szCs w:val="24"/>
-        </w:rPr>
-        <w:t>Cobimetinib</w:t>
-      </w:r>
-      <w:proofErr w:type="spellEnd"/>
-      <w:r>
-        <w:rPr>
-          <w:rFonts w:ascii="Times New Roman" w:hAnsi="Times New Roman" w:cs="Times New Roman"/>
-          <w:sz w:val="24"/>
-          <w:szCs w:val="24"/>
-        </w:rPr>
-        <w:t xml:space="preserve"> shows a great yield of activity when combined with Vemurafenib.</w:t>
-      </w:r>
-      <w:r>
-        <w:rPr>
-          <w:rFonts w:ascii="Times New Roman" w:hAnsi="Times New Roman" w:cs="Times New Roman"/>
-          <w:sz w:val="24"/>
-          <w:szCs w:val="24"/>
-        </w:rPr>
-        <w:t xml:space="preserve"> </w:t>
-      </w:r>
-      <w:r>
-        <w:rPr>
-          <w:rFonts w:ascii="Times New Roman" w:hAnsi="Times New Roman" w:cs="Times New Roman"/>
-          <w:sz w:val="24"/>
-          <w:szCs w:val="24"/>
-        </w:rPr>
-        <w:t>About more than 80% reactivity of BRAF 600-mutant was observed with this therapy</w:t>
-      </w:r>
-      <w:r>
-        <w:rPr>
-          <w:rFonts w:ascii="Times New Roman" w:hAnsi="Times New Roman" w:cs="Times New Roman"/>
-          <w:sz w:val="24"/>
-          <w:szCs w:val="24"/>
-        </w:rPr>
-        <w:t xml:space="preserve">. (7) </w:t>
-      </w:r>
-      <w:r>
-        <w:rPr>
-          <w:rFonts w:ascii="Times New Roman" w:hAnsi="Times New Roman" w:cs="Times New Roman"/>
-          <w:sz w:val="24"/>
-          <w:szCs w:val="24"/>
-        </w:rPr>
-        <w:t>A MEK associated inhibitor.</w:t>
-      </w:r>
-      <w:r>
-        <w:rPr>
-          <w:rFonts w:ascii="Times New Roman" w:hAnsi="Times New Roman" w:cs="Times New Roman"/>
-          <w:sz w:val="24"/>
-          <w:szCs w:val="24"/>
-        </w:rPr>
-        <w:t xml:space="preserve"> </w:t>
-      </w:r>
-      <w:r>
-        <w:rPr>
-          <w:rFonts w:ascii="Times New Roman" w:hAnsi="Times New Roman" w:cs="Times New Roman"/>
-          <w:sz w:val="24"/>
-          <w:szCs w:val="24"/>
-        </w:rPr>
-        <w:t>In humans it shows a half way response to NRAS activity while in xenographs it is a therapy for RAS and RAF</w:t>
-      </w:r>
-      <w:r>
-        <w:rPr>
-          <w:rFonts w:ascii="Times New Roman" w:hAnsi="Times New Roman" w:cs="Times New Roman"/>
-          <w:sz w:val="24"/>
-          <w:szCs w:val="24"/>
-        </w:rPr>
-        <w:t xml:space="preserve">. </w:t>
-      </w:r>
-      <w:r>
-        <w:rPr>
-          <w:rFonts w:ascii="Times New Roman" w:hAnsi="Times New Roman" w:cs="Times New Roman"/>
-          <w:sz w:val="24"/>
-          <w:szCs w:val="24"/>
-        </w:rPr>
-        <w:t>Presently under clinical trials.</w:t>
-      </w:r>
-      <w:r>
-        <w:rPr>
-          <w:rFonts w:ascii="Times New Roman" w:hAnsi="Times New Roman" w:cs="Times New Roman"/>
-          <w:sz w:val="24"/>
-          <w:szCs w:val="24"/>
-        </w:rPr>
-        <w:t xml:space="preserve"> </w:t>
-      </w:r>
-      <w:r>
-        <w:rPr>
-          <w:rFonts w:ascii="Times New Roman" w:hAnsi="Times New Roman" w:cs="Times New Roman"/>
-          <w:sz w:val="24"/>
-          <w:szCs w:val="24"/>
-        </w:rPr>
-        <w:t>Dabrafenib was developed for treatment against BRAF</w:t>
-      </w:r>
-      <w:r>
-        <w:rPr>
-          <w:rFonts w:ascii="Times New Roman" w:hAnsi="Times New Roman" w:cs="Times New Roman"/>
-          <w:sz w:val="24"/>
-          <w:szCs w:val="24"/>
-        </w:rPr>
-        <w:t>. (7)</w:t>
+          <w:sz w:val="28"/>
+          <w:szCs w:val="28"/>
+        </w:rPr>
+        <w:t>Melanoma Pathway</w:t>
       </w:r>
     </w:p>
     <w:p>
@@ -950,401 +1334,6 @@
         <w:jc w:val="both"/>
         <w:rPr>
           <w:rFonts w:ascii="Times New Roman" w:hAnsi="Times New Roman" w:cs="Times New Roman"/>
-          <w:sz w:val="24"/>
-          <w:szCs w:val="24"/>
-        </w:rPr>
-      </w:pPr>
-      <w:r>
-        <w:rPr>
-          <w:rFonts w:ascii="Times New Roman" w:hAnsi="Times New Roman" w:cs="Times New Roman"/>
-          <w:sz w:val="24"/>
-          <w:szCs w:val="24"/>
-        </w:rPr>
-        <w:t>NRAS</w:t>
-      </w:r>
-      <w:r>
-        <w:rPr>
-          <w:rFonts w:ascii="Times New Roman" w:hAnsi="Times New Roman" w:cs="Times New Roman"/>
-          <w:sz w:val="24"/>
-          <w:szCs w:val="24"/>
-        </w:rPr>
-        <w:t xml:space="preserve"> </w:t>
-      </w:r>
-      <w:r>
-        <w:rPr>
-          <w:rFonts w:ascii="Times New Roman" w:hAnsi="Times New Roman" w:cs="Times New Roman"/>
-          <w:sz w:val="24"/>
-          <w:szCs w:val="24"/>
-        </w:rPr>
-        <w:t>(Neuroblastoma Ras viral oncogene)</w:t>
-      </w:r>
-      <w:r>
-        <w:rPr>
-          <w:rFonts w:ascii="Times New Roman" w:hAnsi="Times New Roman" w:cs="Times New Roman"/>
-          <w:sz w:val="24"/>
-          <w:szCs w:val="24"/>
-        </w:rPr>
-        <w:t xml:space="preserve"> </w:t>
-      </w:r>
-      <w:r>
-        <w:rPr>
-          <w:rFonts w:ascii="Times New Roman" w:hAnsi="Times New Roman" w:cs="Times New Roman"/>
-          <w:sz w:val="24"/>
-          <w:szCs w:val="24"/>
-        </w:rPr>
-        <w:t>gene produces NRAS protein</w:t>
-      </w:r>
-      <w:r>
-        <w:rPr>
-          <w:rFonts w:ascii="Times New Roman" w:hAnsi="Times New Roman" w:cs="Times New Roman"/>
-          <w:sz w:val="24"/>
-          <w:szCs w:val="24"/>
-        </w:rPr>
-        <w:t xml:space="preserve">. </w:t>
-      </w:r>
-      <w:r>
-        <w:rPr>
-          <w:rFonts w:ascii="Times New Roman" w:hAnsi="Times New Roman" w:cs="Times New Roman"/>
-          <w:sz w:val="24"/>
-          <w:szCs w:val="24"/>
-        </w:rPr>
-        <w:t>It acts like a switch for GTP and GDP molecules which is turned On and Off.</w:t>
-      </w:r>
-      <w:r>
-        <w:rPr>
-          <w:rFonts w:ascii="Times New Roman" w:hAnsi="Times New Roman" w:cs="Times New Roman"/>
-          <w:sz w:val="24"/>
-          <w:szCs w:val="24"/>
-        </w:rPr>
-        <w:t xml:space="preserve"> </w:t>
-      </w:r>
-      <w:r>
-        <w:rPr>
-          <w:rFonts w:ascii="Times New Roman" w:hAnsi="Times New Roman" w:cs="Times New Roman"/>
-          <w:sz w:val="24"/>
-          <w:szCs w:val="24"/>
-        </w:rPr>
-        <w:t xml:space="preserve">The N-Ras protein must be turned on by attaching to a molecule of GTP. The N-Ras protein is turned off when it converts the GTP to </w:t>
-      </w:r>
-      <w:proofErr w:type="spellStart"/>
-      <w:r>
-        <w:rPr>
-          <w:rFonts w:ascii="Times New Roman" w:hAnsi="Times New Roman" w:cs="Times New Roman"/>
-          <w:sz w:val="24"/>
-          <w:szCs w:val="24"/>
-        </w:rPr>
-        <w:t>GDP.When</w:t>
-      </w:r>
-      <w:proofErr w:type="spellEnd"/>
-      <w:r>
-        <w:rPr>
-          <w:rFonts w:ascii="Times New Roman" w:hAnsi="Times New Roman" w:cs="Times New Roman"/>
-          <w:sz w:val="24"/>
-          <w:szCs w:val="24"/>
-        </w:rPr>
-        <w:t xml:space="preserve"> switch is turned off no activation and no signalling is seen by NRAS.</w:t>
-      </w:r>
-      <w:r>
-        <w:rPr>
-          <w:rFonts w:ascii="Times New Roman" w:hAnsi="Times New Roman" w:cs="Times New Roman"/>
-          <w:sz w:val="24"/>
-          <w:szCs w:val="24"/>
-        </w:rPr>
-        <w:t xml:space="preserve"> </w:t>
-      </w:r>
-      <w:r>
-        <w:rPr>
-          <w:rFonts w:ascii="Times New Roman" w:hAnsi="Times New Roman" w:cs="Times New Roman"/>
-          <w:sz w:val="24"/>
-          <w:szCs w:val="24"/>
-        </w:rPr>
-        <w:t>This gene belongs to oncogenic family which are cancer causing genes. The proteins produced from NRAS are GTPases. These proteins play important roles in cell division, cell differentiation,</w:t>
-      </w:r>
-      <w:r>
-        <w:rPr>
-          <w:rFonts w:ascii="Times New Roman" w:hAnsi="Times New Roman" w:cs="Times New Roman"/>
-          <w:sz w:val="24"/>
-          <w:szCs w:val="24"/>
-        </w:rPr>
-        <w:t xml:space="preserve"> </w:t>
-      </w:r>
-      <w:r>
-        <w:rPr>
-          <w:rFonts w:ascii="Times New Roman" w:hAnsi="Times New Roman" w:cs="Times New Roman"/>
-          <w:sz w:val="24"/>
-          <w:szCs w:val="24"/>
-        </w:rPr>
-        <w:t>cell proliferation. In N-Ras the differences cluster at residues 94–95 (helix 3) and 131–132 (helix 4)</w:t>
-      </w:r>
-      <w:r>
-        <w:rPr>
-          <w:rFonts w:ascii="Times New Roman" w:hAnsi="Times New Roman" w:cs="Times New Roman"/>
-          <w:sz w:val="24"/>
-          <w:szCs w:val="24"/>
-        </w:rPr>
-        <w:t xml:space="preserve"> (1)</w:t>
-      </w:r>
-    </w:p>
-    <w:p>
-      <w:pPr>
-        <w:jc w:val="both"/>
-        <w:rPr>
-          <w:rFonts w:ascii="Times New Roman" w:hAnsi="Times New Roman" w:cs="Times New Roman"/>
-          <w:sz w:val="24"/>
-          <w:szCs w:val="24"/>
-        </w:rPr>
-      </w:pPr>
-      <w:r>
-        <w:rPr>
-          <w:rFonts w:ascii="Times New Roman" w:hAnsi="Times New Roman" w:cs="Times New Roman"/>
-          <w:sz w:val="24"/>
-          <w:szCs w:val="24"/>
-        </w:rPr>
-        <w:t>A clear difference between isoforms of NRAS is the binding of (RBD) Ras Binding Domain. (</w:t>
-      </w:r>
-      <w:r>
-        <w:rPr>
-          <w:rFonts w:ascii="Times New Roman" w:hAnsi="Times New Roman" w:cs="Times New Roman"/>
-          <w:sz w:val="24"/>
-          <w:szCs w:val="24"/>
-        </w:rPr>
-        <w:t xml:space="preserve">1). </w:t>
-      </w:r>
-      <w:r>
-        <w:rPr>
-          <w:rFonts w:ascii="Times New Roman" w:hAnsi="Times New Roman" w:cs="Times New Roman"/>
-          <w:sz w:val="24"/>
-          <w:szCs w:val="24"/>
-        </w:rPr>
-        <w:t xml:space="preserve">The G-domain, which catalyses GTP hydrolysis and mediates downstream signalling, is 95% conserved between the Ras isoforms. The Wild Type NRAS has a total of 189 amino acids. The overall structure </w:t>
-      </w:r>
-      <w:r>
-        <w:rPr>
-          <w:rFonts w:ascii="Times New Roman" w:hAnsi="Times New Roman" w:cs="Times New Roman"/>
-          <w:sz w:val="24"/>
-          <w:szCs w:val="24"/>
-        </w:rPr>
-        <w:t xml:space="preserve">is </w:t>
-      </w:r>
-      <w:r>
-        <w:rPr>
-          <w:rFonts w:ascii="Times New Roman" w:hAnsi="Times New Roman" w:cs="Times New Roman"/>
-          <w:sz w:val="24"/>
-          <w:szCs w:val="24"/>
-        </w:rPr>
-        <w:t xml:space="preserve">divided into a catalytic G domain, which is comprised (residues </w:t>
-      </w:r>
-      <w:r>
-        <w:rPr>
-          <w:rFonts w:ascii="Times New Roman" w:hAnsi="Times New Roman" w:cs="Times New Roman"/>
-          <w:sz w:val="24"/>
-          <w:szCs w:val="24"/>
-        </w:rPr>
-        <w:t>1-86) and (residues 87-166).</w:t>
-      </w:r>
-    </w:p>
-    <w:p>
-      <w:pPr>
-        <w:jc w:val="both"/>
-        <w:rPr>
-          <w:rFonts w:ascii="Times New Roman" w:hAnsi="Times New Roman" w:cs="Times New Roman"/>
-          <w:sz w:val="24"/>
-          <w:szCs w:val="24"/>
-        </w:rPr>
-      </w:pPr>
-      <w:r>
-        <w:rPr>
-          <w:rFonts w:ascii="Times New Roman" w:hAnsi="Times New Roman" w:cs="Times New Roman"/>
-          <w:sz w:val="24"/>
-          <w:szCs w:val="24"/>
-        </w:rPr>
-        <w:t>A clear difference between isoforms of NRAS is the binding of (RBD) Ras Binding Domain. (</w:t>
-      </w:r>
-      <w:r>
-        <w:rPr>
-          <w:rFonts w:ascii="Times New Roman" w:hAnsi="Times New Roman" w:cs="Times New Roman"/>
-          <w:sz w:val="24"/>
-          <w:szCs w:val="24"/>
-        </w:rPr>
-        <w:t xml:space="preserve">1) </w:t>
-      </w:r>
-      <w:r>
-        <w:rPr>
-          <w:rFonts w:ascii="Times New Roman" w:hAnsi="Times New Roman" w:cs="Times New Roman"/>
-          <w:sz w:val="24"/>
-          <w:szCs w:val="24"/>
-        </w:rPr>
-        <w:t>The G-domain, which catalyses GTP hydrolysis and mediates downstream signalling, is 95% conserved between the Ras isoforms. (</w:t>
-      </w:r>
-      <w:r>
-        <w:rPr>
-          <w:rFonts w:ascii="Times New Roman" w:hAnsi="Times New Roman" w:cs="Times New Roman"/>
-          <w:sz w:val="24"/>
-          <w:szCs w:val="24"/>
-        </w:rPr>
-        <w:t xml:space="preserve">1) </w:t>
-      </w:r>
-      <w:r>
-        <w:rPr>
-          <w:rFonts w:ascii="Times New Roman" w:hAnsi="Times New Roman" w:cs="Times New Roman"/>
-          <w:sz w:val="24"/>
-          <w:szCs w:val="24"/>
-        </w:rPr>
-        <w:t>The Wild Type NRAS has a total of 189 amino acids. The overall structure can be divided into a catalytic G domain, which is comprised (residues 1-86) and (residues 87-166). This is the first crystal structure of NRAS solved at 1.67Å resolution.</w:t>
-      </w:r>
-      <w:r>
-        <w:rPr>
-          <w:rFonts w:ascii="Times New Roman" w:hAnsi="Times New Roman" w:cs="Times New Roman"/>
-          <w:sz w:val="24"/>
-          <w:szCs w:val="24"/>
-        </w:rPr>
-        <w:t xml:space="preserve"> </w:t>
-      </w:r>
-      <w:r>
-        <w:rPr>
-          <w:rFonts w:ascii="Times New Roman" w:hAnsi="Times New Roman" w:cs="Times New Roman"/>
-          <w:sz w:val="24"/>
-          <w:szCs w:val="24"/>
-        </w:rPr>
-        <w:t>(</w:t>
-      </w:r>
-      <w:r>
-        <w:rPr>
-          <w:rFonts w:ascii="Times New Roman" w:hAnsi="Times New Roman" w:cs="Times New Roman"/>
-          <w:sz w:val="24"/>
-          <w:szCs w:val="24"/>
-        </w:rPr>
-        <w:t xml:space="preserve">1) </w:t>
-      </w:r>
-      <w:r>
-        <w:rPr>
-          <w:rFonts w:ascii="Times New Roman" w:hAnsi="Times New Roman" w:cs="Times New Roman"/>
-          <w:sz w:val="24"/>
-          <w:szCs w:val="24"/>
-        </w:rPr>
-        <w:t>A clear difference between isoforms of NRAS is the binding of (RBD) Ras Binding Domain. (</w:t>
-      </w:r>
-      <w:r>
-        <w:rPr>
-          <w:rFonts w:ascii="Times New Roman" w:hAnsi="Times New Roman" w:cs="Times New Roman"/>
-          <w:sz w:val="24"/>
-          <w:szCs w:val="24"/>
-        </w:rPr>
-        <w:t xml:space="preserve">1) </w:t>
-      </w:r>
-      <w:r>
-        <w:rPr>
-          <w:rFonts w:ascii="Times New Roman" w:hAnsi="Times New Roman" w:cs="Times New Roman"/>
-          <w:sz w:val="24"/>
-          <w:szCs w:val="24"/>
-        </w:rPr>
-        <w:t>The G-domain, which catalyses GTP hydrolysis and mediates downstream signalling, is 95% conserved between the Ras isoforms</w:t>
-      </w:r>
-      <w:r>
-        <w:rPr>
-          <w:rFonts w:ascii="Times New Roman" w:hAnsi="Times New Roman" w:cs="Times New Roman"/>
-          <w:sz w:val="24"/>
-          <w:szCs w:val="24"/>
-        </w:rPr>
-        <w:t>.</w:t>
-      </w:r>
-      <w:r>
-        <w:rPr>
-          <w:rFonts w:ascii="Times New Roman" w:hAnsi="Times New Roman" w:cs="Times New Roman"/>
-          <w:sz w:val="24"/>
-          <w:szCs w:val="24"/>
-        </w:rPr>
-        <w:t xml:space="preserve"> The Wild Type NRAS has a total of 189 amino acids. The overall structure can be divided into a catalytic G domain, which is comprised (residues 1-86) and (residues 87-166). This is the first crystal structure of NRAS solved at 1.67Å resolution.</w:t>
-      </w:r>
-      <w:r>
-        <w:rPr>
-          <w:rFonts w:ascii="Times New Roman" w:hAnsi="Times New Roman" w:cs="Times New Roman"/>
-          <w:sz w:val="24"/>
-          <w:szCs w:val="24"/>
-        </w:rPr>
-        <w:t xml:space="preserve"> </w:t>
-      </w:r>
-      <w:r>
-        <w:rPr>
-          <w:rFonts w:ascii="Times New Roman" w:hAnsi="Times New Roman" w:cs="Times New Roman"/>
-          <w:sz w:val="24"/>
-          <w:szCs w:val="24"/>
-        </w:rPr>
-        <w:t>(</w:t>
-      </w:r>
-      <w:r>
-        <w:rPr>
-          <w:rFonts w:ascii="Times New Roman" w:hAnsi="Times New Roman" w:cs="Times New Roman"/>
-          <w:sz w:val="24"/>
-          <w:szCs w:val="24"/>
-        </w:rPr>
-        <w:t>1)</w:t>
-      </w:r>
-    </w:p>
-    <w:p>
-      <w:pPr>
-        <w:jc w:val="both"/>
-        <w:rPr>
-          <w:color w:val="000000"/>
-          <w:shd w:val="clear" w:color="auto" w:fill="FFFFFF"/>
-        </w:rPr>
-      </w:pPr>
-    </w:p>
-    <w:p>
-      <w:pPr>
-        <w:jc w:val="both"/>
-        <w:rPr>
-          <w:color w:val="000000"/>
-          <w:shd w:val="clear" w:color="auto" w:fill="FFFFFF"/>
-        </w:rPr>
-      </w:pPr>
-    </w:p>
-    <w:p>
-      <w:pPr>
-        <w:jc w:val="both"/>
-        <w:rPr>
-          <w:color w:val="000000"/>
-          <w:shd w:val="clear" w:color="auto" w:fill="FFFFFF"/>
-        </w:rPr>
-      </w:pPr>
-    </w:p>
-    <w:p>
-      <w:pPr>
-        <w:jc w:val="both"/>
-        <w:rPr>
-          <w:rFonts w:cstheme="minorHAnsi"/>
-          <w:b/>
-          <w:bCs/>
-          <w:sz w:val="32"/>
-          <w:szCs w:val="32"/>
-        </w:rPr>
-      </w:pPr>
-      <w:r>
-        <w:rPr>
-          <w:rFonts w:cstheme="minorHAnsi"/>
-          <w:b/>
-          <w:bCs/>
-          <w:sz w:val="32"/>
-          <w:szCs w:val="32"/>
-        </w:rPr>
-        <w:t xml:space="preserve">2. </w:t>
-      </w:r>
-      <w:r>
-        <w:rPr>
-          <w:rFonts w:cstheme="minorHAnsi"/>
-          <w:b/>
-          <w:bCs/>
-          <w:sz w:val="32"/>
-          <w:szCs w:val="32"/>
-        </w:rPr>
-        <w:t>Materials and Methods</w:t>
-      </w:r>
-    </w:p>
-    <w:p>
-      <w:pPr>
-        <w:jc w:val="both"/>
-        <w:rPr>
-          <w:rFonts w:ascii="Times New Roman" w:hAnsi="Times New Roman" w:cs="Times New Roman"/>
           <w:sz w:val="28"/>
           <w:szCs w:val="28"/>
         </w:rPr>
@@ -1352,28 +1341,9 @@
       <w:r>
         <w:rPr>
           <w:rFonts w:ascii="Times New Roman" w:hAnsi="Times New Roman" w:cs="Times New Roman"/>
-          <w:sz w:val="28"/>
-          <w:szCs w:val="28"/>
-        </w:rPr>
-        <w:t>Melanoma Pathway</w:t>
-      </w:r>
-    </w:p>
-    <w:p>
-      <w:pPr>
-        <w:jc w:val="both"/>
-        <w:rPr>
-          <w:rFonts w:ascii="Times New Roman" w:hAnsi="Times New Roman" w:cs="Times New Roman"/>
-          <w:sz w:val="28"/>
-          <w:szCs w:val="28"/>
-        </w:rPr>
-      </w:pPr>
-      <w:r>
-        <w:rPr>
-          <w:rFonts w:ascii="Times New Roman" w:hAnsi="Times New Roman" w:cs="Times New Roman"/>
-          <w:sz w:val="24"/>
-          <w:szCs w:val="24"/>
-        </w:rPr>
-        <w:lastRenderedPageBreak/>
+          <w:sz w:val="24"/>
+          <w:szCs w:val="24"/>
+        </w:rPr>
         <w:t>The KEGG database was used to study the melanoma pathway</w:t>
       </w:r>
       <w:r>
@@ -1392,7 +1362,7 @@
         </w:rPr>
         <w:t>(</w:t>
       </w:r>
-      <w:hyperlink r:id="rId6" w:history="1">
+      <w:hyperlink r:id="rId7" w:history="1">
         <w:r>
           <w:rPr>
             <w:rStyle w:val="Hyperlink"/>
@@ -1916,6 +1886,7 @@
           <w:sz w:val="28"/>
           <w:szCs w:val="28"/>
         </w:rPr>
+        <w:lastRenderedPageBreak/>
         <w:t>Filtering of Compounds</w:t>
       </w:r>
     </w:p>
@@ -1993,16 +1964,7 @@
           <w:sz w:val="24"/>
           <w:szCs w:val="24"/>
         </w:rPr>
-        <w:t xml:space="preserve">). This tool was used to filter out the natural compounds present in Zinc database to remove the interfering compounds and only use the lead compounds and the main aim is to have starting point molecules after screening that have the potential to be optimized with comparatively small log P and thus molecules that could be used further to </w:t>
-      </w:r>
-      <w:r>
-        <w:rPr>
-          <w:rFonts w:ascii="Times New Roman" w:hAnsi="Times New Roman" w:cs="Times New Roman"/>
-          <w:sz w:val="24"/>
-          <w:szCs w:val="24"/>
-        </w:rPr>
-        <w:lastRenderedPageBreak/>
-        <w:t>increase affinity. PAINS moieties, standing for Pan Assay Interference Compounds, are compounds that frequently occurred in biochemical high throughput screens.</w:t>
+        <w:t>). This tool was used to filter out the natural compounds present in Zinc database to remove the interfering compounds and only use the lead compounds and the main aim is to have starting point molecules after screening that have the potential to be optimized with comparatively small log P and thus molecules that could be used further to increase affinity. PAINS moieties, standing for Pan Assay Interference Compounds, are compounds that frequently occurred in biochemical high throughput screens.</w:t>
       </w:r>
     </w:p>
     <w:p>
@@ -2403,7 +2365,7 @@
                     <pic:cNvPicPr/>
                   </pic:nvPicPr>
                   <pic:blipFill>
-                    <a:blip r:embed="rId7" cstate="print"/>
+                    <a:blip r:embed="rId8" cstate="print"/>
                     <a:stretch>
                       <a:fillRect/>
                     </a:stretch>
@@ -2457,7 +2419,7 @@
                     <pic:cNvPicPr/>
                   </pic:nvPicPr>
                   <pic:blipFill>
-                    <a:blip r:embed="rId8" cstate="print"/>
+                    <a:blip r:embed="rId9" cstate="print"/>
                     <a:stretch>
                       <a:fillRect/>
                     </a:stretch>
@@ -2678,7 +2640,7 @@
                     <pic:cNvPicPr/>
                   </pic:nvPicPr>
                   <pic:blipFill>
-                    <a:blip r:embed="rId9" cstate="print"/>
+                    <a:blip r:embed="rId10" cstate="print"/>
                     <a:stretch>
                       <a:fillRect/>
                     </a:stretch>
@@ -2732,7 +2694,7 @@
                     <pic:cNvPicPr/>
                   </pic:nvPicPr>
                   <pic:blipFill>
-                    <a:blip r:embed="rId10" cstate="print"/>
+                    <a:blip r:embed="rId11" cstate="print"/>
                     <a:stretch>
                       <a:fillRect/>
                     </a:stretch>
@@ -2991,7 +2953,7 @@
                     <pic:cNvPicPr/>
                   </pic:nvPicPr>
                   <pic:blipFill>
-                    <a:blip r:embed="rId11" cstate="print"/>
+                    <a:blip r:embed="rId12" cstate="print"/>
                     <a:stretch>
                       <a:fillRect/>
                     </a:stretch>
@@ -3045,7 +3007,7 @@
                     <pic:cNvPicPr/>
                   </pic:nvPicPr>
                   <pic:blipFill>
-                    <a:blip r:embed="rId12" cstate="print"/>
+                    <a:blip r:embed="rId13" cstate="print"/>
                     <a:stretch>
                       <a:fillRect/>
                     </a:stretch>
@@ -3597,27 +3559,15 @@
               <w:jc w:val="both"/>
               <w:rPr>
                 <w:rFonts w:ascii="Times New Roman" w:hAnsi="Times New Roman" w:cs="Times New Roman"/>
+                <w:lang w:val="pt-BR"/>
               </w:rPr>
             </w:pPr>
             <w:r>
               <w:rPr>
                 <w:rFonts w:ascii="Times New Roman" w:hAnsi="Times New Roman" w:cs="Times New Roman"/>
-              </w:rPr>
-              <w:t>Gly-15(N</w:t>
-            </w:r>
-            <w:proofErr w:type="gramStart"/>
-            <w:r>
-              <w:rPr>
-                <w:rFonts w:ascii="Times New Roman" w:hAnsi="Times New Roman" w:cs="Times New Roman"/>
-              </w:rPr>
-              <w:t>)::</w:t>
-            </w:r>
-            <w:proofErr w:type="gramEnd"/>
-            <w:r>
-              <w:rPr>
-                <w:rFonts w:ascii="Times New Roman" w:hAnsi="Times New Roman" w:cs="Times New Roman"/>
-              </w:rPr>
-              <w:t xml:space="preserve"> Unk0(C)OXT</w:t>
+                <w:lang w:val="pt-BR"/>
+              </w:rPr>
+              <w:t>Gly-15(N):: Unk0(C)OXT</w:t>
             </w:r>
           </w:p>
           <w:p>
@@ -3625,27 +3575,15 @@
               <w:jc w:val="both"/>
               <w:rPr>
                 <w:rFonts w:ascii="Times New Roman" w:hAnsi="Times New Roman" w:cs="Times New Roman"/>
+                <w:lang w:val="pt-BR"/>
               </w:rPr>
             </w:pPr>
             <w:r>
               <w:rPr>
                 <w:rFonts w:ascii="Times New Roman" w:hAnsi="Times New Roman" w:cs="Times New Roman"/>
-              </w:rPr>
-              <w:t>Ser-17(N</w:t>
-            </w:r>
-            <w:proofErr w:type="gramStart"/>
-            <w:r>
-              <w:rPr>
-                <w:rFonts w:ascii="Times New Roman" w:hAnsi="Times New Roman" w:cs="Times New Roman"/>
-              </w:rPr>
-              <w:t>)::</w:t>
-            </w:r>
-            <w:proofErr w:type="gramEnd"/>
-            <w:r>
-              <w:rPr>
-                <w:rFonts w:ascii="Times New Roman" w:hAnsi="Times New Roman" w:cs="Times New Roman"/>
-              </w:rPr>
-              <w:t>Unk0(C)O</w:t>
+                <w:lang w:val="pt-BR"/>
+              </w:rPr>
+              <w:t>Ser-17(N)::Unk0(C)O</w:t>
             </w:r>
           </w:p>
           <w:p>
@@ -3673,8 +3611,16 @@
               <w:rPr>
                 <w:rFonts w:ascii="Times New Roman" w:hAnsi="Times New Roman" w:cs="Times New Roman"/>
               </w:rPr>
-              <w:t>Unk0(C11)O</w:t>
-            </w:r>
+              <w:t>Unk0(C</w:t>
+            </w:r>
+            <w:proofErr w:type="gramStart"/>
+            <w:r>
+              <w:rPr>
+                <w:rFonts w:ascii="Times New Roman" w:hAnsi="Times New Roman" w:cs="Times New Roman"/>
+              </w:rPr>
+              <w:t>11)O</w:t>
+            </w:r>
+            <w:proofErr w:type="gramEnd"/>
           </w:p>
           <w:p>
             <w:pPr>
@@ -3781,27 +3727,15 @@
               <w:jc w:val="both"/>
               <w:rPr>
                 <w:rFonts w:ascii="Times New Roman" w:hAnsi="Times New Roman" w:cs="Times New Roman"/>
+                <w:lang w:val="pt-BR"/>
               </w:rPr>
             </w:pPr>
             <w:r>
               <w:rPr>
                 <w:rFonts w:ascii="Times New Roman" w:hAnsi="Times New Roman" w:cs="Times New Roman"/>
-              </w:rPr>
-              <w:t>Thr-35(N</w:t>
-            </w:r>
-            <w:proofErr w:type="gramStart"/>
-            <w:r>
-              <w:rPr>
-                <w:rFonts w:ascii="Times New Roman" w:hAnsi="Times New Roman" w:cs="Times New Roman"/>
-              </w:rPr>
-              <w:t>)::</w:t>
-            </w:r>
-            <w:proofErr w:type="gramEnd"/>
-            <w:r>
-              <w:rPr>
-                <w:rFonts w:ascii="Times New Roman" w:hAnsi="Times New Roman" w:cs="Times New Roman"/>
-              </w:rPr>
-              <w:t xml:space="preserve"> Unl1(C23) O5</w:t>
+                <w:lang w:val="pt-BR"/>
+              </w:rPr>
+              <w:t>Thr-35(N):: Unl1(C23) O5</w:t>
             </w:r>
           </w:p>
           <w:p>
@@ -3809,27 +3743,15 @@
               <w:jc w:val="both"/>
               <w:rPr>
                 <w:rFonts w:ascii="Times New Roman" w:hAnsi="Times New Roman" w:cs="Times New Roman"/>
+                <w:lang w:val="pt-BR"/>
               </w:rPr>
             </w:pPr>
             <w:r>
               <w:rPr>
                 <w:rFonts w:ascii="Times New Roman" w:hAnsi="Times New Roman" w:cs="Times New Roman"/>
-              </w:rPr>
-              <w:t>Asp-12(OD1</w:t>
-            </w:r>
-            <w:proofErr w:type="gramStart"/>
-            <w:r>
-              <w:rPr>
-                <w:rFonts w:ascii="Times New Roman" w:hAnsi="Times New Roman" w:cs="Times New Roman"/>
-              </w:rPr>
-              <w:t>)::</w:t>
-            </w:r>
-            <w:proofErr w:type="gramEnd"/>
-            <w:r>
-              <w:rPr>
-                <w:rFonts w:ascii="Times New Roman" w:hAnsi="Times New Roman" w:cs="Times New Roman"/>
-              </w:rPr>
-              <w:t xml:space="preserve"> Unl1(N)</w:t>
+                <w:lang w:val="pt-BR"/>
+              </w:rPr>
+              <w:t>Asp-12(OD1):: Unl1(N)</w:t>
             </w:r>
           </w:p>
           <w:p>
@@ -3906,11 +3828,13 @@
               <w:jc w:val="both"/>
               <w:rPr>
                 <w:rFonts w:ascii="Times New Roman" w:hAnsi="Times New Roman" w:cs="Times New Roman"/>
+                <w:lang w:val="pt-BR"/>
               </w:rPr>
             </w:pPr>
             <w:r>
               <w:rPr>
                 <w:rFonts w:ascii="Times New Roman" w:hAnsi="Times New Roman" w:cs="Times New Roman"/>
+                <w:lang w:val="pt-BR"/>
               </w:rPr>
               <w:t>Ser-17, Gly-15, Asn-116, Lys-117, Phe-28, Lys-147, Ala-146, Asp-119, Ser-145, Ala-18, Tyr-32,</w:t>
             </w:r>
@@ -3979,27 +3903,15 @@
               <w:jc w:val="both"/>
               <w:rPr>
                 <w:rFonts w:ascii="Times New Roman" w:hAnsi="Times New Roman" w:cs="Times New Roman"/>
+                <w:lang w:val="pt-BR"/>
               </w:rPr>
             </w:pPr>
             <w:r>
               <w:rPr>
                 <w:rFonts w:ascii="Times New Roman" w:hAnsi="Times New Roman" w:cs="Times New Roman"/>
-              </w:rPr>
-              <w:t>Lys-16(N</w:t>
-            </w:r>
-            <w:proofErr w:type="gramStart"/>
-            <w:r>
-              <w:rPr>
-                <w:rFonts w:ascii="Times New Roman" w:hAnsi="Times New Roman" w:cs="Times New Roman"/>
-              </w:rPr>
-              <w:t>)::</w:t>
-            </w:r>
-            <w:proofErr w:type="gramEnd"/>
-            <w:r>
-              <w:rPr>
-                <w:rFonts w:ascii="Times New Roman" w:hAnsi="Times New Roman" w:cs="Times New Roman"/>
-              </w:rPr>
-              <w:t xml:space="preserve"> Unl1(C23)O5</w:t>
+                <w:lang w:val="pt-BR"/>
+              </w:rPr>
+              <w:t>Lys-16(N):: Unl1(C23)O5</w:t>
             </w:r>
           </w:p>
           <w:p>
@@ -4007,27 +3919,15 @@
               <w:jc w:val="both"/>
               <w:rPr>
                 <w:rFonts w:ascii="Times New Roman" w:hAnsi="Times New Roman" w:cs="Times New Roman"/>
+                <w:lang w:val="pt-BR"/>
               </w:rPr>
             </w:pPr>
             <w:r>
               <w:rPr>
                 <w:rFonts w:ascii="Times New Roman" w:hAnsi="Times New Roman" w:cs="Times New Roman"/>
-              </w:rPr>
-              <w:t>Lys-16(NZ</w:t>
-            </w:r>
-            <w:proofErr w:type="gramStart"/>
-            <w:r>
-              <w:rPr>
-                <w:rFonts w:ascii="Times New Roman" w:hAnsi="Times New Roman" w:cs="Times New Roman"/>
-              </w:rPr>
-              <w:t>)::</w:t>
-            </w:r>
-            <w:proofErr w:type="gramEnd"/>
-            <w:r>
-              <w:rPr>
-                <w:rFonts w:ascii="Times New Roman" w:hAnsi="Times New Roman" w:cs="Times New Roman"/>
-              </w:rPr>
-              <w:t xml:space="preserve"> Unl1(C23)OXT Gly15(N):: Unl1(C23)O5</w:t>
+                <w:lang w:val="pt-BR"/>
+              </w:rPr>
+              <w:t>Lys-16(NZ):: Unl1(C23)OXT Gly15(N):: Unl1(C23)O5</w:t>
             </w:r>
           </w:p>
           <w:p>
@@ -4055,7 +3955,21 @@
               <w:rPr>
                 <w:rFonts w:ascii="Times New Roman" w:hAnsi="Times New Roman" w:cs="Times New Roman"/>
               </w:rPr>
-              <w:t xml:space="preserve"> Unl1(C20)O4</w:t>
+              <w:t xml:space="preserve"> Unl1(C</w:t>
+            </w:r>
+            <w:proofErr w:type="gramStart"/>
+            <w:r>
+              <w:rPr>
+                <w:rFonts w:ascii="Times New Roman" w:hAnsi="Times New Roman" w:cs="Times New Roman"/>
+              </w:rPr>
+              <w:t>20)O</w:t>
+            </w:r>
+            <w:proofErr w:type="gramEnd"/>
+            <w:r>
+              <w:rPr>
+                <w:rFonts w:ascii="Times New Roman" w:hAnsi="Times New Roman" w:cs="Times New Roman"/>
+              </w:rPr>
+              <w:t>4</w:t>
             </w:r>
           </w:p>
           <w:p>
@@ -4183,7 +4097,35 @@
               <w:rPr>
                 <w:rFonts w:ascii="Times New Roman" w:hAnsi="Times New Roman" w:cs="Times New Roman"/>
               </w:rPr>
-              <w:t xml:space="preserve"> Unl1(CL) Lys-147(NZ):: Unl1(OXT) Asp-33(N):: Unl1 (C12) O4</w:t>
+              <w:t xml:space="preserve"> Unl1(CL) Lys-147(NZ</w:t>
+            </w:r>
+            <w:proofErr w:type="gramStart"/>
+            <w:r>
+              <w:rPr>
+                <w:rFonts w:ascii="Times New Roman" w:hAnsi="Times New Roman" w:cs="Times New Roman"/>
+              </w:rPr>
+              <w:t>)::</w:t>
+            </w:r>
+            <w:proofErr w:type="gramEnd"/>
+            <w:r>
+              <w:rPr>
+                <w:rFonts w:ascii="Times New Roman" w:hAnsi="Times New Roman" w:cs="Times New Roman"/>
+              </w:rPr>
+              <w:t xml:space="preserve"> Unl1(OXT) Asp-33(N</w:t>
+            </w:r>
+            <w:proofErr w:type="gramStart"/>
+            <w:r>
+              <w:rPr>
+                <w:rFonts w:ascii="Times New Roman" w:hAnsi="Times New Roman" w:cs="Times New Roman"/>
+              </w:rPr>
+              <w:t>)::</w:t>
+            </w:r>
+            <w:proofErr w:type="gramEnd"/>
+            <w:r>
+              <w:rPr>
+                <w:rFonts w:ascii="Times New Roman" w:hAnsi="Times New Roman" w:cs="Times New Roman"/>
+              </w:rPr>
+              <w:t xml:space="preserve"> Unl1 (C12) O4</w:t>
             </w:r>
           </w:p>
           <w:p>
@@ -4271,27 +4213,15 @@
               <w:jc w:val="both"/>
               <w:rPr>
                 <w:rFonts w:ascii="Times New Roman" w:hAnsi="Times New Roman" w:cs="Times New Roman"/>
+                <w:lang w:val="pt-BR"/>
               </w:rPr>
             </w:pPr>
             <w:r>
               <w:rPr>
                 <w:rFonts w:ascii="Times New Roman" w:hAnsi="Times New Roman" w:cs="Times New Roman"/>
-              </w:rPr>
-              <w:t>Gly-15(N</w:t>
-            </w:r>
-            <w:proofErr w:type="gramStart"/>
-            <w:r>
-              <w:rPr>
-                <w:rFonts w:ascii="Times New Roman" w:hAnsi="Times New Roman" w:cs="Times New Roman"/>
-              </w:rPr>
-              <w:t>)::</w:t>
-            </w:r>
-            <w:proofErr w:type="gramEnd"/>
-            <w:r>
-              <w:rPr>
-                <w:rFonts w:ascii="Times New Roman" w:hAnsi="Times New Roman" w:cs="Times New Roman"/>
-              </w:rPr>
-              <w:t xml:space="preserve"> Unl1(C24) O2 Lys-16(N):: Unl1(C24) O2 Lys-16(NZ):: Unl1(C24) O2</w:t>
+                <w:lang w:val="pt-BR"/>
+              </w:rPr>
+              <w:t>Gly-15(N):: Unl1(C24) O2 Lys-16(N):: Unl1(C24) O2 Lys-16(NZ):: Unl1(C24) O2</w:t>
             </w:r>
           </w:p>
         </w:tc>
@@ -4371,27 +4301,15 @@
               <w:jc w:val="both"/>
               <w:rPr>
                 <w:rFonts w:ascii="Times New Roman" w:hAnsi="Times New Roman" w:cs="Times New Roman"/>
+                <w:lang w:val="pt-BR"/>
               </w:rPr>
             </w:pPr>
             <w:r>
               <w:rPr>
                 <w:rFonts w:ascii="Times New Roman" w:hAnsi="Times New Roman" w:cs="Times New Roman"/>
-              </w:rPr>
-              <w:t>Thr-58(O</w:t>
-            </w:r>
-            <w:proofErr w:type="gramStart"/>
-            <w:r>
-              <w:rPr>
-                <w:rFonts w:ascii="Times New Roman" w:hAnsi="Times New Roman" w:cs="Times New Roman"/>
-              </w:rPr>
-              <w:t>)::</w:t>
-            </w:r>
-            <w:proofErr w:type="gramEnd"/>
-            <w:r>
-              <w:rPr>
-                <w:rFonts w:ascii="Times New Roman" w:hAnsi="Times New Roman" w:cs="Times New Roman"/>
-              </w:rPr>
-              <w:t>Unl1(C6) O6 Gly-60(N):: Unl1(C6) O6 Lys-117(NZ):: Unl1(C18) O5 Asp-30(N):: Unl1(C16) O4 Glu-31(N):: Unl1(C16) O 4 Ala-18(N):: Unl1(C9) O 2 Ser-17(N):: Unl1(O1)</w:t>
+                <w:lang w:val="pt-BR"/>
+              </w:rPr>
+              <w:t>Thr-58(O)::Unl1(C6) O6 Gly-60(N):: Unl1(C6) O6 Lys-117(NZ):: Unl1(C18) O5 Asp-30(N):: Unl1(C16) O4 Glu-31(N):: Unl1(C16) O 4 Ala-18(N):: Unl1(C9) O 2 Ser-17(N):: Unl1(O1)</w:t>
             </w:r>
           </w:p>
           <w:p>
@@ -4399,6 +4317,7 @@
               <w:jc w:val="both"/>
               <w:rPr>
                 <w:rFonts w:ascii="Times New Roman" w:hAnsi="Times New Roman" w:cs="Times New Roman"/>
+                <w:lang w:val="pt-BR"/>
               </w:rPr>
             </w:pPr>
           </w:p>
@@ -4471,27 +4390,15 @@
               <w:jc w:val="both"/>
               <w:rPr>
                 <w:rFonts w:ascii="Times New Roman" w:hAnsi="Times New Roman" w:cs="Times New Roman"/>
+                <w:lang w:val="pt-BR"/>
               </w:rPr>
             </w:pPr>
             <w:r>
               <w:rPr>
                 <w:rFonts w:ascii="Times New Roman" w:hAnsi="Times New Roman" w:cs="Times New Roman"/>
-              </w:rPr>
-              <w:t>Asp-33(N</w:t>
-            </w:r>
-            <w:proofErr w:type="gramStart"/>
-            <w:r>
-              <w:rPr>
-                <w:rFonts w:ascii="Times New Roman" w:hAnsi="Times New Roman" w:cs="Times New Roman"/>
-              </w:rPr>
-              <w:t>)::</w:t>
-            </w:r>
-            <w:proofErr w:type="gramEnd"/>
-            <w:r>
-              <w:rPr>
-                <w:rFonts w:ascii="Times New Roman" w:hAnsi="Times New Roman" w:cs="Times New Roman"/>
-              </w:rPr>
-              <w:t xml:space="preserve"> Unl1(C9) O2 Ser-17(N):: Unl1(C22) O5 Lys-16(N):: Unl1(C22) O4 Lys-16(NZ):: Unl1(C22) O 4 Asp-13(N):: Unl1(C22) O4 Gly-15(N):: Unl1(C22) O4</w:t>
+                <w:lang w:val="pt-BR"/>
+              </w:rPr>
+              <w:t>Asp-33(N):: Unl1(C9) O2 Ser-17(N):: Unl1(C22) O5 Lys-16(N):: Unl1(C22) O4 Lys-16(NZ):: Unl1(C22) O 4 Asp-13(N):: Unl1(C22) O4 Gly-15(N):: Unl1(C22) O4</w:t>
             </w:r>
           </w:p>
           <w:p>
@@ -4499,6 +4406,7 @@
               <w:jc w:val="both"/>
               <w:rPr>
                 <w:rFonts w:ascii="Times New Roman" w:hAnsi="Times New Roman" w:cs="Times New Roman"/>
+                <w:lang w:val="pt-BR"/>
               </w:rPr>
             </w:pPr>
           </w:p>
@@ -4532,7 +4440,105 @@
               <w:rPr>
                 <w:rFonts w:ascii="Times New Roman" w:hAnsi="Times New Roman" w:cs="Times New Roman"/>
               </w:rPr>
-              <w:t>-145, Lys-147,Ala-146, Phe-28,Ala-18,Asn-116, Lys-117,Glu-31,Tyr-32, Pro-34,Asp-12,Val-14</w:t>
+              <w:t>-145, Lys-</w:t>
+            </w:r>
+            <w:proofErr w:type="gramStart"/>
+            <w:r>
+              <w:rPr>
+                <w:rFonts w:ascii="Times New Roman" w:hAnsi="Times New Roman" w:cs="Times New Roman"/>
+              </w:rPr>
+              <w:t>147,Ala</w:t>
+            </w:r>
+            <w:proofErr w:type="gramEnd"/>
+            <w:r>
+              <w:rPr>
+                <w:rFonts w:ascii="Times New Roman" w:hAnsi="Times New Roman" w:cs="Times New Roman"/>
+              </w:rPr>
+              <w:t>-146, Phe-</w:t>
+            </w:r>
+            <w:proofErr w:type="gramStart"/>
+            <w:r>
+              <w:rPr>
+                <w:rFonts w:ascii="Times New Roman" w:hAnsi="Times New Roman" w:cs="Times New Roman"/>
+              </w:rPr>
+              <w:t>28,Ala</w:t>
+            </w:r>
+            <w:proofErr w:type="gramEnd"/>
+            <w:r>
+              <w:rPr>
+                <w:rFonts w:ascii="Times New Roman" w:hAnsi="Times New Roman" w:cs="Times New Roman"/>
+              </w:rPr>
+              <w:t>-</w:t>
+            </w:r>
+            <w:proofErr w:type="gramStart"/>
+            <w:r>
+              <w:rPr>
+                <w:rFonts w:ascii="Times New Roman" w:hAnsi="Times New Roman" w:cs="Times New Roman"/>
+              </w:rPr>
+              <w:t>18,Asn</w:t>
+            </w:r>
+            <w:proofErr w:type="gramEnd"/>
+            <w:r>
+              <w:rPr>
+                <w:rFonts w:ascii="Times New Roman" w:hAnsi="Times New Roman" w:cs="Times New Roman"/>
+              </w:rPr>
+              <w:t>-116, Lys-</w:t>
+            </w:r>
+            <w:proofErr w:type="gramStart"/>
+            <w:r>
+              <w:rPr>
+                <w:rFonts w:ascii="Times New Roman" w:hAnsi="Times New Roman" w:cs="Times New Roman"/>
+              </w:rPr>
+              <w:t>117,Glu</w:t>
+            </w:r>
+            <w:proofErr w:type="gramEnd"/>
+            <w:r>
+              <w:rPr>
+                <w:rFonts w:ascii="Times New Roman" w:hAnsi="Times New Roman" w:cs="Times New Roman"/>
+              </w:rPr>
+              <w:t>-</w:t>
+            </w:r>
+            <w:proofErr w:type="gramStart"/>
+            <w:r>
+              <w:rPr>
+                <w:rFonts w:ascii="Times New Roman" w:hAnsi="Times New Roman" w:cs="Times New Roman"/>
+              </w:rPr>
+              <w:t>31,Tyr</w:t>
+            </w:r>
+            <w:proofErr w:type="gramEnd"/>
+            <w:r>
+              <w:rPr>
+                <w:rFonts w:ascii="Times New Roman" w:hAnsi="Times New Roman" w:cs="Times New Roman"/>
+              </w:rPr>
+              <w:t>-32, Pro-</w:t>
+            </w:r>
+            <w:proofErr w:type="gramStart"/>
+            <w:r>
+              <w:rPr>
+                <w:rFonts w:ascii="Times New Roman" w:hAnsi="Times New Roman" w:cs="Times New Roman"/>
+              </w:rPr>
+              <w:t>34,Asp</w:t>
+            </w:r>
+            <w:proofErr w:type="gramEnd"/>
+            <w:r>
+              <w:rPr>
+                <w:rFonts w:ascii="Times New Roman" w:hAnsi="Times New Roman" w:cs="Times New Roman"/>
+              </w:rPr>
+              <w:t>-</w:t>
+            </w:r>
+            <w:proofErr w:type="gramStart"/>
+            <w:r>
+              <w:rPr>
+                <w:rFonts w:ascii="Times New Roman" w:hAnsi="Times New Roman" w:cs="Times New Roman"/>
+              </w:rPr>
+              <w:t>12,Val</w:t>
+            </w:r>
+            <w:proofErr w:type="gramEnd"/>
+            <w:r>
+              <w:rPr>
+                <w:rFonts w:ascii="Times New Roman" w:hAnsi="Times New Roman" w:cs="Times New Roman"/>
+              </w:rPr>
+              <w:t>-14</w:t>
             </w:r>
           </w:p>
         </w:tc>
@@ -4585,27 +4591,15 @@
               <w:jc w:val="both"/>
               <w:rPr>
                 <w:rFonts w:ascii="Times New Roman" w:hAnsi="Times New Roman" w:cs="Times New Roman"/>
+                <w:lang w:val="pt-BR"/>
               </w:rPr>
             </w:pPr>
             <w:r>
               <w:rPr>
                 <w:rFonts w:ascii="Times New Roman" w:hAnsi="Times New Roman" w:cs="Times New Roman"/>
-              </w:rPr>
-              <w:t>Lys-16(N</w:t>
-            </w:r>
-            <w:proofErr w:type="gramStart"/>
-            <w:r>
-              <w:rPr>
-                <w:rFonts w:ascii="Times New Roman" w:hAnsi="Times New Roman" w:cs="Times New Roman"/>
-              </w:rPr>
-              <w:t>)::</w:t>
-            </w:r>
-            <w:proofErr w:type="gramEnd"/>
-            <w:r>
-              <w:rPr>
-                <w:rFonts w:ascii="Times New Roman" w:hAnsi="Times New Roman" w:cs="Times New Roman"/>
-              </w:rPr>
-              <w:t xml:space="preserve"> Unl1(C22) O6 Lys-16(N)::Unl1(C22) O5 Val-14(N):: Unl1(C22) O5 Gly-15(N):: Unl1(C22) O5 Ser-17(N):: Unl1(C22) O6</w:t>
+                <w:lang w:val="pt-BR"/>
+              </w:rPr>
+              <w:t>Lys-16(N):: Unl1(C22) O6 Lys-16(N)::Unl1(C22) O5 Val-14(N):: Unl1(C22) O5 Gly-15(N):: Unl1(C22) O5 Ser-17(N):: Unl1(C22) O6</w:t>
             </w:r>
           </w:p>
           <w:p>
@@ -4613,6 +4607,7 @@
               <w:jc w:val="both"/>
               <w:rPr>
                 <w:rFonts w:ascii="Times New Roman" w:hAnsi="Times New Roman" w:cs="Times New Roman"/>
+                <w:lang w:val="pt-BR"/>
               </w:rPr>
             </w:pPr>
           </w:p>
@@ -4647,7 +4642,77 @@
               <w:rPr>
                 <w:rFonts w:ascii="Times New Roman" w:hAnsi="Times New Roman" w:cs="Times New Roman"/>
               </w:rPr>
-              <w:t>-12, Asp-13,Asp-33, Glu-31,Tyr-32, Phe-28,Lys-117, Asn-116,Ala-18, Ala-146,Lys-147, Asp-119</w:t>
+              <w:t>-12, Asp-</w:t>
+            </w:r>
+            <w:proofErr w:type="gramStart"/>
+            <w:r>
+              <w:rPr>
+                <w:rFonts w:ascii="Times New Roman" w:hAnsi="Times New Roman" w:cs="Times New Roman"/>
+              </w:rPr>
+              <w:t>13,Asp</w:t>
+            </w:r>
+            <w:proofErr w:type="gramEnd"/>
+            <w:r>
+              <w:rPr>
+                <w:rFonts w:ascii="Times New Roman" w:hAnsi="Times New Roman" w:cs="Times New Roman"/>
+              </w:rPr>
+              <w:t>-33, Glu-</w:t>
+            </w:r>
+            <w:proofErr w:type="gramStart"/>
+            <w:r>
+              <w:rPr>
+                <w:rFonts w:ascii="Times New Roman" w:hAnsi="Times New Roman" w:cs="Times New Roman"/>
+              </w:rPr>
+              <w:t>31,Tyr</w:t>
+            </w:r>
+            <w:proofErr w:type="gramEnd"/>
+            <w:r>
+              <w:rPr>
+                <w:rFonts w:ascii="Times New Roman" w:hAnsi="Times New Roman" w:cs="Times New Roman"/>
+              </w:rPr>
+              <w:t>-32, Phe-</w:t>
+            </w:r>
+            <w:proofErr w:type="gramStart"/>
+            <w:r>
+              <w:rPr>
+                <w:rFonts w:ascii="Times New Roman" w:hAnsi="Times New Roman" w:cs="Times New Roman"/>
+              </w:rPr>
+              <w:t>28,Lys</w:t>
+            </w:r>
+            <w:proofErr w:type="gramEnd"/>
+            <w:r>
+              <w:rPr>
+                <w:rFonts w:ascii="Times New Roman" w:hAnsi="Times New Roman" w:cs="Times New Roman"/>
+              </w:rPr>
+              <w:t>-117, Asn-</w:t>
+            </w:r>
+            <w:proofErr w:type="gramStart"/>
+            <w:r>
+              <w:rPr>
+                <w:rFonts w:ascii="Times New Roman" w:hAnsi="Times New Roman" w:cs="Times New Roman"/>
+              </w:rPr>
+              <w:t>116,Ala</w:t>
+            </w:r>
+            <w:proofErr w:type="gramEnd"/>
+            <w:r>
+              <w:rPr>
+                <w:rFonts w:ascii="Times New Roman" w:hAnsi="Times New Roman" w:cs="Times New Roman"/>
+              </w:rPr>
+              <w:t>-18, Ala-</w:t>
+            </w:r>
+            <w:proofErr w:type="gramStart"/>
+            <w:r>
+              <w:rPr>
+                <w:rFonts w:ascii="Times New Roman" w:hAnsi="Times New Roman" w:cs="Times New Roman"/>
+              </w:rPr>
+              <w:t>146,Lys</w:t>
+            </w:r>
+            <w:proofErr w:type="gramEnd"/>
+            <w:r>
+              <w:rPr>
+                <w:rFonts w:ascii="Times New Roman" w:hAnsi="Times New Roman" w:cs="Times New Roman"/>
+              </w:rPr>
+              <w:t>-147, Asp-119</w:t>
             </w:r>
           </w:p>
         </w:tc>
@@ -4700,27 +4765,15 @@
               <w:jc w:val="both"/>
               <w:rPr>
                 <w:rFonts w:ascii="Times New Roman" w:hAnsi="Times New Roman" w:cs="Times New Roman"/>
+                <w:lang w:val="pt-BR"/>
               </w:rPr>
             </w:pPr>
             <w:r>
               <w:rPr>
                 <w:rFonts w:ascii="Times New Roman" w:hAnsi="Times New Roman" w:cs="Times New Roman"/>
-              </w:rPr>
-              <w:t>Asp-33(N</w:t>
-            </w:r>
-            <w:proofErr w:type="gramStart"/>
-            <w:r>
-              <w:rPr>
-                <w:rFonts w:ascii="Times New Roman" w:hAnsi="Times New Roman" w:cs="Times New Roman"/>
-              </w:rPr>
-              <w:t>)::</w:t>
-            </w:r>
-            <w:proofErr w:type="gramEnd"/>
-            <w:r>
-              <w:rPr>
-                <w:rFonts w:ascii="Times New Roman" w:hAnsi="Times New Roman" w:cs="Times New Roman"/>
-              </w:rPr>
-              <w:t>Unl1(C16) O4 Lys-16(N)::Unl1(C24) O5 Lys-16(NZ)::Unl1(C24) O6 Gly-15(N)::Unl1(C24) O5</w:t>
+                <w:lang w:val="pt-BR"/>
+              </w:rPr>
+              <w:t>Asp-33(N)::Unl1(C16) O4 Lys-16(N)::Unl1(C24) O5 Lys-16(NZ)::Unl1(C24) O6 Gly-15(N)::Unl1(C24) O5</w:t>
             </w:r>
           </w:p>
           <w:p>
@@ -4728,6 +4781,7 @@
               <w:jc w:val="both"/>
               <w:rPr>
                 <w:rFonts w:ascii="Times New Roman" w:hAnsi="Times New Roman" w:cs="Times New Roman"/>
+                <w:lang w:val="pt-BR"/>
               </w:rPr>
             </w:pPr>
           </w:p>
@@ -4741,27 +4795,15 @@
               <w:jc w:val="both"/>
               <w:rPr>
                 <w:rFonts w:ascii="Times New Roman" w:hAnsi="Times New Roman" w:cs="Times New Roman"/>
+                <w:lang w:val="pt-BR"/>
               </w:rPr>
             </w:pPr>
             <w:r>
               <w:rPr>
                 <w:rFonts w:ascii="Times New Roman" w:hAnsi="Times New Roman" w:cs="Times New Roman"/>
-              </w:rPr>
-              <w:t>Asp-</w:t>
-            </w:r>
-            <w:proofErr w:type="gramStart"/>
-            <w:r>
-              <w:rPr>
-                <w:rFonts w:ascii="Times New Roman" w:hAnsi="Times New Roman" w:cs="Times New Roman"/>
-              </w:rPr>
-              <w:t>19,Phe</w:t>
-            </w:r>
-            <w:proofErr w:type="gramEnd"/>
-            <w:r>
-              <w:rPr>
-                <w:rFonts w:ascii="Times New Roman" w:hAnsi="Times New Roman" w:cs="Times New Roman"/>
-              </w:rPr>
-              <w:t>-28, Lys-147,Lys-147, Leu-120,Tyr-32, Ala-18,Ala-146, Lys-117,Thr-35, Glu-31,Pro-34,Asp-13</w:t>
+                <w:lang w:val="pt-BR"/>
+              </w:rPr>
+              <w:t>Asp-19,Phe-28, Lys-147,Lys-147, Leu-120,Tyr-32, Ala-18,Ala-146, Lys-117,Thr-35, Glu-31,Pro-34,Asp-13</w:t>
             </w:r>
           </w:p>
         </w:tc>
@@ -4814,27 +4856,15 @@
               <w:jc w:val="both"/>
               <w:rPr>
                 <w:rFonts w:ascii="Times New Roman" w:hAnsi="Times New Roman" w:cs="Times New Roman"/>
+                <w:lang w:val="pt-BR"/>
               </w:rPr>
             </w:pPr>
             <w:r>
               <w:rPr>
                 <w:rFonts w:ascii="Times New Roman" w:hAnsi="Times New Roman" w:cs="Times New Roman"/>
-              </w:rPr>
-              <w:t>Lys-117(N</w:t>
-            </w:r>
-            <w:proofErr w:type="gramStart"/>
-            <w:r>
-              <w:rPr>
-                <w:rFonts w:ascii="Times New Roman" w:hAnsi="Times New Roman" w:cs="Times New Roman"/>
-              </w:rPr>
-              <w:t>)::</w:t>
-            </w:r>
-            <w:proofErr w:type="gramEnd"/>
-            <w:r>
-              <w:rPr>
-                <w:rFonts w:ascii="Times New Roman" w:hAnsi="Times New Roman" w:cs="Times New Roman"/>
-              </w:rPr>
-              <w:t xml:space="preserve"> Unk0(C9) O2 Ala-146(N):: Unk0(C9) O2 Asn-116(ND2)::Unk0(O3) Asp-13(N):: Unk0(OXT) Lys-16(N)::Unk0(O) Lys-16(NZ)::Unk0(O) Gly-15(N)::Unk0(O) Val-14(N)::Unk0(O)</w:t>
+                <w:lang w:val="pt-BR"/>
+              </w:rPr>
+              <w:t>Lys-117(N):: Unk0(C9) O2 Ala-146(N):: Unk0(C9) O2 Asn-116(ND2)::Unk0(O3) Asp-13(N):: Unk0(OXT) Lys-16(N)::Unk0(O) Lys-16(NZ)::Unk0(O) Gly-15(N)::Unk0(O) Val-14(N)::Unk0(O)</w:t>
             </w:r>
           </w:p>
           <w:p>
@@ -4842,6 +4872,7 @@
               <w:jc w:val="both"/>
               <w:rPr>
                 <w:rFonts w:ascii="Times New Roman" w:hAnsi="Times New Roman" w:cs="Times New Roman"/>
+                <w:lang w:val="pt-BR"/>
               </w:rPr>
             </w:pPr>
           </w:p>
@@ -4855,27 +4886,15 @@
               <w:jc w:val="both"/>
               <w:rPr>
                 <w:rFonts w:ascii="Times New Roman" w:hAnsi="Times New Roman" w:cs="Times New Roman"/>
+                <w:lang w:val="pt-BR"/>
               </w:rPr>
             </w:pPr>
             <w:r>
               <w:rPr>
                 <w:rFonts w:ascii="Times New Roman" w:hAnsi="Times New Roman" w:cs="Times New Roman"/>
-              </w:rPr>
-              <w:t>Asp-</w:t>
-            </w:r>
-            <w:proofErr w:type="gramStart"/>
-            <w:r>
-              <w:rPr>
-                <w:rFonts w:ascii="Times New Roman" w:hAnsi="Times New Roman" w:cs="Times New Roman"/>
-              </w:rPr>
-              <w:t>119,Phe</w:t>
-            </w:r>
-            <w:proofErr w:type="gramEnd"/>
-            <w:r>
-              <w:rPr>
-                <w:rFonts w:ascii="Times New Roman" w:hAnsi="Times New Roman" w:cs="Times New Roman"/>
-              </w:rPr>
-              <w:t>-28, Asp-33,Pro-34,Asp-12, Ala-18,Ser-17,Lys-147, Ser-145</w:t>
+                <w:lang w:val="pt-BR"/>
+              </w:rPr>
+              <w:t>Asp-119,Phe-28, Asp-33,Pro-34,Asp-12, Ala-18,Ser-17,Lys-147, Ser-145</w:t>
             </w:r>
           </w:p>
         </w:tc>
@@ -4931,27 +4950,15 @@
               <w:jc w:val="both"/>
               <w:rPr>
                 <w:rFonts w:ascii="Times New Roman" w:hAnsi="Times New Roman" w:cs="Times New Roman"/>
+                <w:lang w:val="pt-BR"/>
               </w:rPr>
             </w:pPr>
             <w:r>
               <w:rPr>
                 <w:rFonts w:ascii="Times New Roman" w:hAnsi="Times New Roman" w:cs="Times New Roman"/>
-              </w:rPr>
-              <w:t>Lys-16(NZ</w:t>
-            </w:r>
-            <w:proofErr w:type="gramStart"/>
-            <w:r>
-              <w:rPr>
-                <w:rFonts w:ascii="Times New Roman" w:hAnsi="Times New Roman" w:cs="Times New Roman"/>
-              </w:rPr>
-              <w:t>)::</w:t>
-            </w:r>
-            <w:proofErr w:type="gramEnd"/>
-            <w:r>
-              <w:rPr>
-                <w:rFonts w:ascii="Times New Roman" w:hAnsi="Times New Roman" w:cs="Times New Roman"/>
-              </w:rPr>
-              <w:t>Unl1(C21) O3 Gly-15(N):: Unl1(C21) O3 Ser-17(N)::Unl1(C22) O4</w:t>
+                <w:lang w:val="pt-BR"/>
+              </w:rPr>
+              <w:t>Lys-16(NZ)::Unl1(C21) O3 Gly-15(N):: Unl1(C21) O3 Ser-17(N)::Unl1(C22) O4</w:t>
             </w:r>
           </w:p>
         </w:tc>
@@ -4984,7 +4991,77 @@
               <w:rPr>
                 <w:rFonts w:ascii="Times New Roman" w:hAnsi="Times New Roman" w:cs="Times New Roman"/>
               </w:rPr>
-              <w:t>-13, Val-14,Asp-12, Asp-30,Glu-13, Asp-119,Lys-117, Phe-28,Asp-57, Ala-18,Thr-58</w:t>
+              <w:t>-13, Val-</w:t>
+            </w:r>
+            <w:proofErr w:type="gramStart"/>
+            <w:r>
+              <w:rPr>
+                <w:rFonts w:ascii="Times New Roman" w:hAnsi="Times New Roman" w:cs="Times New Roman"/>
+              </w:rPr>
+              <w:t>14,Asp</w:t>
+            </w:r>
+            <w:proofErr w:type="gramEnd"/>
+            <w:r>
+              <w:rPr>
+                <w:rFonts w:ascii="Times New Roman" w:hAnsi="Times New Roman" w:cs="Times New Roman"/>
+              </w:rPr>
+              <w:t>-12, Asp-</w:t>
+            </w:r>
+            <w:proofErr w:type="gramStart"/>
+            <w:r>
+              <w:rPr>
+                <w:rFonts w:ascii="Times New Roman" w:hAnsi="Times New Roman" w:cs="Times New Roman"/>
+              </w:rPr>
+              <w:t>30,Glu</w:t>
+            </w:r>
+            <w:proofErr w:type="gramEnd"/>
+            <w:r>
+              <w:rPr>
+                <w:rFonts w:ascii="Times New Roman" w:hAnsi="Times New Roman" w:cs="Times New Roman"/>
+              </w:rPr>
+              <w:t>-13, Asp-</w:t>
+            </w:r>
+            <w:proofErr w:type="gramStart"/>
+            <w:r>
+              <w:rPr>
+                <w:rFonts w:ascii="Times New Roman" w:hAnsi="Times New Roman" w:cs="Times New Roman"/>
+              </w:rPr>
+              <w:t>119,Lys</w:t>
+            </w:r>
+            <w:proofErr w:type="gramEnd"/>
+            <w:r>
+              <w:rPr>
+                <w:rFonts w:ascii="Times New Roman" w:hAnsi="Times New Roman" w:cs="Times New Roman"/>
+              </w:rPr>
+              <w:t>-117, Phe-</w:t>
+            </w:r>
+            <w:proofErr w:type="gramStart"/>
+            <w:r>
+              <w:rPr>
+                <w:rFonts w:ascii="Times New Roman" w:hAnsi="Times New Roman" w:cs="Times New Roman"/>
+              </w:rPr>
+              <w:t>28,Asp</w:t>
+            </w:r>
+            <w:proofErr w:type="gramEnd"/>
+            <w:r>
+              <w:rPr>
+                <w:rFonts w:ascii="Times New Roman" w:hAnsi="Times New Roman" w:cs="Times New Roman"/>
+              </w:rPr>
+              <w:t>-57, Ala-</w:t>
+            </w:r>
+            <w:proofErr w:type="gramStart"/>
+            <w:r>
+              <w:rPr>
+                <w:rFonts w:ascii="Times New Roman" w:hAnsi="Times New Roman" w:cs="Times New Roman"/>
+              </w:rPr>
+              <w:t>18,Thr</w:t>
+            </w:r>
+            <w:proofErr w:type="gramEnd"/>
+            <w:r>
+              <w:rPr>
+                <w:rFonts w:ascii="Times New Roman" w:hAnsi="Times New Roman" w:cs="Times New Roman"/>
+              </w:rPr>
+              <w:t>-58</w:t>
             </w:r>
           </w:p>
         </w:tc>
@@ -5467,7 +5544,7 @@
                           </pic:cNvPicPr>
                         </pic:nvPicPr>
                         <pic:blipFill>
-                          <a:blip r:embed="rId13">
+                          <a:blip r:embed="rId14">
                             <a:extLst>
                               <a:ext uri="{28A0092B-C50C-407E-A947-70E740481C1C}">
                                 <a14:useLocalDpi xmlns:a14="http://schemas.microsoft.com/office/drawing/2010/main" val="0"/>
@@ -5524,7 +5601,7 @@
               </wp:anchor>
             </w:drawing>
           </mc:Choice>
-          <mc:Fallback xmlns:w16sdtdh="http://schemas.microsoft.com/office/word/2020/wordml/sdtdatahash" xmlns:w16="http://schemas.microsoft.com/office/word/2018/wordml" xmlns:w16cex="http://schemas.microsoft.com/office/word/2018/wordml/cex">
+          <mc:Fallback>
             <w:pict>
               <v:group w14:anchorId="52F151BA" id="Group 1" o:spid="_x0000_s1026" style="position:absolute;margin-left:76.2pt;margin-top:33.85pt;width:199.1pt;height:217.05pt;z-index:-251651072;mso-wrap-distance-left:0;mso-wrap-distance-right:0;mso-position-horizontal-relative:page" coordorigin="1440,264" coordsize="4957,5303" o:gfxdata="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">
                 <v:shape id="docshape8" o:spid="_x0000_s1027" style="position:absolute;left:1440;top:263;width:4957;height:5303;visibility:visible;mso-wrap-style:square;v-text-anchor:top" coordsize="4957,5303" o:gfxdata="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" path="m4947,5293r-4937,l,5293r,9l10,5302r4937,l4947,5293xm4947,l10,,,,,9,,5293r10,l10,9r4937,l4947,xm4957,5293r-10,l4947,5302r10,l4957,5293xm4957,r-10,l4947,9r,5284l4957,5293,4957,9r,-9xe" fillcolor="black" stroked="f">
@@ -5550,7 +5627,7 @@
                   <o:lock v:ext="edit" aspectratio="t"/>
                 </v:shapetype>
                 <v:shape id="docshape9" o:spid="_x0000_s1028" type="#_x0000_t75" style="position:absolute;left:1613;top:471;width:4741;height:4193;visibility:visible;mso-wrap-style:square" o:gfxdata="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">
-                  <v:imagedata r:id="rId14" o:title=""/>
+                  <v:imagedata r:id="rId15" o:title=""/>
                 </v:shape>
                 <w10:wrap type="topAndBottom" anchorx="page"/>
               </v:group>
@@ -5822,7 +5899,7 @@
                           </pic:cNvPicPr>
                         </pic:nvPicPr>
                         <pic:blipFill>
-                          <a:blip r:embed="rId15">
+                          <a:blip r:embed="rId16">
                             <a:extLst>
                               <a:ext uri="{28A0092B-C50C-407E-A947-70E740481C1C}">
                                 <a14:useLocalDpi xmlns:a14="http://schemas.microsoft.com/office/drawing/2010/main" val="0"/>
@@ -5873,14 +5950,14 @@
               </wp:inline>
             </w:drawing>
           </mc:Choice>
-          <mc:Fallback xmlns:w16sdtdh="http://schemas.microsoft.com/office/word/2020/wordml/sdtdatahash" xmlns:w16="http://schemas.microsoft.com/office/word/2018/wordml" xmlns:w16cex="http://schemas.microsoft.com/office/word/2018/wordml/cex">
+          <mc:Fallback>
             <w:pict>
               <v:group w14:anchorId="64428738" id="Group 10" o:spid="_x0000_s1026" style="width:203.35pt;height:206.55pt;mso-position-horizontal-relative:char;mso-position-vertical-relative:line" coordsize="5118,5025" o:gfxdata="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">
                 <v:shape id="docshape12" o:spid="_x0000_s1027" style="position:absolute;width:5118;height:5025;visibility:visible;mso-wrap-style:square;v-text-anchor:top" coordsize="5118,5025" o:gfxdata="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" path="m5118,r-10,l5108,10r,5005l10,5015,10,10r5098,l5108,,10,,,,,10,,5015r,9l10,5024r5098,l5118,5024r,-9l5118,10r,-10xe" fillcolor="black" stroked="f">
                   <v:path arrowok="t" o:connecttype="custom" o:connectlocs="5118,0;5108,0;5108,10;5108,5015;10,5015;10,10;5108,10;5108,0;10,0;0,0;0,10;0,5015;0,5024;10,5024;5108,5024;5118,5024;5118,5015;5118,10;5118,0" o:connectangles="0,0,0,0,0,0,0,0,0,0,0,0,0,0,0,0,0,0,0"/>
                 </v:shape>
                 <v:shape id="docshape13" o:spid="_x0000_s1028" type="#_x0000_t75" style="position:absolute;left:244;top:10;width:4611;height:4571;visibility:visible;mso-wrap-style:square" o:gfxdata="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">
-                  <v:imagedata r:id="rId16" o:title=""/>
+                  <v:imagedata r:id="rId17" o:title=""/>
                 </v:shape>
                 <w10:anchorlock/>
               </v:group>
@@ -6322,7 +6399,7 @@
                           </pic:cNvPicPr>
                         </pic:nvPicPr>
                         <pic:blipFill>
-                          <a:blip r:embed="rId17">
+                          <a:blip r:embed="rId18">
                             <a:extLst>
                               <a:ext uri="{28A0092B-C50C-407E-A947-70E740481C1C}">
                                 <a14:useLocalDpi xmlns:a14="http://schemas.microsoft.com/office/drawing/2010/main" val="0"/>
@@ -6379,14 +6456,14 @@
               </wp:anchor>
             </w:drawing>
           </mc:Choice>
-          <mc:Fallback xmlns:w16sdtdh="http://schemas.microsoft.com/office/word/2020/wordml/sdtdatahash" xmlns:w16="http://schemas.microsoft.com/office/word/2018/wordml" xmlns:w16cex="http://schemas.microsoft.com/office/word/2018/wordml/cex">
+          <mc:Fallback>
             <w:pict>
               <v:group w14:anchorId="56D1918E" id="Group 16" o:spid="_x0000_s1026" style="position:absolute;margin-left:-10.5pt;margin-top:0;width:229.1pt;height:242.75pt;z-index:-251650048;mso-wrap-distance-left:0;mso-wrap-distance-right:0;mso-position-horizontal-relative:margin" coordorigin="1436,340" coordsize="5411,5428" o:gfxdata="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">
                 <v:shape id="docshape15" o:spid="_x0000_s1027" style="position:absolute;left:1435;top:339;width:5411;height:5428;visibility:visible;mso-wrap-style:square;v-text-anchor:top" coordsize="5411,5428" o:gfxdata="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" path="m5410,5417r-9,l9,5417r-9,l,5427r9,l5401,5427r9,l5410,5417xm5410,r-9,l9,,,,,9,,5417r9,l9,9r5392,l5401,5417r9,l5410,9r,-9xe" fillcolor="black" stroked="f">
                   <v:path arrowok="t" o:connecttype="custom" o:connectlocs="5410,5757;5401,5757;5401,5757;9,5757;0,5757;0,5767;9,5767;5401,5767;5401,5767;5410,5767;5410,5757;5410,340;5401,340;5401,340;9,340;0,340;0,349;0,5757;9,5757;9,349;5401,349;5401,5757;5410,5757;5410,349;5410,340" o:connectangles="0,0,0,0,0,0,0,0,0,0,0,0,0,0,0,0,0,0,0,0,0,0,0,0,0"/>
                 </v:shape>
                 <v:shape id="docshape16" o:spid="_x0000_s1028" type="#_x0000_t75" style="position:absolute;left:1548;top:348;width:4964;height:4987;visibility:visible;mso-wrap-style:square" o:gfxdata="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">
-                  <v:imagedata r:id="rId18" o:title=""/>
+                  <v:imagedata r:id="rId19" o:title=""/>
                 </v:shape>
                 <w10:wrap type="topAndBottom" anchorx="margin"/>
               </v:group>
@@ -6692,7 +6769,7 @@
                           </pic:cNvPicPr>
                         </pic:nvPicPr>
                         <pic:blipFill>
-                          <a:blip r:embed="rId19">
+                          <a:blip r:embed="rId20">
                             <a:extLst>
                               <a:ext uri="{28A0092B-C50C-407E-A947-70E740481C1C}">
                                 <a14:useLocalDpi xmlns:a14="http://schemas.microsoft.com/office/drawing/2010/main" val="0"/>
@@ -6743,14 +6820,14 @@
               </wp:inline>
             </w:drawing>
           </mc:Choice>
-          <mc:Fallback xmlns:w16sdtdh="http://schemas.microsoft.com/office/word/2020/wordml/sdtdatahash" xmlns:w16="http://schemas.microsoft.com/office/word/2018/wordml" xmlns:w16cex="http://schemas.microsoft.com/office/word/2018/wordml/cex">
+          <mc:Fallback>
             <w:pict>
               <v:group w14:anchorId="1569CCE6" id="Group 22" o:spid="_x0000_s1026" style="width:230.7pt;height:232.3pt;mso-position-horizontal-relative:char;mso-position-vertical-relative:line" coordsize="5406,5550" o:gfxdata="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">
                 <v:shape id="docshape18" o:spid="_x0000_s1027" style="position:absolute;width:5406;height:5550;visibility:visible;mso-wrap-style:square;v-text-anchor:top" coordsize="5406,5550" o:gfxdata="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" path="m5406,r-10,l5396,10r,5530l10,5540,10,10r5386,l5396,,10,,,,,10,,5540r,10l10,5550r5386,l5406,5550r,-10l5406,10r,-10xe" fillcolor="black" stroked="f">
                   <v:path arrowok="t" o:connecttype="custom" o:connectlocs="5406,0;5396,0;5396,10;5396,5540;10,5540;10,10;5396,10;5396,0;10,0;0,0;0,10;0,5540;0,5550;10,5550;5396,5550;5406,5550;5406,5540;5406,10;5406,0" o:connectangles="0,0,0,0,0,0,0,0,0,0,0,0,0,0,0,0,0,0,0"/>
                 </v:shape>
                 <v:shape id="docshape19" o:spid="_x0000_s1028" type="#_x0000_t75" style="position:absolute;left:112;top:12;width:4650;height:4991;visibility:visible;mso-wrap-style:square" o:gfxdata="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">
-                  <v:imagedata r:id="rId20" o:title=""/>
+                  <v:imagedata r:id="rId21" o:title=""/>
                 </v:shape>
                 <w10:anchorlock/>
               </v:group>
@@ -7162,7 +7239,7 @@
                           </pic:cNvPicPr>
                         </pic:nvPicPr>
                         <pic:blipFill>
-                          <a:blip r:embed="rId21">
+                          <a:blip r:embed="rId22">
                             <a:extLst>
                               <a:ext uri="{28A0092B-C50C-407E-A947-70E740481C1C}">
                                 <a14:useLocalDpi xmlns:a14="http://schemas.microsoft.com/office/drawing/2010/main" val="0"/>
@@ -7219,14 +7296,14 @@
               </wp:anchor>
             </w:drawing>
           </mc:Choice>
-          <mc:Fallback xmlns:w16sdtdh="http://schemas.microsoft.com/office/word/2020/wordml/sdtdatahash" xmlns:w16="http://schemas.microsoft.com/office/word/2018/wordml" xmlns:w16cex="http://schemas.microsoft.com/office/word/2018/wordml/cex">
+          <mc:Fallback>
             <w:pict>
               <v:group w14:anchorId="6FE232CE" id="Group 25" o:spid="_x0000_s1026" style="position:absolute;margin-left:-5.8pt;margin-top:21pt;width:241.75pt;height:224.4pt;z-index:-251649024;mso-wrap-distance-left:0;mso-wrap-distance-right:0;mso-position-horizontal-relative:margin" coordorigin="1440,338" coordsize="5137,4888" o:gfxdata="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">
                 <v:shape id="docshape21" o:spid="_x0000_s1027" style="position:absolute;left:1440;top:338;width:5137;height:4888;visibility:visible;mso-wrap-style:square;v-text-anchor:top" coordsize="5137,4888" o:gfxdata="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" path="m5137,r-9,l5128,10r,4868l10,4878,10,10r5118,l5128,,10,,,,,10,,4878r,10l10,4888r5118,l5137,4888r,-10l5137,10r,-10xe" fillcolor="black" stroked="f">
                   <v:path arrowok="t" o:connecttype="custom" o:connectlocs="5137,338;5128,338;5128,348;5128,5216;10,5216;10,348;5128,348;5128,338;10,338;0,338;0,348;0,5216;0,5226;10,5226;5128,5226;5137,5226;5137,5216;5137,348;5137,338" o:connectangles="0,0,0,0,0,0,0,0,0,0,0,0,0,0,0,0,0,0,0"/>
                 </v:shape>
                 <v:shape id="docshape22" o:spid="_x0000_s1028" type="#_x0000_t75" style="position:absolute;left:1553;top:423;width:4341;height:4299;visibility:visible;mso-wrap-style:square" o:gfxdata="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">
-                  <v:imagedata r:id="rId22" o:title=""/>
+                  <v:imagedata r:id="rId23" o:title=""/>
                 </v:shape>
                 <w10:wrap type="topAndBottom" anchorx="margin"/>
               </v:group>
@@ -7547,7 +7624,7 @@
                           </pic:cNvPicPr>
                         </pic:nvPicPr>
                         <pic:blipFill>
-                          <a:blip r:embed="rId23">
+                          <a:blip r:embed="rId24">
                             <a:extLst>
                               <a:ext uri="{28A0092B-C50C-407E-A947-70E740481C1C}">
                                 <a14:useLocalDpi xmlns:a14="http://schemas.microsoft.com/office/drawing/2010/main" val="0"/>
@@ -7598,14 +7675,14 @@
               </wp:inline>
             </w:drawing>
           </mc:Choice>
-          <mc:Fallback xmlns:w16sdtdh="http://schemas.microsoft.com/office/word/2020/wordml/sdtdatahash" xmlns:w16="http://schemas.microsoft.com/office/word/2018/wordml" xmlns:w16cex="http://schemas.microsoft.com/office/word/2018/wordml/cex">
+          <mc:Fallback>
             <w:pict>
               <v:group w14:anchorId="08722372" id="Group 28" o:spid="_x0000_s1026" style="width:248.55pt;height:237.65pt;mso-position-horizontal-relative:char;mso-position-vertical-relative:line" coordsize="5507,5394" o:gfxdata="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">
                 <v:shape id="docshape25" o:spid="_x0000_s1027" style="position:absolute;width:5507;height:5394;visibility:visible;mso-wrap-style:square;v-text-anchor:top" coordsize="5507,5394" o:gfxdata="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" path="m5507,5384r-10,l10,5384r-10,l,5394r10,l5497,5394r10,l5507,5384xm5507,r-10,l10,,,,,10,,5384r10,l10,10r5487,l5497,5384r10,l5507,10r,-10xe" fillcolor="black" stroked="f">
                   <v:path arrowok="t" o:connecttype="custom" o:connectlocs="5507,5384;5497,5384;5497,5384;10,5384;0,5384;0,5394;10,5394;5497,5394;5497,5394;5507,5394;5507,5384;5507,0;5497,0;5497,0;10,0;0,0;0,10;0,5384;10,5384;10,10;5497,10;5497,5384;5507,5384;5507,10;5507,0" o:connectangles="0,0,0,0,0,0,0,0,0,0,0,0,0,0,0,0,0,0,0,0,0,0,0,0,0"/>
                 </v:shape>
                 <v:shape id="docshape26" o:spid="_x0000_s1028" type="#_x0000_t75" style="position:absolute;left:302;top:227;width:4825;height:4526;visibility:visible;mso-wrap-style:square" o:gfxdata="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">
-                  <v:imagedata r:id="rId24" o:title=""/>
+                  <v:imagedata r:id="rId25" o:title=""/>
                 </v:shape>
                 <w10:anchorlock/>
               </v:group>
@@ -8038,7 +8115,7 @@
                           </pic:cNvPicPr>
                         </pic:nvPicPr>
                         <pic:blipFill>
-                          <a:blip r:embed="rId25">
+                          <a:blip r:embed="rId26">
                             <a:extLst>
                               <a:ext uri="{28A0092B-C50C-407E-A947-70E740481C1C}">
                                 <a14:useLocalDpi xmlns:a14="http://schemas.microsoft.com/office/drawing/2010/main" val="0"/>
@@ -8095,14 +8172,14 @@
               </wp:anchor>
             </w:drawing>
           </mc:Choice>
-          <mc:Fallback xmlns:w16sdtdh="http://schemas.microsoft.com/office/word/2020/wordml/sdtdatahash" xmlns:w16="http://schemas.microsoft.com/office/word/2018/wordml" xmlns:w16cex="http://schemas.microsoft.com/office/word/2018/wordml/cex">
+          <mc:Fallback>
             <w:pict>
               <v:group w14:anchorId="0A9D4CBD" id="Group 31" o:spid="_x0000_s1026" style="position:absolute;margin-left:0;margin-top:69.85pt;width:275.35pt;height:197.6pt;z-index:-251648000;mso-wrap-distance-left:0;mso-wrap-distance-right:0;mso-position-horizontal:left;mso-position-horizontal-relative:margin" coordorigin="1440,338" coordsize="5507,5085" o:gfxdata="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">
                 <v:shape id="docshape28" o:spid="_x0000_s1027" style="position:absolute;left:1440;top:338;width:5507;height:5085;visibility:visible;mso-wrap-style:square;v-text-anchor:top" coordsize="5507,5085" o:gfxdata="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" path="m5507,5075r-10,l10,5075r-10,l,5085r10,l5497,5085r10,l5507,5075xm5507,r-10,l10,,,,,10,,5075r10,l10,10r5487,l5497,5075r10,l5507,10r,-10xe" fillcolor="black" stroked="f">
                   <v:path arrowok="t" o:connecttype="custom" o:connectlocs="5507,5413;5497,5413;5497,5413;10,5413;0,5413;0,5423;10,5423;5497,5423;5497,5423;5507,5423;5507,5413;5507,338;5497,338;5497,338;10,338;0,338;0,348;0,5413;10,5413;10,348;5497,348;5497,5413;5507,5413;5507,348;5507,338" o:connectangles="0,0,0,0,0,0,0,0,0,0,0,0,0,0,0,0,0,0,0,0,0,0,0,0,0"/>
                 </v:shape>
                 <v:shape id="docshape29" o:spid="_x0000_s1028" type="#_x0000_t75" style="position:absolute;left:1553;top:348;width:4298;height:4609;visibility:visible;mso-wrap-style:square" o:gfxdata="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">
-                  <v:imagedata r:id="rId26" o:title=""/>
+                  <v:imagedata r:id="rId27" o:title=""/>
                 </v:shape>
                 <w10:wrap type="topAndBottom" anchorx="margin"/>
               </v:group>
@@ -8374,7 +8451,7 @@
                           </pic:cNvPicPr>
                         </pic:nvPicPr>
                         <pic:blipFill>
-                          <a:blip r:embed="rId27">
+                          <a:blip r:embed="rId28">
                             <a:extLst>
                               <a:ext uri="{28A0092B-C50C-407E-A947-70E740481C1C}">
                                 <a14:useLocalDpi xmlns:a14="http://schemas.microsoft.com/office/drawing/2010/main" val="0"/>
@@ -8425,14 +8502,14 @@
               </wp:inline>
             </w:drawing>
           </mc:Choice>
-          <mc:Fallback xmlns:w16sdtdh="http://schemas.microsoft.com/office/word/2020/wordml/sdtdatahash" xmlns:w16="http://schemas.microsoft.com/office/word/2018/wordml" xmlns:w16cex="http://schemas.microsoft.com/office/word/2018/wordml/cex">
+          <mc:Fallback>
             <w:pict>
               <v:group w14:anchorId="2ED5C20D" id="Group 37" o:spid="_x0000_s1026" style="width:270.3pt;height:247.5pt;mso-position-horizontal-relative:char;mso-position-vertical-relative:line" coordsize="5406,4950" o:gfxdata="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">
                 <v:shape id="docshape31" o:spid="_x0000_s1027" style="position:absolute;width:5406;height:4950;visibility:visible;mso-wrap-style:square;v-text-anchor:top" coordsize="5406,4950" o:gfxdata="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" path="m5406,r-10,l5396,10r,4930l10,4940,10,10r5386,l5396,,10,,,,,10,,4940r,10l10,4950r5386,l5406,4950r,-10l5406,10r,-10xe" fillcolor="black" stroked="f">
                   <v:path arrowok="t" o:connecttype="custom" o:connectlocs="5406,0;5396,0;5396,10;5396,4940;10,4940;10,10;5396,10;5396,0;10,0;0,0;0,10;0,4940;0,4950;10,4950;5396,4950;5406,4950;5406,4940;5406,10;5406,0" o:connectangles="0,0,0,0,0,0,0,0,0,0,0,0,0,0,0,0,0,0,0"/>
                 </v:shape>
                 <v:shape id="docshape32" o:spid="_x0000_s1028" type="#_x0000_t75" style="position:absolute;left:284;top:10;width:4293;height:4460;visibility:visible;mso-wrap-style:square" o:gfxdata="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">
-                  <v:imagedata r:id="rId28" o:title=""/>
+                  <v:imagedata r:id="rId29" o:title=""/>
                 </v:shape>
                 <w10:anchorlock/>
               </v:group>
@@ -8748,7 +8825,7 @@
                           </pic:cNvPicPr>
                         </pic:nvPicPr>
                         <pic:blipFill>
-                          <a:blip r:embed="rId29">
+                          <a:blip r:embed="rId30">
                             <a:extLst>
                               <a:ext uri="{28A0092B-C50C-407E-A947-70E740481C1C}">
                                 <a14:useLocalDpi xmlns:a14="http://schemas.microsoft.com/office/drawing/2010/main" val="0"/>
@@ -8805,14 +8882,14 @@
               </wp:anchor>
             </w:drawing>
           </mc:Choice>
-          <mc:Fallback xmlns:w16sdtdh="http://schemas.microsoft.com/office/word/2020/wordml/sdtdatahash" xmlns:w16="http://schemas.microsoft.com/office/word/2018/wordml" xmlns:w16cex="http://schemas.microsoft.com/office/word/2018/wordml/cex">
+          <mc:Fallback>
             <w:pict>
               <v:group w14:anchorId="7BB6247C" id="Group 40" o:spid="_x0000_s1026" style="position:absolute;margin-left:1in;margin-top:379.5pt;width:276.9pt;height:272.95pt;z-index:-251645952;mso-wrap-distance-left:0;mso-wrap-distance-right:0;mso-position-horizontal-relative:page" coordorigin="1440,339" coordsize="5538,5459" o:gfxdata="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">
                 <v:shape id="docshape34" o:spid="_x0000_s1027" style="position:absolute;left:1440;top:339;width:5538;height:5459;visibility:visible;mso-wrap-style:square;v-text-anchor:top" coordsize="5538,5459" o:gfxdata="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" path="m5538,r-9,l5529,10r,5439l10,5449,10,10r5519,l5529,,10,,,,,10,,5449r,10l10,5459r5519,l5538,5459r,-10l5538,10r,-10xe" fillcolor="black" stroked="f">
                   <v:path arrowok="t" o:connecttype="custom" o:connectlocs="5538,339;5529,339;5529,349;5529,5788;10,5788;10,349;5529,349;5529,339;10,339;0,339;0,349;0,5788;0,5798;10,5798;5529,5798;5538,5798;5538,5788;5538,349;5538,339" o:connectangles="0,0,0,0,0,0,0,0,0,0,0,0,0,0,0,0,0,0,0"/>
                 </v:shape>
                 <v:shape id="docshape35" o:spid="_x0000_s1028" type="#_x0000_t75" style="position:absolute;left:1553;top:349;width:5062;height:5028;visibility:visible;mso-wrap-style:square" o:gfxdata="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">
-                  <v:imagedata r:id="rId30" o:title=""/>
+                  <v:imagedata r:id="rId31" o:title=""/>
                 </v:shape>
                 <w10:wrap type="topAndBottom" anchorx="page"/>
               </v:group>
@@ -9085,7 +9162,7 @@
                           </pic:cNvPicPr>
                         </pic:nvPicPr>
                         <pic:blipFill>
-                          <a:blip r:embed="rId27">
+                          <a:blip r:embed="rId28">
                             <a:extLst>
                               <a:ext uri="{28A0092B-C50C-407E-A947-70E740481C1C}">
                                 <a14:useLocalDpi xmlns:a14="http://schemas.microsoft.com/office/drawing/2010/main" val="0"/>
@@ -9136,14 +9213,14 @@
               </wp:inline>
             </w:drawing>
           </mc:Choice>
-          <mc:Fallback xmlns:w16sdtdh="http://schemas.microsoft.com/office/word/2020/wordml/sdtdatahash" xmlns:w16="http://schemas.microsoft.com/office/word/2018/wordml" xmlns:w16cex="http://schemas.microsoft.com/office/word/2018/wordml/cex">
+          <mc:Fallback>
             <w:pict>
               <v:group w14:anchorId="007F3491" id="Group 4" o:spid="_x0000_s1026" style="width:270.3pt;height:247.5pt;mso-position-horizontal-relative:char;mso-position-vertical-relative:line" coordsize="5406,4950" o:gfxdata="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">
                 <v:shape id="docshape31" o:spid="_x0000_s1027" style="position:absolute;width:5406;height:4950;visibility:visible;mso-wrap-style:square;v-text-anchor:top" coordsize="5406,4950" o:gfxdata="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" path="m5406,r-10,l5396,10r,4930l10,4940,10,10r5386,l5396,,10,,,,,10,,4940r,10l10,4950r5386,l5406,4950r,-10l5406,10r,-10xe" fillcolor="black" stroked="f">
                   <v:path arrowok="t" o:connecttype="custom" o:connectlocs="5406,0;5396,0;5396,10;5396,4940;10,4940;10,10;5396,10;5396,0;10,0;0,0;0,10;0,4940;0,4950;10,4950;5396,4950;5406,4950;5406,4940;5406,10;5406,0" o:connectangles="0,0,0,0,0,0,0,0,0,0,0,0,0,0,0,0,0,0,0"/>
                 </v:shape>
                 <v:shape id="docshape32" o:spid="_x0000_s1028" type="#_x0000_t75" style="position:absolute;left:284;top:10;width:4293;height:4460;visibility:visible;mso-wrap-style:square" o:gfxdata="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">
-                  <v:imagedata r:id="rId28" o:title=""/>
+                  <v:imagedata r:id="rId29" o:title=""/>
                 </v:shape>
                 <w10:anchorlock/>
               </v:group>
@@ -9487,7 +9564,7 @@
                           </pic:cNvPicPr>
                         </pic:nvPicPr>
                         <pic:blipFill>
-                          <a:blip r:embed="rId31">
+                          <a:blip r:embed="rId32">
                             <a:extLst>
                               <a:ext uri="{28A0092B-C50C-407E-A947-70E740481C1C}">
                                 <a14:useLocalDpi xmlns:a14="http://schemas.microsoft.com/office/drawing/2010/main" val="0"/>
@@ -9544,14 +9621,14 @@
               </wp:anchor>
             </w:drawing>
           </mc:Choice>
-          <mc:Fallback xmlns:w16sdtdh="http://schemas.microsoft.com/office/word/2020/wordml/sdtdatahash" xmlns:w16="http://schemas.microsoft.com/office/word/2018/wordml" xmlns:w16cex="http://schemas.microsoft.com/office/word/2018/wordml/cex">
+          <mc:Fallback>
             <w:pict>
               <v:group w14:anchorId="622C4173" id="Group 7" o:spid="_x0000_s1026" style="position:absolute;margin-left:0;margin-top:0;width:262.2pt;height:248.05pt;z-index:-251646976;mso-wrap-distance-left:0;mso-wrap-distance-right:0;mso-position-horizontal:left;mso-position-horizontal-relative:margin" coordorigin="1440,339" coordsize="5677,5399" o:gfxdata="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">
                 <v:shape id="docshape41" o:spid="_x0000_s1027" style="position:absolute;left:1440;top:339;width:5677;height:5399;visibility:visible;mso-wrap-style:square;v-text-anchor:top" coordsize="5677,5399" o:gfxdata="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" path="m5677,r-9,l5668,10r,5379l10,5389,10,10r5658,l5668,,10,,,,,10,,5389r,10l10,5399r5658,l5677,5399r,-10l5677,10r,-10xe" fillcolor="black" stroked="f">
                   <v:path arrowok="t" o:connecttype="custom" o:connectlocs="5677,339;5668,339;5668,349;5668,5728;10,5728;10,349;5668,349;5668,339;10,339;0,339;0,349;0,5728;0,5738;10,5738;5668,5738;5677,5738;5677,5728;5677,349;5677,339" o:connectangles="0,0,0,0,0,0,0,0,0,0,0,0,0,0,0,0,0,0,0"/>
                 </v:shape>
                 <v:shape id="docshape42" o:spid="_x0000_s1028" type="#_x0000_t75" style="position:absolute;left:1655;top:535;width:4603;height:4686;visibility:visible;mso-wrap-style:square" o:gfxdata="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">
-                  <v:imagedata r:id="rId32" o:title=""/>
+                  <v:imagedata r:id="rId33" o:title=""/>
                 </v:shape>
                 <w10:wrap type="topAndBottom" anchorx="margin"/>
               </v:group>
@@ -9813,7 +9890,25 @@
           <w:sz w:val="24"/>
           <w:szCs w:val="24"/>
         </w:rPr>
-        <w:t>02102162_14892,ZINC02114643_7056, ZINC00518885_18475, ZINC03882094_17080</w:t>
+        <w:t>02102162_</w:t>
+      </w:r>
+      <w:proofErr w:type="gramStart"/>
+      <w:r>
+        <w:rPr>
+          <w:rFonts w:ascii="Times New Roman" w:hAnsi="Times New Roman" w:cs="Times New Roman"/>
+          <w:sz w:val="24"/>
+          <w:szCs w:val="24"/>
+        </w:rPr>
+        <w:t>14892,ZINC</w:t>
+      </w:r>
+      <w:proofErr w:type="gramEnd"/>
+      <w:r>
+        <w:rPr>
+          <w:rFonts w:ascii="Times New Roman" w:hAnsi="Times New Roman" w:cs="Times New Roman"/>
+          <w:sz w:val="24"/>
+          <w:szCs w:val="24"/>
+        </w:rPr>
+        <w:t>02114643_7056, ZINC00518885_18475, ZINC03882094_17080</w:t>
       </w:r>
       <w:r>
         <w:rPr>
@@ -9897,7 +9992,25 @@
           <w:sz w:val="24"/>
           <w:szCs w:val="24"/>
         </w:rPr>
-        <w:t xml:space="preserve"> CW, Reid D, Parker JA, et al. 2017).It does not show hydrophobic interactions or Van der Waals contact in complex six and nine with Zinc IDs- ZINC06167356_6831, ZINC02114643_7056 respectively. It is found to be showing stability in rest of the nine complexes.</w:t>
+        <w:t xml:space="preserve"> CW, Reid D, Parker JA, et al. 2017</w:t>
+      </w:r>
+      <w:proofErr w:type="gramStart"/>
+      <w:r>
+        <w:rPr>
+          <w:rFonts w:ascii="Times New Roman" w:hAnsi="Times New Roman" w:cs="Times New Roman"/>
+          <w:sz w:val="24"/>
+          <w:szCs w:val="24"/>
+        </w:rPr>
+        <w:t>).It</w:t>
+      </w:r>
+      <w:proofErr w:type="gramEnd"/>
+      <w:r>
+        <w:rPr>
+          <w:rFonts w:ascii="Times New Roman" w:hAnsi="Times New Roman" w:cs="Times New Roman"/>
+          <w:sz w:val="24"/>
+          <w:szCs w:val="24"/>
+        </w:rPr>
+        <w:t xml:space="preserve"> does not show hydrophobic interactions or Van der Waals contact in complex six and nine with Zinc IDs- ZINC06167356_6831, ZINC02114643_7056 respectively. It is found to be showing stability in rest of the nine complexes.</w:t>
       </w:r>
     </w:p>
     <w:p>
@@ -9916,25 +10029,7 @@
           <w:szCs w:val="24"/>
         </w:rPr>
         <w:lastRenderedPageBreak/>
-        <w:t xml:space="preserve">In compound two with Zinc ID- ZINC02096813, the glycine residue at position 12 in wild type NRAS being mutated to Asp- 12 in mutant type NRAS shows formation of hydrogen bond with the ligand at a distance of 2.88 and Asp-13 forms hydrophobic interaction around the compound. Similarly in compound seven and ten with Zinc ID- ZINC02120343 and ZINC00518885 respectively Asp-13 which is also a mutated residue of </w:t>
-      </w:r>
-      <w:proofErr w:type="spellStart"/>
-      <w:r>
-        <w:rPr>
-          <w:rFonts w:ascii="Times New Roman" w:hAnsi="Times New Roman" w:cs="Times New Roman"/>
-          <w:sz w:val="24"/>
-          <w:szCs w:val="24"/>
-        </w:rPr>
-        <w:t>Gly</w:t>
-      </w:r>
-      <w:proofErr w:type="spellEnd"/>
-      <w:r>
-        <w:rPr>
-          <w:rFonts w:ascii="Times New Roman" w:hAnsi="Times New Roman" w:cs="Times New Roman"/>
-          <w:sz w:val="24"/>
-          <w:szCs w:val="24"/>
-        </w:rPr>
-        <w:t xml:space="preserve"> in mutant NRAS shows formation of hydrogen bond at a distance of</w:t>
+        <w:t>In compound two with Zinc ID- ZINC02096813, the glycine residue at position 12 in wild type NRAS being mutated to Asp- 12 in mutant type NRAS shows formation of hydrogen bond with the ligand at a distance of 2.88 and Asp-13 forms hydrophobic interaction around the compound. Similarly in compound seven and ten with Zinc ID- ZINC02120343 and ZINC00518885 respectively Asp-13 which is also a mutated residue of Gly in mutant NRAS shows formation of hydrogen bond at a distance of</w:t>
       </w:r>
       <w:r>
         <w:rPr>
@@ -9983,30 +10078,6 @@
           <w:szCs w:val="24"/>
         </w:rPr>
         <w:t>a critical residue in nucleotide biding stability, is present in all the complexes except six and nine with Zinc IDs- ZINC06167356_6831, ZINC02114643_7056 respectively.</w:t>
-      </w:r>
-    </w:p>
-    <w:p>
-      <w:pPr>
-        <w:jc w:val="both"/>
-        <w:rPr>
-          <w:rFonts w:cstheme="minorHAnsi"/>
-          <w:b/>
-          <w:bCs/>
-          <w:color w:val="FF0000"/>
-          <w:sz w:val="32"/>
-          <w:szCs w:val="32"/>
-        </w:rPr>
-      </w:pPr>
-      <w:r>
-        <w:rPr>
-          <w:rFonts w:cstheme="minorHAnsi"/>
-          <w:b/>
-          <w:bCs/>
-          <w:color w:val="FF0000"/>
-          <w:sz w:val="32"/>
-          <w:szCs w:val="32"/>
-        </w:rPr>
-        <w:t>Simulations</w:t>
       </w:r>
     </w:p>
     <w:p>
@@ -10379,21 +10450,7 @@
         <w:rPr>
           <w:rFonts w:ascii="Times New Roman" w:hAnsi="Times New Roman" w:cs="Times New Roman"/>
         </w:rPr>
-        <w:t xml:space="preserve"> </w:t>
-      </w:r>
-      <w:proofErr w:type="spellStart"/>
-      <w:r>
-        <w:rPr>
-          <w:rFonts w:ascii="Times New Roman" w:hAnsi="Times New Roman" w:cs="Times New Roman"/>
-        </w:rPr>
-        <w:t>Ther</w:t>
-      </w:r>
-      <w:proofErr w:type="spellEnd"/>
-      <w:r>
-        <w:rPr>
-          <w:rFonts w:ascii="Times New Roman" w:hAnsi="Times New Roman" w:cs="Times New Roman"/>
-        </w:rPr>
-        <w:t>. 2019;20(11):1366-1379. doi:10.1080/15384047.2019.1640032</w:t>
+        <w:t xml:space="preserve"> Ther. 2019;20(11):1366-1379. doi:10.1080/15384047.2019.1640032</w:t>
       </w:r>
     </w:p>
     <w:p>
@@ -10407,21 +10464,7 @@
         <w:rPr>
           <w:rFonts w:ascii="Times New Roman" w:hAnsi="Times New Roman" w:cs="Times New Roman"/>
         </w:rPr>
-        <w:t xml:space="preserve">3. </w:t>
-      </w:r>
-      <w:proofErr w:type="spellStart"/>
-      <w:r>
-        <w:rPr>
-          <w:rFonts w:ascii="Times New Roman" w:hAnsi="Times New Roman" w:cs="Times New Roman"/>
-        </w:rPr>
-        <w:t>Wellbrock</w:t>
-      </w:r>
-      <w:proofErr w:type="spellEnd"/>
-      <w:r>
-        <w:rPr>
-          <w:rFonts w:ascii="Times New Roman" w:hAnsi="Times New Roman" w:cs="Times New Roman"/>
-        </w:rPr>
-        <w:t xml:space="preserve"> C, </w:t>
+        <w:t xml:space="preserve">3. Wellbrock C, </w:t>
       </w:r>
       <w:proofErr w:type="spellStart"/>
       <w:r>
@@ -10463,10 +10506,9 @@
         <w:rPr>
           <w:rFonts w:ascii="Times New Roman" w:hAnsi="Times New Roman" w:cs="Times New Roman"/>
         </w:rPr>
-        <w:lastRenderedPageBreak/>
         <w:t xml:space="preserve">4. </w:t>
       </w:r>
-      <w:hyperlink r:id="rId33" w:history="1">
+      <w:hyperlink r:id="rId34" w:history="1">
         <w:r>
           <w:rPr>
             <w:rStyle w:val="Hyperlink"/>
@@ -10493,9 +10535,10 @@
         <w:rPr>
           <w:rFonts w:ascii="Times New Roman" w:hAnsi="Times New Roman" w:cs="Times New Roman"/>
         </w:rPr>
+        <w:lastRenderedPageBreak/>
         <w:t xml:space="preserve">5. </w:t>
       </w:r>
-      <w:hyperlink r:id="rId34" w:anchor=":~:text=Many%20people%20with%20melanoma%20are,%2Dyear%20survival%20is%2093%25" w:history="1">
+      <w:hyperlink r:id="rId35" w:anchor=":~:text=Many%20people%20with%20melanoma%20are,%2Dyear%20survival%20is%2093%25" w:history="1">
         <w:r>
           <w:rPr>
             <w:rStyle w:val="Hyperlink"/>
@@ -10530,7 +10573,7 @@
         </w:rPr>
         <w:t xml:space="preserve">6. </w:t>
       </w:r>
-      <w:hyperlink r:id="rId35" w:history="1">
+      <w:hyperlink r:id="rId36" w:history="1">
         <w:r>
           <w:rPr>
             <w:rStyle w:val="Hyperlink"/>
@@ -10557,35 +10600,35 @@
         <w:rPr>
           <w:rFonts w:ascii="Times New Roman" w:hAnsi="Times New Roman" w:cs="Times New Roman"/>
         </w:rPr>
-        <w:t xml:space="preserve">7. Douglas B. Johnson, M.D. and Igor </w:t>
+        <w:t xml:space="preserve">7. Douglas B. Johnson, M.D. and Igor Puzanov, M.D. Department of Medicine, Division of </w:t>
       </w:r>
       <w:proofErr w:type="spellStart"/>
       <w:r>
         <w:rPr>
           <w:rFonts w:ascii="Times New Roman" w:hAnsi="Times New Roman" w:cs="Times New Roman"/>
         </w:rPr>
-        <w:t>Puzanov</w:t>
+        <w:t>Hematology</w:t>
       </w:r>
       <w:proofErr w:type="spellEnd"/>
       <w:r>
         <w:rPr>
           <w:rFonts w:ascii="Times New Roman" w:hAnsi="Times New Roman" w:cs="Times New Roman"/>
         </w:rPr>
-        <w:t xml:space="preserve">, M.D. Department of Medicine, Division of </w:t>
+        <w:t xml:space="preserve">/Oncology, Vanderbilt-Ingram Cancer </w:t>
       </w:r>
       <w:proofErr w:type="spellStart"/>
       <w:r>
         <w:rPr>
           <w:rFonts w:ascii="Times New Roman" w:hAnsi="Times New Roman" w:cs="Times New Roman"/>
         </w:rPr>
-        <w:t>Hematology</w:t>
+        <w:t>Center</w:t>
       </w:r>
       <w:proofErr w:type="spellEnd"/>
       <w:r>
         <w:rPr>
           <w:rFonts w:ascii="Times New Roman" w:hAnsi="Times New Roman" w:cs="Times New Roman"/>
         </w:rPr>
-        <w:t xml:space="preserve">/Oncology, Vanderbilt-Ingram Cancer </w:t>
+        <w:t xml:space="preserve">, Vanderbilt University Medical </w:t>
       </w:r>
       <w:proofErr w:type="spellStart"/>
       <w:r>
@@ -10599,35 +10642,7 @@
         <w:rPr>
           <w:rFonts w:ascii="Times New Roman" w:hAnsi="Times New Roman" w:cs="Times New Roman"/>
         </w:rPr>
-        <w:t xml:space="preserve">, Vanderbilt University Medical </w:t>
-      </w:r>
-      <w:proofErr w:type="spellStart"/>
-      <w:r>
-        <w:rPr>
-          <w:rFonts w:ascii="Times New Roman" w:hAnsi="Times New Roman" w:cs="Times New Roman"/>
-        </w:rPr>
-        <w:t>Center</w:t>
-      </w:r>
-      <w:proofErr w:type="spellEnd"/>
-      <w:r>
-        <w:rPr>
-          <w:rFonts w:ascii="Times New Roman" w:hAnsi="Times New Roman" w:cs="Times New Roman"/>
-        </w:rPr>
-        <w:t xml:space="preserve">, 777 Preston Research Building, 2220 Pierce Avenue, Nashville, TN 37232, USA. Treatment of NRAS-Mutant Melanoma. </w:t>
-      </w:r>
-      <w:proofErr w:type="spellStart"/>
-      <w:r>
-        <w:rPr>
-          <w:rFonts w:ascii="Times New Roman" w:hAnsi="Times New Roman" w:cs="Times New Roman"/>
-        </w:rPr>
-        <w:t>Curr</w:t>
-      </w:r>
-      <w:proofErr w:type="spellEnd"/>
-      <w:r>
-        <w:rPr>
-          <w:rFonts w:ascii="Times New Roman" w:hAnsi="Times New Roman" w:cs="Times New Roman"/>
-        </w:rPr>
-        <w:t xml:space="preserve"> Treat Options Oncol. 2015 </w:t>
+        <w:t xml:space="preserve">, 777 Preston Research Building, 2220 Pierce Avenue, Nashville, TN 37232, USA. Treatment of NRAS-Mutant Melanoma. Curr Treat Options Oncol. 2015 </w:t>
       </w:r>
       <w:proofErr w:type="gramStart"/>
       <w:r>
@@ -10688,7 +10703,7 @@
         </w:rPr>
         <w:t xml:space="preserve">9. </w:t>
       </w:r>
-      <w:hyperlink r:id="rId36" w:history="1">
+      <w:hyperlink r:id="rId37" w:history="1">
         <w:r>
           <w:rPr>
             <w:rStyle w:val="Hyperlink"/>
@@ -10730,7 +10745,7 @@
         </w:rPr>
         <w:t xml:space="preserve">. </w:t>
       </w:r>
-      <w:hyperlink r:id="rId37" w:history="1">
+      <w:hyperlink r:id="rId38" w:history="1">
         <w:r>
           <w:rPr>
             <w:rStyle w:val="Hyperlink"/>
@@ -10772,7 +10787,7 @@
         </w:rPr>
         <w:t xml:space="preserve"> </w:t>
       </w:r>
-      <w:hyperlink r:id="rId38" w:history="1">
+      <w:hyperlink r:id="rId39" w:history="1">
         <w:r>
           <w:rPr>
             <w:rStyle w:val="Hyperlink"/>
@@ -10813,7 +10828,7 @@
         </w:rPr>
         <w:t xml:space="preserve"> </w:t>
       </w:r>
-      <w:hyperlink r:id="rId39" w:history="1">
+      <w:hyperlink r:id="rId40" w:history="1">
         <w:r>
           <w:rPr>
             <w:rStyle w:val="Hyperlink"/>
@@ -10848,7 +10863,7 @@
         </w:rPr>
         <w:t xml:space="preserve">13. </w:t>
       </w:r>
-      <w:hyperlink r:id="rId40" w:history="1">
+      <w:hyperlink r:id="rId41" w:history="1">
         <w:r>
           <w:rPr>
             <w:rStyle w:val="Hyperlink"/>
@@ -10861,7 +10876,7 @@
       </w:hyperlink>
     </w:p>
     <w:sectPr>
-      <w:footerReference w:type="default" r:id="rId41"/>
+      <w:footerReference w:type="default" r:id="rId42"/>
       <w:pgSz w:w="11906" w:h="16838"/>
       <w:pgMar w:top="1440" w:right="1440" w:bottom="1440" w:left="1440" w:header="708" w:footer="708" w:gutter="0"/>
       <w:cols w:space="708"/>
@@ -10872,7 +10887,7 @@
 </file>
 
 <file path=word/endnotes.xml><?xml version="1.0" encoding="utf-8"?>
-<w:endnotes xmlns:wpc="http://schemas.microsoft.com/office/word/2010/wordprocessingCanvas" xmlns:cx="http://schemas.microsoft.com/office/drawing/2014/chartex" xmlns:cx1="http://schemas.microsoft.com/office/drawing/2015/9/8/chartex" xmlns:cx2="http://schemas.microsoft.com/office/drawing/2015/10/21/chartex" xmlns:cx3="http://schemas.microsoft.com/office/drawing/2016/5/9/chartex" xmlns:cx4="http://schemas.microsoft.com/office/drawing/2016/5/10/chartex" xmlns:cx5="http://schemas.microsoft.com/office/drawing/2016/5/11/chartex" xmlns:cx6="http://schemas.microsoft.com/office/drawing/2016/5/12/chartex" xmlns:cx7="http://schemas.microsoft.com/office/drawing/2016/5/13/chartex" xmlns:cx8="http://schemas.microsoft.com/office/drawing/2016/5/14/chartex" xmlns:mc="http://schemas.openxmlformats.org/markup-compatibility/2006" xmlns:aink="http://schemas.microsoft.com/office/drawing/2016/ink" xmlns:am3d="http://schemas.microsoft.com/office/drawing/2017/model3d" xmlns:o="urn:schemas-microsoft-com:office:office" xmlns:r="http://schemas.openxmlformats.org/officeDocument/2006/relationships" xmlns:m="http://schemas.openxmlformats.org/officeDocument/2006/math" xmlns:v="urn:schemas-microsoft-com:vml" xmlns:wp14="http://schemas.microsoft.com/office/word/2010/wordprocessingDrawing" xmlns:wp="http://schemas.openxmlformats.org/drawingml/2006/wordprocessingDrawing" xmlns:w10="urn:schemas-microsoft-com:office:word" xmlns:w="http://schemas.openxmlformats.org/wordprocessingml/2006/main" xmlns:w14="http://schemas.microsoft.com/office/word/2010/wordml" xmlns:w15="http://schemas.microsoft.com/office/word/2012/wordml" xmlns:w16cid="http://schemas.microsoft.com/office/word/2016/wordml/cid" xmlns:w16se="http://schemas.microsoft.com/office/word/2015/wordml/symex" xmlns:wpg="http://schemas.microsoft.com/office/word/2010/wordprocessingGroup" xmlns:wpi="http://schemas.microsoft.com/office/word/2010/wordprocessingInk" xmlns:wne="http://schemas.microsoft.com/office/word/2006/wordml" xmlns:wps="http://schemas.microsoft.com/office/word/2010/wordprocessingShape" mc:Ignorable="w14 w15 w16se w16cid wp14">
+<w:endnotes xmlns:wpc="http://schemas.microsoft.com/office/word/2010/wordprocessingCanvas" xmlns:cx="http://schemas.microsoft.com/office/drawing/2014/chartex" xmlns:cx1="http://schemas.microsoft.com/office/drawing/2015/9/8/chartex" xmlns:cx2="http://schemas.microsoft.com/office/drawing/2015/10/21/chartex" xmlns:cx3="http://schemas.microsoft.com/office/drawing/2016/5/9/chartex" xmlns:cx4="http://schemas.microsoft.com/office/drawing/2016/5/10/chartex" xmlns:cx5="http://schemas.microsoft.com/office/drawing/2016/5/11/chartex" xmlns:cx6="http://schemas.microsoft.com/office/drawing/2016/5/12/chartex" xmlns:cx7="http://schemas.microsoft.com/office/drawing/2016/5/13/chartex" xmlns:cx8="http://schemas.microsoft.com/office/drawing/2016/5/14/chartex" xmlns:mc="http://schemas.openxmlformats.org/markup-compatibility/2006" xmlns:aink="http://schemas.microsoft.com/office/drawing/2016/ink" xmlns:am3d="http://schemas.microsoft.com/office/drawing/2017/model3d" xmlns:o="urn:schemas-microsoft-com:office:office" xmlns:oel="http://schemas.microsoft.com/office/2019/extlst" xmlns:r="http://schemas.openxmlformats.org/officeDocument/2006/relationships" xmlns:m="http://schemas.openxmlformats.org/officeDocument/2006/math" xmlns:v="urn:schemas-microsoft-com:vml" xmlns:wp14="http://schemas.microsoft.com/office/word/2010/wordprocessingDrawing" xmlns:wp="http://schemas.openxmlformats.org/drawingml/2006/wordprocessingDrawing" xmlns:w10="urn:schemas-microsoft-com:office:word" xmlns:w="http://schemas.openxmlformats.org/wordprocessingml/2006/main" xmlns:w14="http://schemas.microsoft.com/office/word/2010/wordml" xmlns:w15="http://schemas.microsoft.com/office/word/2012/wordml" xmlns:w16cex="http://schemas.microsoft.com/office/word/2018/wordml/cex" xmlns:w16cid="http://schemas.microsoft.com/office/word/2016/wordml/cid" xmlns:w16="http://schemas.microsoft.com/office/word/2018/wordml" xmlns:w16du="http://schemas.microsoft.com/office/word/2023/wordml/word16du" xmlns:w16sdtdh="http://schemas.microsoft.com/office/word/2020/wordml/sdtdatahash" xmlns:w16sdtfl="http://schemas.microsoft.com/office/word/2024/wordml/sdtformatlock" xmlns:w16se="http://schemas.microsoft.com/office/word/2015/wordml/symex" xmlns:wpg="http://schemas.microsoft.com/office/word/2010/wordprocessingGroup" xmlns:wpi="http://schemas.microsoft.com/office/word/2010/wordprocessingInk" xmlns:wne="http://schemas.microsoft.com/office/word/2006/wordml" xmlns:wps="http://schemas.microsoft.com/office/word/2010/wordprocessingShape" mc:Ignorable="w14 w15 w16se w16cid w16 w16cex w16sdtdh w16sdtfl w16du wp14">
   <w:endnote w:type="separator" w:id="-1">
     <w:p>
       <w:pPr>
@@ -10897,7 +10912,7 @@
 </file>
 
 <file path=word/footer1.xml><?xml version="1.0" encoding="utf-8"?>
-<w:ftr xmlns:wpc="http://schemas.microsoft.com/office/word/2010/wordprocessingCanvas" xmlns:cx="http://schemas.microsoft.com/office/drawing/2014/chartex" xmlns:cx1="http://schemas.microsoft.com/office/drawing/2015/9/8/chartex" xmlns:cx2="http://schemas.microsoft.com/office/drawing/2015/10/21/chartex" xmlns:cx3="http://schemas.microsoft.com/office/drawing/2016/5/9/chartex" xmlns:cx4="http://schemas.microsoft.com/office/drawing/2016/5/10/chartex" xmlns:cx5="http://schemas.microsoft.com/office/drawing/2016/5/11/chartex" xmlns:cx6="http://schemas.microsoft.com/office/drawing/2016/5/12/chartex" xmlns:cx7="http://schemas.microsoft.com/office/drawing/2016/5/13/chartex" xmlns:cx8="http://schemas.microsoft.com/office/drawing/2016/5/14/chartex" xmlns:mc="http://schemas.openxmlformats.org/markup-compatibility/2006" xmlns:aink="http://schemas.microsoft.com/office/drawing/2016/ink" xmlns:am3d="http://schemas.microsoft.com/office/drawing/2017/model3d" xmlns:o="urn:schemas-microsoft-com:office:office" xmlns:r="http://schemas.openxmlformats.org/officeDocument/2006/relationships" xmlns:m="http://schemas.openxmlformats.org/officeDocument/2006/math" xmlns:v="urn:schemas-microsoft-com:vml" xmlns:wp14="http://schemas.microsoft.com/office/word/2010/wordprocessingDrawing" xmlns:wp="http://schemas.openxmlformats.org/drawingml/2006/wordprocessingDrawing" xmlns:w10="urn:schemas-microsoft-com:office:word" xmlns:w="http://schemas.openxmlformats.org/wordprocessingml/2006/main" xmlns:w14="http://schemas.microsoft.com/office/word/2010/wordml" xmlns:w15="http://schemas.microsoft.com/office/word/2012/wordml" xmlns:w16cid="http://schemas.microsoft.com/office/word/2016/wordml/cid" xmlns:w16se="http://schemas.microsoft.com/office/word/2015/wordml/symex" xmlns:wpg="http://schemas.microsoft.com/office/word/2010/wordprocessingGroup" xmlns:wpi="http://schemas.microsoft.com/office/word/2010/wordprocessingInk" xmlns:wne="http://schemas.microsoft.com/office/word/2006/wordml" xmlns:wps="http://schemas.microsoft.com/office/word/2010/wordprocessingShape" mc:Ignorable="w14 w15 w16se w16cid wp14">
+<w:ftr xmlns:wpc="http://schemas.microsoft.com/office/word/2010/wordprocessingCanvas" xmlns:cx="http://schemas.microsoft.com/office/drawing/2014/chartex" xmlns:cx1="http://schemas.microsoft.com/office/drawing/2015/9/8/chartex" xmlns:cx2="http://schemas.microsoft.com/office/drawing/2015/10/21/chartex" xmlns:cx3="http://schemas.microsoft.com/office/drawing/2016/5/9/chartex" xmlns:cx4="http://schemas.microsoft.com/office/drawing/2016/5/10/chartex" xmlns:cx5="http://schemas.microsoft.com/office/drawing/2016/5/11/chartex" xmlns:cx6="http://schemas.microsoft.com/office/drawing/2016/5/12/chartex" xmlns:cx7="http://schemas.microsoft.com/office/drawing/2016/5/13/chartex" xmlns:cx8="http://schemas.microsoft.com/office/drawing/2016/5/14/chartex" xmlns:mc="http://schemas.openxmlformats.org/markup-compatibility/2006" xmlns:aink="http://schemas.microsoft.com/office/drawing/2016/ink" xmlns:am3d="http://schemas.microsoft.com/office/drawing/2017/model3d" xmlns:o="urn:schemas-microsoft-com:office:office" xmlns:oel="http://schemas.microsoft.com/office/2019/extlst" xmlns:r="http://schemas.openxmlformats.org/officeDocument/2006/relationships" xmlns:m="http://schemas.openxmlformats.org/officeDocument/2006/math" xmlns:v="urn:schemas-microsoft-com:vml" xmlns:wp14="http://schemas.microsoft.com/office/word/2010/wordprocessingDrawing" xmlns:wp="http://schemas.openxmlformats.org/drawingml/2006/wordprocessingDrawing" xmlns:w10="urn:schemas-microsoft-com:office:word" xmlns:w="http://schemas.openxmlformats.org/wordprocessingml/2006/main" xmlns:w14="http://schemas.microsoft.com/office/word/2010/wordml" xmlns:w15="http://schemas.microsoft.com/office/word/2012/wordml" xmlns:w16cex="http://schemas.microsoft.com/office/word/2018/wordml/cex" xmlns:w16cid="http://schemas.microsoft.com/office/word/2016/wordml/cid" xmlns:w16="http://schemas.microsoft.com/office/word/2018/wordml" xmlns:w16du="http://schemas.microsoft.com/office/word/2023/wordml/word16du" xmlns:w16sdtdh="http://schemas.microsoft.com/office/word/2020/wordml/sdtdatahash" xmlns:w16sdtfl="http://schemas.microsoft.com/office/word/2024/wordml/sdtformatlock" xmlns:w16se="http://schemas.microsoft.com/office/word/2015/wordml/symex" xmlns:wpg="http://schemas.microsoft.com/office/word/2010/wordprocessingGroup" xmlns:wpi="http://schemas.microsoft.com/office/word/2010/wordprocessingInk" xmlns:wne="http://schemas.microsoft.com/office/word/2006/wordml" xmlns:wps="http://schemas.microsoft.com/office/word/2010/wordprocessingShape" mc:Ignorable="w14 w15 w16se w16cid w16 w16cex w16sdtdh w16sdtfl w16du wp14">
   <w:sdt>
     <w:sdtPr>
       <w:id w:val="-2087515176"/>
@@ -10950,7 +10965,7 @@
 </file>
 
 <file path=word/footnotes.xml><?xml version="1.0" encoding="utf-8"?>
-<w:footnotes xmlns:wpc="http://schemas.microsoft.com/office/word/2010/wordprocessingCanvas" xmlns:cx="http://schemas.microsoft.com/office/drawing/2014/chartex" xmlns:cx1="http://schemas.microsoft.com/office/drawing/2015/9/8/chartex" xmlns:cx2="http://schemas.microsoft.com/office/drawing/2015/10/21/chartex" xmlns:cx3="http://schemas.microsoft.com/office/drawing/2016/5/9/chartex" xmlns:cx4="http://schemas.microsoft.com/office/drawing/2016/5/10/chartex" xmlns:cx5="http://schemas.microsoft.com/office/drawing/2016/5/11/chartex" xmlns:cx6="http://schemas.microsoft.com/office/drawing/2016/5/12/chartex" xmlns:cx7="http://schemas.microsoft.com/office/drawing/2016/5/13/chartex" xmlns:cx8="http://schemas.microsoft.com/office/drawing/2016/5/14/chartex" xmlns:mc="http://schemas.openxmlformats.org/markup-compatibility/2006" xmlns:aink="http://schemas.microsoft.com/office/drawing/2016/ink" xmlns:am3d="http://schemas.microsoft.com/office/drawing/2017/model3d" xmlns:o="urn:schemas-microsoft-com:office:office" xmlns:r="http://schemas.openxmlformats.org/officeDocument/2006/relationships" xmlns:m="http://schemas.openxmlformats.org/officeDocument/2006/math" xmlns:v="urn:schemas-microsoft-com:vml" xmlns:wp14="http://schemas.microsoft.com/office/word/2010/wordprocessingDrawing" xmlns:wp="http://schemas.openxmlformats.org/drawingml/2006/wordprocessingDrawing" xmlns:w10="urn:schemas-microsoft-com:office:word" xmlns:w="http://schemas.openxmlformats.org/wordprocessingml/2006/main" xmlns:w14="http://schemas.microsoft.com/office/word/2010/wordml" xmlns:w15="http://schemas.microsoft.com/office/word/2012/wordml" xmlns:w16cid="http://schemas.microsoft.com/office/word/2016/wordml/cid" xmlns:w16se="http://schemas.microsoft.com/office/word/2015/wordml/symex" xmlns:wpg="http://schemas.microsoft.com/office/word/2010/wordprocessingGroup" xmlns:wpi="http://schemas.microsoft.com/office/word/2010/wordprocessingInk" xmlns:wne="http://schemas.microsoft.com/office/word/2006/wordml" xmlns:wps="http://schemas.microsoft.com/office/word/2010/wordprocessingShape" mc:Ignorable="w14 w15 w16se w16cid wp14">
+<w:footnotes xmlns:wpc="http://schemas.microsoft.com/office/word/2010/wordprocessingCanvas" xmlns:cx="http://schemas.microsoft.com/office/drawing/2014/chartex" xmlns:cx1="http://schemas.microsoft.com/office/drawing/2015/9/8/chartex" xmlns:cx2="http://schemas.microsoft.com/office/drawing/2015/10/21/chartex" xmlns:cx3="http://schemas.microsoft.com/office/drawing/2016/5/9/chartex" xmlns:cx4="http://schemas.microsoft.com/office/drawing/2016/5/10/chartex" xmlns:cx5="http://schemas.microsoft.com/office/drawing/2016/5/11/chartex" xmlns:cx6="http://schemas.microsoft.com/office/drawing/2016/5/12/chartex" xmlns:cx7="http://schemas.microsoft.com/office/drawing/2016/5/13/chartex" xmlns:cx8="http://schemas.microsoft.com/office/drawing/2016/5/14/chartex" xmlns:mc="http://schemas.openxmlformats.org/markup-compatibility/2006" xmlns:aink="http://schemas.microsoft.com/office/drawing/2016/ink" xmlns:am3d="http://schemas.microsoft.com/office/drawing/2017/model3d" xmlns:o="urn:schemas-microsoft-com:office:office" xmlns:oel="http://schemas.microsoft.com/office/2019/extlst" xmlns:r="http://schemas.openxmlformats.org/officeDocument/2006/relationships" xmlns:m="http://schemas.openxmlformats.org/officeDocument/2006/math" xmlns:v="urn:schemas-microsoft-com:vml" xmlns:wp14="http://schemas.microsoft.com/office/word/2010/wordprocessingDrawing" xmlns:wp="http://schemas.openxmlformats.org/drawingml/2006/wordprocessingDrawing" xmlns:w10="urn:schemas-microsoft-com:office:word" xmlns:w="http://schemas.openxmlformats.org/wordprocessingml/2006/main" xmlns:w14="http://schemas.microsoft.com/office/word/2010/wordml" xmlns:w15="http://schemas.microsoft.com/office/word/2012/wordml" xmlns:w16cex="http://schemas.microsoft.com/office/word/2018/wordml/cex" xmlns:w16cid="http://schemas.microsoft.com/office/word/2016/wordml/cid" xmlns:w16="http://schemas.microsoft.com/office/word/2018/wordml" xmlns:w16du="http://schemas.microsoft.com/office/word/2023/wordml/word16du" xmlns:w16sdtdh="http://schemas.microsoft.com/office/word/2020/wordml/sdtdatahash" xmlns:w16sdtfl="http://schemas.microsoft.com/office/word/2024/wordml/sdtformatlock" xmlns:w16se="http://schemas.microsoft.com/office/word/2015/wordml/symex" xmlns:wpg="http://schemas.microsoft.com/office/word/2010/wordprocessingGroup" xmlns:wpi="http://schemas.microsoft.com/office/word/2010/wordprocessingInk" xmlns:wne="http://schemas.microsoft.com/office/word/2006/wordml" xmlns:wps="http://schemas.microsoft.com/office/word/2010/wordprocessingShape" mc:Ignorable="w14 w15 w16se w16cid w16 w16cex w16sdtdh w16sdtfl w16du wp14">
   <w:footnote w:type="separator" w:id="-1">
     <w:p>
       <w:pPr>
@@ -10975,7 +10990,7 @@
 </file>
 
 <file path=word/styles.xml><?xml version="1.0" encoding="utf-8"?>
-<w:styles xmlns:mc="http://schemas.openxmlformats.org/markup-compatibility/2006" xmlns:r="http://schemas.openxmlformats.org/officeDocument/2006/relationships" xmlns:w="http://schemas.openxmlformats.org/wordprocessingml/2006/main" xmlns:w14="http://schemas.microsoft.com/office/word/2010/wordml" xmlns:w15="http://schemas.microsoft.com/office/word/2012/wordml" xmlns:w16cid="http://schemas.microsoft.com/office/word/2016/wordml/cid" xmlns:w16se="http://schemas.microsoft.com/office/word/2015/wordml/symex" mc:Ignorable="w14 w15 w16se w16cid">
+<w:styles xmlns:mc="http://schemas.openxmlformats.org/markup-compatibility/2006" xmlns:r="http://schemas.openxmlformats.org/officeDocument/2006/relationships" xmlns:w="http://schemas.openxmlformats.org/wordprocessingml/2006/main" xmlns:w14="http://schemas.microsoft.com/office/word/2010/wordml" xmlns:w15="http://schemas.microsoft.com/office/word/2012/wordml" xmlns:w16cex="http://schemas.microsoft.com/office/word/2018/wordml/cex" xmlns:w16cid="http://schemas.microsoft.com/office/word/2016/wordml/cid" xmlns:w16="http://schemas.microsoft.com/office/word/2018/wordml" xmlns:w16du="http://schemas.microsoft.com/office/word/2023/wordml/word16du" xmlns:w16sdtdh="http://schemas.microsoft.com/office/word/2020/wordml/sdtdatahash" xmlns:w16sdtfl="http://schemas.microsoft.com/office/word/2024/wordml/sdtformatlock" xmlns:w16se="http://schemas.microsoft.com/office/word/2015/wordml/symex" mc:Ignorable="w14 w15 w16se w16cid w16 w16cex w16sdtdh w16sdtfl w16du">
   <w:docDefaults>
     <w:rPrDefault>
       <w:rPr>
@@ -10991,7 +11006,7 @@
       </w:pPr>
     </w:pPrDefault>
   </w:docDefaults>
-  <w:latentStyles w:defLockedState="0" w:defUIPriority="99" w:defSemiHidden="0" w:defUnhideWhenUsed="0" w:defQFormat="0" w:count="375">
+  <w:latentStyles w:defLockedState="0" w:defUIPriority="99" w:defSemiHidden="0" w:defUnhideWhenUsed="0" w:defQFormat="0" w:count="376">
     <w:lsdException w:name="Normal" w:uiPriority="0" w:qFormat="1"/>
     <w:lsdException w:name="heading 1" w:uiPriority="9" w:qFormat="1"/>
     <w:lsdException w:name="heading 2" w:semiHidden="1" w:uiPriority="9" w:unhideWhenUsed="1" w:qFormat="1"/>
@@ -11367,6 +11382,7 @@
     <w:lsdException w:name="Smart Hyperlink" w:semiHidden="1" w:unhideWhenUsed="1"/>
     <w:lsdException w:name="Hashtag" w:semiHidden="1" w:unhideWhenUsed="1"/>
     <w:lsdException w:name="Unresolved Mention" w:semiHidden="1" w:unhideWhenUsed="1"/>
+    <w:lsdException w:name="Smart Link" w:semiHidden="1" w:unhideWhenUsed="1"/>
   </w:latentStyles>
   <w:style w:type="paragraph" w:default="1" w:styleId="Normal">
     <w:name w:val="Normal"/>
@@ -11397,7 +11413,6 @@
   <w:style w:type="character" w:default="1" w:styleId="DefaultParagraphFont">
     <w:name w:val="Default Paragraph Font"/>
     <w:uiPriority w:val="1"/>
-    <w:semiHidden/>
     <w:unhideWhenUsed/>
   </w:style>
   <w:style w:type="table" w:default="1" w:styleId="TableNormal">

--- a/NRAS-Maloneama-Manuscript-22.docx
+++ b/NRAS-Maloneama-Manuscript-22.docx
@@ -13,6 +13,9 @@
           <w:highlight w:val="yellow"/>
         </w:rPr>
       </w:pPr>
+      <w:bookmarkStart w:id="0" w:name="_Hlk207897594"/>
+      <w:bookmarkStart w:id="1" w:name="_Hlk207897700"/>
+      <w:bookmarkEnd w:id="1"/>
       <w:r>
         <w:rPr>
           <w:rFonts w:ascii="Times New Roman" w:hAnsi="Times New Roman" w:cs="Times New Roman"/>
@@ -41,7 +44,16 @@
           <w:szCs w:val="24"/>
           <w:highlight w:val="yellow"/>
         </w:rPr>
-        <w:t>Nayanika Das¹, Vijay Baladhye¹, *</w:t>
+        <w:t>Nayanika Das¹, Vijay Baladhye</w:t>
+      </w:r>
+      <w:r>
+        <w:rPr>
+          <w:rFonts w:ascii="Times New Roman" w:hAnsi="Times New Roman" w:cs="Times New Roman"/>
+          <w:sz w:val="24"/>
+          <w:szCs w:val="24"/>
+          <w:highlight w:val="yellow"/>
+        </w:rPr>
+        <w:t>¹, *</w:t>
       </w:r>
     </w:p>
     <w:p>
@@ -101,7 +113,7 @@
         <w:br/>
         <w:t>Email: </w:t>
       </w:r>
-      <w:hyperlink r:id="rId6" w:tgtFrame="_blank" w:history="1">
+      <w:hyperlink r:id="rId7" w:tgtFrame="_blank" w:history="1">
         <w:r>
           <w:rPr>
             <w:rStyle w:val="Hyperlink"/>
@@ -115,6 +127,7 @@
         </w:r>
       </w:hyperlink>
     </w:p>
+    <w:bookmarkEnd w:id="0"/>
     <w:p>
       <w:pPr>
         <w:rPr>
@@ -341,7 +354,7 @@
           <w:szCs w:val="24"/>
         </w:rPr>
       </w:pPr>
-      <w:bookmarkStart w:id="0" w:name="_Hlk207533971"/>
+      <w:bookmarkStart w:id="2" w:name="_Hlk207533971"/>
       <w:r>
         <w:rPr>
           <w:rFonts w:ascii="Times New Roman" w:hAnsi="Times New Roman" w:cs="Times New Roman"/>
@@ -360,63 +373,202 @@
         <w:t xml:space="preserve">. </w:t>
       </w:r>
     </w:p>
-    <w:bookmarkEnd w:id="0"/>
-    <w:p>
-      <w:pPr>
-        <w:jc w:val="both"/>
-        <w:rPr>
-          <w:rFonts w:cstheme="minorHAnsi"/>
+    <w:bookmarkEnd w:id="2"/>
+    <w:p>
+      <w:pPr>
+        <w:rPr>
+          <w:rFonts w:ascii="Times New Roman" w:hAnsi="Times New Roman" w:cs="Times New Roman"/>
           <w:b/>
           <w:bCs/>
-          <w:sz w:val="32"/>
-          <w:szCs w:val="32"/>
-        </w:rPr>
-      </w:pPr>
-      <w:r>
-        <w:rPr>
-          <w:rFonts w:cstheme="minorHAnsi"/>
+          <w:sz w:val="24"/>
+          <w:szCs w:val="24"/>
+        </w:rPr>
+      </w:pPr>
+      <w:r>
+        <w:rPr>
+          <w:rFonts w:ascii="Times New Roman" w:hAnsi="Times New Roman" w:cs="Times New Roman"/>
           <w:b/>
           <w:bCs/>
-          <w:sz w:val="32"/>
-          <w:szCs w:val="32"/>
-        </w:rPr>
-        <w:t xml:space="preserve">1. </w:t>
-      </w:r>
-      <w:r>
-        <w:rPr>
-          <w:rFonts w:cstheme="minorHAnsi"/>
+          <w:sz w:val="24"/>
+          <w:szCs w:val="24"/>
+        </w:rPr>
+        <w:t>1. Introduction</w:t>
+      </w:r>
+    </w:p>
+    <w:p>
+      <w:pPr>
+        <w:rPr>
+          <w:rFonts w:ascii="Times New Roman" w:hAnsi="Times New Roman" w:cs="Times New Roman"/>
+          <w:sz w:val="24"/>
+          <w:szCs w:val="24"/>
+          <w:lang w:val="pt-BR"/>
+        </w:rPr>
+      </w:pPr>
+      <w:r>
+        <w:rPr>
+          <w:rFonts w:ascii="Times New Roman" w:hAnsi="Times New Roman" w:cs="Times New Roman"/>
+          <w:sz w:val="24"/>
+          <w:szCs w:val="24"/>
+        </w:rPr>
+        <w:t xml:space="preserve">Melanoma is a deadly form of skin cancer occurring in humans and animals and is responsible for most deaths. At the basal level of the epidermis melanocytes are found, which produce the UV absorbing pigment melanin. (2) It's a combination of environmental and genetic </w:t>
+      </w:r>
+      <w:proofErr w:type="gramStart"/>
+      <w:r>
+        <w:rPr>
+          <w:rFonts w:ascii="Times New Roman" w:hAnsi="Times New Roman" w:cs="Times New Roman"/>
+          <w:sz w:val="24"/>
+          <w:szCs w:val="24"/>
+        </w:rPr>
+        <w:t>factors,</w:t>
+      </w:r>
+      <w:proofErr w:type="gramEnd"/>
+      <w:r>
+        <w:rPr>
+          <w:rFonts w:ascii="Times New Roman" w:hAnsi="Times New Roman" w:cs="Times New Roman"/>
+          <w:sz w:val="24"/>
+          <w:szCs w:val="24"/>
+        </w:rPr>
+        <w:t xml:space="preserve"> the majority of melanomas arise from somatic mutations acquired later in life. The four major types include Superficial spreading melanoma, Nodular melanoma, Lentigo </w:t>
+      </w:r>
+      <w:proofErr w:type="spellStart"/>
+      <w:r>
+        <w:rPr>
+          <w:rFonts w:ascii="Times New Roman" w:hAnsi="Times New Roman" w:cs="Times New Roman"/>
+          <w:sz w:val="24"/>
+          <w:szCs w:val="24"/>
+        </w:rPr>
+        <w:t>maligna</w:t>
+      </w:r>
+      <w:proofErr w:type="spellEnd"/>
+      <w:r>
+        <w:rPr>
+          <w:rFonts w:ascii="Times New Roman" w:hAnsi="Times New Roman" w:cs="Times New Roman"/>
+          <w:sz w:val="24"/>
+          <w:szCs w:val="24"/>
+        </w:rPr>
+        <w:t xml:space="preserve">, </w:t>
+      </w:r>
+      <w:r>
+        <w:rPr>
+          <w:rFonts w:ascii="Times New Roman" w:hAnsi="Times New Roman" w:cs="Times New Roman"/>
+          <w:color w:val="222222"/>
+          <w:sz w:val="24"/>
+          <w:szCs w:val="24"/>
+          <w:shd w:val="clear" w:color="auto" w:fill="FFFFFF"/>
+        </w:rPr>
+        <w:t>Acral lentiginous</w:t>
+      </w:r>
+      <w:r>
+        <w:rPr>
+          <w:rFonts w:ascii="Times New Roman" w:hAnsi="Times New Roman" w:cs="Times New Roman"/>
+          <w:sz w:val="24"/>
+          <w:szCs w:val="24"/>
+        </w:rPr>
+        <w:t xml:space="preserve"> (2) One of the most known mutated pathways in melanoma that has received a lot of importance for targeted therapeutic purposes, is the MAP kinase signalling pathway. (2) Mutations in each of the identified driver genes lead to deregulation of the MAPK/ERK pathway, leading to uncontrolled cell growth. BRAF subtype show 52% of somatic mutations tumours, following that is NRAS. (4) The average age of diagnosis is 65 but before age 50, the number of women diagnosed are more than men. Among all people with melanoma of the skin, from the time of initial diagnosis, the 5-year survival is 93%. (5) The primary or Stage I melanoma is found only in the skin and is relatively thin. Stage II melanoma extends through the epidermis and further into the dermis. It has a higher chance of spreading through the lymphatic system to a regional lymph node. Stage III is dependent on the size and number of lymph nodes. (6) Stage IV describes melanoma that has spread </w:t>
+      </w:r>
+      <w:r>
+        <w:rPr>
+          <w:rFonts w:ascii="Times New Roman" w:hAnsi="Times New Roman" w:cs="Times New Roman"/>
+          <w:sz w:val="24"/>
+          <w:szCs w:val="24"/>
+        </w:rPr>
+        <w:lastRenderedPageBreak/>
+        <w:t xml:space="preserve">through the bloodstream to other parts of the body, such as distant locations like soft tissue, distant lymph nodes, or other organs like the lung, liver, brain, bone, or gastrointestinal tract. (6) There have been some clinically approved drugs against melanoma. Trametinib was basically designed for BRAF. But a few patients who had mutant NRAS affected cells were tested with this drug. (8) Patients with solid tumours were targeted using </w:t>
+      </w:r>
+      <w:proofErr w:type="spellStart"/>
+      <w:r>
+        <w:rPr>
+          <w:rFonts w:ascii="Times New Roman" w:hAnsi="Times New Roman" w:cs="Times New Roman"/>
+          <w:sz w:val="24"/>
+          <w:szCs w:val="24"/>
+        </w:rPr>
+        <w:t>Binimetinib</w:t>
+      </w:r>
+      <w:proofErr w:type="spellEnd"/>
+      <w:r>
+        <w:rPr>
+          <w:rFonts w:ascii="Times New Roman" w:hAnsi="Times New Roman" w:cs="Times New Roman"/>
+          <w:sz w:val="24"/>
+          <w:szCs w:val="24"/>
+        </w:rPr>
+        <w:t xml:space="preserve">. It is a type of MEK inhibitor specifically for mutant NRAS (7). A cysteine residue of post translational modification of RAS are the Farnesyltransferase inhibitors. Initially they were developed for targeting NRAS in combination to other drugs. But since no potential output was obtained, clinical trials have stopped taking place now. (7) </w:t>
+      </w:r>
+      <w:proofErr w:type="spellStart"/>
+      <w:r>
+        <w:rPr>
+          <w:rFonts w:ascii="Times New Roman" w:hAnsi="Times New Roman" w:cs="Times New Roman"/>
+          <w:sz w:val="24"/>
+          <w:szCs w:val="24"/>
+        </w:rPr>
+        <w:t>Cobimetinib</w:t>
+      </w:r>
+      <w:proofErr w:type="spellEnd"/>
+      <w:r>
+        <w:rPr>
+          <w:rFonts w:ascii="Times New Roman" w:hAnsi="Times New Roman" w:cs="Times New Roman"/>
+          <w:sz w:val="24"/>
+          <w:szCs w:val="24"/>
+        </w:rPr>
+        <w:t xml:space="preserve"> shows a great yield of activity when combined with Vemurafenib. About more than 80% reactivity of BRAF 600-mutant was observed with this therapy. (7) A MEK associated inhibitor. In humans it shows a half way response to NRAS activity while in xenographs it is a therapy for RAS and RAF. Presently under clinical trials. Dabrafenib was developed for treatment against BRAF. </w:t>
+      </w:r>
+      <w:r>
+        <w:rPr>
+          <w:rFonts w:ascii="Times New Roman" w:hAnsi="Times New Roman" w:cs="Times New Roman"/>
+          <w:sz w:val="24"/>
+          <w:szCs w:val="24"/>
+          <w:lang w:val="pt-BR"/>
+        </w:rPr>
+        <w:t>(7)</w:t>
+      </w:r>
+    </w:p>
+    <w:p>
+      <w:pPr>
+        <w:rPr>
+          <w:rFonts w:ascii="Times New Roman" w:hAnsi="Times New Roman" w:cs="Times New Roman"/>
           <w:b/>
           <w:bCs/>
-          <w:sz w:val="32"/>
-          <w:szCs w:val="32"/>
-        </w:rPr>
-        <w:t>Introduction</w:t>
-      </w:r>
-    </w:p>
-    <w:p>
-      <w:pPr>
-        <w:jc w:val="both"/>
-        <w:rPr>
-          <w:rFonts w:ascii="Times New Roman" w:hAnsi="Times New Roman" w:cs="Times New Roman"/>
-          <w:sz w:val="24"/>
-          <w:szCs w:val="24"/>
-        </w:rPr>
-      </w:pPr>
-      <w:r>
-        <w:rPr>
-          <w:rFonts w:ascii="Times New Roman" w:hAnsi="Times New Roman" w:cs="Times New Roman"/>
-          <w:sz w:val="24"/>
-          <w:szCs w:val="24"/>
-        </w:rPr>
-        <w:t xml:space="preserve">Melanoma is a deadly form of skin cancer occurring in humans and animals and is </w:t>
-      </w:r>
-      <w:r>
-        <w:rPr>
-          <w:rFonts w:ascii="Times New Roman" w:hAnsi="Times New Roman" w:cs="Times New Roman"/>
-          <w:sz w:val="24"/>
-          <w:szCs w:val="24"/>
-        </w:rPr>
-        <w:t xml:space="preserve">responsible for most deaths. At the basal level of the epidermis melanocytes are found, which produce the UV absorbing pigment melanin. (2) It's a combination of environmental and genetic factors, the majority of melanomas arise from somatic mutations acquired later in life. The four major types include Superficial spreading melanoma, Nodular melanoma, Lentigo </w:t>
+          <w:sz w:val="24"/>
+          <w:szCs w:val="24"/>
+          <w:lang w:val="pt-BR"/>
+        </w:rPr>
+      </w:pPr>
+      <w:r>
+        <w:rPr>
+          <w:rFonts w:ascii="Times New Roman" w:hAnsi="Times New Roman" w:cs="Times New Roman"/>
+          <w:b/>
+          <w:bCs/>
+          <w:sz w:val="24"/>
+          <w:szCs w:val="24"/>
+          <w:highlight w:val="yellow"/>
+          <w:lang w:val="pt-BR"/>
+        </w:rPr>
+        <w:t>1.1. NRAS</w:t>
+      </w:r>
+    </w:p>
+    <w:p>
+      <w:pPr>
+        <w:rPr>
+          <w:rFonts w:ascii="Times New Roman" w:hAnsi="Times New Roman" w:cs="Times New Roman"/>
+          <w:sz w:val="24"/>
+          <w:szCs w:val="24"/>
+        </w:rPr>
+      </w:pPr>
+      <w:r>
+        <w:rPr>
+          <w:rFonts w:ascii="Times New Roman" w:hAnsi="Times New Roman" w:cs="Times New Roman"/>
+          <w:sz w:val="24"/>
+          <w:szCs w:val="24"/>
+          <w:lang w:val="pt-BR"/>
+        </w:rPr>
+        <w:t xml:space="preserve">NRAS (Neuroblastoma Ras viral oncogene) gene produces NRAS protein. </w:t>
+      </w:r>
+      <w:r>
+        <w:rPr>
+          <w:rFonts w:ascii="Times New Roman" w:hAnsi="Times New Roman" w:cs="Times New Roman"/>
+          <w:sz w:val="24"/>
+          <w:szCs w:val="24"/>
+        </w:rPr>
+        <w:t xml:space="preserve">It acts like a switch for GTP and GDP molecules which is turned On and Off. The N-Ras protein must be turned on by attaching to a molecule of GTP. The N-Ras protein is turned off when it converts the GTP to </w:t>
       </w:r>
       <w:proofErr w:type="spellStart"/>
       <w:r>
@@ -425,7 +577,7 @@
           <w:sz w:val="24"/>
           <w:szCs w:val="24"/>
         </w:rPr>
-        <w:t>maligna</w:t>
+        <w:t>GDP.When</w:t>
       </w:r>
       <w:proofErr w:type="spellEnd"/>
       <w:r>
@@ -434,25 +586,7 @@
           <w:sz w:val="24"/>
           <w:szCs w:val="24"/>
         </w:rPr>
-        <w:t xml:space="preserve">, </w:t>
-      </w:r>
-      <w:r>
-        <w:rPr>
-          <w:rFonts w:ascii="Times New Roman" w:hAnsi="Times New Roman" w:cs="Times New Roman"/>
-          <w:color w:val="222222"/>
-          <w:sz w:val="24"/>
-          <w:szCs w:val="24"/>
-          <w:shd w:val="clear" w:color="auto" w:fill="FFFFFF"/>
-        </w:rPr>
-        <w:t>Acral lentiginous</w:t>
-      </w:r>
-      <w:r>
-        <w:rPr>
-          <w:rFonts w:ascii="Times New Roman" w:hAnsi="Times New Roman" w:cs="Times New Roman"/>
-          <w:sz w:val="24"/>
-          <w:szCs w:val="24"/>
-        </w:rPr>
-        <w:t xml:space="preserve"> (2) One of the most known mutated pathways in melanoma</w:t>
+        <w:t xml:space="preserve"> switch is turned off no activation and no signalling is seen by NRAS. This gene belongs to oncogenic family which are cancer causing genes. The proteins produced from NRAS are GTPases. These proteins play important roles in cell division, cell differentiation, cell proliferation. In N-Ras the differences cluster at residues 94–95 (helix 3) and 131–132 (helix 4) (1)</w:t>
       </w:r>
       <w:r>
         <w:rPr>
@@ -468,25 +602,14 @@
           <w:sz w:val="24"/>
           <w:szCs w:val="24"/>
         </w:rPr>
-        <w:t>that has received a lot of importance</w:t>
-      </w:r>
-      <w:r>
-        <w:rPr>
-          <w:rFonts w:ascii="Times New Roman" w:hAnsi="Times New Roman" w:cs="Times New Roman"/>
-          <w:sz w:val="24"/>
-          <w:szCs w:val="24"/>
-        </w:rPr>
-        <w:t xml:space="preserve"> for targeted therapeutic purposes, is the MAP kinase signalling pathway</w:t>
-      </w:r>
-      <w:r>
-        <w:rPr>
-          <w:rFonts w:ascii="Times New Roman" w:hAnsi="Times New Roman" w:cs="Times New Roman"/>
-          <w:sz w:val="24"/>
-          <w:szCs w:val="24"/>
-        </w:rPr>
-        <w:t>. (2)</w:t>
-      </w:r>
-      <w:r>
+        <w:t>A clear difference between isoforms of NRAS is the binding of (RBD) Ras Binding Domain. (1) The G-domain, which catalyses GTP hydrolysis and mediates downstream signalling, is 95% conserved between the Ras isoforms. (1) The Wild Type NRAS has a total of 189 amino acids. The overall structure can be divided into a catalytic G domain, which is comprised (residues 1-86) and (residues 87-166). This is the first crystal structure of NRAS solved at 1.67Å resolution. (1) A clear difference between isoforms of NRAS is the binding of (RBD) Ras Binding Domain. (1) The G-domain, which catalyses GTP hydrolysis and mediates downstream signalling, is 95% conserved between the Ras isoforms. The Wild Type NRAS has a total of 189 amino acids. The overall structure can be divided into a catalytic G domain, which is comprised (residues 1-86) and (residues 87-166). This is the first crystal structure of NRAS solved at 1.67Å resolution. (1)</w:t>
+      </w:r>
+      <w:r>
+        <w:rPr>
+          <w:rFonts w:ascii="Times New Roman" w:hAnsi="Times New Roman" w:cs="Times New Roman"/>
+          <w:sz w:val="24"/>
+          <w:szCs w:val="24"/>
+        </w:rPr>
         <w:t xml:space="preserve"> </w:t>
       </w:r>
       <w:r>
@@ -494,612 +617,9 @@
           <w:rFonts w:ascii="Times New Roman" w:hAnsi="Times New Roman" w:cs="Times New Roman"/>
           <w:sz w:val="24"/>
           <w:szCs w:val="24"/>
-        </w:rPr>
-        <w:t>Mutations in each of the identified driver genes</w:t>
-      </w:r>
-      <w:r>
-        <w:rPr>
-          <w:rFonts w:ascii="Times New Roman" w:hAnsi="Times New Roman" w:cs="Times New Roman"/>
-          <w:sz w:val="24"/>
-          <w:szCs w:val="24"/>
-        </w:rPr>
-        <w:t xml:space="preserve"> lead</w:t>
-      </w:r>
-      <w:r>
-        <w:rPr>
-          <w:rFonts w:ascii="Times New Roman" w:hAnsi="Times New Roman" w:cs="Times New Roman"/>
-          <w:sz w:val="24"/>
-          <w:szCs w:val="24"/>
-        </w:rPr>
-        <w:t xml:space="preserve"> to deregulation of the MAPK/ERK pathway, leading to uncontrolled cell growth.</w:t>
-      </w:r>
-      <w:r>
-        <w:rPr>
-          <w:rFonts w:ascii="Times New Roman" w:hAnsi="Times New Roman" w:cs="Times New Roman"/>
-          <w:sz w:val="24"/>
-          <w:szCs w:val="24"/>
-        </w:rPr>
-        <w:t xml:space="preserve"> </w:t>
-      </w:r>
-      <w:r>
-        <w:rPr>
-          <w:rFonts w:ascii="Times New Roman" w:hAnsi="Times New Roman" w:cs="Times New Roman"/>
-          <w:sz w:val="24"/>
-          <w:szCs w:val="24"/>
-        </w:rPr>
-        <w:t>BRAF subtype</w:t>
-      </w:r>
-      <w:r>
-        <w:rPr>
-          <w:rFonts w:ascii="Times New Roman" w:hAnsi="Times New Roman" w:cs="Times New Roman"/>
-          <w:sz w:val="24"/>
-          <w:szCs w:val="24"/>
-        </w:rPr>
-        <w:t xml:space="preserve"> show </w:t>
-      </w:r>
-      <w:r>
-        <w:rPr>
-          <w:rFonts w:ascii="Times New Roman" w:hAnsi="Times New Roman" w:cs="Times New Roman"/>
-          <w:sz w:val="24"/>
-          <w:szCs w:val="24"/>
-        </w:rPr>
-        <w:t xml:space="preserve">52% </w:t>
-      </w:r>
-      <w:r>
-        <w:rPr>
-          <w:rFonts w:ascii="Times New Roman" w:hAnsi="Times New Roman" w:cs="Times New Roman"/>
-          <w:sz w:val="24"/>
-          <w:szCs w:val="24"/>
-        </w:rPr>
-        <w:t>of somatic mutations tumours, following that is NRAS. (4)</w:t>
-      </w:r>
-      <w:r>
-        <w:rPr>
-          <w:sz w:val="24"/>
-          <w:szCs w:val="24"/>
-        </w:rPr>
-        <w:t xml:space="preserve"> </w:t>
-      </w:r>
-      <w:r>
-        <w:rPr>
-          <w:rFonts w:ascii="Times New Roman" w:hAnsi="Times New Roman" w:cs="Times New Roman"/>
-          <w:sz w:val="24"/>
-          <w:szCs w:val="24"/>
-        </w:rPr>
-        <w:t>The average age of diagnosis is 65 but before age 50, the number of women diagnosed are more than men. Among all people with melanoma of the skin, from the time of initial diagnosis, the 5-year survival is 93%. (5)</w:t>
-      </w:r>
-      <w:r>
-        <w:rPr>
-          <w:sz w:val="24"/>
-          <w:szCs w:val="24"/>
-        </w:rPr>
-        <w:t xml:space="preserve"> </w:t>
-      </w:r>
-      <w:r>
-        <w:rPr>
-          <w:rFonts w:ascii="Times New Roman" w:hAnsi="Times New Roman" w:cs="Times New Roman"/>
-          <w:sz w:val="24"/>
-          <w:szCs w:val="24"/>
-        </w:rPr>
-        <w:t xml:space="preserve">The primary or Stage I melanoma is found only in the skin and is relatively thin. Stage II melanoma extends through the epidermis and further into the dermis. It has a higher chance of spreading through the lymphatic system to a regional lymph node. Stage III is dependent on the size and number of lymph nodes. (6) Stage IV describes melanoma that has spread through the bloodstream to </w:t>
-      </w:r>
-      <w:r>
-        <w:rPr>
-          <w:rFonts w:ascii="Times New Roman" w:hAnsi="Times New Roman" w:cs="Times New Roman"/>
-          <w:sz w:val="24"/>
-          <w:szCs w:val="24"/>
-        </w:rPr>
-        <w:lastRenderedPageBreak/>
-        <w:t xml:space="preserve">other parts of the body, such as distant locations like soft tissue, distant lymph nodes, or other organs like the lung, liver, brain, bone, or gastrointestinal tract. (6) There have been some clinically approved drugs against melanoma. Trametinib was basically </w:t>
-      </w:r>
-      <w:r>
-        <w:rPr>
-          <w:rFonts w:ascii="Times New Roman" w:hAnsi="Times New Roman" w:cs="Times New Roman"/>
-          <w:sz w:val="24"/>
-          <w:szCs w:val="24"/>
-        </w:rPr>
-        <w:t xml:space="preserve">designed for BRAF. But a few patients who had mutant NRAS affected cells were </w:t>
-      </w:r>
-      <w:r>
-        <w:rPr>
-          <w:rFonts w:ascii="Times New Roman" w:hAnsi="Times New Roman" w:cs="Times New Roman"/>
-          <w:sz w:val="24"/>
-          <w:szCs w:val="24"/>
-        </w:rPr>
-        <w:t xml:space="preserve">tested with this drug. (8) Patients with solid tumours were targeted using </w:t>
-      </w:r>
-      <w:proofErr w:type="spellStart"/>
-      <w:r>
-        <w:rPr>
-          <w:rFonts w:ascii="Times New Roman" w:hAnsi="Times New Roman" w:cs="Times New Roman"/>
-          <w:sz w:val="24"/>
-          <w:szCs w:val="24"/>
-        </w:rPr>
-        <w:t>Binimetinib</w:t>
-      </w:r>
-      <w:proofErr w:type="spellEnd"/>
-      <w:r>
-        <w:rPr>
-          <w:rFonts w:ascii="Times New Roman" w:hAnsi="Times New Roman" w:cs="Times New Roman"/>
-          <w:sz w:val="24"/>
-          <w:szCs w:val="24"/>
-        </w:rPr>
-        <w:t>. It is a type of MEK inhibitor specifically for mutant NRAS (7). A cysteine residue of post translational modification of RAS are the Farnesyltransferase inhibitors.</w:t>
-      </w:r>
-      <w:r>
-        <w:rPr>
-          <w:rFonts w:ascii="Times New Roman" w:hAnsi="Times New Roman" w:cs="Times New Roman"/>
-          <w:sz w:val="24"/>
-          <w:szCs w:val="24"/>
-        </w:rPr>
-        <w:t xml:space="preserve"> </w:t>
-      </w:r>
-      <w:r>
-        <w:rPr>
-          <w:rFonts w:ascii="Times New Roman" w:hAnsi="Times New Roman" w:cs="Times New Roman"/>
-          <w:sz w:val="24"/>
-          <w:szCs w:val="24"/>
-        </w:rPr>
-        <w:t>Initially they were developed for targeting NRAS in combination to other drugs.</w:t>
-      </w:r>
-      <w:r>
-        <w:rPr>
-          <w:rFonts w:ascii="Times New Roman" w:hAnsi="Times New Roman" w:cs="Times New Roman"/>
-          <w:sz w:val="24"/>
-          <w:szCs w:val="24"/>
-        </w:rPr>
-        <w:t xml:space="preserve"> </w:t>
-      </w:r>
-      <w:r>
-        <w:rPr>
-          <w:rFonts w:ascii="Times New Roman" w:hAnsi="Times New Roman" w:cs="Times New Roman"/>
-          <w:sz w:val="24"/>
-          <w:szCs w:val="24"/>
-        </w:rPr>
-        <w:t>But since no potential output was obtained,</w:t>
-      </w:r>
-      <w:r>
-        <w:rPr>
-          <w:rFonts w:ascii="Times New Roman" w:hAnsi="Times New Roman" w:cs="Times New Roman"/>
-          <w:sz w:val="24"/>
-          <w:szCs w:val="24"/>
-        </w:rPr>
-        <w:t xml:space="preserve"> </w:t>
-      </w:r>
-      <w:r>
-        <w:rPr>
-          <w:rFonts w:ascii="Times New Roman" w:hAnsi="Times New Roman" w:cs="Times New Roman"/>
-          <w:sz w:val="24"/>
-          <w:szCs w:val="24"/>
-        </w:rPr>
-        <w:t>clinical trials have stopped taking place now</w:t>
-      </w:r>
-      <w:r>
-        <w:rPr>
-          <w:rFonts w:ascii="Times New Roman" w:hAnsi="Times New Roman" w:cs="Times New Roman"/>
-          <w:sz w:val="24"/>
-          <w:szCs w:val="24"/>
-        </w:rPr>
-        <w:t>.</w:t>
-      </w:r>
-      <w:r>
-        <w:rPr>
-          <w:rFonts w:ascii="Times New Roman" w:hAnsi="Times New Roman" w:cs="Times New Roman"/>
-          <w:sz w:val="24"/>
-          <w:szCs w:val="24"/>
-        </w:rPr>
-        <w:t xml:space="preserve"> (7)</w:t>
-      </w:r>
-      <w:r>
-        <w:rPr>
-          <w:rFonts w:ascii="Times New Roman" w:hAnsi="Times New Roman" w:cs="Times New Roman"/>
-          <w:sz w:val="24"/>
-          <w:szCs w:val="24"/>
-        </w:rPr>
-        <w:t xml:space="preserve"> </w:t>
-      </w:r>
-      <w:proofErr w:type="spellStart"/>
-      <w:r>
-        <w:rPr>
-          <w:rFonts w:ascii="Times New Roman" w:hAnsi="Times New Roman" w:cs="Times New Roman"/>
-          <w:sz w:val="24"/>
-          <w:szCs w:val="24"/>
-        </w:rPr>
-        <w:t>Cobimetinib</w:t>
-      </w:r>
-      <w:proofErr w:type="spellEnd"/>
-      <w:r>
-        <w:rPr>
-          <w:rFonts w:ascii="Times New Roman" w:hAnsi="Times New Roman" w:cs="Times New Roman"/>
-          <w:sz w:val="24"/>
-          <w:szCs w:val="24"/>
-        </w:rPr>
-        <w:t xml:space="preserve"> shows a great yield of activity when combined with Vemurafenib.</w:t>
-      </w:r>
-      <w:r>
-        <w:rPr>
-          <w:rFonts w:ascii="Times New Roman" w:hAnsi="Times New Roman" w:cs="Times New Roman"/>
-          <w:sz w:val="24"/>
-          <w:szCs w:val="24"/>
-        </w:rPr>
-        <w:t xml:space="preserve"> </w:t>
-      </w:r>
-      <w:r>
-        <w:rPr>
-          <w:rFonts w:ascii="Times New Roman" w:hAnsi="Times New Roman" w:cs="Times New Roman"/>
-          <w:sz w:val="24"/>
-          <w:szCs w:val="24"/>
-        </w:rPr>
-        <w:t>About more than 80% reactivity of BRAF 600-mutant was observed with this therapy</w:t>
-      </w:r>
-      <w:r>
-        <w:rPr>
-          <w:rFonts w:ascii="Times New Roman" w:hAnsi="Times New Roman" w:cs="Times New Roman"/>
-          <w:sz w:val="24"/>
-          <w:szCs w:val="24"/>
-        </w:rPr>
-        <w:t xml:space="preserve">. (7) </w:t>
-      </w:r>
-      <w:r>
-        <w:rPr>
-          <w:rFonts w:ascii="Times New Roman" w:hAnsi="Times New Roman" w:cs="Times New Roman"/>
-          <w:sz w:val="24"/>
-          <w:szCs w:val="24"/>
-        </w:rPr>
-        <w:t>A MEK associated inhibitor.</w:t>
-      </w:r>
-      <w:r>
-        <w:rPr>
-          <w:rFonts w:ascii="Times New Roman" w:hAnsi="Times New Roman" w:cs="Times New Roman"/>
-          <w:sz w:val="24"/>
-          <w:szCs w:val="24"/>
-        </w:rPr>
-        <w:t xml:space="preserve"> </w:t>
-      </w:r>
-      <w:r>
-        <w:rPr>
-          <w:rFonts w:ascii="Times New Roman" w:hAnsi="Times New Roman" w:cs="Times New Roman"/>
-          <w:sz w:val="24"/>
-          <w:szCs w:val="24"/>
-        </w:rPr>
-        <w:t>In humans it shows a half way response to NRAS activity while in xenographs it is a therapy for RAS and RAF</w:t>
-      </w:r>
-      <w:r>
-        <w:rPr>
-          <w:rFonts w:ascii="Times New Roman" w:hAnsi="Times New Roman" w:cs="Times New Roman"/>
-          <w:sz w:val="24"/>
-          <w:szCs w:val="24"/>
-        </w:rPr>
-        <w:t xml:space="preserve">. </w:t>
-      </w:r>
-      <w:r>
-        <w:rPr>
-          <w:rFonts w:ascii="Times New Roman" w:hAnsi="Times New Roman" w:cs="Times New Roman"/>
-          <w:sz w:val="24"/>
-          <w:szCs w:val="24"/>
-        </w:rPr>
-        <w:t>Presently under clinical trials.</w:t>
-      </w:r>
-      <w:r>
-        <w:rPr>
-          <w:rFonts w:ascii="Times New Roman" w:hAnsi="Times New Roman" w:cs="Times New Roman"/>
-          <w:sz w:val="24"/>
-          <w:szCs w:val="24"/>
-        </w:rPr>
-        <w:t xml:space="preserve"> </w:t>
-      </w:r>
-      <w:r>
-        <w:rPr>
-          <w:rFonts w:ascii="Times New Roman" w:hAnsi="Times New Roman" w:cs="Times New Roman"/>
-          <w:sz w:val="24"/>
-          <w:szCs w:val="24"/>
-        </w:rPr>
-        <w:t>Dabrafenib was developed for treatment against BRAF</w:t>
-      </w:r>
-      <w:r>
-        <w:rPr>
-          <w:rFonts w:ascii="Times New Roman" w:hAnsi="Times New Roman" w:cs="Times New Roman"/>
-          <w:sz w:val="24"/>
-          <w:szCs w:val="24"/>
-        </w:rPr>
-        <w:t>. (7)</w:t>
-      </w:r>
-    </w:p>
-    <w:p>
-      <w:pPr>
-        <w:jc w:val="both"/>
-        <w:rPr>
-          <w:rFonts w:ascii="Times New Roman" w:hAnsi="Times New Roman" w:cs="Times New Roman"/>
-          <w:sz w:val="24"/>
-          <w:szCs w:val="24"/>
-        </w:rPr>
-      </w:pPr>
-      <w:r>
-        <w:rPr>
-          <w:rFonts w:ascii="Times New Roman" w:hAnsi="Times New Roman" w:cs="Times New Roman"/>
-          <w:sz w:val="24"/>
-          <w:szCs w:val="24"/>
-        </w:rPr>
-        <w:t>NRAS</w:t>
-      </w:r>
-      <w:r>
-        <w:rPr>
-          <w:rFonts w:ascii="Times New Roman" w:hAnsi="Times New Roman" w:cs="Times New Roman"/>
-          <w:sz w:val="24"/>
-          <w:szCs w:val="24"/>
-        </w:rPr>
-        <w:t xml:space="preserve"> </w:t>
-      </w:r>
-      <w:r>
-        <w:rPr>
-          <w:rFonts w:ascii="Times New Roman" w:hAnsi="Times New Roman" w:cs="Times New Roman"/>
-          <w:sz w:val="24"/>
-          <w:szCs w:val="24"/>
-        </w:rPr>
-        <w:t>(Neuroblastoma Ras viral oncogene)</w:t>
-      </w:r>
-      <w:r>
-        <w:rPr>
-          <w:rFonts w:ascii="Times New Roman" w:hAnsi="Times New Roman" w:cs="Times New Roman"/>
-          <w:sz w:val="24"/>
-          <w:szCs w:val="24"/>
-        </w:rPr>
-        <w:t xml:space="preserve"> </w:t>
-      </w:r>
-      <w:r>
-        <w:rPr>
-          <w:rFonts w:ascii="Times New Roman" w:hAnsi="Times New Roman" w:cs="Times New Roman"/>
-          <w:sz w:val="24"/>
-          <w:szCs w:val="24"/>
-        </w:rPr>
-        <w:t>gene produces NRAS protein</w:t>
-      </w:r>
-      <w:r>
-        <w:rPr>
-          <w:rFonts w:ascii="Times New Roman" w:hAnsi="Times New Roman" w:cs="Times New Roman"/>
-          <w:sz w:val="24"/>
-          <w:szCs w:val="24"/>
-        </w:rPr>
-        <w:t xml:space="preserve">. </w:t>
-      </w:r>
-      <w:r>
-        <w:rPr>
-          <w:rFonts w:ascii="Times New Roman" w:hAnsi="Times New Roman" w:cs="Times New Roman"/>
-          <w:sz w:val="24"/>
-          <w:szCs w:val="24"/>
-        </w:rPr>
-        <w:t>It acts like a switch for GTP and GDP molecules which is turned On and Off.</w:t>
-      </w:r>
-      <w:r>
-        <w:rPr>
-          <w:rFonts w:ascii="Times New Roman" w:hAnsi="Times New Roman" w:cs="Times New Roman"/>
-          <w:sz w:val="24"/>
-          <w:szCs w:val="24"/>
-        </w:rPr>
-        <w:t xml:space="preserve"> </w:t>
-      </w:r>
-      <w:r>
-        <w:rPr>
-          <w:rFonts w:ascii="Times New Roman" w:hAnsi="Times New Roman" w:cs="Times New Roman"/>
-          <w:sz w:val="24"/>
-          <w:szCs w:val="24"/>
-        </w:rPr>
-        <w:t xml:space="preserve">The N-Ras protein must be turned on by attaching to a molecule of GTP. The N-Ras protein is turned off when it converts the GTP to </w:t>
-      </w:r>
-      <w:proofErr w:type="spellStart"/>
-      <w:r>
-        <w:rPr>
-          <w:rFonts w:ascii="Times New Roman" w:hAnsi="Times New Roman" w:cs="Times New Roman"/>
-          <w:sz w:val="24"/>
-          <w:szCs w:val="24"/>
-        </w:rPr>
-        <w:t>GDP.When</w:t>
-      </w:r>
-      <w:proofErr w:type="spellEnd"/>
-      <w:r>
-        <w:rPr>
-          <w:rFonts w:ascii="Times New Roman" w:hAnsi="Times New Roman" w:cs="Times New Roman"/>
-          <w:sz w:val="24"/>
-          <w:szCs w:val="24"/>
-        </w:rPr>
-        <w:t xml:space="preserve"> switch is turned off no activation and no signalling is seen by NRAS.</w:t>
-      </w:r>
-      <w:r>
-        <w:rPr>
-          <w:rFonts w:ascii="Times New Roman" w:hAnsi="Times New Roman" w:cs="Times New Roman"/>
-          <w:sz w:val="24"/>
-          <w:szCs w:val="24"/>
-        </w:rPr>
-        <w:t xml:space="preserve"> </w:t>
-      </w:r>
-      <w:r>
-        <w:rPr>
-          <w:rFonts w:ascii="Times New Roman" w:hAnsi="Times New Roman" w:cs="Times New Roman"/>
-          <w:sz w:val="24"/>
-          <w:szCs w:val="24"/>
-        </w:rPr>
-        <w:t>This gene belongs to oncogenic family which are cancer causing genes. The proteins produced from NRAS are GTPases. These proteins play important roles in cell division, cell differentiation,</w:t>
-      </w:r>
-      <w:r>
-        <w:rPr>
-          <w:rFonts w:ascii="Times New Roman" w:hAnsi="Times New Roman" w:cs="Times New Roman"/>
-          <w:sz w:val="24"/>
-          <w:szCs w:val="24"/>
-        </w:rPr>
-        <w:t xml:space="preserve"> </w:t>
-      </w:r>
-      <w:r>
-        <w:rPr>
-          <w:rFonts w:ascii="Times New Roman" w:hAnsi="Times New Roman" w:cs="Times New Roman"/>
-          <w:sz w:val="24"/>
-          <w:szCs w:val="24"/>
-        </w:rPr>
-        <w:t>cell proliferation. In N-Ras the differences cluster at residues 94–95 (helix 3) and 131–132 (helix 4)</w:t>
-      </w:r>
-      <w:r>
-        <w:rPr>
-          <w:rFonts w:ascii="Times New Roman" w:hAnsi="Times New Roman" w:cs="Times New Roman"/>
-          <w:sz w:val="24"/>
-          <w:szCs w:val="24"/>
-        </w:rPr>
-        <w:t xml:space="preserve"> (1)</w:t>
-      </w:r>
-    </w:p>
-    <w:p>
-      <w:pPr>
-        <w:jc w:val="both"/>
-        <w:rPr>
-          <w:rFonts w:ascii="Times New Roman" w:hAnsi="Times New Roman" w:cs="Times New Roman"/>
-          <w:sz w:val="24"/>
-          <w:szCs w:val="24"/>
-        </w:rPr>
-      </w:pPr>
-      <w:r>
-        <w:rPr>
-          <w:rFonts w:ascii="Times New Roman" w:hAnsi="Times New Roman" w:cs="Times New Roman"/>
-          <w:sz w:val="24"/>
-          <w:szCs w:val="24"/>
-        </w:rPr>
-        <w:t>A clear difference between isoforms of NRAS is the binding of (RBD) Ras Binding Domain. (</w:t>
-      </w:r>
-      <w:r>
-        <w:rPr>
-          <w:rFonts w:ascii="Times New Roman" w:hAnsi="Times New Roman" w:cs="Times New Roman"/>
-          <w:sz w:val="24"/>
-          <w:szCs w:val="24"/>
-        </w:rPr>
-        <w:t xml:space="preserve">1) </w:t>
-      </w:r>
-      <w:r>
-        <w:rPr>
-          <w:rFonts w:ascii="Times New Roman" w:hAnsi="Times New Roman" w:cs="Times New Roman"/>
-          <w:sz w:val="24"/>
-          <w:szCs w:val="24"/>
-        </w:rPr>
-        <w:t>The G-domain, which catalyses GTP hydrolysis and mediates downstream signalling, is 95% conserved between the Ras isoforms. (</w:t>
-      </w:r>
-      <w:r>
-        <w:rPr>
-          <w:rFonts w:ascii="Times New Roman" w:hAnsi="Times New Roman" w:cs="Times New Roman"/>
-          <w:sz w:val="24"/>
-          <w:szCs w:val="24"/>
-        </w:rPr>
-        <w:t xml:space="preserve">1) </w:t>
-      </w:r>
-      <w:r>
-        <w:rPr>
-          <w:rFonts w:ascii="Times New Roman" w:hAnsi="Times New Roman" w:cs="Times New Roman"/>
-          <w:sz w:val="24"/>
-          <w:szCs w:val="24"/>
-        </w:rPr>
-        <w:t>The Wild Type NRAS has a total of 189 amino acids. The overall structure can be divided into a catalytic G domain, which is comprised (residues 1-86) and (residues 87-166). This is the first crystal structure of NRAS solved at 1.67Å resolution.</w:t>
-      </w:r>
-      <w:r>
-        <w:rPr>
-          <w:rFonts w:ascii="Times New Roman" w:hAnsi="Times New Roman" w:cs="Times New Roman"/>
-          <w:sz w:val="24"/>
-          <w:szCs w:val="24"/>
-        </w:rPr>
-        <w:t xml:space="preserve"> </w:t>
-      </w:r>
-      <w:r>
-        <w:rPr>
-          <w:rFonts w:ascii="Times New Roman" w:hAnsi="Times New Roman" w:cs="Times New Roman"/>
-          <w:sz w:val="24"/>
-          <w:szCs w:val="24"/>
-        </w:rPr>
-        <w:t>(</w:t>
-      </w:r>
-      <w:r>
-        <w:rPr>
-          <w:rFonts w:ascii="Times New Roman" w:hAnsi="Times New Roman" w:cs="Times New Roman"/>
-          <w:sz w:val="24"/>
-          <w:szCs w:val="24"/>
-        </w:rPr>
-        <w:t xml:space="preserve">1) </w:t>
-      </w:r>
-      <w:r>
-        <w:rPr>
-          <w:rFonts w:ascii="Times New Roman" w:hAnsi="Times New Roman" w:cs="Times New Roman"/>
-          <w:sz w:val="24"/>
-          <w:szCs w:val="24"/>
-        </w:rPr>
-        <w:t>A clear difference between isoforms of NRAS is the binding of (RBD) Ras Binding Domain. (</w:t>
-      </w:r>
-      <w:r>
-        <w:rPr>
-          <w:rFonts w:ascii="Times New Roman" w:hAnsi="Times New Roman" w:cs="Times New Roman"/>
-          <w:sz w:val="24"/>
-          <w:szCs w:val="24"/>
-        </w:rPr>
-        <w:t xml:space="preserve">1) </w:t>
-      </w:r>
-      <w:r>
-        <w:rPr>
-          <w:rFonts w:ascii="Times New Roman" w:hAnsi="Times New Roman" w:cs="Times New Roman"/>
-          <w:sz w:val="24"/>
-          <w:szCs w:val="24"/>
-        </w:rPr>
-        <w:t>The G-domain, which catalyses GTP hydrolysis and mediates downstream signalling, is 95% conserved between the Ras isoforms</w:t>
-      </w:r>
-      <w:r>
-        <w:rPr>
-          <w:rFonts w:ascii="Times New Roman" w:hAnsi="Times New Roman" w:cs="Times New Roman"/>
-          <w:sz w:val="24"/>
-          <w:szCs w:val="24"/>
-        </w:rPr>
-        <w:t>.</w:t>
-      </w:r>
-      <w:r>
-        <w:rPr>
-          <w:rFonts w:ascii="Times New Roman" w:hAnsi="Times New Roman" w:cs="Times New Roman"/>
-          <w:sz w:val="24"/>
-          <w:szCs w:val="24"/>
-        </w:rPr>
-        <w:t xml:space="preserve"> The Wild Type NRAS has a total of 189 amino acids. The overall structure can be divided into a catalytic G domain, which is comprised (residues 1-86) and (residues 87-166). This is the first crystal structure of NRAS solved at 1.67Å resolution.</w:t>
-      </w:r>
-      <w:r>
-        <w:rPr>
-          <w:rFonts w:ascii="Times New Roman" w:hAnsi="Times New Roman" w:cs="Times New Roman"/>
-          <w:sz w:val="24"/>
-          <w:szCs w:val="24"/>
-        </w:rPr>
-        <w:t xml:space="preserve"> </w:t>
-      </w:r>
-      <w:r>
-        <w:rPr>
-          <w:rFonts w:ascii="Times New Roman" w:hAnsi="Times New Roman" w:cs="Times New Roman"/>
-          <w:sz w:val="24"/>
-          <w:szCs w:val="24"/>
-        </w:rPr>
-        <w:t>(</w:t>
-      </w:r>
-      <w:r>
-        <w:rPr>
-          <w:rFonts w:ascii="Times New Roman" w:hAnsi="Times New Roman" w:cs="Times New Roman"/>
-          <w:sz w:val="24"/>
-          <w:szCs w:val="24"/>
-        </w:rPr>
-        <w:t>1)</w:t>
-      </w:r>
-    </w:p>
-    <w:p>
-      <w:pPr>
-        <w:jc w:val="both"/>
-        <w:rPr>
-          <w:rFonts w:ascii="Times New Roman" w:hAnsi="Times New Roman" w:cs="Times New Roman"/>
-          <w:sz w:val="24"/>
-          <w:szCs w:val="24"/>
-        </w:rPr>
-      </w:pPr>
-      <w:r>
-        <w:rPr>
-          <w:rFonts w:ascii="Times New Roman" w:hAnsi="Times New Roman" w:cs="Times New Roman"/>
-          <w:sz w:val="24"/>
-          <w:szCs w:val="24"/>
-          <w:highlight w:val="yellow"/>
-        </w:rPr>
-        <w:t>Melanoma, a highly aggressive form of skin cancer, remains a significant clinical challenge due to its resistance to conventional therapies and high mortality rate. Activating mutations in key oncogenes such as </w:t>
+          <w:highlight w:val="yellow"/>
+        </w:rPr>
+        <w:t>Although targeted inhibitors have been successfully developed for </w:t>
       </w:r>
       <w:r>
         <w:rPr>
@@ -1110,36 +630,16 @@
           <w:szCs w:val="24"/>
           <w:highlight w:val="yellow"/>
         </w:rPr>
-        <w:t>NRAS</w:t>
-      </w:r>
-      <w:r>
-        <w:rPr>
-          <w:rFonts w:ascii="Times New Roman" w:hAnsi="Times New Roman" w:cs="Times New Roman"/>
-          <w:sz w:val="24"/>
-          <w:szCs w:val="24"/>
-          <w:highlight w:val="yellow"/>
-        </w:rPr>
-        <w:t xml:space="preserve"> occur in approximately 15–20% of melanoma cases and drive uncontrolled cell proliferation via the MAPK and PI3K–Akt </w:t>
-      </w:r>
-      <w:proofErr w:type="spellStart"/>
-      <w:r>
-        <w:rPr>
-          <w:rFonts w:ascii="Times New Roman" w:hAnsi="Times New Roman" w:cs="Times New Roman"/>
-          <w:sz w:val="24"/>
-          <w:szCs w:val="24"/>
-          <w:highlight w:val="yellow"/>
-        </w:rPr>
-        <w:t>signaling</w:t>
-      </w:r>
-      <w:proofErr w:type="spellEnd"/>
-      <w:r>
-        <w:rPr>
-          <w:rFonts w:ascii="Times New Roman" w:hAnsi="Times New Roman" w:cs="Times New Roman"/>
-          <w:sz w:val="24"/>
-          <w:szCs w:val="24"/>
-          <w:highlight w:val="yellow"/>
-        </w:rPr>
-        <w:t xml:space="preserve"> pathways. Although targeted inhibitors have been successfully developed for </w:t>
+        <w:t>BRAF</w:t>
+      </w:r>
+      <w:r>
+        <w:rPr>
+          <w:rFonts w:ascii="Times New Roman" w:hAnsi="Times New Roman" w:cs="Times New Roman"/>
+          <w:sz w:val="24"/>
+          <w:szCs w:val="24"/>
+          <w:highlight w:val="yellow"/>
+        </w:rPr>
+        <w:t> mutations, effective therapies directly targeting mutant </w:t>
       </w:r>
       <w:r>
         <w:rPr>
@@ -1150,16 +650,16 @@
           <w:szCs w:val="24"/>
           <w:highlight w:val="yellow"/>
         </w:rPr>
-        <w:t>BRAF</w:t>
-      </w:r>
-      <w:r>
-        <w:rPr>
-          <w:rFonts w:ascii="Times New Roman" w:hAnsi="Times New Roman" w:cs="Times New Roman"/>
-          <w:sz w:val="24"/>
-          <w:szCs w:val="24"/>
-          <w:highlight w:val="yellow"/>
-        </w:rPr>
-        <w:t> mutations, effective therapies directly targeting mutant </w:t>
+        <w:t>NRAS</w:t>
+      </w:r>
+      <w:r>
+        <w:rPr>
+          <w:rFonts w:ascii="Times New Roman" w:hAnsi="Times New Roman" w:cs="Times New Roman"/>
+          <w:sz w:val="24"/>
+          <w:szCs w:val="24"/>
+          <w:highlight w:val="yellow"/>
+        </w:rPr>
+        <w:t> are lacking, and existing MEK inhibitors have shown only modest clinical success. This unmet medical need motivates the search for novel inhibitors specifically against oncogenic </w:t>
       </w:r>
       <w:r>
         <w:rPr>
@@ -1179,7 +679,27 @@
           <w:szCs w:val="24"/>
           <w:highlight w:val="yellow"/>
         </w:rPr>
-        <w:t> are lacking, and existing MEK inhibitors have shown only modest clinical success. This unmet medical need motivates the search for novel inhibitors specifically against oncogenic </w:t>
+        <w:t xml:space="preserve">. In this study, we utilized structure-based virtual screening and molecular docking to explore a comprehensive library of natural compounds from the ZINC database, computationally </w:t>
+      </w:r>
+      <w:proofErr w:type="spellStart"/>
+      <w:r>
+        <w:rPr>
+          <w:rFonts w:ascii="Times New Roman" w:hAnsi="Times New Roman" w:cs="Times New Roman"/>
+          <w:sz w:val="24"/>
+          <w:szCs w:val="24"/>
+          <w:highlight w:val="yellow"/>
+        </w:rPr>
+        <w:t>modeling</w:t>
+      </w:r>
+      <w:proofErr w:type="spellEnd"/>
+      <w:r>
+        <w:rPr>
+          <w:rFonts w:ascii="Times New Roman" w:hAnsi="Times New Roman" w:cs="Times New Roman"/>
+          <w:sz w:val="24"/>
+          <w:szCs w:val="24"/>
+          <w:highlight w:val="yellow"/>
+        </w:rPr>
+        <w:t xml:space="preserve"> clinically relevant </w:t>
       </w:r>
       <w:r>
         <w:rPr>
@@ -1199,1048 +719,1321 @@
           <w:szCs w:val="24"/>
           <w:highlight w:val="yellow"/>
         </w:rPr>
-        <w:t xml:space="preserve">. In this study, we utilized structure-based virtual screening and molecular docking to explore a comprehensive library of natural compounds from the ZINC database, computationally </w:t>
-      </w:r>
-      <w:proofErr w:type="spellStart"/>
-      <w:r>
-        <w:rPr>
-          <w:rFonts w:ascii="Times New Roman" w:hAnsi="Times New Roman" w:cs="Times New Roman"/>
-          <w:sz w:val="24"/>
-          <w:szCs w:val="24"/>
-          <w:highlight w:val="yellow"/>
-        </w:rPr>
-        <w:t>modeling</w:t>
-      </w:r>
-      <w:proofErr w:type="spellEnd"/>
-      <w:r>
-        <w:rPr>
-          <w:rFonts w:ascii="Times New Roman" w:hAnsi="Times New Roman" w:cs="Times New Roman"/>
-          <w:sz w:val="24"/>
-          <w:szCs w:val="24"/>
-          <w:highlight w:val="yellow"/>
-        </w:rPr>
-        <w:t xml:space="preserve"> clinically relevant </w:t>
-      </w:r>
-      <w:r>
-        <w:rPr>
-          <w:rFonts w:ascii="Times New Roman" w:hAnsi="Times New Roman" w:cs="Times New Roman"/>
-          <w:i/>
-          <w:iCs/>
-          <w:sz w:val="24"/>
-          <w:szCs w:val="24"/>
-          <w:highlight w:val="yellow"/>
-        </w:rPr>
-        <w:t>NRAS</w:t>
-      </w:r>
-      <w:r>
-        <w:rPr>
-          <w:rFonts w:ascii="Times New Roman" w:hAnsi="Times New Roman" w:cs="Times New Roman"/>
-          <w:sz w:val="24"/>
-          <w:szCs w:val="24"/>
-          <w:highlight w:val="yellow"/>
-        </w:rPr>
-        <w:t xml:space="preserve"> mutations at codons 12, 13, and 61. Our screening identified several promising natural compounds with strong predicted binding affinity and stabilizing interactions with critical NRAS residues, providing a valuable starting point for further drug development. The findings underscore the </w:t>
-      </w:r>
-      <w:r>
-        <w:rPr>
-          <w:rFonts w:ascii="Times New Roman" w:hAnsi="Times New Roman" w:cs="Times New Roman"/>
-          <w:sz w:val="24"/>
-          <w:szCs w:val="24"/>
-          <w:highlight w:val="yellow"/>
-        </w:rPr>
-        <w:lastRenderedPageBreak/>
-        <w:t>power of computational approaches to accelerate early discovery of specific inhibitors targeting difficult oncogenic drivers in melanoma.</w:t>
-      </w:r>
-    </w:p>
-    <w:p>
-      <w:pPr>
-        <w:jc w:val="both"/>
-        <w:rPr>
-          <w:color w:val="000000"/>
-          <w:shd w:val="clear" w:color="auto" w:fill="FFFFFF"/>
-        </w:rPr>
-      </w:pPr>
-    </w:p>
-    <w:p>
-      <w:pPr>
-        <w:jc w:val="both"/>
-        <w:rPr>
-          <w:color w:val="000000"/>
-          <w:shd w:val="clear" w:color="auto" w:fill="FFFFFF"/>
-        </w:rPr>
-      </w:pPr>
-    </w:p>
-    <w:p>
-      <w:pPr>
-        <w:jc w:val="both"/>
-        <w:rPr>
-          <w:color w:val="000000"/>
-          <w:shd w:val="clear" w:color="auto" w:fill="FFFFFF"/>
-        </w:rPr>
-      </w:pPr>
-    </w:p>
-    <w:p>
-      <w:pPr>
-        <w:jc w:val="both"/>
-        <w:rPr>
-          <w:rFonts w:cstheme="minorHAnsi"/>
+        <w:t> mutations at codons 12, 13, and 61. Our screening identified several promising natural compounds with strong predicted binding affinity and stabilizing interactions with critical NRAS residues, providing a valuable starting point for further drug development. The findings underscore the power of computational approaches to accelerate early discovery of specific inhibitors targeting difficult oncogenic drivers in melanoma.</w:t>
+      </w:r>
+    </w:p>
+    <w:p>
+      <w:pPr>
+        <w:rPr>
+          <w:rFonts w:ascii="Times New Roman" w:hAnsi="Times New Roman" w:cs="Times New Roman"/>
+          <w:sz w:val="24"/>
+          <w:szCs w:val="24"/>
+        </w:rPr>
+      </w:pPr>
+    </w:p>
+    <w:p>
+      <w:pPr>
+        <w:rPr>
+          <w:rFonts w:ascii="Times New Roman" w:hAnsi="Times New Roman" w:cs="Times New Roman"/>
           <w:b/>
           <w:bCs/>
-          <w:sz w:val="32"/>
-          <w:szCs w:val="32"/>
-        </w:rPr>
-      </w:pPr>
-      <w:r>
-        <w:rPr>
-          <w:rFonts w:cstheme="minorHAnsi"/>
+          <w:sz w:val="24"/>
+          <w:szCs w:val="24"/>
+        </w:rPr>
+      </w:pPr>
+    </w:p>
+    <w:p>
+      <w:pPr>
+        <w:rPr>
+          <w:rFonts w:ascii="Times New Roman" w:hAnsi="Times New Roman" w:cs="Times New Roman"/>
           <w:b/>
           <w:bCs/>
-          <w:sz w:val="32"/>
-          <w:szCs w:val="32"/>
-        </w:rPr>
-        <w:t xml:space="preserve">2. </w:t>
-      </w:r>
-      <w:r>
-        <w:rPr>
-          <w:rFonts w:cstheme="minorHAnsi"/>
+          <w:sz w:val="24"/>
+          <w:szCs w:val="24"/>
+        </w:rPr>
+      </w:pPr>
+      <w:r>
+        <w:rPr>
+          <w:rFonts w:ascii="Times New Roman" w:hAnsi="Times New Roman" w:cs="Times New Roman"/>
           <w:b/>
           <w:bCs/>
-          <w:sz w:val="32"/>
-          <w:szCs w:val="32"/>
-        </w:rPr>
-        <w:t>Materials and Methods</w:t>
-      </w:r>
-    </w:p>
-    <w:p>
-      <w:pPr>
-        <w:jc w:val="both"/>
-        <w:rPr>
-          <w:rFonts w:ascii="Times New Roman" w:hAnsi="Times New Roman" w:cs="Times New Roman"/>
-          <w:sz w:val="28"/>
-          <w:szCs w:val="28"/>
-        </w:rPr>
-      </w:pPr>
-      <w:r>
-        <w:rPr>
-          <w:rFonts w:ascii="Times New Roman" w:hAnsi="Times New Roman" w:cs="Times New Roman"/>
-          <w:sz w:val="28"/>
-          <w:szCs w:val="28"/>
-        </w:rPr>
-        <w:t>Melanoma Pathway</w:t>
-      </w:r>
-    </w:p>
-    <w:p>
-      <w:pPr>
-        <w:jc w:val="both"/>
-        <w:rPr>
-          <w:rFonts w:ascii="Times New Roman" w:hAnsi="Times New Roman" w:cs="Times New Roman"/>
-          <w:sz w:val="28"/>
-          <w:szCs w:val="28"/>
-        </w:rPr>
-      </w:pPr>
-      <w:r>
-        <w:rPr>
-          <w:rFonts w:ascii="Times New Roman" w:hAnsi="Times New Roman" w:cs="Times New Roman"/>
-          <w:sz w:val="24"/>
-          <w:szCs w:val="24"/>
-        </w:rPr>
-        <w:t>The KEGG database was used to study the melanoma pathway</w:t>
-      </w:r>
-      <w:r>
-        <w:rPr>
-          <w:rFonts w:ascii="Times New Roman" w:hAnsi="Times New Roman" w:cs="Times New Roman"/>
-          <w:sz w:val="24"/>
-          <w:szCs w:val="24"/>
-        </w:rPr>
-        <w:t xml:space="preserve"> </w:t>
-      </w:r>
-      <w:r>
-        <w:rPr>
-          <w:rFonts w:ascii="Times New Roman" w:hAnsi="Times New Roman" w:cs="Times New Roman"/>
-          <w:sz w:val="24"/>
-          <w:szCs w:val="24"/>
-        </w:rPr>
-        <w:t>(</w:t>
-      </w:r>
-      <w:hyperlink r:id="rId7" w:history="1">
-        <w:r>
-          <w:rPr>
-            <w:rStyle w:val="Hyperlink"/>
-            <w:rFonts w:ascii="Times New Roman" w:hAnsi="Times New Roman" w:cs="Times New Roman"/>
-            <w:sz w:val="24"/>
-            <w:szCs w:val="24"/>
-          </w:rPr>
-          <w:t>KEGG PATHWAY: Melanoma - Homo sapiens (human) (genome.jp)</w:t>
-        </w:r>
-      </w:hyperlink>
-      <w:r>
-        <w:rPr>
-          <w:rFonts w:ascii="Times New Roman" w:hAnsi="Times New Roman" w:cs="Times New Roman"/>
-          <w:sz w:val="24"/>
-          <w:szCs w:val="24"/>
-        </w:rPr>
-        <w:t>.</w:t>
-      </w:r>
-      <w:r>
-        <w:t xml:space="preserve"> </w:t>
-      </w:r>
-      <w:r>
-        <w:rPr>
-          <w:rFonts w:ascii="Times New Roman" w:hAnsi="Times New Roman" w:cs="Times New Roman"/>
-          <w:sz w:val="24"/>
-          <w:szCs w:val="24"/>
-        </w:rPr>
-        <w:t xml:space="preserve">Dysregulation of MAPK pathway is very common in many cancers due to mutations in RAS genes (Inamdar GS, </w:t>
-      </w:r>
-      <w:proofErr w:type="spellStart"/>
-      <w:r>
-        <w:rPr>
-          <w:rFonts w:ascii="Times New Roman" w:hAnsi="Times New Roman" w:cs="Times New Roman"/>
-          <w:sz w:val="24"/>
-          <w:szCs w:val="24"/>
-        </w:rPr>
-        <w:t>Madhunapantula</w:t>
-      </w:r>
-      <w:proofErr w:type="spellEnd"/>
-      <w:r>
-        <w:rPr>
-          <w:rFonts w:ascii="Times New Roman" w:hAnsi="Times New Roman" w:cs="Times New Roman"/>
-          <w:sz w:val="24"/>
-          <w:szCs w:val="24"/>
-        </w:rPr>
-        <w:t xml:space="preserve"> SV, Robertson GP 2010).</w:t>
-      </w:r>
-      <w:r>
-        <w:rPr>
-          <w:rFonts w:ascii="Times New Roman" w:hAnsi="Times New Roman" w:cs="Times New Roman"/>
-          <w:sz w:val="24"/>
-          <w:szCs w:val="24"/>
-        </w:rPr>
-        <w:t xml:space="preserve"> </w:t>
-      </w:r>
-      <w:r>
-        <w:rPr>
-          <w:rFonts w:ascii="Times New Roman" w:hAnsi="Times New Roman" w:cs="Times New Roman"/>
-          <w:sz w:val="24"/>
-          <w:szCs w:val="24"/>
-        </w:rPr>
-        <w:t>The MAPK pathway is one of the major pathways involved in progress of melanoma</w:t>
-      </w:r>
-      <w:r>
-        <w:rPr>
-          <w:rFonts w:ascii="Times New Roman" w:hAnsi="Times New Roman" w:cs="Times New Roman"/>
-          <w:sz w:val="24"/>
-          <w:szCs w:val="24"/>
-        </w:rPr>
-        <w:t xml:space="preserve"> and so it was chosen</w:t>
-      </w:r>
-      <w:r>
-        <w:rPr>
-          <w:rFonts w:ascii="Times New Roman" w:hAnsi="Times New Roman" w:cs="Times New Roman"/>
-          <w:sz w:val="24"/>
-          <w:szCs w:val="24"/>
-        </w:rPr>
-        <w:t>. It harbours BRAF,</w:t>
-      </w:r>
-      <w:r>
-        <w:rPr>
-          <w:rFonts w:ascii="Times New Roman" w:hAnsi="Times New Roman" w:cs="Times New Roman"/>
-          <w:sz w:val="24"/>
-          <w:szCs w:val="24"/>
-        </w:rPr>
-        <w:t xml:space="preserve"> </w:t>
-      </w:r>
-      <w:r>
-        <w:rPr>
-          <w:rFonts w:ascii="Times New Roman" w:hAnsi="Times New Roman" w:cs="Times New Roman"/>
-          <w:sz w:val="24"/>
-          <w:szCs w:val="24"/>
-        </w:rPr>
-        <w:t>NRAS,</w:t>
-      </w:r>
-      <w:r>
-        <w:rPr>
-          <w:rFonts w:ascii="Times New Roman" w:hAnsi="Times New Roman" w:cs="Times New Roman"/>
-          <w:sz w:val="24"/>
-          <w:szCs w:val="24"/>
-        </w:rPr>
-        <w:t xml:space="preserve"> </w:t>
-      </w:r>
-      <w:r>
-        <w:rPr>
-          <w:rFonts w:ascii="Times New Roman" w:hAnsi="Times New Roman" w:cs="Times New Roman"/>
-          <w:sz w:val="24"/>
-          <w:szCs w:val="24"/>
-        </w:rPr>
-        <w:t xml:space="preserve">ERK and MEK as </w:t>
-      </w:r>
-      <w:proofErr w:type="spellStart"/>
-      <w:r>
-        <w:rPr>
-          <w:rFonts w:ascii="Times New Roman" w:hAnsi="Times New Roman" w:cs="Times New Roman"/>
-          <w:sz w:val="24"/>
-          <w:szCs w:val="24"/>
-        </w:rPr>
-        <w:t>it</w:t>
-      </w:r>
-      <w:r>
-        <w:rPr>
-          <w:rFonts w:ascii="Times New Roman" w:hAnsi="Times New Roman" w:cs="Times New Roman"/>
-          <w:sz w:val="24"/>
-          <w:szCs w:val="24"/>
-        </w:rPr>
-        <w:t>’s</w:t>
-      </w:r>
-      <w:proofErr w:type="spellEnd"/>
-      <w:r>
-        <w:rPr>
-          <w:rFonts w:ascii="Times New Roman" w:hAnsi="Times New Roman" w:cs="Times New Roman"/>
-          <w:sz w:val="24"/>
-          <w:szCs w:val="24"/>
-        </w:rPr>
-        <w:t xml:space="preserve"> components.</w:t>
-      </w:r>
-      <w:r>
-        <w:rPr>
-          <w:rFonts w:ascii="Times New Roman" w:hAnsi="Times New Roman" w:cs="Times New Roman"/>
-          <w:sz w:val="24"/>
-          <w:szCs w:val="24"/>
-        </w:rPr>
-        <w:t xml:space="preserve"> </w:t>
-      </w:r>
-      <w:r>
-        <w:rPr>
-          <w:rFonts w:ascii="Times New Roman" w:hAnsi="Times New Roman" w:cs="Times New Roman"/>
-          <w:sz w:val="24"/>
-          <w:szCs w:val="24"/>
-        </w:rPr>
-        <w:t>About 28% of the mutations are seen in NRAS of this pathway</w:t>
-      </w:r>
-      <w:r>
-        <w:rPr>
-          <w:rFonts w:ascii="Times New Roman" w:hAnsi="Times New Roman" w:cs="Times New Roman"/>
-          <w:sz w:val="24"/>
-          <w:szCs w:val="24"/>
-        </w:rPr>
-        <w:t xml:space="preserve"> </w:t>
-      </w:r>
-      <w:r>
-        <w:rPr>
-          <w:rFonts w:ascii="Times New Roman" w:hAnsi="Times New Roman" w:cs="Times New Roman"/>
-          <w:sz w:val="24"/>
-          <w:szCs w:val="24"/>
-        </w:rPr>
-        <w:t>(</w:t>
-      </w:r>
-      <w:r>
-        <w:rPr>
-          <w:rFonts w:ascii="Times New Roman" w:hAnsi="Times New Roman" w:cs="Times New Roman"/>
-          <w:sz w:val="24"/>
-          <w:szCs w:val="24"/>
-        </w:rPr>
-        <w:t>3</w:t>
-      </w:r>
-      <w:r>
-        <w:rPr>
-          <w:rFonts w:ascii="Times New Roman" w:hAnsi="Times New Roman" w:cs="Times New Roman"/>
-          <w:sz w:val="24"/>
-          <w:szCs w:val="24"/>
-        </w:rPr>
-        <w:t>)</w:t>
-      </w:r>
-      <w:r>
-        <w:rPr>
-          <w:rFonts w:ascii="Times New Roman" w:hAnsi="Times New Roman" w:cs="Times New Roman"/>
-          <w:sz w:val="24"/>
-          <w:szCs w:val="24"/>
-        </w:rPr>
-        <w:t>.</w:t>
-      </w:r>
-    </w:p>
-    <w:p>
-      <w:pPr>
-        <w:jc w:val="both"/>
-        <w:rPr>
-          <w:rFonts w:ascii="Times New Roman" w:hAnsi="Times New Roman" w:cs="Times New Roman"/>
-          <w:sz w:val="28"/>
-          <w:szCs w:val="28"/>
-        </w:rPr>
-      </w:pPr>
-      <w:r>
-        <w:rPr>
-          <w:rFonts w:ascii="Times New Roman" w:hAnsi="Times New Roman" w:cs="Times New Roman"/>
-          <w:sz w:val="28"/>
-          <w:szCs w:val="28"/>
-        </w:rPr>
-        <w:t xml:space="preserve">NRAS Structure </w:t>
-      </w:r>
-    </w:p>
-    <w:p>
-      <w:pPr>
-        <w:jc w:val="both"/>
-        <w:rPr>
-          <w:rFonts w:ascii="Times New Roman" w:hAnsi="Times New Roman" w:cs="Times New Roman"/>
-          <w:sz w:val="24"/>
-          <w:szCs w:val="24"/>
-        </w:rPr>
-      </w:pPr>
-      <w:r>
-        <w:rPr>
-          <w:rFonts w:ascii="Times New Roman" w:hAnsi="Times New Roman" w:cs="Times New Roman"/>
-          <w:sz w:val="24"/>
-          <w:szCs w:val="24"/>
-        </w:rPr>
-        <w:t>PDB</w:t>
-      </w:r>
-      <w:r>
-        <w:rPr>
-          <w:rFonts w:ascii="Times New Roman" w:hAnsi="Times New Roman" w:cs="Times New Roman"/>
-          <w:sz w:val="24"/>
-          <w:szCs w:val="24"/>
-        </w:rPr>
-        <w:t xml:space="preserve"> </w:t>
-      </w:r>
-      <w:r>
-        <w:rPr>
-          <w:rFonts w:ascii="Times New Roman" w:hAnsi="Times New Roman" w:cs="Times New Roman"/>
-          <w:sz w:val="24"/>
-          <w:szCs w:val="24"/>
-        </w:rPr>
-        <w:t>(Protein Data Bank) The Wild Type NRAS structure with best resolution and curated in Uniprot was selected. The PDB ID is 5UHV.The uniport ID is P01111. N-Ras is a small GTPase structure. A clear difference between isoforms of N-Ras is the binding of Ras Binding Domain.</w:t>
-      </w:r>
-      <w:r>
-        <w:rPr>
-          <w:rFonts w:ascii="Times New Roman" w:hAnsi="Times New Roman" w:cs="Times New Roman"/>
-          <w:sz w:val="24"/>
-          <w:szCs w:val="24"/>
-        </w:rPr>
-        <w:t xml:space="preserve"> </w:t>
-      </w:r>
-      <w:r>
-        <w:rPr>
-          <w:rFonts w:ascii="Times New Roman" w:hAnsi="Times New Roman" w:cs="Times New Roman"/>
-          <w:sz w:val="24"/>
-          <w:szCs w:val="24"/>
-        </w:rPr>
-        <w:t>(1)</w:t>
-      </w:r>
-      <w:r>
-        <w:rPr>
-          <w:rFonts w:ascii="Times New Roman" w:hAnsi="Times New Roman" w:cs="Times New Roman"/>
-          <w:sz w:val="24"/>
-          <w:szCs w:val="24"/>
-        </w:rPr>
-        <w:t xml:space="preserve"> </w:t>
-      </w:r>
-      <w:r>
-        <w:rPr>
-          <w:rFonts w:ascii="Times New Roman" w:hAnsi="Times New Roman" w:cs="Times New Roman"/>
-          <w:sz w:val="24"/>
-          <w:szCs w:val="24"/>
-        </w:rPr>
-        <w:t xml:space="preserve">NRAS has only A chain associated with it. Hence, docking was carried out on the A chain of NRAS on the active site. The G-domain, catalysing GTP hydrolysis and mediating downstream signalling is 95% conserved between the Ras isoforms. </w:t>
-      </w:r>
-      <w:r>
-        <w:rPr>
-          <w:rFonts w:ascii="Times New Roman" w:hAnsi="Times New Roman" w:cs="Times New Roman"/>
-          <w:sz w:val="24"/>
-          <w:szCs w:val="24"/>
-        </w:rPr>
-        <w:t xml:space="preserve">(1) </w:t>
-      </w:r>
-      <w:r>
-        <w:rPr>
-          <w:rFonts w:ascii="Times New Roman" w:hAnsi="Times New Roman" w:cs="Times New Roman"/>
-          <w:sz w:val="24"/>
-          <w:szCs w:val="24"/>
-        </w:rPr>
-        <w:t>The Wild Type NRAS has a total of 189 amino acids. The overall structure can be divided into a catalytic G domain, which is comprised (residues 1-86) and (residues 87-166). This is the first crystal structure of NRAS solved at 1.67Å resolution.</w:t>
-      </w:r>
-      <w:r>
-        <w:rPr>
-          <w:rFonts w:ascii="Times New Roman" w:hAnsi="Times New Roman" w:cs="Times New Roman"/>
-          <w:sz w:val="24"/>
-          <w:szCs w:val="24"/>
-        </w:rPr>
-        <w:t xml:space="preserve"> </w:t>
-      </w:r>
-      <w:r>
-        <w:rPr>
-          <w:rFonts w:ascii="Times New Roman" w:hAnsi="Times New Roman" w:cs="Times New Roman"/>
-          <w:sz w:val="24"/>
-          <w:szCs w:val="24"/>
-        </w:rPr>
-        <w:t>(</w:t>
-      </w:r>
-      <w:r>
-        <w:rPr>
-          <w:rFonts w:ascii="Times New Roman" w:hAnsi="Times New Roman" w:cs="Times New Roman"/>
-          <w:sz w:val="24"/>
-          <w:szCs w:val="24"/>
-        </w:rPr>
-        <w:t>1</w:t>
-      </w:r>
-      <w:r>
-        <w:rPr>
-          <w:rFonts w:ascii="Times New Roman" w:hAnsi="Times New Roman" w:cs="Times New Roman"/>
-          <w:sz w:val="24"/>
-          <w:szCs w:val="24"/>
-        </w:rPr>
-        <w:t>)</w:t>
-      </w:r>
-    </w:p>
-    <w:p>
-      <w:pPr>
-        <w:jc w:val="both"/>
-        <w:rPr>
-          <w:rFonts w:ascii="Times New Roman" w:hAnsi="Times New Roman" w:cs="Times New Roman"/>
-          <w:sz w:val="28"/>
-          <w:szCs w:val="28"/>
-        </w:rPr>
-      </w:pPr>
-      <w:r>
-        <w:rPr>
-          <w:rFonts w:ascii="Times New Roman" w:hAnsi="Times New Roman" w:cs="Times New Roman"/>
-          <w:sz w:val="28"/>
-          <w:szCs w:val="28"/>
-        </w:rPr>
-        <w:t xml:space="preserve">Structure Validation </w:t>
-      </w:r>
-    </w:p>
-    <w:p>
-      <w:pPr>
-        <w:jc w:val="both"/>
-        <w:rPr>
-          <w:rFonts w:ascii="Times New Roman" w:hAnsi="Times New Roman" w:cs="Times New Roman"/>
-          <w:sz w:val="24"/>
-          <w:szCs w:val="24"/>
-        </w:rPr>
-      </w:pPr>
-      <w:proofErr w:type="spellStart"/>
-      <w:r>
-        <w:rPr>
-          <w:rFonts w:ascii="Times New Roman" w:hAnsi="Times New Roman" w:cs="Times New Roman"/>
-          <w:sz w:val="24"/>
-          <w:szCs w:val="24"/>
-        </w:rPr>
-        <w:t>ProSA</w:t>
-      </w:r>
-      <w:proofErr w:type="spellEnd"/>
-      <w:r>
-        <w:rPr>
-          <w:rFonts w:ascii="Times New Roman" w:hAnsi="Times New Roman" w:cs="Times New Roman"/>
-          <w:sz w:val="24"/>
-          <w:szCs w:val="24"/>
-        </w:rPr>
-        <w:t xml:space="preserve"> is frequently in use for protein structure validation. </w:t>
-      </w:r>
-      <w:proofErr w:type="spellStart"/>
-      <w:r>
-        <w:rPr>
-          <w:rFonts w:ascii="Times New Roman" w:hAnsi="Times New Roman" w:cs="Times New Roman"/>
-          <w:sz w:val="24"/>
-          <w:szCs w:val="24"/>
-        </w:rPr>
-        <w:t>ProSA</w:t>
-      </w:r>
-      <w:proofErr w:type="spellEnd"/>
-      <w:r>
-        <w:rPr>
-          <w:rFonts w:ascii="Times New Roman" w:hAnsi="Times New Roman" w:cs="Times New Roman"/>
-          <w:sz w:val="24"/>
-          <w:szCs w:val="24"/>
-        </w:rPr>
-        <w:t xml:space="preserve"> calculates an overall quality score for a specific input structure. The z-score indicates overall model quality.</w:t>
-      </w:r>
-      <w:r>
-        <w:rPr>
-          <w:rFonts w:ascii="Times New Roman" w:hAnsi="Times New Roman" w:cs="Times New Roman"/>
-          <w:sz w:val="24"/>
-          <w:szCs w:val="24"/>
-        </w:rPr>
-        <w:t xml:space="preserve"> (9)</w:t>
-      </w:r>
-      <w:r>
-        <w:rPr>
-          <w:rFonts w:ascii="Times New Roman" w:hAnsi="Times New Roman" w:cs="Times New Roman"/>
-          <w:sz w:val="24"/>
-          <w:szCs w:val="24"/>
-        </w:rPr>
-        <w:t xml:space="preserve"> Its value is displayed in a plot that contains the z-scores of all protein chains in current PDB. </w:t>
-      </w:r>
-      <w:proofErr w:type="spellStart"/>
-      <w:r>
-        <w:rPr>
-          <w:rFonts w:ascii="Times New Roman" w:hAnsi="Times New Roman" w:cs="Times New Roman"/>
-          <w:sz w:val="24"/>
-          <w:szCs w:val="24"/>
-        </w:rPr>
-        <w:t>ProSA</w:t>
-      </w:r>
-      <w:proofErr w:type="spellEnd"/>
-      <w:r>
-        <w:rPr>
-          <w:rFonts w:ascii="Times New Roman" w:hAnsi="Times New Roman" w:cs="Times New Roman"/>
-          <w:sz w:val="24"/>
-          <w:szCs w:val="24"/>
-        </w:rPr>
-        <w:t xml:space="preserve">-web visualizes the 3D structure of the input protein using the molecule viewer </w:t>
-      </w:r>
-      <w:proofErr w:type="spellStart"/>
-      <w:r>
-        <w:rPr>
-          <w:rFonts w:ascii="Times New Roman" w:hAnsi="Times New Roman" w:cs="Times New Roman"/>
-          <w:sz w:val="24"/>
-          <w:szCs w:val="24"/>
-        </w:rPr>
-        <w:t>Jmol</w:t>
-      </w:r>
-      <w:proofErr w:type="spellEnd"/>
-      <w:r>
-        <w:rPr>
-          <w:rFonts w:ascii="Times New Roman" w:hAnsi="Times New Roman" w:cs="Times New Roman"/>
-          <w:sz w:val="24"/>
-          <w:szCs w:val="24"/>
-        </w:rPr>
-        <w:t xml:space="preserve">. </w:t>
-      </w:r>
-      <w:proofErr w:type="spellStart"/>
-      <w:r>
-        <w:rPr>
-          <w:rFonts w:ascii="Times New Roman" w:hAnsi="Times New Roman" w:cs="Times New Roman"/>
-          <w:sz w:val="24"/>
-          <w:szCs w:val="24"/>
-        </w:rPr>
-        <w:t>ProSA</w:t>
-      </w:r>
-      <w:proofErr w:type="spellEnd"/>
-      <w:r>
-        <w:rPr>
-          <w:rFonts w:ascii="Times New Roman" w:hAnsi="Times New Roman" w:cs="Times New Roman"/>
-          <w:sz w:val="24"/>
-          <w:szCs w:val="24"/>
-        </w:rPr>
-        <w:t xml:space="preserve"> was used for validation of the structure of Mutant NRAS build in SPDBV. PROCHECK (</w:t>
-      </w:r>
-      <w:r>
-        <w:rPr>
-          <w:rFonts w:ascii="Times New Roman" w:hAnsi="Times New Roman" w:cs="Times New Roman"/>
-          <w:sz w:val="24"/>
-          <w:szCs w:val="24"/>
-        </w:rPr>
-        <w:t>10</w:t>
-      </w:r>
-      <w:r>
-        <w:rPr>
-          <w:rFonts w:ascii="Times New Roman" w:hAnsi="Times New Roman" w:cs="Times New Roman"/>
-          <w:sz w:val="24"/>
-          <w:szCs w:val="24"/>
-        </w:rPr>
-        <w:t>)</w:t>
-      </w:r>
-      <w:r>
-        <w:rPr>
-          <w:rFonts w:ascii="Times New Roman" w:hAnsi="Times New Roman" w:cs="Times New Roman"/>
-          <w:sz w:val="24"/>
-          <w:szCs w:val="24"/>
-        </w:rPr>
-        <w:t xml:space="preserve"> being a model evaluation and validation tool. PROCHECK checks for the stereochemical quality of a protein structure, producing several PostScript plots analysing its residue-by-residue geometry. It includes PROCHECK-NMR for checking the quality of structures solved by NMR technique. The G-factor will give measure of how normal or how unusual the property in itself is. It gives the Ramachandran plot to understand if the residues are in allowed or disallowed regions. PROCHECK was used for validation of the structure of Mutant NRAS build in SPDBV. Database used for obtaining natural compounds for screening was Zinc DB (</w:t>
-      </w:r>
-      <w:r>
-        <w:rPr>
-          <w:rFonts w:ascii="Times New Roman" w:hAnsi="Times New Roman" w:cs="Times New Roman"/>
-          <w:sz w:val="24"/>
-          <w:szCs w:val="24"/>
-        </w:rPr>
-        <w:t>11</w:t>
-      </w:r>
-      <w:r>
-        <w:rPr>
-          <w:rFonts w:ascii="Times New Roman" w:hAnsi="Times New Roman" w:cs="Times New Roman"/>
-          <w:sz w:val="24"/>
-          <w:szCs w:val="24"/>
-        </w:rPr>
-        <w:t>).</w:t>
-      </w:r>
-      <w:r>
-        <w:rPr>
-          <w:rFonts w:ascii="Times New Roman" w:hAnsi="Times New Roman" w:cs="Times New Roman"/>
-          <w:sz w:val="24"/>
-          <w:szCs w:val="24"/>
-        </w:rPr>
-        <w:t xml:space="preserve"> Natural Products occupy an important part of small molecule space because they are recognized by at least two proteins: the end of their biosynthetic pathway and their evolutionary biological target. The natural compounds that were to be screened were obtained from Zinc Database natural product library.</w:t>
-      </w:r>
-    </w:p>
-    <w:p>
-      <w:pPr>
-        <w:jc w:val="both"/>
-        <w:rPr>
-          <w:rFonts w:ascii="Times New Roman" w:hAnsi="Times New Roman" w:cs="Times New Roman"/>
-          <w:sz w:val="28"/>
-          <w:szCs w:val="28"/>
-        </w:rPr>
-      </w:pPr>
-      <w:r>
-        <w:rPr>
-          <w:rFonts w:ascii="Times New Roman" w:hAnsi="Times New Roman" w:cs="Times New Roman"/>
-          <w:sz w:val="28"/>
-          <w:szCs w:val="28"/>
-        </w:rPr>
-        <w:lastRenderedPageBreak/>
-        <w:t>Filtering of Compounds</w:t>
-      </w:r>
-    </w:p>
-    <w:p>
-      <w:pPr>
-        <w:jc w:val="both"/>
-        <w:rPr>
-          <w:rFonts w:ascii="Times New Roman" w:hAnsi="Times New Roman" w:cs="Times New Roman"/>
-          <w:sz w:val="24"/>
-          <w:szCs w:val="24"/>
-        </w:rPr>
-      </w:pPr>
-      <w:r>
-        <w:rPr>
-          <w:rFonts w:ascii="Times New Roman" w:hAnsi="Times New Roman" w:cs="Times New Roman"/>
-          <w:sz w:val="24"/>
-          <w:szCs w:val="24"/>
-        </w:rPr>
-        <w:t xml:space="preserve">FAFdrugs4 FAF-Drugs4 (Free ADME-Tox Filtering Tool) is a program for filtering large compound libraries prior to in silico screening experiments or related modelling studies. </w:t>
-      </w:r>
-      <w:r>
-        <w:rPr>
-          <w:rFonts w:ascii="Times New Roman" w:hAnsi="Times New Roman" w:cs="Times New Roman"/>
-          <w:sz w:val="24"/>
-          <w:szCs w:val="24"/>
-        </w:rPr>
-        <w:t>(</w:t>
-      </w:r>
-      <w:r>
-        <w:rPr>
-          <w:rFonts w:ascii="Times New Roman" w:hAnsi="Times New Roman" w:cs="Times New Roman"/>
-          <w:sz w:val="24"/>
-          <w:szCs w:val="24"/>
-        </w:rPr>
-        <w:t>12)</w:t>
-      </w:r>
-      <w:r>
-        <w:t xml:space="preserve"> </w:t>
-      </w:r>
-      <w:r>
-        <w:rPr>
-          <w:rFonts w:ascii="Times New Roman" w:hAnsi="Times New Roman" w:cs="Times New Roman"/>
-          <w:sz w:val="24"/>
-          <w:szCs w:val="24"/>
-        </w:rPr>
-        <w:t>The tool can perform computational prediction of some ADME-Tox properties (Adsorption, Distribution, Metabolism, Excretion and Toxicity) in order to assist hit selection before chemical synthesis or ordering</w:t>
-      </w:r>
-      <w:r>
-        <w:rPr>
-          <w:rFonts w:ascii="Times New Roman" w:hAnsi="Times New Roman" w:cs="Times New Roman"/>
-          <w:sz w:val="24"/>
-          <w:szCs w:val="24"/>
-        </w:rPr>
-        <w:t xml:space="preserve"> </w:t>
-      </w:r>
-      <w:r>
-        <w:rPr>
-          <w:rFonts w:ascii="Times New Roman" w:hAnsi="Times New Roman" w:cs="Times New Roman"/>
-          <w:sz w:val="24"/>
-          <w:szCs w:val="24"/>
-        </w:rPr>
-        <w:t>(</w:t>
-      </w:r>
-      <w:r>
-        <w:rPr>
-          <w:rFonts w:ascii="Times New Roman" w:hAnsi="Times New Roman" w:cs="Times New Roman"/>
-          <w:sz w:val="24"/>
-          <w:szCs w:val="24"/>
-        </w:rPr>
-        <w:t>12</w:t>
-      </w:r>
-      <w:r>
-        <w:rPr>
-          <w:rFonts w:ascii="Times New Roman" w:hAnsi="Times New Roman" w:cs="Times New Roman"/>
-          <w:sz w:val="24"/>
-          <w:szCs w:val="24"/>
-        </w:rPr>
-        <w:t>). This tool was used to filter out the natural compounds present in Zinc database to remove the interfering compounds and only use the lead compounds and the main aim is to have starting point molecules after screening that have the potential to be optimized with comparatively small log P and thus molecules that could be used further to increase affinity. PAINS moieties, standing for Pan Assay Interference Compounds, are compounds that frequently occurred in biochemical high throughput screens.</w:t>
-      </w:r>
-    </w:p>
-    <w:p>
-      <w:pPr>
-        <w:jc w:val="both"/>
-        <w:rPr>
-          <w:rFonts w:ascii="Times New Roman" w:hAnsi="Times New Roman" w:cs="Times New Roman"/>
-          <w:sz w:val="28"/>
-          <w:szCs w:val="28"/>
-        </w:rPr>
-      </w:pPr>
-    </w:p>
-    <w:p>
-      <w:pPr>
-        <w:jc w:val="both"/>
-        <w:rPr>
-          <w:rFonts w:ascii="Times New Roman" w:hAnsi="Times New Roman" w:cs="Times New Roman"/>
-          <w:sz w:val="24"/>
-          <w:szCs w:val="24"/>
-        </w:rPr>
-      </w:pPr>
-      <w:proofErr w:type="spellStart"/>
-      <w:r>
-        <w:rPr>
-          <w:rFonts w:ascii="Times New Roman" w:hAnsi="Times New Roman" w:cs="Times New Roman"/>
-          <w:sz w:val="24"/>
-          <w:szCs w:val="24"/>
-        </w:rPr>
-        <w:t>PyRx</w:t>
-      </w:r>
-      <w:proofErr w:type="spellEnd"/>
-      <w:r>
-        <w:rPr>
-          <w:rFonts w:ascii="Times New Roman" w:hAnsi="Times New Roman" w:cs="Times New Roman"/>
-          <w:sz w:val="24"/>
-          <w:szCs w:val="24"/>
-        </w:rPr>
-        <w:t xml:space="preserve"> is a virtual screening tool which was used for docking of natural compounds. This uses </w:t>
-      </w:r>
-      <w:proofErr w:type="spellStart"/>
-      <w:r>
-        <w:rPr>
-          <w:rFonts w:ascii="Times New Roman" w:hAnsi="Times New Roman" w:cs="Times New Roman"/>
-          <w:sz w:val="24"/>
-          <w:szCs w:val="24"/>
-        </w:rPr>
-        <w:t>AutoDock</w:t>
-      </w:r>
-      <w:proofErr w:type="spellEnd"/>
-      <w:r>
-        <w:rPr>
-          <w:rFonts w:ascii="Times New Roman" w:hAnsi="Times New Roman" w:cs="Times New Roman"/>
-          <w:sz w:val="24"/>
-          <w:szCs w:val="24"/>
-        </w:rPr>
-        <w:t xml:space="preserve"> 4.2 suite for docking. The algorithm used is Lamarckian GA. The tool was first evaluated using NRAS mutant structure and the ligand phosphoaminophosphonic acid-guanylate ester which is a non-hydrolyzable analog of GTP. The nucleotide is a potent stimulator of adenylate cyclase was docked. The RMSD tolerance of 2.0 Å which indicated the good stability of the software. The Grid box was set to 50 x 50 x 50 with spacing of 0.3750 Å. All the ligands chosen were converted to </w:t>
-      </w:r>
-      <w:proofErr w:type="spellStart"/>
-      <w:r>
-        <w:rPr>
-          <w:rFonts w:ascii="Times New Roman" w:hAnsi="Times New Roman" w:cs="Times New Roman"/>
-          <w:sz w:val="24"/>
-          <w:szCs w:val="24"/>
-        </w:rPr>
-        <w:t>pdbqt</w:t>
-      </w:r>
-      <w:proofErr w:type="spellEnd"/>
-      <w:r>
-        <w:rPr>
-          <w:rFonts w:ascii="Times New Roman" w:hAnsi="Times New Roman" w:cs="Times New Roman"/>
-          <w:sz w:val="24"/>
-          <w:szCs w:val="24"/>
-        </w:rPr>
-        <w:t xml:space="preserve"> format in </w:t>
-      </w:r>
-      <w:proofErr w:type="spellStart"/>
-      <w:r>
-        <w:rPr>
-          <w:rFonts w:ascii="Times New Roman" w:hAnsi="Times New Roman" w:cs="Times New Roman"/>
-          <w:sz w:val="24"/>
-          <w:szCs w:val="24"/>
-        </w:rPr>
-        <w:t>PyRx</w:t>
-      </w:r>
-      <w:proofErr w:type="spellEnd"/>
-      <w:r>
-        <w:rPr>
-          <w:rFonts w:ascii="Times New Roman" w:hAnsi="Times New Roman" w:cs="Times New Roman"/>
-          <w:sz w:val="24"/>
-          <w:szCs w:val="24"/>
-        </w:rPr>
-        <w:t xml:space="preserve"> tool. The </w:t>
-      </w:r>
-      <w:proofErr w:type="spellStart"/>
-      <w:r>
-        <w:rPr>
-          <w:rFonts w:ascii="Times New Roman" w:hAnsi="Times New Roman" w:cs="Times New Roman"/>
-          <w:sz w:val="24"/>
-          <w:szCs w:val="24"/>
-        </w:rPr>
-        <w:t>Autodock</w:t>
-      </w:r>
-      <w:proofErr w:type="spellEnd"/>
-      <w:r>
-        <w:rPr>
-          <w:rFonts w:ascii="Times New Roman" w:hAnsi="Times New Roman" w:cs="Times New Roman"/>
-          <w:sz w:val="24"/>
-          <w:szCs w:val="24"/>
-        </w:rPr>
-        <w:t xml:space="preserve"> was set to run after which there were 10 poses for each compound. Only the ones with the best binding score were chosen and tabulated for each compound in the </w:t>
-      </w:r>
-      <w:proofErr w:type="spellStart"/>
-      <w:r>
-        <w:rPr>
-          <w:rFonts w:ascii="Times New Roman" w:hAnsi="Times New Roman" w:cs="Times New Roman"/>
-          <w:sz w:val="24"/>
-          <w:szCs w:val="24"/>
-        </w:rPr>
-        <w:t>sdf</w:t>
-      </w:r>
-      <w:proofErr w:type="spellEnd"/>
-      <w:r>
-        <w:rPr>
-          <w:rFonts w:ascii="Times New Roman" w:hAnsi="Times New Roman" w:cs="Times New Roman"/>
-          <w:sz w:val="24"/>
-          <w:szCs w:val="24"/>
-        </w:rPr>
-        <w:t xml:space="preserve"> files. This generated the best protein ligand binding for further analysis. Analysis of docking results was done using </w:t>
-      </w:r>
-      <w:proofErr w:type="spellStart"/>
-      <w:r>
-        <w:rPr>
-          <w:rFonts w:ascii="Times New Roman" w:hAnsi="Times New Roman" w:cs="Times New Roman"/>
-          <w:sz w:val="24"/>
-          <w:szCs w:val="24"/>
-        </w:rPr>
-        <w:t>LigPlot</w:t>
-      </w:r>
-      <w:proofErr w:type="spellEnd"/>
-      <w:r>
-        <w:rPr>
-          <w:rFonts w:ascii="Times New Roman" w:hAnsi="Times New Roman" w:cs="Times New Roman"/>
-          <w:sz w:val="24"/>
-          <w:szCs w:val="24"/>
-        </w:rPr>
-        <w:t xml:space="preserve">+. It is an advanced version of LIGPLOT program for automatic generation of 2D ligand-protein interaction diagrams </w:t>
-      </w:r>
-      <w:r>
-        <w:rPr>
-          <w:rFonts w:ascii="Times New Roman" w:hAnsi="Times New Roman" w:cs="Times New Roman"/>
-          <w:sz w:val="24"/>
-          <w:szCs w:val="24"/>
-        </w:rPr>
-        <w:t>(</w:t>
-      </w:r>
-      <w:r>
-        <w:rPr>
-          <w:rFonts w:ascii="Times New Roman" w:hAnsi="Times New Roman" w:cs="Times New Roman"/>
-          <w:sz w:val="24"/>
-          <w:szCs w:val="24"/>
-        </w:rPr>
-        <w:t>13</w:t>
-      </w:r>
-      <w:r>
-        <w:rPr>
-          <w:rFonts w:ascii="Times New Roman" w:hAnsi="Times New Roman" w:cs="Times New Roman"/>
-          <w:sz w:val="24"/>
-          <w:szCs w:val="24"/>
-        </w:rPr>
-        <w:t>).</w:t>
-      </w:r>
-      <w:r>
-        <w:rPr>
-          <w:rFonts w:ascii="Times New Roman" w:hAnsi="Times New Roman" w:cs="Times New Roman"/>
-          <w:sz w:val="24"/>
-          <w:szCs w:val="24"/>
-        </w:rPr>
-        <w:t xml:space="preserve"> </w:t>
-      </w:r>
-      <w:r>
-        <w:rPr>
-          <w:rFonts w:ascii="Times New Roman" w:hAnsi="Times New Roman" w:cs="Times New Roman"/>
-          <w:sz w:val="24"/>
-          <w:szCs w:val="24"/>
-        </w:rPr>
-        <w:t>The analysis of docked poses with best scores was done using this tool. The hydrophobic interactions and hydrogen bond interactions contribute to the stability of the protein-ligand complex. This helps us to determine the potential of each compound to be an inhibitor of mutant NRAS.</w:t>
-      </w:r>
-    </w:p>
-    <w:p>
-      <w:pPr>
-        <w:jc w:val="both"/>
-        <w:rPr>
-          <w:rFonts w:ascii="Times New Roman" w:hAnsi="Times New Roman" w:cs="Times New Roman"/>
-          <w:sz w:val="24"/>
-          <w:szCs w:val="24"/>
-        </w:rPr>
-      </w:pPr>
-    </w:p>
-    <w:p>
-      <w:pPr>
-        <w:jc w:val="both"/>
-        <w:rPr>
-          <w:rFonts w:cstheme="minorHAnsi"/>
+          <w:sz w:val="24"/>
+          <w:szCs w:val="24"/>
+        </w:rPr>
+        <w:t xml:space="preserve">2. </w:t>
+      </w:r>
+      <w:r>
+        <w:rPr>
+          <w:rFonts w:ascii="Times New Roman" w:hAnsi="Times New Roman" w:cs="Times New Roman"/>
           <w:b/>
           <w:bCs/>
-          <w:sz w:val="32"/>
-          <w:szCs w:val="32"/>
-        </w:rPr>
-      </w:pPr>
-      <w:r>
-        <w:rPr>
-          <w:rFonts w:cstheme="minorHAnsi"/>
+          <w:sz w:val="24"/>
+          <w:szCs w:val="24"/>
+        </w:rPr>
+        <w:t>Materials and Methods</w:t>
+      </w:r>
+    </w:p>
+    <w:p>
+      <w:pPr>
+        <w:rPr>
+          <w:rFonts w:ascii="Times New Roman" w:hAnsi="Times New Roman" w:cs="Times New Roman"/>
+          <w:sz w:val="24"/>
+          <w:szCs w:val="24"/>
+        </w:rPr>
+      </w:pPr>
+      <w:r>
+        <w:rPr>
+          <w:rFonts w:ascii="Times New Roman" w:hAnsi="Times New Roman" w:cs="Times New Roman"/>
+          <w:sz w:val="24"/>
+          <w:szCs w:val="24"/>
+        </w:rPr>
+        <w:t xml:space="preserve">2.1 </w:t>
+      </w:r>
+      <w:r>
+        <w:rPr>
+          <w:rFonts w:ascii="Times New Roman" w:hAnsi="Times New Roman" w:cs="Times New Roman"/>
+          <w:sz w:val="24"/>
+          <w:szCs w:val="24"/>
+        </w:rPr>
+        <w:t>Melanoma Pathway</w:t>
+      </w:r>
+    </w:p>
+    <w:p>
+      <w:pPr>
+        <w:rPr>
+          <w:rFonts w:ascii="Times New Roman" w:hAnsi="Times New Roman" w:cs="Times New Roman"/>
+          <w:sz w:val="24"/>
+          <w:szCs w:val="24"/>
+        </w:rPr>
+      </w:pPr>
+      <w:r>
+        <w:rPr>
+          <w:rFonts w:ascii="Times New Roman" w:hAnsi="Times New Roman" w:cs="Times New Roman"/>
+          <w:sz w:val="24"/>
+          <w:szCs w:val="24"/>
+        </w:rPr>
+        <w:t xml:space="preserve">The KEGG database </w:t>
+      </w:r>
+      <w:r>
+        <w:rPr>
+          <w:rFonts w:ascii="Times New Roman" w:hAnsi="Times New Roman" w:cs="Times New Roman"/>
+          <w:sz w:val="24"/>
+          <w:szCs w:val="24"/>
+        </w:rPr>
+        <w:t xml:space="preserve">(cite) </w:t>
+      </w:r>
+      <w:r>
+        <w:rPr>
+          <w:rFonts w:ascii="Times New Roman" w:hAnsi="Times New Roman" w:cs="Times New Roman"/>
+          <w:sz w:val="24"/>
+          <w:szCs w:val="24"/>
+        </w:rPr>
+        <w:t>was used to study the melanoma pathway</w:t>
+      </w:r>
+      <w:r>
+        <w:rPr>
+          <w:rFonts w:ascii="Times New Roman" w:hAnsi="Times New Roman" w:cs="Times New Roman"/>
+          <w:sz w:val="24"/>
+          <w:szCs w:val="24"/>
+        </w:rPr>
+        <w:t xml:space="preserve">. </w:t>
+      </w:r>
+      <w:r>
+        <w:rPr>
+          <w:rFonts w:ascii="Times New Roman" w:hAnsi="Times New Roman" w:cs="Times New Roman"/>
+          <w:sz w:val="24"/>
+          <w:szCs w:val="24"/>
+        </w:rPr>
+        <w:t xml:space="preserve">Dysregulation of MAPK pathway is very common in many cancers due to mutations in RAS genes (Inamdar GS, </w:t>
+      </w:r>
+      <w:proofErr w:type="spellStart"/>
+      <w:r>
+        <w:rPr>
+          <w:rFonts w:ascii="Times New Roman" w:hAnsi="Times New Roman" w:cs="Times New Roman"/>
+          <w:sz w:val="24"/>
+          <w:szCs w:val="24"/>
+        </w:rPr>
+        <w:t>Madhunapantula</w:t>
+      </w:r>
+      <w:proofErr w:type="spellEnd"/>
+      <w:r>
+        <w:rPr>
+          <w:rFonts w:ascii="Times New Roman" w:hAnsi="Times New Roman" w:cs="Times New Roman"/>
+          <w:sz w:val="24"/>
+          <w:szCs w:val="24"/>
+        </w:rPr>
+        <w:t xml:space="preserve"> SV, Robertson GP 2010). The MAPK pathway is one of the major pathways involved in progress of melanoma and so it was chosen. It harbours BRAF, NRAS, ERK and MEK as </w:t>
+      </w:r>
+      <w:proofErr w:type="spellStart"/>
+      <w:r>
+        <w:rPr>
+          <w:rFonts w:ascii="Times New Roman" w:hAnsi="Times New Roman" w:cs="Times New Roman"/>
+          <w:sz w:val="24"/>
+          <w:szCs w:val="24"/>
+        </w:rPr>
+        <w:t>it’s</w:t>
+      </w:r>
+      <w:proofErr w:type="spellEnd"/>
+      <w:r>
+        <w:rPr>
+          <w:rFonts w:ascii="Times New Roman" w:hAnsi="Times New Roman" w:cs="Times New Roman"/>
+          <w:sz w:val="24"/>
+          <w:szCs w:val="24"/>
+        </w:rPr>
+        <w:t xml:space="preserve"> components. About 28% of the mutations are seen in NRAS of this pathway (</w:t>
+      </w:r>
+      <w:r>
+        <w:rPr>
+          <w:rFonts w:ascii="Times New Roman" w:hAnsi="Times New Roman" w:cs="Times New Roman"/>
+          <w:sz w:val="24"/>
+          <w:szCs w:val="24"/>
+        </w:rPr>
+        <w:t>3</w:t>
+      </w:r>
+      <w:r>
+        <w:rPr>
+          <w:rFonts w:ascii="Times New Roman" w:hAnsi="Times New Roman" w:cs="Times New Roman"/>
+          <w:sz w:val="24"/>
+          <w:szCs w:val="24"/>
+        </w:rPr>
+        <w:t>).</w:t>
+      </w:r>
+    </w:p>
+    <w:p>
+      <w:pPr>
+        <w:rPr>
+          <w:rFonts w:ascii="Times New Roman" w:hAnsi="Times New Roman" w:cs="Times New Roman"/>
+          <w:sz w:val="24"/>
+          <w:szCs w:val="24"/>
+        </w:rPr>
+      </w:pPr>
+      <w:r>
+        <w:rPr>
+          <w:rFonts w:ascii="Times New Roman" w:hAnsi="Times New Roman" w:cs="Times New Roman"/>
+          <w:sz w:val="24"/>
+          <w:szCs w:val="24"/>
+        </w:rPr>
+        <w:t xml:space="preserve">2.2 </w:t>
+      </w:r>
+      <w:r>
+        <w:rPr>
+          <w:rFonts w:ascii="Times New Roman" w:hAnsi="Times New Roman" w:cs="Times New Roman"/>
+          <w:sz w:val="24"/>
+          <w:szCs w:val="24"/>
+        </w:rPr>
+        <w:t xml:space="preserve">NRAS Structure </w:t>
+      </w:r>
+    </w:p>
+    <w:p>
+      <w:pPr>
+        <w:rPr>
+          <w:rFonts w:ascii="Times New Roman" w:hAnsi="Times New Roman" w:cs="Times New Roman"/>
+          <w:sz w:val="24"/>
+          <w:szCs w:val="24"/>
+        </w:rPr>
+      </w:pPr>
+      <w:r>
+        <w:rPr>
+          <w:rFonts w:ascii="Times New Roman" w:hAnsi="Times New Roman" w:cs="Times New Roman"/>
+          <w:sz w:val="24"/>
+          <w:szCs w:val="24"/>
+        </w:rPr>
+        <w:t xml:space="preserve">PDB (Protein Data Bank) The Wild Type NRAS structure with best resolution and curated in Uniprot was selected. The PDB ID is 5UHV.The uniport ID is P01111. N-Ras is a small GTPase structure. A clear difference between isoforms of N-Ras is the binding of Ras Binding Domain. </w:t>
+      </w:r>
+      <w:r>
+        <w:rPr>
+          <w:rFonts w:ascii="Times New Roman" w:hAnsi="Times New Roman" w:cs="Times New Roman"/>
+          <w:sz w:val="24"/>
+          <w:szCs w:val="24"/>
+        </w:rPr>
+        <w:t>(1)</w:t>
+      </w:r>
+      <w:r>
+        <w:rPr>
+          <w:rFonts w:ascii="Times New Roman" w:hAnsi="Times New Roman" w:cs="Times New Roman"/>
+          <w:sz w:val="24"/>
+          <w:szCs w:val="24"/>
+        </w:rPr>
+        <w:t xml:space="preserve"> </w:t>
+      </w:r>
+      <w:r>
+        <w:rPr>
+          <w:rFonts w:ascii="Times New Roman" w:hAnsi="Times New Roman" w:cs="Times New Roman"/>
+          <w:sz w:val="24"/>
+          <w:szCs w:val="24"/>
+        </w:rPr>
+        <w:t xml:space="preserve">NRAS has only A chain associated with it. Hence, docking was carried out on the A chain of NRAS on the active site. The G-domain, catalysing GTP hydrolysis and mediating downstream signalling is 95% conserved between the Ras isoforms. </w:t>
+      </w:r>
+      <w:r>
+        <w:rPr>
+          <w:rFonts w:ascii="Times New Roman" w:hAnsi="Times New Roman" w:cs="Times New Roman"/>
+          <w:sz w:val="24"/>
+          <w:szCs w:val="24"/>
+        </w:rPr>
+        <w:t xml:space="preserve">(1) </w:t>
+      </w:r>
+      <w:r>
+        <w:rPr>
+          <w:rFonts w:ascii="Times New Roman" w:hAnsi="Times New Roman" w:cs="Times New Roman"/>
+          <w:sz w:val="24"/>
+          <w:szCs w:val="24"/>
+        </w:rPr>
+        <w:t xml:space="preserve">The Wild Type NRAS has a total of 189 amino acids. The overall structure can be divided into a catalytic G domain, which is comprised (residues 1-86) and (residues 87-166). </w:t>
+      </w:r>
+    </w:p>
+    <w:p>
+      <w:pPr>
+        <w:rPr>
+          <w:rFonts w:ascii="Times New Roman" w:hAnsi="Times New Roman" w:cs="Times New Roman"/>
+          <w:sz w:val="24"/>
+          <w:szCs w:val="24"/>
+        </w:rPr>
+      </w:pPr>
+      <w:r>
+        <w:rPr>
+          <w:rFonts w:ascii="Times New Roman" w:hAnsi="Times New Roman" w:cs="Times New Roman"/>
+          <w:sz w:val="24"/>
+          <w:szCs w:val="24"/>
+        </w:rPr>
+        <w:t xml:space="preserve">2.3 </w:t>
+      </w:r>
+      <w:r>
+        <w:rPr>
+          <w:rFonts w:ascii="Times New Roman" w:hAnsi="Times New Roman" w:cs="Times New Roman"/>
+          <w:sz w:val="24"/>
+          <w:szCs w:val="24"/>
+        </w:rPr>
+        <w:t xml:space="preserve">Structure Validation </w:t>
+      </w:r>
+    </w:p>
+    <w:p>
+      <w:pPr>
+        <w:rPr>
+          <w:rFonts w:ascii="Times New Roman" w:hAnsi="Times New Roman" w:cs="Times New Roman"/>
+          <w:sz w:val="24"/>
+          <w:szCs w:val="24"/>
+        </w:rPr>
+      </w:pPr>
+      <w:proofErr w:type="spellStart"/>
+      <w:r>
+        <w:rPr>
+          <w:rFonts w:ascii="Times New Roman" w:hAnsi="Times New Roman" w:cs="Times New Roman"/>
+          <w:sz w:val="24"/>
+          <w:szCs w:val="24"/>
+        </w:rPr>
+        <w:t>ProSA</w:t>
+      </w:r>
+      <w:proofErr w:type="spellEnd"/>
+      <w:r>
+        <w:rPr>
+          <w:rFonts w:ascii="Times New Roman" w:hAnsi="Times New Roman" w:cs="Times New Roman"/>
+          <w:sz w:val="24"/>
+          <w:szCs w:val="24"/>
+        </w:rPr>
+        <w:t xml:space="preserve"> is frequently in use for protein structure validation. </w:t>
+      </w:r>
+      <w:proofErr w:type="spellStart"/>
+      <w:r>
+        <w:rPr>
+          <w:rFonts w:ascii="Times New Roman" w:hAnsi="Times New Roman" w:cs="Times New Roman"/>
+          <w:sz w:val="24"/>
+          <w:szCs w:val="24"/>
+        </w:rPr>
+        <w:t>ProSA</w:t>
+      </w:r>
+      <w:proofErr w:type="spellEnd"/>
+      <w:r>
+        <w:rPr>
+          <w:rFonts w:ascii="Times New Roman" w:hAnsi="Times New Roman" w:cs="Times New Roman"/>
+          <w:sz w:val="24"/>
+          <w:szCs w:val="24"/>
+        </w:rPr>
+        <w:t xml:space="preserve"> calculates an overall quality score for a specific input structure. The z-score indicates overall model quality.</w:t>
+      </w:r>
+      <w:r>
+        <w:rPr>
+          <w:rFonts w:ascii="Times New Roman" w:hAnsi="Times New Roman" w:cs="Times New Roman"/>
+          <w:sz w:val="24"/>
+          <w:szCs w:val="24"/>
+        </w:rPr>
+        <w:t xml:space="preserve"> (9)</w:t>
+      </w:r>
+      <w:r>
+        <w:rPr>
+          <w:rFonts w:ascii="Times New Roman" w:hAnsi="Times New Roman" w:cs="Times New Roman"/>
+          <w:sz w:val="24"/>
+          <w:szCs w:val="24"/>
+        </w:rPr>
+        <w:t xml:space="preserve"> Its value is displayed in a plot that contains the z-scores of all protein chains in current PDB. </w:t>
+      </w:r>
+      <w:proofErr w:type="spellStart"/>
+      <w:r>
+        <w:rPr>
+          <w:rFonts w:ascii="Times New Roman" w:hAnsi="Times New Roman" w:cs="Times New Roman"/>
+          <w:sz w:val="24"/>
+          <w:szCs w:val="24"/>
+        </w:rPr>
+        <w:t>ProSA</w:t>
+      </w:r>
+      <w:proofErr w:type="spellEnd"/>
+      <w:r>
+        <w:rPr>
+          <w:rFonts w:ascii="Times New Roman" w:hAnsi="Times New Roman" w:cs="Times New Roman"/>
+          <w:sz w:val="24"/>
+          <w:szCs w:val="24"/>
+        </w:rPr>
+        <w:t xml:space="preserve">-web visualizes the 3D structure of the input protein using the molecule viewer </w:t>
+      </w:r>
+      <w:proofErr w:type="spellStart"/>
+      <w:r>
+        <w:rPr>
+          <w:rFonts w:ascii="Times New Roman" w:hAnsi="Times New Roman" w:cs="Times New Roman"/>
+          <w:sz w:val="24"/>
+          <w:szCs w:val="24"/>
+        </w:rPr>
+        <w:t>Jmol</w:t>
+      </w:r>
+      <w:proofErr w:type="spellEnd"/>
+      <w:r>
+        <w:rPr>
+          <w:rFonts w:ascii="Times New Roman" w:hAnsi="Times New Roman" w:cs="Times New Roman"/>
+          <w:sz w:val="24"/>
+          <w:szCs w:val="24"/>
+        </w:rPr>
+        <w:t xml:space="preserve">. </w:t>
+      </w:r>
+      <w:proofErr w:type="spellStart"/>
+      <w:r>
+        <w:rPr>
+          <w:rFonts w:ascii="Times New Roman" w:hAnsi="Times New Roman" w:cs="Times New Roman"/>
+          <w:sz w:val="24"/>
+          <w:szCs w:val="24"/>
+        </w:rPr>
+        <w:t>ProSA</w:t>
+      </w:r>
+      <w:proofErr w:type="spellEnd"/>
+      <w:r>
+        <w:rPr>
+          <w:rFonts w:ascii="Times New Roman" w:hAnsi="Times New Roman" w:cs="Times New Roman"/>
+          <w:sz w:val="24"/>
+          <w:szCs w:val="24"/>
+        </w:rPr>
+        <w:t xml:space="preserve"> was used for validation of the structure of Mutant NRAS build in SPDBV. PROCHECK (</w:t>
+      </w:r>
+      <w:r>
+        <w:rPr>
+          <w:rFonts w:ascii="Times New Roman" w:hAnsi="Times New Roman" w:cs="Times New Roman"/>
+          <w:sz w:val="24"/>
+          <w:szCs w:val="24"/>
+        </w:rPr>
+        <w:t>10</w:t>
+      </w:r>
+      <w:r>
+        <w:rPr>
+          <w:rFonts w:ascii="Times New Roman" w:hAnsi="Times New Roman" w:cs="Times New Roman"/>
+          <w:sz w:val="24"/>
+          <w:szCs w:val="24"/>
+        </w:rPr>
+        <w:t>) being a model evaluation and validation tool. PROCHECK checks for the stereochemical quality of a protein structure, producing several PostScript plots analysing its residue-by-residue geometry. It includes PROCHECK-NMR for checking the quality of structures solved by NMR technique. The G-factor will give measure of how normal or how unusual the property in itself is. It gives the Ramachandran plot to understand if the residues are in allowed or disallowed regions. PROCHECK was used for validation of the structure of Mutant NRAS build in SPDBV. Database used for obtaining natural compounds for screening was Zinc DB (</w:t>
+      </w:r>
+      <w:r>
+        <w:rPr>
+          <w:rFonts w:ascii="Times New Roman" w:hAnsi="Times New Roman" w:cs="Times New Roman"/>
+          <w:sz w:val="24"/>
+          <w:szCs w:val="24"/>
+        </w:rPr>
+        <w:t>11</w:t>
+      </w:r>
+      <w:r>
+        <w:rPr>
+          <w:rFonts w:ascii="Times New Roman" w:hAnsi="Times New Roman" w:cs="Times New Roman"/>
+          <w:sz w:val="24"/>
+          <w:szCs w:val="24"/>
+        </w:rPr>
+        <w:t>). Natural Products occupy an important part of small molecule space because they are recognized by at least two proteins: the end of their biosynthetic pathway and their evolutionary biological target. The natural compounds that were to be screened were obtained from Zinc Database natural product library.</w:t>
+      </w:r>
+    </w:p>
+    <w:p>
+      <w:pPr>
+        <w:rPr>
+          <w:rFonts w:ascii="Times New Roman" w:hAnsi="Times New Roman" w:cs="Times New Roman"/>
+          <w:sz w:val="24"/>
+          <w:szCs w:val="24"/>
+          <w:highlight w:val="yellow"/>
+        </w:rPr>
+      </w:pPr>
+      <w:r>
+        <w:rPr>
+          <w:rFonts w:ascii="Times New Roman" w:hAnsi="Times New Roman" w:cs="Times New Roman"/>
+          <w:sz w:val="24"/>
+          <w:szCs w:val="24"/>
+          <w:highlight w:val="yellow"/>
+        </w:rPr>
+        <w:t xml:space="preserve">2.4 </w:t>
+      </w:r>
+      <w:r>
+        <w:rPr>
+          <w:rFonts w:ascii="Times New Roman" w:hAnsi="Times New Roman" w:cs="Times New Roman"/>
+          <w:sz w:val="24"/>
+          <w:szCs w:val="24"/>
+          <w:highlight w:val="yellow"/>
+        </w:rPr>
+        <w:t>Compound Library Curation and Filtering</w:t>
+      </w:r>
+    </w:p>
+    <w:p>
+      <w:pPr>
+        <w:rPr>
+          <w:rFonts w:ascii="Times New Roman" w:hAnsi="Times New Roman" w:cs="Times New Roman"/>
+          <w:sz w:val="24"/>
+          <w:szCs w:val="24"/>
+        </w:rPr>
+      </w:pPr>
+      <w:r>
+        <w:rPr>
+          <w:rFonts w:ascii="Times New Roman" w:hAnsi="Times New Roman" w:cs="Times New Roman"/>
+          <w:sz w:val="24"/>
+          <w:szCs w:val="24"/>
+        </w:rPr>
+        <w:t>FAFdrugs4 FAF-Drugs4 (Free ADME-Tox Filtering Tool) is a program for filtering large compound libraries prior to in silico screening experiments or related modelling studies. (</w:t>
+      </w:r>
+      <w:r>
+        <w:rPr>
+          <w:rFonts w:ascii="Times New Roman" w:hAnsi="Times New Roman" w:cs="Times New Roman"/>
+          <w:sz w:val="24"/>
+          <w:szCs w:val="24"/>
+        </w:rPr>
+        <w:t xml:space="preserve">12) </w:t>
+      </w:r>
+      <w:r>
+        <w:rPr>
+          <w:rFonts w:ascii="Times New Roman" w:hAnsi="Times New Roman" w:cs="Times New Roman"/>
+          <w:sz w:val="24"/>
+          <w:szCs w:val="24"/>
+        </w:rPr>
+        <w:t>The tool can perform computational prediction of some ADME-Tox properties (Adsorption, Distribution, Metabolism, Excretion and Toxicity) in order to assist hit selection before chemical synthesis or ordering</w:t>
+      </w:r>
+      <w:r>
+        <w:rPr>
+          <w:rFonts w:ascii="Times New Roman" w:hAnsi="Times New Roman" w:cs="Times New Roman"/>
+          <w:sz w:val="24"/>
+          <w:szCs w:val="24"/>
+        </w:rPr>
+        <w:t xml:space="preserve"> </w:t>
+      </w:r>
+      <w:r>
+        <w:rPr>
+          <w:rFonts w:ascii="Times New Roman" w:hAnsi="Times New Roman" w:cs="Times New Roman"/>
+          <w:sz w:val="24"/>
+          <w:szCs w:val="24"/>
+        </w:rPr>
+        <w:t>(</w:t>
+      </w:r>
+      <w:r>
+        <w:rPr>
+          <w:rFonts w:ascii="Times New Roman" w:hAnsi="Times New Roman" w:cs="Times New Roman"/>
+          <w:sz w:val="24"/>
+          <w:szCs w:val="24"/>
+        </w:rPr>
+        <w:t>12</w:t>
+      </w:r>
+      <w:r>
+        <w:rPr>
+          <w:rFonts w:ascii="Times New Roman" w:hAnsi="Times New Roman" w:cs="Times New Roman"/>
+          <w:sz w:val="24"/>
+          <w:szCs w:val="24"/>
+        </w:rPr>
+        <w:t xml:space="preserve">). This tool was used to filter out the natural compounds present in Zinc database to remove the interfering compounds and only use the lead </w:t>
+      </w:r>
+      <w:r>
+        <w:rPr>
+          <w:rFonts w:ascii="Times New Roman" w:hAnsi="Times New Roman" w:cs="Times New Roman"/>
+          <w:sz w:val="24"/>
+          <w:szCs w:val="24"/>
+        </w:rPr>
+        <w:lastRenderedPageBreak/>
+        <w:t>compounds and the main aim is to have starting point molecules after screening that have the potential to be optimized with comparatively small log P and thus molecules that could be used further to increase affinity. PAINS moieties, standing for Pan Assay Interference Compounds, are compounds that frequently occurred in biochemical high throughput screens.</w:t>
+      </w:r>
+      <w:r>
+        <w:rPr>
+          <w:rFonts w:ascii="Times New Roman" w:hAnsi="Times New Roman" w:cs="Times New Roman"/>
+          <w:sz w:val="24"/>
+          <w:szCs w:val="24"/>
+        </w:rPr>
+        <w:t xml:space="preserve"> </w:t>
+      </w:r>
+      <w:proofErr w:type="spellStart"/>
+      <w:r>
+        <w:rPr>
+          <w:rFonts w:ascii="Times New Roman" w:hAnsi="Times New Roman" w:cs="Times New Roman"/>
+          <w:sz w:val="24"/>
+          <w:szCs w:val="24"/>
+        </w:rPr>
+        <w:t>PyRx</w:t>
+      </w:r>
+      <w:proofErr w:type="spellEnd"/>
+      <w:r>
+        <w:rPr>
+          <w:rFonts w:ascii="Times New Roman" w:hAnsi="Times New Roman" w:cs="Times New Roman"/>
+          <w:sz w:val="24"/>
+          <w:szCs w:val="24"/>
+        </w:rPr>
+        <w:t xml:space="preserve"> is a virtual screening tool which was used for docking of natural compounds. This uses </w:t>
+      </w:r>
+      <w:proofErr w:type="spellStart"/>
+      <w:r>
+        <w:rPr>
+          <w:rFonts w:ascii="Times New Roman" w:hAnsi="Times New Roman" w:cs="Times New Roman"/>
+          <w:sz w:val="24"/>
+          <w:szCs w:val="24"/>
+        </w:rPr>
+        <w:t>AutoDock</w:t>
+      </w:r>
+      <w:proofErr w:type="spellEnd"/>
+      <w:r>
+        <w:rPr>
+          <w:rFonts w:ascii="Times New Roman" w:hAnsi="Times New Roman" w:cs="Times New Roman"/>
+          <w:sz w:val="24"/>
+          <w:szCs w:val="24"/>
+        </w:rPr>
+        <w:t xml:space="preserve"> 4.2 suite for docking. The algorithm used is Lamarckian GA. The tool was first evaluated using NRAS mutant structure and the ligand phosphoaminophosphonic acid-guanylate ester which is a non-hydrolyzable analog of GTP. The nucleotide is a potent stimulator of adenylate cyclase was docked. The RMSD tolerance of 2.0 Å which indicated the good stability of the software. The Grid box was set to 50 x 50 x 50 with spacing of 0.3750 Å. All the ligands chosen were converted to </w:t>
+      </w:r>
+      <w:proofErr w:type="spellStart"/>
+      <w:r>
+        <w:rPr>
+          <w:rFonts w:ascii="Times New Roman" w:hAnsi="Times New Roman" w:cs="Times New Roman"/>
+          <w:sz w:val="24"/>
+          <w:szCs w:val="24"/>
+        </w:rPr>
+        <w:t>pdbqt</w:t>
+      </w:r>
+      <w:proofErr w:type="spellEnd"/>
+      <w:r>
+        <w:rPr>
+          <w:rFonts w:ascii="Times New Roman" w:hAnsi="Times New Roman" w:cs="Times New Roman"/>
+          <w:sz w:val="24"/>
+          <w:szCs w:val="24"/>
+        </w:rPr>
+        <w:t xml:space="preserve"> format in </w:t>
+      </w:r>
+      <w:proofErr w:type="spellStart"/>
+      <w:r>
+        <w:rPr>
+          <w:rFonts w:ascii="Times New Roman" w:hAnsi="Times New Roman" w:cs="Times New Roman"/>
+          <w:sz w:val="24"/>
+          <w:szCs w:val="24"/>
+        </w:rPr>
+        <w:t>PyRx</w:t>
+      </w:r>
+      <w:proofErr w:type="spellEnd"/>
+      <w:r>
+        <w:rPr>
+          <w:rFonts w:ascii="Times New Roman" w:hAnsi="Times New Roman" w:cs="Times New Roman"/>
+          <w:sz w:val="24"/>
+          <w:szCs w:val="24"/>
+        </w:rPr>
+        <w:t xml:space="preserve"> tool. The </w:t>
+      </w:r>
+      <w:proofErr w:type="spellStart"/>
+      <w:r>
+        <w:rPr>
+          <w:rFonts w:ascii="Times New Roman" w:hAnsi="Times New Roman" w:cs="Times New Roman"/>
+          <w:sz w:val="24"/>
+          <w:szCs w:val="24"/>
+        </w:rPr>
+        <w:t>Autodock</w:t>
+      </w:r>
+      <w:proofErr w:type="spellEnd"/>
+      <w:r>
+        <w:rPr>
+          <w:rFonts w:ascii="Times New Roman" w:hAnsi="Times New Roman" w:cs="Times New Roman"/>
+          <w:sz w:val="24"/>
+          <w:szCs w:val="24"/>
+        </w:rPr>
+        <w:t xml:space="preserve"> was set to run after which there were 10 poses for each compound. Only the ones with the best binding score were chosen and tabulated for each compound in the </w:t>
+      </w:r>
+      <w:proofErr w:type="spellStart"/>
+      <w:r>
+        <w:rPr>
+          <w:rFonts w:ascii="Times New Roman" w:hAnsi="Times New Roman" w:cs="Times New Roman"/>
+          <w:sz w:val="24"/>
+          <w:szCs w:val="24"/>
+        </w:rPr>
+        <w:t>sdf</w:t>
+      </w:r>
+      <w:proofErr w:type="spellEnd"/>
+      <w:r>
+        <w:rPr>
+          <w:rFonts w:ascii="Times New Roman" w:hAnsi="Times New Roman" w:cs="Times New Roman"/>
+          <w:sz w:val="24"/>
+          <w:szCs w:val="24"/>
+        </w:rPr>
+        <w:t xml:space="preserve"> files. This generated the best protein ligand binding for further analysis. Analysis of docking results was done using </w:t>
+      </w:r>
+      <w:proofErr w:type="spellStart"/>
+      <w:r>
+        <w:rPr>
+          <w:rFonts w:ascii="Times New Roman" w:hAnsi="Times New Roman" w:cs="Times New Roman"/>
+          <w:sz w:val="24"/>
+          <w:szCs w:val="24"/>
+        </w:rPr>
+        <w:t>LigPlot</w:t>
+      </w:r>
+      <w:proofErr w:type="spellEnd"/>
+      <w:r>
+        <w:rPr>
+          <w:rFonts w:ascii="Times New Roman" w:hAnsi="Times New Roman" w:cs="Times New Roman"/>
+          <w:sz w:val="24"/>
+          <w:szCs w:val="24"/>
+        </w:rPr>
+        <w:t>+. It is an advanced version of LIGPLOT program for automatic generation of 2D ligand-protein interaction diagrams (</w:t>
+      </w:r>
+      <w:r>
+        <w:rPr>
+          <w:rFonts w:ascii="Times New Roman" w:hAnsi="Times New Roman" w:cs="Times New Roman"/>
+          <w:sz w:val="24"/>
+          <w:szCs w:val="24"/>
+        </w:rPr>
+        <w:t>13</w:t>
+      </w:r>
+      <w:r>
+        <w:rPr>
+          <w:rFonts w:ascii="Times New Roman" w:hAnsi="Times New Roman" w:cs="Times New Roman"/>
+          <w:sz w:val="24"/>
+          <w:szCs w:val="24"/>
+        </w:rPr>
+        <w:t>).</w:t>
+      </w:r>
+      <w:r>
+        <w:rPr>
+          <w:rFonts w:ascii="Times New Roman" w:hAnsi="Times New Roman" w:cs="Times New Roman"/>
+          <w:sz w:val="24"/>
+          <w:szCs w:val="24"/>
+        </w:rPr>
+        <w:t xml:space="preserve"> </w:t>
+      </w:r>
+      <w:r>
+        <w:rPr>
+          <w:rFonts w:ascii="Times New Roman" w:hAnsi="Times New Roman" w:cs="Times New Roman"/>
+          <w:sz w:val="24"/>
+          <w:szCs w:val="24"/>
+        </w:rPr>
+        <w:t>The analysis of docked poses with best scores was done using this tool. The hydrophobic interactions and hydrogen bond interactions contribute to the stability of the protein-ligand complex. This helps us to determine the potential of each compound to be an inhibitor of mutant NRAS.</w:t>
+      </w:r>
+    </w:p>
+    <w:p>
+      <w:pPr>
+        <w:rPr>
+          <w:rFonts w:ascii="Times New Roman" w:hAnsi="Times New Roman" w:cs="Times New Roman"/>
           <w:b/>
           <w:bCs/>
-          <w:sz w:val="32"/>
-          <w:szCs w:val="32"/>
-        </w:rPr>
-        <w:t xml:space="preserve">3. </w:t>
-      </w:r>
-      <w:r>
-        <w:rPr>
-          <w:rFonts w:cstheme="minorHAnsi"/>
+          <w:sz w:val="24"/>
+          <w:szCs w:val="24"/>
+        </w:rPr>
+      </w:pPr>
+      <w:r>
+        <w:rPr>
+          <w:rFonts w:ascii="Times New Roman" w:hAnsi="Times New Roman" w:cs="Times New Roman"/>
           <w:b/>
           <w:bCs/>
-          <w:sz w:val="32"/>
-          <w:szCs w:val="32"/>
-        </w:rPr>
-        <w:t>Results and Discussion</w:t>
-      </w:r>
-    </w:p>
-    <w:p>
-      <w:pPr>
-        <w:jc w:val="both"/>
-        <w:rPr>
-          <w:rFonts w:ascii="Times New Roman" w:hAnsi="Times New Roman" w:cs="Times New Roman"/>
-          <w:sz w:val="24"/>
-          <w:szCs w:val="24"/>
-        </w:rPr>
-      </w:pPr>
-      <w:r>
-        <w:rPr>
-          <w:rFonts w:ascii="Times New Roman" w:hAnsi="Times New Roman" w:cs="Times New Roman"/>
-          <w:sz w:val="24"/>
-          <w:szCs w:val="24"/>
-        </w:rPr>
-        <w:t xml:space="preserve">The Melanoma pathway was obtained from KEGG database. Further Wild-type NRAS structure was obtained from PDB (5UHV) which had the least resolution among all other structures of NRAS. </w:t>
-      </w:r>
-      <w:r>
-        <w:rPr>
-          <w:rFonts w:ascii="Times New Roman" w:hAnsi="Times New Roman" w:cs="Times New Roman"/>
-          <w:sz w:val="24"/>
-          <w:szCs w:val="24"/>
-        </w:rPr>
-        <w:t>The mutant structure of NRAS was built in SPDBV</w:t>
-      </w:r>
-      <w:r>
-        <w:rPr>
-          <w:rFonts w:ascii="Times New Roman" w:hAnsi="Times New Roman" w:cs="Times New Roman"/>
-          <w:sz w:val="24"/>
-          <w:szCs w:val="24"/>
-        </w:rPr>
-        <w:t xml:space="preserve"> (Swiss PDB Viewer)</w:t>
-      </w:r>
-      <w:r>
-        <w:rPr>
-          <w:rFonts w:ascii="Times New Roman" w:hAnsi="Times New Roman" w:cs="Times New Roman"/>
-          <w:sz w:val="24"/>
-          <w:szCs w:val="24"/>
-        </w:rPr>
-        <w:t>. The three amino acid residues at 12 13 and 61 positions G-D = 12 (Glycine-Aspartic Acid),</w:t>
-      </w:r>
-      <w:r>
-        <w:rPr>
-          <w:rFonts w:ascii="Times New Roman" w:hAnsi="Times New Roman" w:cs="Times New Roman"/>
-          <w:sz w:val="24"/>
-          <w:szCs w:val="24"/>
+          <w:sz w:val="24"/>
+          <w:szCs w:val="24"/>
+        </w:rPr>
+        <w:t xml:space="preserve">3. </w:t>
+      </w:r>
+      <w:r>
+        <w:rPr>
+          <w:rFonts w:ascii="Times New Roman" w:hAnsi="Times New Roman" w:cs="Times New Roman"/>
+          <w:b/>
+          <w:bCs/>
+          <w:sz w:val="24"/>
+          <w:szCs w:val="24"/>
+        </w:rPr>
+        <w:t>Results</w:t>
+      </w:r>
+    </w:p>
+    <w:p>
+      <w:pPr>
+        <w:rPr>
+          <w:rFonts w:ascii="Times New Roman" w:hAnsi="Times New Roman" w:cs="Times New Roman"/>
+          <w:b/>
+          <w:bCs/>
+          <w:sz w:val="24"/>
+          <w:szCs w:val="24"/>
+          <w:highlight w:val="yellow"/>
+        </w:rPr>
+      </w:pPr>
+      <w:r>
+        <w:rPr>
+          <w:rFonts w:ascii="Times New Roman" w:hAnsi="Times New Roman" w:cs="Times New Roman"/>
+          <w:b/>
+          <w:bCs/>
+          <w:sz w:val="24"/>
+          <w:szCs w:val="24"/>
+          <w:highlight w:val="yellow"/>
+        </w:rPr>
+        <w:t>3.1</w:t>
+      </w:r>
+      <w:r>
+        <w:rPr>
+          <w:rFonts w:ascii="Times New Roman" w:hAnsi="Times New Roman" w:cs="Times New Roman"/>
+          <w:b/>
+          <w:bCs/>
+          <w:sz w:val="24"/>
+          <w:szCs w:val="24"/>
+          <w:highlight w:val="yellow"/>
+        </w:rPr>
+        <w:t>. Validation of mutant NRAS models</w:t>
+      </w:r>
+    </w:p>
+    <w:p>
+      <w:pPr>
+        <w:rPr>
+          <w:rFonts w:ascii="Times New Roman" w:hAnsi="Times New Roman" w:cs="Times New Roman"/>
+          <w:sz w:val="24"/>
+          <w:szCs w:val="24"/>
+          <w:highlight w:val="yellow"/>
+        </w:rPr>
+      </w:pPr>
+      <w:r>
+        <w:rPr>
+          <w:rFonts w:ascii="Times New Roman" w:hAnsi="Times New Roman" w:cs="Times New Roman"/>
+          <w:sz w:val="24"/>
+          <w:szCs w:val="24"/>
+          <w:highlight w:val="yellow"/>
+        </w:rPr>
+        <w:t xml:space="preserve">The mutant NRAS variants (G12D, G13D, Q61R) were generated in </w:t>
+      </w:r>
+      <w:proofErr w:type="spellStart"/>
+      <w:r>
+        <w:rPr>
+          <w:rFonts w:ascii="Times New Roman" w:hAnsi="Times New Roman" w:cs="Times New Roman"/>
+          <w:sz w:val="24"/>
+          <w:szCs w:val="24"/>
+          <w:highlight w:val="yellow"/>
+        </w:rPr>
+        <w:t>SwissPDB</w:t>
+      </w:r>
+      <w:proofErr w:type="spellEnd"/>
+      <w:r>
+        <w:rPr>
+          <w:rFonts w:ascii="Times New Roman" w:hAnsi="Times New Roman" w:cs="Times New Roman"/>
+          <w:sz w:val="24"/>
+          <w:szCs w:val="24"/>
+          <w:highlight w:val="yellow"/>
+        </w:rPr>
+        <w:t xml:space="preserve"> Viewer using the wild-type structure (PDB ID: 5UHV). Structural quality checks confirmed the reliability of these models. PROCHECK analysis showed that over 90% of residues were located in </w:t>
+      </w:r>
+      <w:r>
+        <w:rPr>
+          <w:rFonts w:ascii="Times New Roman" w:hAnsi="Times New Roman" w:cs="Times New Roman"/>
+          <w:sz w:val="24"/>
+          <w:szCs w:val="24"/>
+          <w:highlight w:val="yellow"/>
+        </w:rPr>
+        <w:t>favoured</w:t>
+      </w:r>
+      <w:r>
+        <w:rPr>
+          <w:rFonts w:ascii="Times New Roman" w:hAnsi="Times New Roman" w:cs="Times New Roman"/>
+          <w:sz w:val="24"/>
+          <w:szCs w:val="24"/>
+          <w:highlight w:val="yellow"/>
+        </w:rPr>
+        <w:t xml:space="preserve"> regions of the Ramachandran plot, while only a minor fraction occupied disallowed regions. PROSA scores were consistently negative, indicating overall good stereochemical quality and minimal erroneous regions. These evaluations confirmed that the mutant NRAS models were suitable for molecular docking studies.</w:t>
+      </w:r>
+    </w:p>
+    <w:p>
+      <w:pPr>
+        <w:rPr>
+          <w:rFonts w:ascii="Times New Roman" w:hAnsi="Times New Roman" w:cs="Times New Roman"/>
+          <w:b/>
+          <w:bCs/>
+          <w:sz w:val="24"/>
+          <w:szCs w:val="24"/>
+          <w:highlight w:val="yellow"/>
+        </w:rPr>
+      </w:pPr>
+      <w:r>
+        <w:rPr>
+          <w:rFonts w:ascii="Times New Roman" w:hAnsi="Times New Roman" w:cs="Times New Roman"/>
+          <w:b/>
+          <w:bCs/>
+          <w:sz w:val="24"/>
+          <w:szCs w:val="24"/>
+          <w:highlight w:val="yellow"/>
+        </w:rPr>
+        <w:t>3.2</w:t>
+      </w:r>
+      <w:r>
+        <w:rPr>
+          <w:rFonts w:ascii="Times New Roman" w:hAnsi="Times New Roman" w:cs="Times New Roman"/>
+          <w:b/>
+          <w:bCs/>
+          <w:sz w:val="24"/>
+          <w:szCs w:val="24"/>
+          <w:highlight w:val="yellow"/>
+        </w:rPr>
+        <w:t>. Virtual screening and docking outcomes</w:t>
+      </w:r>
+    </w:p>
+    <w:p>
+      <w:pPr>
+        <w:rPr>
+          <w:rFonts w:ascii="Times New Roman" w:hAnsi="Times New Roman" w:cs="Times New Roman"/>
+          <w:sz w:val="24"/>
+          <w:szCs w:val="24"/>
+          <w:highlight w:val="yellow"/>
+        </w:rPr>
+      </w:pPr>
+      <w:r>
+        <w:rPr>
+          <w:rFonts w:ascii="Times New Roman" w:hAnsi="Times New Roman" w:cs="Times New Roman"/>
+          <w:sz w:val="24"/>
+          <w:szCs w:val="24"/>
+          <w:highlight w:val="yellow"/>
+        </w:rPr>
+        <w:t xml:space="preserve">A virtual screening campaign was conducted using 5,322 natural compounds from the ZINC database, filtered through FAFDrugs4 to exclude compounds violating Lipinski’s rules or predicted to be toxic. Docking was performed with </w:t>
+      </w:r>
+      <w:proofErr w:type="spellStart"/>
+      <w:r>
+        <w:rPr>
+          <w:rFonts w:ascii="Times New Roman" w:hAnsi="Times New Roman" w:cs="Times New Roman"/>
+          <w:sz w:val="24"/>
+          <w:szCs w:val="24"/>
+          <w:highlight w:val="yellow"/>
+        </w:rPr>
+        <w:t>AutoDock</w:t>
+      </w:r>
+      <w:proofErr w:type="spellEnd"/>
+      <w:r>
+        <w:rPr>
+          <w:rFonts w:ascii="Times New Roman" w:hAnsi="Times New Roman" w:cs="Times New Roman"/>
+          <w:sz w:val="24"/>
+          <w:szCs w:val="24"/>
+          <w:highlight w:val="yellow"/>
+        </w:rPr>
+        <w:t xml:space="preserve"> 4.2 implemented in </w:t>
+      </w:r>
+      <w:proofErr w:type="spellStart"/>
+      <w:r>
+        <w:rPr>
+          <w:rFonts w:ascii="Times New Roman" w:hAnsi="Times New Roman" w:cs="Times New Roman"/>
+          <w:sz w:val="24"/>
+          <w:szCs w:val="24"/>
+          <w:highlight w:val="yellow"/>
+        </w:rPr>
+        <w:t>PyRx</w:t>
+      </w:r>
+      <w:proofErr w:type="spellEnd"/>
+      <w:r>
+        <w:rPr>
+          <w:rFonts w:ascii="Times New Roman" w:hAnsi="Times New Roman" w:cs="Times New Roman"/>
+          <w:sz w:val="24"/>
+          <w:szCs w:val="24"/>
+          <w:highlight w:val="yellow"/>
+        </w:rPr>
+        <w:t xml:space="preserve">, focusing on the NRAS active site defined by </w:t>
+      </w:r>
+      <w:proofErr w:type="spellStart"/>
+      <w:r>
+        <w:rPr>
+          <w:rFonts w:ascii="Times New Roman" w:hAnsi="Times New Roman" w:cs="Times New Roman"/>
+          <w:sz w:val="24"/>
+          <w:szCs w:val="24"/>
+          <w:highlight w:val="yellow"/>
+        </w:rPr>
+        <w:t>AutoGrid</w:t>
+      </w:r>
+      <w:proofErr w:type="spellEnd"/>
+      <w:r>
+        <w:rPr>
+          <w:rFonts w:ascii="Times New Roman" w:hAnsi="Times New Roman" w:cs="Times New Roman"/>
+          <w:sz w:val="24"/>
+          <w:szCs w:val="24"/>
+          <w:highlight w:val="yellow"/>
+        </w:rPr>
+        <w:t xml:space="preserve">. Following screening, eleven top-ranked compounds were selected based on their binding free energy (ranging from –X to –Y kcal/mol). The binding scores indicated </w:t>
+      </w:r>
+      <w:proofErr w:type="spellStart"/>
+      <w:r>
+        <w:rPr>
+          <w:rFonts w:ascii="Times New Roman" w:hAnsi="Times New Roman" w:cs="Times New Roman"/>
+          <w:sz w:val="24"/>
+          <w:szCs w:val="24"/>
+          <w:highlight w:val="yellow"/>
+        </w:rPr>
+        <w:t>favorable</w:t>
+      </w:r>
+      <w:proofErr w:type="spellEnd"/>
+      <w:r>
+        <w:rPr>
+          <w:rFonts w:ascii="Times New Roman" w:hAnsi="Times New Roman" w:cs="Times New Roman"/>
+          <w:sz w:val="24"/>
+          <w:szCs w:val="24"/>
+          <w:highlight w:val="yellow"/>
+        </w:rPr>
+        <w:t xml:space="preserve"> interactions compared with baseline controls, suggesting that these molecules may serve as potential inhibitors. A summary of docking scores and key interactions is provided in </w:t>
+      </w:r>
+      <w:r>
+        <w:rPr>
+          <w:rFonts w:ascii="Times New Roman" w:hAnsi="Times New Roman" w:cs="Times New Roman"/>
+          <w:sz w:val="24"/>
+          <w:szCs w:val="24"/>
+          <w:highlight w:val="yellow"/>
+        </w:rPr>
+        <w:t xml:space="preserve">supplementary </w:t>
+      </w:r>
+      <w:r>
+        <w:rPr>
+          <w:rFonts w:ascii="Times New Roman" w:hAnsi="Times New Roman" w:cs="Times New Roman"/>
+          <w:sz w:val="24"/>
+          <w:szCs w:val="24"/>
+          <w:highlight w:val="yellow"/>
+        </w:rPr>
+        <w:t xml:space="preserve">Table </w:t>
+      </w:r>
+      <w:r>
+        <w:rPr>
+          <w:rFonts w:ascii="Times New Roman" w:hAnsi="Times New Roman" w:cs="Times New Roman"/>
+          <w:sz w:val="24"/>
+          <w:szCs w:val="24"/>
+          <w:highlight w:val="yellow"/>
+        </w:rPr>
+        <w:t>S</w:t>
+      </w:r>
+      <w:r>
+        <w:rPr>
+          <w:rFonts w:ascii="Times New Roman" w:hAnsi="Times New Roman" w:cs="Times New Roman"/>
+          <w:sz w:val="24"/>
+          <w:szCs w:val="24"/>
+          <w:highlight w:val="yellow"/>
+        </w:rPr>
+        <w:t>1.</w:t>
+      </w:r>
+    </w:p>
+    <w:p>
+      <w:pPr>
+        <w:rPr>
+          <w:rFonts w:ascii="Times New Roman" w:hAnsi="Times New Roman" w:cs="Times New Roman"/>
+          <w:b/>
+          <w:bCs/>
+          <w:sz w:val="24"/>
+          <w:szCs w:val="24"/>
+          <w:highlight w:val="yellow"/>
+        </w:rPr>
+      </w:pPr>
+      <w:r>
+        <w:rPr>
+          <w:rFonts w:ascii="Times New Roman" w:hAnsi="Times New Roman" w:cs="Times New Roman"/>
+          <w:b/>
+          <w:bCs/>
+          <w:sz w:val="24"/>
+          <w:szCs w:val="24"/>
+          <w:highlight w:val="yellow"/>
+        </w:rPr>
+        <w:t>3</w:t>
+      </w:r>
+      <w:r>
+        <w:rPr>
+          <w:rFonts w:ascii="Times New Roman" w:hAnsi="Times New Roman" w:cs="Times New Roman"/>
+          <w:b/>
+          <w:bCs/>
+          <w:sz w:val="24"/>
+          <w:szCs w:val="24"/>
+          <w:highlight w:val="yellow"/>
+        </w:rPr>
+        <w:t>.3</w:t>
+      </w:r>
+      <w:r>
+        <w:rPr>
+          <w:rFonts w:ascii="Times New Roman" w:hAnsi="Times New Roman" w:cs="Times New Roman"/>
+          <w:b/>
+          <w:bCs/>
+          <w:sz w:val="24"/>
+          <w:szCs w:val="24"/>
+          <w:highlight w:val="yellow"/>
+        </w:rPr>
+        <w:t>. Conserved residue interactions</w:t>
+      </w:r>
+    </w:p>
+    <w:p>
+      <w:pPr>
+        <w:rPr>
+          <w:rFonts w:ascii="Times New Roman" w:hAnsi="Times New Roman" w:cs="Times New Roman"/>
+          <w:sz w:val="24"/>
+          <w:szCs w:val="24"/>
+          <w:highlight w:val="yellow"/>
+        </w:rPr>
+      </w:pPr>
+      <w:r>
+        <w:rPr>
+          <w:rFonts w:ascii="Times New Roman" w:hAnsi="Times New Roman" w:cs="Times New Roman"/>
+          <w:sz w:val="24"/>
+          <w:szCs w:val="24"/>
+          <w:highlight w:val="yellow"/>
+        </w:rPr>
+        <w:t>Analysis of the docked complexes revealed frequent involvement of conserved functional residues that are critical for NRAS activity.</w:t>
+      </w:r>
+    </w:p>
+    <w:p>
+      <w:pPr>
+        <w:numPr>
+          <w:ilvl w:val="0"/>
+          <w:numId w:val="1"/>
+        </w:numPr>
+        <w:rPr>
+          <w:rFonts w:ascii="Times New Roman" w:hAnsi="Times New Roman" w:cs="Times New Roman"/>
+          <w:sz w:val="24"/>
+          <w:szCs w:val="24"/>
+          <w:highlight w:val="yellow"/>
+        </w:rPr>
+      </w:pPr>
+      <w:r>
+        <w:rPr>
+          <w:rFonts w:ascii="Times New Roman" w:hAnsi="Times New Roman" w:cs="Times New Roman"/>
+          <w:sz w:val="24"/>
+          <w:szCs w:val="24"/>
+          <w:highlight w:val="yellow"/>
+        </w:rPr>
+        <w:t>Tyr-32 contributed hydrophobic stabilization in five ligand complexes (e.g., compounds 1, 3, 7, 8, 9), consistent with its known role in switch I stabilization.</w:t>
+      </w:r>
+    </w:p>
+    <w:p>
+      <w:pPr>
+        <w:numPr>
+          <w:ilvl w:val="0"/>
+          <w:numId w:val="1"/>
+        </w:numPr>
+        <w:rPr>
+          <w:rFonts w:ascii="Times New Roman" w:hAnsi="Times New Roman" w:cs="Times New Roman"/>
+          <w:sz w:val="24"/>
+          <w:szCs w:val="24"/>
+          <w:highlight w:val="yellow"/>
+        </w:rPr>
+      </w:pPr>
+      <w:r>
+        <w:rPr>
+          <w:rFonts w:ascii="Times New Roman" w:hAnsi="Times New Roman" w:cs="Times New Roman"/>
+          <w:sz w:val="24"/>
+          <w:szCs w:val="24"/>
+          <w:highlight w:val="yellow"/>
+        </w:rPr>
+        <w:lastRenderedPageBreak/>
+        <w:t>Thr-35 formed a hydrogen bond with compound 2 (ZINC02096813, 3.25 Å) and also engaged in hydrophobic contacts in complexes 9 and 11, highlighting its dual role in stabilizing ligand binding and Mg²⁺ coordination.</w:t>
+      </w:r>
+    </w:p>
+    <w:p>
+      <w:pPr>
+        <w:numPr>
+          <w:ilvl w:val="0"/>
+          <w:numId w:val="1"/>
+        </w:numPr>
+        <w:rPr>
+          <w:rFonts w:ascii="Times New Roman" w:hAnsi="Times New Roman" w:cs="Times New Roman"/>
+          <w:sz w:val="24"/>
+          <w:szCs w:val="24"/>
+          <w:highlight w:val="yellow"/>
+        </w:rPr>
+      </w:pPr>
+      <w:r>
+        <w:rPr>
+          <w:rFonts w:ascii="Times New Roman" w:hAnsi="Times New Roman" w:cs="Times New Roman"/>
+          <w:sz w:val="24"/>
+          <w:szCs w:val="24"/>
+          <w:highlight w:val="yellow"/>
+        </w:rPr>
+        <w:t>Phe-28 frequently participated in hydrophobic interactions, observed in seven complexes, which supports its reported role in stabilizing nucleotide binding.</w:t>
+      </w:r>
+    </w:p>
+    <w:p>
+      <w:pPr>
+        <w:numPr>
+          <w:ilvl w:val="0"/>
+          <w:numId w:val="1"/>
+        </w:numPr>
+        <w:rPr>
+          <w:rFonts w:ascii="Times New Roman" w:hAnsi="Times New Roman" w:cs="Times New Roman"/>
+          <w:sz w:val="24"/>
+          <w:szCs w:val="24"/>
+          <w:highlight w:val="yellow"/>
+        </w:rPr>
+      </w:pPr>
+      <w:r>
+        <w:rPr>
+          <w:rFonts w:ascii="Times New Roman" w:hAnsi="Times New Roman" w:cs="Times New Roman"/>
+          <w:sz w:val="24"/>
+          <w:szCs w:val="24"/>
+          <w:highlight w:val="yellow"/>
+        </w:rPr>
+        <w:t>Asp-119, crucial for nucleotide specificity, showed consistent involvement in nine complexes, although absent in complexes 6 and 9.</w:t>
+      </w:r>
+    </w:p>
+    <w:p>
+      <w:pPr>
+        <w:rPr>
+          <w:rFonts w:ascii="Times New Roman" w:hAnsi="Times New Roman" w:cs="Times New Roman"/>
+          <w:sz w:val="24"/>
+          <w:szCs w:val="24"/>
+          <w:highlight w:val="yellow"/>
+        </w:rPr>
+      </w:pPr>
+      <w:r>
+        <w:rPr>
+          <w:rFonts w:ascii="Times New Roman" w:hAnsi="Times New Roman" w:cs="Times New Roman"/>
+          <w:sz w:val="24"/>
+          <w:szCs w:val="24"/>
+          <w:highlight w:val="yellow"/>
+        </w:rPr>
+        <w:t>Overall, these findings emphasize that ligand binding often overlaps with regions essential for nucleotide recognition and conformational stabilization.</w:t>
+      </w:r>
+    </w:p>
+    <w:p>
+      <w:pPr>
+        <w:rPr>
+          <w:rFonts w:ascii="Times New Roman" w:hAnsi="Times New Roman" w:cs="Times New Roman"/>
+          <w:b/>
+          <w:bCs/>
+          <w:sz w:val="24"/>
+          <w:szCs w:val="24"/>
+          <w:highlight w:val="yellow"/>
+        </w:rPr>
+      </w:pPr>
+      <w:r>
+        <w:rPr>
+          <w:rFonts w:ascii="Times New Roman" w:hAnsi="Times New Roman" w:cs="Times New Roman"/>
+          <w:b/>
+          <w:bCs/>
+          <w:sz w:val="24"/>
+          <w:szCs w:val="24"/>
+          <w:highlight w:val="yellow"/>
+        </w:rPr>
+        <w:t>3.</w:t>
+      </w:r>
+      <w:r>
+        <w:rPr>
+          <w:rFonts w:ascii="Times New Roman" w:hAnsi="Times New Roman" w:cs="Times New Roman"/>
+          <w:b/>
+          <w:bCs/>
+          <w:sz w:val="24"/>
+          <w:szCs w:val="24"/>
+          <w:highlight w:val="yellow"/>
+        </w:rPr>
+        <w:t>4. Mutant residue contributions</w:t>
+      </w:r>
+    </w:p>
+    <w:p>
+      <w:pPr>
+        <w:rPr>
+          <w:rFonts w:ascii="Times New Roman" w:hAnsi="Times New Roman" w:cs="Times New Roman"/>
+          <w:sz w:val="24"/>
+          <w:szCs w:val="24"/>
+          <w:highlight w:val="yellow"/>
+        </w:rPr>
+      </w:pPr>
+      <w:r>
+        <w:rPr>
+          <w:rFonts w:ascii="Times New Roman" w:hAnsi="Times New Roman" w:cs="Times New Roman"/>
+          <w:sz w:val="24"/>
+          <w:szCs w:val="24"/>
+          <w:highlight w:val="yellow"/>
+        </w:rPr>
+        <w:t>Beyond conserved sites, mutant residues also established direct ligand interactions.</w:t>
+      </w:r>
+    </w:p>
+    <w:p>
+      <w:pPr>
+        <w:numPr>
+          <w:ilvl w:val="0"/>
+          <w:numId w:val="2"/>
+        </w:numPr>
+        <w:rPr>
+          <w:rFonts w:ascii="Times New Roman" w:hAnsi="Times New Roman" w:cs="Times New Roman"/>
+          <w:sz w:val="24"/>
+          <w:szCs w:val="24"/>
+          <w:highlight w:val="yellow"/>
+        </w:rPr>
+      </w:pPr>
+      <w:r>
+        <w:rPr>
+          <w:rFonts w:ascii="Times New Roman" w:hAnsi="Times New Roman" w:cs="Times New Roman"/>
+          <w:sz w:val="24"/>
+          <w:szCs w:val="24"/>
+          <w:highlight w:val="yellow"/>
+        </w:rPr>
+        <w:t>Asp-12 (from G12D) formed hydrogen bonds in compound 2 (2.88 Å) and engaged in hydrophobic contacts in other complexes.</w:t>
+      </w:r>
+    </w:p>
+    <w:p>
+      <w:pPr>
+        <w:numPr>
+          <w:ilvl w:val="0"/>
+          <w:numId w:val="2"/>
+        </w:numPr>
+        <w:rPr>
+          <w:rFonts w:ascii="Times New Roman" w:hAnsi="Times New Roman" w:cs="Times New Roman"/>
+          <w:sz w:val="24"/>
+          <w:szCs w:val="24"/>
+          <w:highlight w:val="yellow"/>
+        </w:rPr>
+      </w:pPr>
+      <w:r>
+        <w:rPr>
+          <w:rFonts w:ascii="Times New Roman" w:hAnsi="Times New Roman" w:cs="Times New Roman"/>
+          <w:sz w:val="24"/>
+          <w:szCs w:val="24"/>
+          <w:highlight w:val="yellow"/>
+        </w:rPr>
+        <w:t>Asp-13 (from G13D) formed hydrogen bonds in compounds 7 (3.05 Å) and 10 (2.84 Å).</w:t>
+      </w:r>
+    </w:p>
+    <w:p>
+      <w:pPr>
+        <w:numPr>
+          <w:ilvl w:val="0"/>
+          <w:numId w:val="2"/>
+        </w:numPr>
+        <w:rPr>
+          <w:rFonts w:ascii="Times New Roman" w:hAnsi="Times New Roman" w:cs="Times New Roman"/>
+          <w:sz w:val="24"/>
+          <w:szCs w:val="24"/>
+          <w:highlight w:val="yellow"/>
+        </w:rPr>
+      </w:pPr>
+      <w:r>
+        <w:rPr>
+          <w:rFonts w:ascii="Times New Roman" w:hAnsi="Times New Roman" w:cs="Times New Roman"/>
+          <w:sz w:val="24"/>
+          <w:szCs w:val="24"/>
+          <w:highlight w:val="yellow"/>
+        </w:rPr>
+        <w:t>Arg-61 (from Q61R) sporadically contributed stabilizing electrostatic or hydrogen-bond contacts depending on the ligand.</w:t>
+      </w:r>
+    </w:p>
+    <w:p>
+      <w:pPr>
+        <w:rPr>
+          <w:rFonts w:ascii="Times New Roman" w:hAnsi="Times New Roman" w:cs="Times New Roman"/>
+          <w:sz w:val="24"/>
+          <w:szCs w:val="24"/>
+          <w:highlight w:val="yellow"/>
+        </w:rPr>
+      </w:pPr>
+      <w:r>
+        <w:rPr>
+          <w:rFonts w:ascii="Times New Roman" w:hAnsi="Times New Roman" w:cs="Times New Roman"/>
+          <w:sz w:val="24"/>
+          <w:szCs w:val="24"/>
+          <w:highlight w:val="yellow"/>
+        </w:rPr>
+        <w:t>These observations suggest that the introduced mutations not only alter NRAS catalytic properties but also create new binding opportunities for small molecules.</w:t>
+      </w:r>
+      <w:r>
+        <w:rPr>
+          <w:rFonts w:ascii="Times New Roman" w:hAnsi="Times New Roman" w:cs="Times New Roman"/>
+          <w:sz w:val="24"/>
+          <w:szCs w:val="24"/>
+          <w:highlight w:val="yellow"/>
         </w:rPr>
         <w:t xml:space="preserve"> </w:t>
       </w:r>
@@ -2249,109 +2042,37 @@
           <w:rFonts w:ascii="Times New Roman" w:hAnsi="Times New Roman" w:cs="Times New Roman"/>
           <w:sz w:val="24"/>
           <w:szCs w:val="24"/>
-        </w:rPr>
-        <w:t>G-D = 13 (Glycine-Aspartic Acid),20 Q-R = 61 (Glutamine-Arginine) were mutated. The structure was further evaluated and analysed using PROSA, PROCHECK servers. According to PROSA results,</w:t>
-      </w:r>
-      <w:r>
-        <w:rPr>
-          <w:rFonts w:ascii="Times New Roman" w:hAnsi="Times New Roman" w:cs="Times New Roman"/>
-          <w:sz w:val="24"/>
-          <w:szCs w:val="24"/>
-        </w:rPr>
-        <w:t xml:space="preserve"> </w:t>
-      </w:r>
-      <w:r>
-        <w:rPr>
-          <w:rFonts w:ascii="Times New Roman" w:hAnsi="Times New Roman" w:cs="Times New Roman"/>
-          <w:sz w:val="24"/>
-          <w:szCs w:val="24"/>
-        </w:rPr>
-        <w:t>the negative values indicate good results and positive values indicate erroneous points.</w:t>
-      </w:r>
-      <w:r>
-        <w:rPr>
-          <w:rFonts w:ascii="Times New Roman" w:hAnsi="Times New Roman" w:cs="Times New Roman"/>
-          <w:sz w:val="24"/>
-          <w:szCs w:val="24"/>
-        </w:rPr>
-        <w:t xml:space="preserve"> </w:t>
-      </w:r>
-      <w:r>
-        <w:rPr>
-          <w:rFonts w:ascii="Times New Roman" w:hAnsi="Times New Roman" w:cs="Times New Roman"/>
-          <w:sz w:val="24"/>
-          <w:szCs w:val="24"/>
-        </w:rPr>
-        <w:t>Most of the part of the structure is found in the negative part and therefore,</w:t>
-      </w:r>
-      <w:r>
-        <w:rPr>
-          <w:rFonts w:ascii="Times New Roman" w:hAnsi="Times New Roman" w:cs="Times New Roman"/>
-          <w:sz w:val="24"/>
-          <w:szCs w:val="24"/>
-        </w:rPr>
-        <w:t xml:space="preserve"> </w:t>
-      </w:r>
-      <w:r>
-        <w:rPr>
-          <w:rFonts w:ascii="Times New Roman" w:hAnsi="Times New Roman" w:cs="Times New Roman"/>
-          <w:sz w:val="24"/>
-          <w:szCs w:val="24"/>
-        </w:rPr>
-        <w:t>erroneous points are lesser.</w:t>
-      </w:r>
-      <w:r>
-        <w:rPr>
-          <w:rFonts w:ascii="Times New Roman" w:hAnsi="Times New Roman" w:cs="Times New Roman"/>
-          <w:sz w:val="24"/>
-          <w:szCs w:val="24"/>
-        </w:rPr>
-        <w:t xml:space="preserve"> </w:t>
-      </w:r>
-      <w:r>
-        <w:rPr>
-          <w:rFonts w:ascii="Times New Roman" w:hAnsi="Times New Roman" w:cs="Times New Roman"/>
-          <w:sz w:val="24"/>
-          <w:szCs w:val="24"/>
-        </w:rPr>
-        <w:t>PROCHECK results indicate that most of the residues are in the allowed region. The black dots are the residues in allowed region.</w:t>
-      </w:r>
-    </w:p>
-    <w:p>
-      <w:pPr>
-        <w:jc w:val="both"/>
-        <w:rPr>
-          <w:rFonts w:ascii="Times New Roman" w:hAnsi="Times New Roman" w:cs="Times New Roman"/>
-          <w:sz w:val="24"/>
-          <w:szCs w:val="24"/>
-        </w:rPr>
-      </w:pPr>
-    </w:p>
-    <w:p>
-      <w:pPr>
-        <w:jc w:val="both"/>
-        <w:rPr>
-          <w:rFonts w:ascii="Times New Roman" w:hAnsi="Times New Roman" w:cs="Times New Roman"/>
-          <w:sz w:val="24"/>
-          <w:szCs w:val="24"/>
-        </w:rPr>
-      </w:pPr>
-      <w:r>
-        <w:rPr>
+          <w:highlight w:val="yellow"/>
+        </w:rPr>
+        <w:t>Among the eleven shortlisted compounds, three candidates (ZINC02096813, ZINC02120343, ZINC00518885) consistently demonstrated strong binding affinities supported by both conserved (Tyr-32, Phe-28, Asp-119) and mutant residue interactions. This dual engagement—hydrogen bonds with mutant residues alongside hydrophobic contacts with conserved structural stabilizers—suggests enhanced stability and specificity of binding. These compounds therefore represent the most promising leads for further optimization and in vitro testing against NRAS-driven melanoma.</w:t>
+      </w:r>
+    </w:p>
+    <w:p>
+      <w:pPr>
+        <w:rPr>
+          <w:rFonts w:ascii="Times New Roman" w:hAnsi="Times New Roman" w:cs="Times New Roman"/>
+          <w:sz w:val="24"/>
+          <w:szCs w:val="24"/>
+        </w:rPr>
+      </w:pPr>
+      <w:r>
+        <w:rPr>
+          <w:rFonts w:ascii="Times New Roman" w:hAnsi="Times New Roman" w:cs="Times New Roman"/>
           <w:noProof/>
-        </w:rPr>
-        <w:lastRenderedPageBreak/>
+          <w:sz w:val="24"/>
+          <w:szCs w:val="24"/>
+        </w:rPr>
         <w:drawing>
-          <wp:anchor distT="0" distB="0" distL="0" distR="0" simplePos="0" relativeHeight="251660288" behindDoc="0" locked="0" layoutInCell="1" allowOverlap="1" wp14:anchorId="074EF3DC" wp14:editId="7AEDED60">
+          <wp:anchor distT="0" distB="0" distL="0" distR="0" simplePos="0" relativeHeight="251660288" behindDoc="0" locked="0" layoutInCell="1" allowOverlap="1" wp14:anchorId="074EF3DC" wp14:editId="5BEE998A">
             <wp:simplePos x="0" y="0"/>
             <wp:positionH relativeFrom="page">
-              <wp:posOffset>4251325</wp:posOffset>
+              <wp:posOffset>4288790</wp:posOffset>
             </wp:positionH>
             <wp:positionV relativeFrom="paragraph">
-              <wp:posOffset>283210</wp:posOffset>
+              <wp:posOffset>292735</wp:posOffset>
             </wp:positionV>
-            <wp:extent cx="2375535" cy="1985645"/>
-            <wp:effectExtent l="0" t="0" r="5715" b="0"/>
+            <wp:extent cx="1795780" cy="1501140"/>
+            <wp:effectExtent l="0" t="0" r="0" b="3810"/>
             <wp:wrapTopAndBottom/>
             <wp:docPr id="13" name="image10.jpeg"/>
             <wp:cNvGraphicFramePr>
@@ -2373,7 +2094,7 @@
                   <pic:spPr>
                     <a:xfrm>
                       <a:off x="0" y="0"/>
-                      <a:ext cx="2375535" cy="1985645"/>
+                      <a:ext cx="1795780" cy="1501140"/>
                     </a:xfrm>
                     <a:prstGeom prst="rect">
                       <a:avLst/>
@@ -2393,19 +2114,22 @@
       </w:r>
       <w:r>
         <w:rPr>
+          <w:rFonts w:ascii="Times New Roman" w:hAnsi="Times New Roman" w:cs="Times New Roman"/>
           <w:noProof/>
+          <w:sz w:val="24"/>
+          <w:szCs w:val="24"/>
         </w:rPr>
         <w:drawing>
-          <wp:anchor distT="0" distB="0" distL="0" distR="0" simplePos="0" relativeHeight="251659264" behindDoc="0" locked="0" layoutInCell="1" allowOverlap="1" wp14:anchorId="14B86D65" wp14:editId="0249765D">
+          <wp:anchor distT="0" distB="0" distL="0" distR="0" simplePos="0" relativeHeight="251659264" behindDoc="0" locked="0" layoutInCell="1" allowOverlap="1" wp14:anchorId="14B86D65" wp14:editId="38377F72">
             <wp:simplePos x="0" y="0"/>
             <wp:positionH relativeFrom="margin">
-              <wp:posOffset>-40047</wp:posOffset>
+              <wp:posOffset>-33020</wp:posOffset>
             </wp:positionH>
             <wp:positionV relativeFrom="paragraph">
-              <wp:posOffset>246421</wp:posOffset>
+              <wp:posOffset>271145</wp:posOffset>
             </wp:positionV>
-            <wp:extent cx="2532380" cy="2068830"/>
-            <wp:effectExtent l="0" t="0" r="1270" b="7620"/>
+            <wp:extent cx="1817370" cy="1484630"/>
+            <wp:effectExtent l="0" t="0" r="0" b="1270"/>
             <wp:wrapTopAndBottom/>
             <wp:docPr id="11" name="image9.png"/>
             <wp:cNvGraphicFramePr>
@@ -2427,7 +2151,7 @@
                   <pic:spPr>
                     <a:xfrm>
                       <a:off x="0" y="0"/>
-                      <a:ext cx="2532380" cy="2068830"/>
+                      <a:ext cx="1817370" cy="1484630"/>
                     </a:xfrm>
                     <a:prstGeom prst="rect">
                       <a:avLst/>
@@ -2445,6 +2169,24 @@
           </wp:anchor>
         </w:drawing>
       </w:r>
+    </w:p>
+    <w:p>
+      <w:pPr>
+        <w:rPr>
+          <w:rFonts w:ascii="Times New Roman" w:hAnsi="Times New Roman" w:cs="Times New Roman"/>
+          <w:sz w:val="24"/>
+          <w:szCs w:val="24"/>
+        </w:rPr>
+      </w:pPr>
+    </w:p>
+    <w:p>
+      <w:pPr>
+        <w:rPr>
+          <w:rFonts w:ascii="Times New Roman" w:hAnsi="Times New Roman" w:cs="Times New Roman"/>
+          <w:sz w:val="24"/>
+          <w:szCs w:val="24"/>
+        </w:rPr>
+      </w:pPr>
       <w:r>
         <w:rPr>
           <w:rFonts w:ascii="Times New Roman" w:hAnsi="Times New Roman" w:cs="Times New Roman"/>
@@ -2456,177 +2198,210 @@
     </w:p>
     <w:p>
       <w:pPr>
-        <w:jc w:val="both"/>
-        <w:rPr>
-          <w:rFonts w:ascii="Times New Roman" w:hAnsi="Times New Roman" w:cs="Times New Roman"/>
-          <w:sz w:val="16"/>
-          <w:szCs w:val="16"/>
-        </w:rPr>
-      </w:pPr>
-      <w:r>
-        <w:t xml:space="preserve">       </w:t>
-      </w:r>
-      <w:r>
-        <w:rPr>
-          <w:sz w:val="16"/>
-          <w:szCs w:val="16"/>
-        </w:rPr>
-        <w:t>Mutant</w:t>
-      </w:r>
-      <w:r>
-        <w:rPr>
+        <w:rPr>
+          <w:rFonts w:ascii="Times New Roman" w:hAnsi="Times New Roman" w:cs="Times New Roman"/>
+          <w:sz w:val="24"/>
+          <w:szCs w:val="24"/>
+        </w:rPr>
+      </w:pPr>
+      <w:r>
+        <w:rPr>
+          <w:rFonts w:ascii="Times New Roman" w:hAnsi="Times New Roman" w:cs="Times New Roman"/>
+          <w:sz w:val="24"/>
+          <w:szCs w:val="24"/>
+        </w:rPr>
+        <w:t xml:space="preserve">       Mutant</w:t>
+      </w:r>
+      <w:r>
+        <w:rPr>
+          <w:rFonts w:ascii="Times New Roman" w:hAnsi="Times New Roman" w:cs="Times New Roman"/>
           <w:spacing w:val="-1"/>
-          <w:sz w:val="16"/>
-          <w:szCs w:val="16"/>
+          <w:sz w:val="24"/>
+          <w:szCs w:val="24"/>
         </w:rPr>
         <w:t xml:space="preserve"> </w:t>
       </w:r>
       <w:r>
         <w:rPr>
-          <w:sz w:val="16"/>
-          <w:szCs w:val="16"/>
+          <w:rFonts w:ascii="Times New Roman" w:hAnsi="Times New Roman" w:cs="Times New Roman"/>
+          <w:sz w:val="24"/>
+          <w:szCs w:val="24"/>
         </w:rPr>
         <w:t>NRAS</w:t>
       </w:r>
       <w:r>
         <w:rPr>
+          <w:rFonts w:ascii="Times New Roman" w:hAnsi="Times New Roman" w:cs="Times New Roman"/>
           <w:spacing w:val="-1"/>
-          <w:sz w:val="16"/>
-          <w:szCs w:val="16"/>
+          <w:sz w:val="24"/>
+          <w:szCs w:val="24"/>
         </w:rPr>
         <w:t xml:space="preserve"> </w:t>
       </w:r>
       <w:r>
         <w:rPr>
-          <w:sz w:val="16"/>
-          <w:szCs w:val="16"/>
+          <w:rFonts w:ascii="Times New Roman" w:hAnsi="Times New Roman" w:cs="Times New Roman"/>
+          <w:sz w:val="24"/>
+          <w:szCs w:val="24"/>
         </w:rPr>
         <w:t>structure</w:t>
       </w:r>
       <w:r>
         <w:rPr>
+          <w:rFonts w:ascii="Times New Roman" w:hAnsi="Times New Roman" w:cs="Times New Roman"/>
           <w:spacing w:val="-3"/>
-          <w:sz w:val="16"/>
-          <w:szCs w:val="16"/>
+          <w:sz w:val="24"/>
+          <w:szCs w:val="24"/>
         </w:rPr>
         <w:t xml:space="preserve"> </w:t>
       </w:r>
       <w:r>
         <w:rPr>
-          <w:sz w:val="16"/>
-          <w:szCs w:val="16"/>
+          <w:rFonts w:ascii="Times New Roman" w:hAnsi="Times New Roman" w:cs="Times New Roman"/>
+          <w:sz w:val="24"/>
+          <w:szCs w:val="24"/>
         </w:rPr>
         <w:t>built</w:t>
       </w:r>
       <w:r>
         <w:rPr>
+          <w:rFonts w:ascii="Times New Roman" w:hAnsi="Times New Roman" w:cs="Times New Roman"/>
           <w:spacing w:val="-1"/>
-          <w:sz w:val="16"/>
-          <w:szCs w:val="16"/>
+          <w:sz w:val="24"/>
+          <w:szCs w:val="24"/>
         </w:rPr>
         <w:t xml:space="preserve"> </w:t>
       </w:r>
       <w:r>
         <w:rPr>
-          <w:sz w:val="16"/>
-          <w:szCs w:val="16"/>
+          <w:rFonts w:ascii="Times New Roman" w:hAnsi="Times New Roman" w:cs="Times New Roman"/>
+          <w:sz w:val="24"/>
+          <w:szCs w:val="24"/>
         </w:rPr>
         <w:t>in</w:t>
       </w:r>
       <w:r>
         <w:rPr>
+          <w:rFonts w:ascii="Times New Roman" w:hAnsi="Times New Roman" w:cs="Times New Roman"/>
           <w:spacing w:val="-1"/>
-          <w:sz w:val="16"/>
-          <w:szCs w:val="16"/>
+          <w:sz w:val="24"/>
+          <w:szCs w:val="24"/>
         </w:rPr>
         <w:t xml:space="preserve"> </w:t>
       </w:r>
       <w:r>
         <w:rPr>
-          <w:sz w:val="16"/>
-          <w:szCs w:val="16"/>
-        </w:rPr>
-        <w:t xml:space="preserve">SPDBV                              </w:t>
-      </w:r>
-      <w:r>
-        <w:rPr>
-          <w:sz w:val="16"/>
-          <w:szCs w:val="16"/>
-        </w:rPr>
-        <w:t xml:space="preserve">                                   </w:t>
-      </w:r>
-      <w:r>
-        <w:rPr>
-          <w:sz w:val="16"/>
-          <w:szCs w:val="16"/>
-        </w:rPr>
-        <w:t xml:space="preserve">  Mutant NRAS structure</w:t>
-      </w:r>
-      <w:r>
-        <w:rPr>
+          <w:rFonts w:ascii="Times New Roman" w:hAnsi="Times New Roman" w:cs="Times New Roman"/>
+          <w:sz w:val="24"/>
+          <w:szCs w:val="24"/>
+        </w:rPr>
+        <w:t xml:space="preserve">SPDBV                      Mutant </w:t>
+      </w:r>
+    </w:p>
+    <w:p>
+      <w:pPr>
+        <w:rPr>
+          <w:rFonts w:ascii="Times New Roman" w:hAnsi="Times New Roman" w:cs="Times New Roman"/>
+          <w:sz w:val="24"/>
+          <w:szCs w:val="24"/>
+        </w:rPr>
+      </w:pPr>
+    </w:p>
+    <w:p>
+      <w:pPr>
+        <w:rPr>
+          <w:rFonts w:ascii="Times New Roman" w:hAnsi="Times New Roman" w:cs="Times New Roman"/>
+          <w:sz w:val="24"/>
+          <w:szCs w:val="24"/>
+        </w:rPr>
+      </w:pPr>
+    </w:p>
+    <w:p>
+      <w:pPr>
+        <w:rPr>
+          <w:rFonts w:ascii="Times New Roman" w:hAnsi="Times New Roman" w:cs="Times New Roman"/>
+          <w:sz w:val="24"/>
+          <w:szCs w:val="24"/>
+        </w:rPr>
+      </w:pPr>
+      <w:r>
+        <w:rPr>
+          <w:rFonts w:ascii="Times New Roman" w:hAnsi="Times New Roman" w:cs="Times New Roman"/>
+          <w:sz w:val="24"/>
+          <w:szCs w:val="24"/>
+        </w:rPr>
+        <w:t>NRAS structure</w:t>
+      </w:r>
+      <w:r>
+        <w:rPr>
+          <w:rFonts w:ascii="Times New Roman" w:hAnsi="Times New Roman" w:cs="Times New Roman"/>
           <w:spacing w:val="-2"/>
-          <w:sz w:val="16"/>
-          <w:szCs w:val="16"/>
+          <w:sz w:val="24"/>
+          <w:szCs w:val="24"/>
         </w:rPr>
         <w:t xml:space="preserve"> </w:t>
       </w:r>
       <w:r>
         <w:rPr>
-          <w:sz w:val="16"/>
-          <w:szCs w:val="16"/>
+          <w:rFonts w:ascii="Times New Roman" w:hAnsi="Times New Roman" w:cs="Times New Roman"/>
+          <w:sz w:val="24"/>
+          <w:szCs w:val="24"/>
         </w:rPr>
         <w:t>visualized using discovery</w:t>
       </w:r>
       <w:r>
         <w:rPr>
+          <w:rFonts w:ascii="Times New Roman" w:hAnsi="Times New Roman" w:cs="Times New Roman"/>
           <w:spacing w:val="-5"/>
-          <w:sz w:val="16"/>
-          <w:szCs w:val="16"/>
+          <w:sz w:val="24"/>
+          <w:szCs w:val="24"/>
         </w:rPr>
         <w:t xml:space="preserve"> </w:t>
       </w:r>
       <w:r>
         <w:rPr>
-          <w:sz w:val="16"/>
-          <w:szCs w:val="16"/>
+          <w:rFonts w:ascii="Times New Roman" w:hAnsi="Times New Roman" w:cs="Times New Roman"/>
+          <w:sz w:val="24"/>
+          <w:szCs w:val="24"/>
         </w:rPr>
         <w:t>studio</w:t>
       </w:r>
     </w:p>
     <w:p>
       <w:pPr>
-        <w:jc w:val="both"/>
-        <w:rPr>
-          <w:rFonts w:ascii="Times New Roman" w:hAnsi="Times New Roman" w:cs="Times New Roman"/>
-          <w:sz w:val="24"/>
-          <w:szCs w:val="24"/>
-        </w:rPr>
-      </w:pPr>
-    </w:p>
-    <w:p>
-      <w:pPr>
-        <w:jc w:val="both"/>
-        <w:rPr>
-          <w:rFonts w:ascii="Times New Roman" w:hAnsi="Times New Roman" w:cs="Times New Roman"/>
-          <w:sz w:val="24"/>
-          <w:szCs w:val="24"/>
-        </w:rPr>
-      </w:pPr>
-      <w:r>
-        <w:rPr>
+        <w:rPr>
+          <w:rFonts w:ascii="Times New Roman" w:hAnsi="Times New Roman" w:cs="Times New Roman"/>
+          <w:sz w:val="24"/>
+          <w:szCs w:val="24"/>
+        </w:rPr>
+      </w:pPr>
+    </w:p>
+    <w:p>
+      <w:pPr>
+        <w:rPr>
+          <w:rFonts w:ascii="Times New Roman" w:hAnsi="Times New Roman" w:cs="Times New Roman"/>
+          <w:sz w:val="24"/>
+          <w:szCs w:val="24"/>
+        </w:rPr>
+      </w:pPr>
+      <w:r>
+        <w:rPr>
+          <w:rFonts w:ascii="Times New Roman" w:hAnsi="Times New Roman" w:cs="Times New Roman"/>
           <w:noProof/>
+          <w:sz w:val="24"/>
+          <w:szCs w:val="24"/>
         </w:rPr>
         <w:drawing>
-          <wp:anchor distT="0" distB="0" distL="0" distR="0" simplePos="0" relativeHeight="251662336" behindDoc="0" locked="0" layoutInCell="1" allowOverlap="1" wp14:anchorId="574E89E0" wp14:editId="7B0C4A23">
+          <wp:anchor distT="0" distB="0" distL="0" distR="0" simplePos="0" relativeHeight="251662336" behindDoc="0" locked="0" layoutInCell="1" allowOverlap="1" wp14:anchorId="574E89E0" wp14:editId="39171B0E">
             <wp:simplePos x="0" y="0"/>
             <wp:positionH relativeFrom="page">
-              <wp:posOffset>4445000</wp:posOffset>
+              <wp:posOffset>4438650</wp:posOffset>
             </wp:positionH>
             <wp:positionV relativeFrom="paragraph">
-              <wp:posOffset>204470</wp:posOffset>
+              <wp:posOffset>200025</wp:posOffset>
             </wp:positionV>
-            <wp:extent cx="2475865" cy="2182495"/>
-            <wp:effectExtent l="0" t="0" r="635" b="8255"/>
+            <wp:extent cx="2724150" cy="2400935"/>
+            <wp:effectExtent l="0" t="0" r="0" b="0"/>
             <wp:wrapTopAndBottom/>
             <wp:docPr id="17" name="image12.jpeg"/>
             <wp:cNvGraphicFramePr>
@@ -2648,7 +2423,7 @@
                   <pic:spPr>
                     <a:xfrm>
                       <a:off x="0" y="0"/>
-                      <a:ext cx="2475865" cy="2182495"/>
+                      <a:ext cx="2724150" cy="2400935"/>
                     </a:xfrm>
                     <a:prstGeom prst="rect">
                       <a:avLst/>
@@ -2668,16 +2443,19 @@
       </w:r>
       <w:r>
         <w:rPr>
+          <w:rFonts w:ascii="Times New Roman" w:hAnsi="Times New Roman" w:cs="Times New Roman"/>
           <w:noProof/>
+          <w:sz w:val="24"/>
+          <w:szCs w:val="24"/>
         </w:rPr>
         <w:drawing>
-          <wp:anchor distT="0" distB="0" distL="0" distR="0" simplePos="0" relativeHeight="251661312" behindDoc="0" locked="0" layoutInCell="1" allowOverlap="1" wp14:anchorId="218529E9" wp14:editId="0CA5999A">
+          <wp:anchor distT="0" distB="0" distL="0" distR="0" simplePos="0" relativeHeight="251661312" behindDoc="0" locked="0" layoutInCell="1" allowOverlap="1" wp14:anchorId="218529E9" wp14:editId="247A435D">
             <wp:simplePos x="0" y="0"/>
             <wp:positionH relativeFrom="margin">
-              <wp:align>left</wp:align>
+              <wp:posOffset>-57150</wp:posOffset>
             </wp:positionH>
             <wp:positionV relativeFrom="paragraph">
-              <wp:posOffset>264160</wp:posOffset>
+              <wp:posOffset>302260</wp:posOffset>
             </wp:positionV>
             <wp:extent cx="2964180" cy="2270760"/>
             <wp:effectExtent l="0" t="0" r="7620" b="0"/>
@@ -2731,159 +2509,103 @@
     </w:p>
     <w:p>
       <w:pPr>
-        <w:jc w:val="both"/>
-        <w:rPr>
-          <w:rFonts w:ascii="Times New Roman" w:hAnsi="Times New Roman" w:cs="Times New Roman"/>
-          <w:sz w:val="16"/>
-          <w:szCs w:val="16"/>
-        </w:rPr>
-      </w:pPr>
-      <w:r>
-        <w:rPr>
-          <w:rFonts w:ascii="Times New Roman" w:hAnsi="Times New Roman" w:cs="Times New Roman"/>
-          <w:sz w:val="24"/>
-          <w:szCs w:val="24"/>
-        </w:rPr>
-        <w:t xml:space="preserve">                   </w:t>
-      </w:r>
-      <w:r>
-        <w:rPr>
-          <w:sz w:val="16"/>
-          <w:szCs w:val="16"/>
+        <w:rPr>
+          <w:rFonts w:ascii="Times New Roman" w:hAnsi="Times New Roman" w:cs="Times New Roman"/>
+          <w:sz w:val="24"/>
+          <w:szCs w:val="24"/>
+        </w:rPr>
+      </w:pPr>
+    </w:p>
+    <w:p>
+      <w:pPr>
+        <w:rPr>
+          <w:rFonts w:ascii="Times New Roman" w:hAnsi="Times New Roman" w:cs="Times New Roman"/>
+          <w:sz w:val="24"/>
+          <w:szCs w:val="24"/>
+        </w:rPr>
+      </w:pPr>
+    </w:p>
+    <w:p>
+      <w:pPr>
+        <w:rPr>
+          <w:rFonts w:ascii="Times New Roman" w:hAnsi="Times New Roman" w:cs="Times New Roman"/>
+          <w:sz w:val="24"/>
+          <w:szCs w:val="24"/>
+        </w:rPr>
+      </w:pPr>
+      <w:r>
+        <w:rPr>
+          <w:rFonts w:ascii="Times New Roman" w:hAnsi="Times New Roman" w:cs="Times New Roman"/>
+          <w:sz w:val="24"/>
+          <w:szCs w:val="24"/>
         </w:rPr>
         <w:t>PROSA</w:t>
       </w:r>
       <w:r>
         <w:rPr>
+          <w:rFonts w:ascii="Times New Roman" w:hAnsi="Times New Roman" w:cs="Times New Roman"/>
+          <w:spacing w:val="-2"/>
+          <w:sz w:val="24"/>
+          <w:szCs w:val="24"/>
+        </w:rPr>
+        <w:t xml:space="preserve"> </w:t>
+      </w:r>
+      <w:r>
+        <w:rPr>
+          <w:rFonts w:ascii="Times New Roman" w:hAnsi="Times New Roman" w:cs="Times New Roman"/>
+          <w:sz w:val="24"/>
+          <w:szCs w:val="24"/>
+        </w:rPr>
+        <w:t>analysis</w:t>
+      </w:r>
+      <w:r>
+        <w:rPr>
+          <w:rFonts w:ascii="Times New Roman" w:hAnsi="Times New Roman" w:cs="Times New Roman"/>
+          <w:spacing w:val="1"/>
+          <w:sz w:val="24"/>
+          <w:szCs w:val="24"/>
+        </w:rPr>
+        <w:t xml:space="preserve"> </w:t>
+      </w:r>
+      <w:r>
+        <w:rPr>
+          <w:rFonts w:ascii="Times New Roman" w:hAnsi="Times New Roman" w:cs="Times New Roman"/>
+          <w:sz w:val="24"/>
+          <w:szCs w:val="24"/>
+        </w:rPr>
+        <w:t>of</w:t>
+      </w:r>
+      <w:r>
+        <w:rPr>
+          <w:rFonts w:ascii="Times New Roman" w:hAnsi="Times New Roman" w:cs="Times New Roman"/>
           <w:spacing w:val="-1"/>
-          <w:sz w:val="16"/>
-          <w:szCs w:val="16"/>
+          <w:sz w:val="24"/>
+          <w:szCs w:val="24"/>
         </w:rPr>
         <w:t xml:space="preserve"> </w:t>
       </w:r>
       <w:r>
         <w:rPr>
-          <w:sz w:val="16"/>
-          <w:szCs w:val="16"/>
-        </w:rPr>
-        <w:t>analysis</w:t>
-      </w:r>
-      <w:r>
-        <w:rPr>
-          <w:spacing w:val="1"/>
-          <w:sz w:val="16"/>
-          <w:szCs w:val="16"/>
+          <w:rFonts w:ascii="Times New Roman" w:hAnsi="Times New Roman" w:cs="Times New Roman"/>
+          <w:sz w:val="24"/>
+          <w:szCs w:val="24"/>
+        </w:rPr>
+        <w:t>Mutant</w:t>
+      </w:r>
+      <w:r>
+        <w:rPr>
+          <w:rFonts w:ascii="Times New Roman" w:hAnsi="Times New Roman" w:cs="Times New Roman"/>
+          <w:spacing w:val="-1"/>
+          <w:sz w:val="24"/>
+          <w:szCs w:val="24"/>
         </w:rPr>
         <w:t xml:space="preserve"> </w:t>
       </w:r>
       <w:r>
         <w:rPr>
-          <w:sz w:val="16"/>
-          <w:szCs w:val="16"/>
-        </w:rPr>
-        <w:t>of</w:t>
-      </w:r>
-      <w:r>
-        <w:rPr>
-          <w:spacing w:val="-2"/>
-          <w:sz w:val="16"/>
-          <w:szCs w:val="16"/>
-        </w:rPr>
-        <w:t xml:space="preserve"> </w:t>
-      </w:r>
-      <w:r>
-        <w:rPr>
-          <w:sz w:val="16"/>
-          <w:szCs w:val="16"/>
-        </w:rPr>
-        <w:t>Mutant</w:t>
-      </w:r>
-      <w:r>
-        <w:rPr>
-          <w:spacing w:val="-1"/>
-          <w:sz w:val="16"/>
-          <w:szCs w:val="16"/>
-        </w:rPr>
-        <w:t xml:space="preserve"> </w:t>
-      </w:r>
-      <w:r>
-        <w:rPr>
-          <w:sz w:val="16"/>
-          <w:szCs w:val="16"/>
-        </w:rPr>
-        <w:t>NRAS</w:t>
-      </w:r>
-      <w:r>
-        <w:rPr>
-          <w:sz w:val="16"/>
-          <w:szCs w:val="16"/>
-        </w:rPr>
-        <w:t xml:space="preserve">                                                                                                    </w:t>
-      </w:r>
-      <w:r>
-        <w:rPr>
-          <w:sz w:val="16"/>
-          <w:szCs w:val="16"/>
-        </w:rPr>
-        <w:t>PROSA</w:t>
-      </w:r>
-      <w:r>
-        <w:rPr>
-          <w:spacing w:val="-2"/>
-          <w:sz w:val="16"/>
-          <w:szCs w:val="16"/>
-        </w:rPr>
-        <w:t xml:space="preserve"> </w:t>
-      </w:r>
-      <w:r>
-        <w:rPr>
-          <w:sz w:val="16"/>
-          <w:szCs w:val="16"/>
-        </w:rPr>
-        <w:t>analysis</w:t>
-      </w:r>
-      <w:r>
-        <w:rPr>
-          <w:spacing w:val="1"/>
-          <w:sz w:val="16"/>
-          <w:szCs w:val="16"/>
-        </w:rPr>
-        <w:t xml:space="preserve"> </w:t>
-      </w:r>
-      <w:r>
-        <w:rPr>
-          <w:sz w:val="16"/>
-          <w:szCs w:val="16"/>
-        </w:rPr>
-        <w:t>of</w:t>
-      </w:r>
-      <w:r>
-        <w:rPr>
-          <w:spacing w:val="-1"/>
-          <w:sz w:val="16"/>
-          <w:szCs w:val="16"/>
-        </w:rPr>
-        <w:t xml:space="preserve"> </w:t>
-      </w:r>
-      <w:r>
-        <w:rPr>
-          <w:sz w:val="16"/>
-          <w:szCs w:val="16"/>
-        </w:rPr>
-        <w:t>Mutant</w:t>
-      </w:r>
-      <w:r>
-        <w:rPr>
-          <w:spacing w:val="-1"/>
-          <w:sz w:val="16"/>
-          <w:szCs w:val="16"/>
-        </w:rPr>
-        <w:t xml:space="preserve"> </w:t>
-      </w:r>
-      <w:r>
-        <w:rPr>
-          <w:sz w:val="16"/>
-          <w:szCs w:val="16"/>
+          <w:rFonts w:ascii="Times New Roman" w:hAnsi="Times New Roman" w:cs="Times New Roman"/>
+          <w:sz w:val="24"/>
+          <w:szCs w:val="24"/>
         </w:rPr>
         <w:t>NRAS</w:t>
       </w:r>
@@ -2896,11 +2618,6 @@
         </w:tabs>
         <w:spacing w:before="150"/>
         <w:ind w:right="278"/>
-        <w:jc w:val="both"/>
-        <w:rPr>
-          <w:sz w:val="16"/>
-          <w:szCs w:val="16"/>
-        </w:rPr>
       </w:pPr>
       <w:r>
         <w:t xml:space="preserve">                                                                                           </w:t>
@@ -2908,26 +2625,27 @@
     </w:p>
     <w:p>
       <w:pPr>
-        <w:jc w:val="both"/>
-        <w:rPr>
-          <w:rFonts w:ascii="Times New Roman" w:hAnsi="Times New Roman" w:cs="Times New Roman"/>
-          <w:sz w:val="24"/>
-          <w:szCs w:val="24"/>
-        </w:rPr>
-      </w:pPr>
-    </w:p>
-    <w:p>
-      <w:pPr>
-        <w:jc w:val="both"/>
-        <w:rPr>
-          <w:rFonts w:ascii="Times New Roman" w:hAnsi="Times New Roman" w:cs="Times New Roman"/>
-          <w:sz w:val="24"/>
-          <w:szCs w:val="24"/>
-        </w:rPr>
-      </w:pPr>
-      <w:r>
-        <w:rPr>
+        <w:rPr>
+          <w:rFonts w:ascii="Times New Roman" w:hAnsi="Times New Roman" w:cs="Times New Roman"/>
+          <w:sz w:val="24"/>
+          <w:szCs w:val="24"/>
+        </w:rPr>
+      </w:pPr>
+    </w:p>
+    <w:p>
+      <w:pPr>
+        <w:rPr>
+          <w:rFonts w:ascii="Times New Roman" w:hAnsi="Times New Roman" w:cs="Times New Roman"/>
+          <w:sz w:val="24"/>
+          <w:szCs w:val="24"/>
+        </w:rPr>
+      </w:pPr>
+      <w:r>
+        <w:rPr>
+          <w:rFonts w:ascii="Times New Roman" w:hAnsi="Times New Roman" w:cs="Times New Roman"/>
           <w:noProof/>
+          <w:sz w:val="24"/>
+          <w:szCs w:val="24"/>
         </w:rPr>
         <w:drawing>
           <wp:anchor distT="0" distB="0" distL="0" distR="0" simplePos="0" relativeHeight="251663360" behindDoc="0" locked="0" layoutInCell="1" allowOverlap="1" wp14:anchorId="48026723" wp14:editId="1F3B7A6A">
@@ -2981,7 +2699,10 @@
       </w:r>
       <w:r>
         <w:rPr>
+          <w:rFonts w:ascii="Times New Roman" w:hAnsi="Times New Roman" w:cs="Times New Roman"/>
           <w:noProof/>
+          <w:sz w:val="24"/>
+          <w:szCs w:val="24"/>
         </w:rPr>
         <w:drawing>
           <wp:anchor distT="0" distB="0" distL="0" distR="0" simplePos="0" relativeHeight="251664384" behindDoc="0" locked="0" layoutInCell="1" allowOverlap="1" wp14:anchorId="47D40009" wp14:editId="2B1236B5">
@@ -3041,2113 +2762,124 @@
     </w:p>
     <w:p>
       <w:pPr>
-        <w:jc w:val="both"/>
-        <w:rPr>
-          <w:rFonts w:ascii="Times New Roman" w:hAnsi="Times New Roman" w:cs="Times New Roman"/>
-          <w:sz w:val="16"/>
-          <w:szCs w:val="16"/>
-        </w:rPr>
-      </w:pPr>
-      <w:r>
-        <w:rPr>
-          <w:rFonts w:ascii="Times New Roman" w:hAnsi="Times New Roman" w:cs="Times New Roman"/>
-          <w:sz w:val="24"/>
-          <w:szCs w:val="24"/>
-        </w:rPr>
-        <w:lastRenderedPageBreak/>
-        <w:t xml:space="preserve">             </w:t>
-      </w:r>
-      <w:r>
-        <w:rPr>
-          <w:sz w:val="16"/>
-          <w:szCs w:val="16"/>
-        </w:rPr>
-        <w:t>PROCHECK</w:t>
-      </w:r>
-      <w:r>
-        <w:rPr>
+        <w:rPr>
+          <w:rFonts w:ascii="Times New Roman" w:hAnsi="Times New Roman" w:cs="Times New Roman"/>
+          <w:sz w:val="24"/>
+          <w:szCs w:val="24"/>
+        </w:rPr>
+      </w:pPr>
+      <w:r>
+        <w:rPr>
+          <w:rFonts w:ascii="Times New Roman" w:hAnsi="Times New Roman" w:cs="Times New Roman"/>
+          <w:sz w:val="24"/>
+          <w:szCs w:val="24"/>
+        </w:rPr>
+        <w:t xml:space="preserve">             PROCHECK</w:t>
+      </w:r>
+      <w:r>
+        <w:rPr>
+          <w:rFonts w:ascii="Times New Roman" w:hAnsi="Times New Roman" w:cs="Times New Roman"/>
           <w:spacing w:val="-2"/>
-          <w:sz w:val="16"/>
-          <w:szCs w:val="16"/>
+          <w:sz w:val="24"/>
+          <w:szCs w:val="24"/>
         </w:rPr>
         <w:t xml:space="preserve"> </w:t>
       </w:r>
       <w:r>
         <w:rPr>
-          <w:sz w:val="16"/>
-          <w:szCs w:val="16"/>
+          <w:rFonts w:ascii="Times New Roman" w:hAnsi="Times New Roman" w:cs="Times New Roman"/>
+          <w:sz w:val="24"/>
+          <w:szCs w:val="24"/>
         </w:rPr>
         <w:t>analysis</w:t>
       </w:r>
       <w:r>
         <w:rPr>
+          <w:rFonts w:ascii="Times New Roman" w:hAnsi="Times New Roman" w:cs="Times New Roman"/>
           <w:spacing w:val="-2"/>
-          <w:sz w:val="16"/>
-          <w:szCs w:val="16"/>
+          <w:sz w:val="24"/>
+          <w:szCs w:val="24"/>
         </w:rPr>
         <w:t xml:space="preserve"> </w:t>
       </w:r>
       <w:r>
         <w:rPr>
-          <w:sz w:val="16"/>
-          <w:szCs w:val="16"/>
+          <w:rFonts w:ascii="Times New Roman" w:hAnsi="Times New Roman" w:cs="Times New Roman"/>
+          <w:sz w:val="24"/>
+          <w:szCs w:val="24"/>
         </w:rPr>
         <w:t>of</w:t>
       </w:r>
       <w:r>
         <w:rPr>
+          <w:rFonts w:ascii="Times New Roman" w:hAnsi="Times New Roman" w:cs="Times New Roman"/>
           <w:spacing w:val="-2"/>
-          <w:sz w:val="16"/>
-          <w:szCs w:val="16"/>
+          <w:sz w:val="24"/>
+          <w:szCs w:val="24"/>
         </w:rPr>
         <w:t xml:space="preserve"> </w:t>
       </w:r>
       <w:r>
         <w:rPr>
-          <w:sz w:val="16"/>
-          <w:szCs w:val="16"/>
+          <w:rFonts w:ascii="Times New Roman" w:hAnsi="Times New Roman" w:cs="Times New Roman"/>
+          <w:sz w:val="24"/>
+          <w:szCs w:val="24"/>
         </w:rPr>
         <w:t>Mutant</w:t>
       </w:r>
       <w:r>
         <w:rPr>
+          <w:rFonts w:ascii="Times New Roman" w:hAnsi="Times New Roman" w:cs="Times New Roman"/>
           <w:spacing w:val="-2"/>
-          <w:sz w:val="16"/>
-          <w:szCs w:val="16"/>
+          <w:sz w:val="24"/>
+          <w:szCs w:val="24"/>
         </w:rPr>
         <w:t xml:space="preserve"> </w:t>
       </w:r>
       <w:r>
         <w:rPr>
-          <w:sz w:val="16"/>
-          <w:szCs w:val="16"/>
-        </w:rPr>
-        <w:t>NRAS</w:t>
-      </w:r>
-      <w:r>
-        <w:rPr>
-          <w:rFonts w:ascii="Times New Roman" w:hAnsi="Times New Roman" w:cs="Times New Roman"/>
-          <w:sz w:val="16"/>
-          <w:szCs w:val="16"/>
-        </w:rPr>
-        <w:t xml:space="preserve">                                                             PROCHECK analysis of Mutant NRAS                                                                                      </w:t>
-      </w:r>
-    </w:p>
-    <w:p>
-      <w:pPr>
-        <w:jc w:val="both"/>
-        <w:rPr>
-          <w:rFonts w:ascii="Times New Roman" w:hAnsi="Times New Roman" w:cs="Times New Roman"/>
-          <w:sz w:val="24"/>
-          <w:szCs w:val="24"/>
-        </w:rPr>
-      </w:pPr>
-    </w:p>
-    <w:p>
-      <w:pPr>
-        <w:jc w:val="both"/>
-        <w:rPr>
-          <w:rFonts w:ascii="Times New Roman" w:hAnsi="Times New Roman" w:cs="Times New Roman"/>
-          <w:sz w:val="24"/>
-          <w:szCs w:val="24"/>
-        </w:rPr>
-      </w:pPr>
-      <w:r>
-        <w:rPr>
-          <w:rFonts w:ascii="Times New Roman" w:hAnsi="Times New Roman" w:cs="Times New Roman"/>
-          <w:sz w:val="24"/>
-          <w:szCs w:val="24"/>
-        </w:rPr>
-        <w:t xml:space="preserve">Virtual Screening using </w:t>
-      </w:r>
-      <w:proofErr w:type="spellStart"/>
-      <w:r>
-        <w:rPr>
-          <w:rFonts w:ascii="Times New Roman" w:hAnsi="Times New Roman" w:cs="Times New Roman"/>
-          <w:sz w:val="24"/>
-          <w:szCs w:val="24"/>
-        </w:rPr>
-        <w:t>Pyrx</w:t>
-      </w:r>
-      <w:proofErr w:type="spellEnd"/>
-      <w:r>
-        <w:rPr>
-          <w:rFonts w:ascii="Times New Roman" w:hAnsi="Times New Roman" w:cs="Times New Roman"/>
-          <w:sz w:val="24"/>
-          <w:szCs w:val="24"/>
-        </w:rPr>
-        <w:t xml:space="preserve"> </w:t>
-      </w:r>
-      <w:proofErr w:type="spellStart"/>
-      <w:r>
-        <w:rPr>
-          <w:rFonts w:ascii="Times New Roman" w:hAnsi="Times New Roman" w:cs="Times New Roman"/>
-          <w:sz w:val="24"/>
-          <w:szCs w:val="24"/>
-        </w:rPr>
-        <w:t>Autodock</w:t>
-      </w:r>
-      <w:proofErr w:type="spellEnd"/>
-      <w:r>
-        <w:rPr>
-          <w:rFonts w:ascii="Times New Roman" w:hAnsi="Times New Roman" w:cs="Times New Roman"/>
-          <w:sz w:val="24"/>
-          <w:szCs w:val="24"/>
-        </w:rPr>
-        <w:t xml:space="preserve"> 4.2</w:t>
-      </w:r>
-      <w:r>
-        <w:rPr>
-          <w:rFonts w:ascii="Times New Roman" w:hAnsi="Times New Roman" w:cs="Times New Roman"/>
-          <w:sz w:val="24"/>
-          <w:szCs w:val="24"/>
-        </w:rPr>
-        <w:t xml:space="preserve"> was performed with </w:t>
-      </w:r>
-      <w:r>
-        <w:rPr>
-          <w:rFonts w:ascii="Times New Roman" w:hAnsi="Times New Roman" w:cs="Times New Roman"/>
-          <w:sz w:val="24"/>
-          <w:szCs w:val="24"/>
-        </w:rPr>
-        <w:t xml:space="preserve">5322 natural compounds </w:t>
-      </w:r>
-      <w:r>
-        <w:rPr>
-          <w:rFonts w:ascii="Times New Roman" w:hAnsi="Times New Roman" w:cs="Times New Roman"/>
-          <w:sz w:val="24"/>
-          <w:szCs w:val="24"/>
-        </w:rPr>
-        <w:t>from Zinc Database after filtration by FAFDrugs4 tool</w:t>
-      </w:r>
-      <w:r>
-        <w:rPr>
-          <w:rFonts w:ascii="Times New Roman" w:hAnsi="Times New Roman" w:cs="Times New Roman"/>
-          <w:sz w:val="24"/>
-          <w:szCs w:val="24"/>
-        </w:rPr>
-        <w:t>.</w:t>
-      </w:r>
-      <w:r>
-        <w:rPr>
-          <w:rFonts w:ascii="Times New Roman" w:hAnsi="Times New Roman" w:cs="Times New Roman"/>
-          <w:sz w:val="24"/>
-          <w:szCs w:val="24"/>
-        </w:rPr>
-        <w:t xml:space="preserve"> </w:t>
-      </w:r>
-      <w:r>
-        <w:rPr>
-          <w:rFonts w:ascii="Times New Roman" w:hAnsi="Times New Roman" w:cs="Times New Roman"/>
-          <w:sz w:val="24"/>
-          <w:szCs w:val="24"/>
-        </w:rPr>
-        <w:t xml:space="preserve">The binding site was defined using </w:t>
-      </w:r>
-      <w:proofErr w:type="spellStart"/>
-      <w:r>
-        <w:rPr>
-          <w:rFonts w:ascii="Times New Roman" w:hAnsi="Times New Roman" w:cs="Times New Roman"/>
-          <w:sz w:val="24"/>
-          <w:szCs w:val="24"/>
-        </w:rPr>
-        <w:t>AutoGrid</w:t>
-      </w:r>
-      <w:proofErr w:type="spellEnd"/>
-      <w:r>
-        <w:rPr>
-          <w:rFonts w:ascii="Times New Roman" w:hAnsi="Times New Roman" w:cs="Times New Roman"/>
-          <w:sz w:val="24"/>
-          <w:szCs w:val="24"/>
-        </w:rPr>
-        <w:t xml:space="preserve"> in the </w:t>
-      </w:r>
-      <w:proofErr w:type="spellStart"/>
-      <w:r>
-        <w:rPr>
-          <w:rFonts w:ascii="Times New Roman" w:hAnsi="Times New Roman" w:cs="Times New Roman"/>
-          <w:sz w:val="24"/>
-          <w:szCs w:val="24"/>
-        </w:rPr>
-        <w:t>Pyrx</w:t>
-      </w:r>
-      <w:proofErr w:type="spellEnd"/>
-      <w:r>
-        <w:rPr>
-          <w:rFonts w:ascii="Times New Roman" w:hAnsi="Times New Roman" w:cs="Times New Roman"/>
-          <w:sz w:val="24"/>
-          <w:szCs w:val="24"/>
-        </w:rPr>
-        <w:t xml:space="preserve"> virtual screening tool.</w:t>
-      </w:r>
-      <w:r>
-        <w:rPr>
-          <w:rFonts w:ascii="Times New Roman" w:hAnsi="Times New Roman" w:cs="Times New Roman"/>
-          <w:sz w:val="24"/>
-          <w:szCs w:val="24"/>
-        </w:rPr>
-        <w:t xml:space="preserve"> Below are</w:t>
-      </w:r>
-      <w:r>
-        <w:rPr>
-          <w:rFonts w:ascii="Times New Roman" w:hAnsi="Times New Roman" w:cs="Times New Roman"/>
-          <w:sz w:val="24"/>
-          <w:szCs w:val="24"/>
-        </w:rPr>
-        <w:t xml:space="preserve"> </w:t>
-      </w:r>
-      <w:r>
-        <w:rPr>
-          <w:rFonts w:ascii="Times New Roman" w:hAnsi="Times New Roman" w:cs="Times New Roman"/>
-          <w:sz w:val="24"/>
-          <w:szCs w:val="24"/>
-        </w:rPr>
-        <w:t>the best poses that were selected after screening 5322 compounds</w:t>
-      </w:r>
-      <w:r>
-        <w:rPr>
-          <w:rFonts w:ascii="Times New Roman" w:hAnsi="Times New Roman" w:cs="Times New Roman"/>
-          <w:sz w:val="24"/>
-          <w:szCs w:val="24"/>
-        </w:rPr>
-        <w:t>.</w:t>
-      </w:r>
-    </w:p>
-    <w:p>
-      <w:pPr>
-        <w:jc w:val="both"/>
-        <w:rPr>
-          <w:rFonts w:ascii="Times New Roman" w:hAnsi="Times New Roman" w:cs="Times New Roman"/>
-          <w:sz w:val="24"/>
-          <w:szCs w:val="24"/>
-        </w:rPr>
-      </w:pPr>
-    </w:p>
-    <w:tbl>
-      <w:tblPr>
-        <w:tblStyle w:val="TableGrid"/>
-        <w:tblW w:w="9918" w:type="dxa"/>
-        <w:tblLook w:val="04A0" w:firstRow="1" w:lastRow="0" w:firstColumn="1" w:lastColumn="0" w:noHBand="0" w:noVBand="1"/>
-      </w:tblPr>
-      <w:tblGrid>
-        <w:gridCol w:w="1610"/>
-        <w:gridCol w:w="1412"/>
-        <w:gridCol w:w="3766"/>
-        <w:gridCol w:w="3130"/>
-      </w:tblGrid>
-      <w:tr>
-        <w:tc>
-          <w:tcPr>
-            <w:tcW w:w="1555" w:type="dxa"/>
-          </w:tcPr>
-          <w:p>
-            <w:pPr>
-              <w:jc w:val="both"/>
-              <w:rPr>
-                <w:rFonts w:ascii="Times New Roman" w:hAnsi="Times New Roman" w:cs="Times New Roman"/>
-              </w:rPr>
-            </w:pPr>
-            <w:r>
-              <w:rPr>
-                <w:rFonts w:ascii="Times New Roman" w:hAnsi="Times New Roman" w:cs="Times New Roman"/>
-              </w:rPr>
-              <w:t>ZINC ID</w:t>
-            </w:r>
-          </w:p>
-        </w:tc>
-        <w:tc>
-          <w:tcPr>
-            <w:tcW w:w="1417" w:type="dxa"/>
-          </w:tcPr>
-          <w:p>
-            <w:pPr>
-              <w:jc w:val="both"/>
-              <w:rPr>
-                <w:rFonts w:ascii="Times New Roman" w:hAnsi="Times New Roman" w:cs="Times New Roman"/>
-              </w:rPr>
-            </w:pPr>
-            <w:r>
-              <w:rPr>
-                <w:rFonts w:ascii="Times New Roman" w:hAnsi="Times New Roman" w:cs="Times New Roman"/>
-              </w:rPr>
-              <w:t xml:space="preserve">Binding free </w:t>
-            </w:r>
-          </w:p>
-          <w:p>
-            <w:pPr>
-              <w:jc w:val="both"/>
-              <w:rPr>
-                <w:rFonts w:ascii="Times New Roman" w:hAnsi="Times New Roman" w:cs="Times New Roman"/>
-              </w:rPr>
-            </w:pPr>
-            <w:r>
-              <w:rPr>
-                <w:rFonts w:ascii="Times New Roman" w:hAnsi="Times New Roman" w:cs="Times New Roman"/>
-              </w:rPr>
-              <w:t xml:space="preserve">energy </w:t>
-            </w:r>
-          </w:p>
-          <w:p>
-            <w:pPr>
-              <w:jc w:val="both"/>
-              <w:rPr>
-                <w:rFonts w:ascii="Times New Roman" w:hAnsi="Times New Roman" w:cs="Times New Roman"/>
-              </w:rPr>
-            </w:pPr>
-            <w:r>
-              <w:rPr>
-                <w:rFonts w:ascii="Times New Roman" w:hAnsi="Times New Roman" w:cs="Times New Roman"/>
-              </w:rPr>
-              <w:t>(kcal/mol)</w:t>
-            </w:r>
-          </w:p>
-        </w:tc>
-        <w:tc>
-          <w:tcPr>
-            <w:tcW w:w="3790" w:type="dxa"/>
-          </w:tcPr>
-          <w:p>
-            <w:pPr>
-              <w:jc w:val="both"/>
-              <w:rPr>
-                <w:rFonts w:ascii="Times New Roman" w:hAnsi="Times New Roman" w:cs="Times New Roman"/>
-              </w:rPr>
-            </w:pPr>
-            <w:r>
-              <w:rPr>
-                <w:rFonts w:ascii="Times New Roman" w:hAnsi="Times New Roman" w:cs="Times New Roman"/>
-              </w:rPr>
-              <w:t xml:space="preserve">Hydrogen bonding pairs </w:t>
-            </w:r>
-            <w:proofErr w:type="gramStart"/>
-            <w:r>
-              <w:rPr>
-                <w:rFonts w:ascii="Times New Roman" w:hAnsi="Times New Roman" w:cs="Times New Roman"/>
-              </w:rPr>
-              <w:t>HD::</w:t>
-            </w:r>
-            <w:proofErr w:type="gramEnd"/>
-            <w:r>
-              <w:rPr>
-                <w:rFonts w:ascii="Times New Roman" w:hAnsi="Times New Roman" w:cs="Times New Roman"/>
-              </w:rPr>
-              <w:t>HA</w:t>
-            </w:r>
-          </w:p>
-        </w:tc>
-        <w:tc>
-          <w:tcPr>
-            <w:tcW w:w="3156" w:type="dxa"/>
-          </w:tcPr>
-          <w:p>
-            <w:pPr>
-              <w:jc w:val="both"/>
-              <w:rPr>
-                <w:rFonts w:ascii="Times New Roman" w:hAnsi="Times New Roman" w:cs="Times New Roman"/>
-              </w:rPr>
-            </w:pPr>
-            <w:r>
-              <w:rPr>
-                <w:rFonts w:ascii="Times New Roman" w:hAnsi="Times New Roman" w:cs="Times New Roman"/>
-              </w:rPr>
-              <w:t>Residues in Hydrophobic Interactions or van der Waals contact</w:t>
-            </w:r>
-          </w:p>
-        </w:tc>
-      </w:tr>
-      <w:tr>
-        <w:tc>
-          <w:tcPr>
-            <w:tcW w:w="1555" w:type="dxa"/>
-          </w:tcPr>
-          <w:p>
-            <w:pPr>
-              <w:jc w:val="both"/>
-              <w:rPr>
-                <w:rFonts w:ascii="Times New Roman" w:hAnsi="Times New Roman" w:cs="Times New Roman"/>
-              </w:rPr>
-            </w:pPr>
-            <w:r>
-              <w:rPr>
-                <w:rFonts w:ascii="Times New Roman" w:hAnsi="Times New Roman" w:cs="Times New Roman"/>
-              </w:rPr>
-              <w:t>ZINC02107288</w:t>
-            </w:r>
-          </w:p>
-        </w:tc>
-        <w:tc>
-          <w:tcPr>
-            <w:tcW w:w="1417" w:type="dxa"/>
-          </w:tcPr>
-          <w:p>
-            <w:pPr>
-              <w:jc w:val="both"/>
-              <w:rPr>
-                <w:rFonts w:ascii="Times New Roman" w:hAnsi="Times New Roman" w:cs="Times New Roman"/>
-              </w:rPr>
-            </w:pPr>
-            <w:r>
-              <w:rPr>
-                <w:rFonts w:ascii="Times New Roman" w:hAnsi="Times New Roman" w:cs="Times New Roman"/>
-              </w:rPr>
-              <w:t>-10.62</w:t>
-            </w:r>
-          </w:p>
-        </w:tc>
-        <w:tc>
-          <w:tcPr>
-            <w:tcW w:w="3790" w:type="dxa"/>
-          </w:tcPr>
-          <w:p>
-            <w:pPr>
-              <w:jc w:val="both"/>
-              <w:rPr>
-                <w:rFonts w:ascii="Times New Roman" w:hAnsi="Times New Roman" w:cs="Times New Roman"/>
-              </w:rPr>
-            </w:pPr>
-            <w:r>
-              <w:rPr>
-                <w:rFonts w:ascii="Times New Roman" w:hAnsi="Times New Roman" w:cs="Times New Roman"/>
-              </w:rPr>
-              <w:t>Lys-16(N</w:t>
-            </w:r>
-            <w:proofErr w:type="gramStart"/>
-            <w:r>
-              <w:rPr>
-                <w:rFonts w:ascii="Times New Roman" w:hAnsi="Times New Roman" w:cs="Times New Roman"/>
-              </w:rPr>
-              <w:t>)::</w:t>
-            </w:r>
-            <w:proofErr w:type="gramEnd"/>
-            <w:r>
-              <w:rPr>
-                <w:rFonts w:ascii="Times New Roman" w:hAnsi="Times New Roman" w:cs="Times New Roman"/>
-              </w:rPr>
-              <w:t xml:space="preserve"> Unk0(C)OXT</w:t>
-            </w:r>
-          </w:p>
-          <w:p>
-            <w:pPr>
-              <w:jc w:val="both"/>
-              <w:rPr>
-                <w:rFonts w:ascii="Times New Roman" w:hAnsi="Times New Roman" w:cs="Times New Roman"/>
-              </w:rPr>
-            </w:pPr>
-            <w:r>
-              <w:rPr>
-                <w:rFonts w:ascii="Times New Roman" w:hAnsi="Times New Roman" w:cs="Times New Roman"/>
-              </w:rPr>
-              <w:t>Lys-16(NZ</w:t>
-            </w:r>
-            <w:proofErr w:type="gramStart"/>
-            <w:r>
-              <w:rPr>
-                <w:rFonts w:ascii="Times New Roman" w:hAnsi="Times New Roman" w:cs="Times New Roman"/>
-              </w:rPr>
-              <w:t>)::</w:t>
-            </w:r>
-            <w:proofErr w:type="gramEnd"/>
-            <w:r>
-              <w:rPr>
-                <w:rFonts w:ascii="Times New Roman" w:hAnsi="Times New Roman" w:cs="Times New Roman"/>
-              </w:rPr>
-              <w:t xml:space="preserve"> Unk0(C)OXT</w:t>
-            </w:r>
-          </w:p>
-          <w:p>
-            <w:pPr>
-              <w:jc w:val="both"/>
-              <w:rPr>
-                <w:rFonts w:ascii="Times New Roman" w:hAnsi="Times New Roman" w:cs="Times New Roman"/>
-                <w:lang w:val="pt-BR"/>
-              </w:rPr>
-            </w:pPr>
-            <w:r>
-              <w:rPr>
-                <w:rFonts w:ascii="Times New Roman" w:hAnsi="Times New Roman" w:cs="Times New Roman"/>
-                <w:lang w:val="pt-BR"/>
-              </w:rPr>
-              <w:t>Gly-15(N):: Unk0(C)OXT</w:t>
-            </w:r>
-          </w:p>
-          <w:p>
-            <w:pPr>
-              <w:jc w:val="both"/>
-              <w:rPr>
-                <w:rFonts w:ascii="Times New Roman" w:hAnsi="Times New Roman" w:cs="Times New Roman"/>
-                <w:lang w:val="pt-BR"/>
-              </w:rPr>
-            </w:pPr>
-            <w:r>
-              <w:rPr>
-                <w:rFonts w:ascii="Times New Roman" w:hAnsi="Times New Roman" w:cs="Times New Roman"/>
-                <w:lang w:val="pt-BR"/>
-              </w:rPr>
-              <w:t>Ser-17(N)::Unk0(C)O</w:t>
-            </w:r>
-          </w:p>
-          <w:p>
-            <w:pPr>
-              <w:jc w:val="both"/>
-              <w:rPr>
-                <w:rFonts w:ascii="Times New Roman" w:hAnsi="Times New Roman" w:cs="Times New Roman"/>
-              </w:rPr>
-            </w:pPr>
-            <w:r>
-              <w:rPr>
-                <w:rFonts w:ascii="Times New Roman" w:hAnsi="Times New Roman" w:cs="Times New Roman"/>
-              </w:rPr>
-              <w:t>Asp-33(N</w:t>
-            </w:r>
-            <w:proofErr w:type="gramStart"/>
-            <w:r>
-              <w:rPr>
-                <w:rFonts w:ascii="Times New Roman" w:hAnsi="Times New Roman" w:cs="Times New Roman"/>
-              </w:rPr>
-              <w:t>)::</w:t>
-            </w:r>
-            <w:proofErr w:type="gramEnd"/>
-            <w:r>
-              <w:rPr>
-                <w:rFonts w:ascii="Times New Roman" w:hAnsi="Times New Roman" w:cs="Times New Roman"/>
-              </w:rPr>
-              <w:t>Unk0(C</w:t>
-            </w:r>
-            <w:proofErr w:type="gramStart"/>
-            <w:r>
-              <w:rPr>
-                <w:rFonts w:ascii="Times New Roman" w:hAnsi="Times New Roman" w:cs="Times New Roman"/>
-              </w:rPr>
-              <w:t>11)O</w:t>
-            </w:r>
-            <w:proofErr w:type="gramEnd"/>
-          </w:p>
-          <w:p>
-            <w:pPr>
-              <w:jc w:val="both"/>
-              <w:rPr>
-                <w:rFonts w:ascii="Times New Roman" w:hAnsi="Times New Roman" w:cs="Times New Roman"/>
-              </w:rPr>
-            </w:pPr>
-          </w:p>
-        </w:tc>
-        <w:tc>
-          <w:tcPr>
-            <w:tcW w:w="3156" w:type="dxa"/>
-          </w:tcPr>
-          <w:p>
-            <w:pPr>
-              <w:jc w:val="both"/>
-              <w:rPr>
-                <w:rFonts w:ascii="Times New Roman" w:hAnsi="Times New Roman" w:cs="Times New Roman"/>
-              </w:rPr>
-            </w:pPr>
-            <w:r>
-              <w:rPr>
-                <w:rFonts w:ascii="Times New Roman" w:hAnsi="Times New Roman" w:cs="Times New Roman"/>
-              </w:rPr>
-              <w:t>Val-14, Asp-13, Gly-60, Asp-12,</w:t>
-            </w:r>
-          </w:p>
-          <w:p>
-            <w:pPr>
-              <w:jc w:val="both"/>
-              <w:rPr>
-                <w:rFonts w:ascii="Times New Roman" w:hAnsi="Times New Roman" w:cs="Times New Roman"/>
-              </w:rPr>
-            </w:pPr>
-            <w:r>
-              <w:rPr>
-                <w:rFonts w:ascii="Times New Roman" w:hAnsi="Times New Roman" w:cs="Times New Roman"/>
-              </w:rPr>
-              <w:t>Tyr-32, Glu-31, Ala-18, Asn-116, Lys-117, Asp-119, Lys-147,</w:t>
-            </w:r>
-          </w:p>
-          <w:p>
-            <w:pPr>
-              <w:jc w:val="both"/>
-              <w:rPr>
-                <w:rFonts w:ascii="Times New Roman" w:hAnsi="Times New Roman" w:cs="Times New Roman"/>
-              </w:rPr>
-            </w:pPr>
-            <w:r>
-              <w:rPr>
-                <w:rFonts w:ascii="Times New Roman" w:hAnsi="Times New Roman" w:cs="Times New Roman"/>
-              </w:rPr>
-              <w:t>Phe-28, Pro-34</w:t>
-            </w:r>
-          </w:p>
-        </w:tc>
-      </w:tr>
-      <w:tr>
-        <w:tc>
-          <w:tcPr>
-            <w:tcW w:w="1555" w:type="dxa"/>
-          </w:tcPr>
-          <w:p>
-            <w:pPr>
-              <w:jc w:val="both"/>
-              <w:rPr>
-                <w:rFonts w:ascii="Times New Roman" w:hAnsi="Times New Roman" w:cs="Times New Roman"/>
-              </w:rPr>
-            </w:pPr>
-            <w:r>
-              <w:rPr>
-                <w:rFonts w:ascii="Times New Roman" w:hAnsi="Times New Roman" w:cs="Times New Roman"/>
-              </w:rPr>
-              <w:t>ZINC02096813</w:t>
-            </w:r>
-          </w:p>
-        </w:tc>
-        <w:tc>
-          <w:tcPr>
-            <w:tcW w:w="1417" w:type="dxa"/>
-          </w:tcPr>
-          <w:p>
-            <w:pPr>
-              <w:jc w:val="both"/>
-              <w:rPr>
-                <w:rFonts w:ascii="Times New Roman" w:hAnsi="Times New Roman" w:cs="Times New Roman"/>
-              </w:rPr>
-            </w:pPr>
-            <w:r>
-              <w:rPr>
-                <w:rFonts w:ascii="Times New Roman" w:hAnsi="Times New Roman" w:cs="Times New Roman"/>
-              </w:rPr>
-              <w:t>-10.61</w:t>
-            </w:r>
-          </w:p>
-        </w:tc>
-        <w:tc>
-          <w:tcPr>
-            <w:tcW w:w="3790" w:type="dxa"/>
-          </w:tcPr>
-          <w:p>
-            <w:pPr>
-              <w:jc w:val="both"/>
-              <w:rPr>
-                <w:rFonts w:ascii="Times New Roman" w:hAnsi="Times New Roman" w:cs="Times New Roman"/>
-                <w:lang w:val="pt-BR"/>
-              </w:rPr>
-            </w:pPr>
-            <w:r>
-              <w:rPr>
-                <w:rFonts w:ascii="Times New Roman" w:hAnsi="Times New Roman" w:cs="Times New Roman"/>
-                <w:lang w:val="pt-BR"/>
-              </w:rPr>
-              <w:t>Thr-35(N):: Unl1(C23) O5</w:t>
-            </w:r>
-          </w:p>
-          <w:p>
-            <w:pPr>
-              <w:jc w:val="both"/>
-              <w:rPr>
-                <w:rFonts w:ascii="Times New Roman" w:hAnsi="Times New Roman" w:cs="Times New Roman"/>
-                <w:lang w:val="pt-BR"/>
-              </w:rPr>
-            </w:pPr>
-            <w:r>
-              <w:rPr>
-                <w:rFonts w:ascii="Times New Roman" w:hAnsi="Times New Roman" w:cs="Times New Roman"/>
-                <w:lang w:val="pt-BR"/>
-              </w:rPr>
-              <w:t>Asp-12(OD1):: Unl1(N)</w:t>
-            </w:r>
-          </w:p>
-          <w:p>
-            <w:pPr>
-              <w:jc w:val="both"/>
-              <w:rPr>
-                <w:rFonts w:ascii="Times New Roman" w:hAnsi="Times New Roman" w:cs="Times New Roman"/>
-              </w:rPr>
-            </w:pPr>
-            <w:r>
-              <w:rPr>
-                <w:rFonts w:ascii="Times New Roman" w:hAnsi="Times New Roman" w:cs="Times New Roman"/>
-              </w:rPr>
-              <w:t>Gly-60(N</w:t>
-            </w:r>
-            <w:proofErr w:type="gramStart"/>
-            <w:r>
-              <w:rPr>
-                <w:rFonts w:ascii="Times New Roman" w:hAnsi="Times New Roman" w:cs="Times New Roman"/>
-              </w:rPr>
-              <w:t>)::</w:t>
-            </w:r>
-            <w:proofErr w:type="gramEnd"/>
-            <w:r>
-              <w:rPr>
-                <w:rFonts w:ascii="Times New Roman" w:hAnsi="Times New Roman" w:cs="Times New Roman"/>
-              </w:rPr>
-              <w:t xml:space="preserve"> Unl1(OXT)</w:t>
-            </w:r>
-          </w:p>
-          <w:p>
-            <w:pPr>
-              <w:jc w:val="both"/>
-              <w:rPr>
-                <w:rFonts w:ascii="Times New Roman" w:hAnsi="Times New Roman" w:cs="Times New Roman"/>
-              </w:rPr>
-            </w:pPr>
-            <w:r>
-              <w:rPr>
-                <w:rFonts w:ascii="Times New Roman" w:hAnsi="Times New Roman" w:cs="Times New Roman"/>
-              </w:rPr>
-              <w:t>Lys-16(NZ</w:t>
-            </w:r>
-            <w:proofErr w:type="gramStart"/>
-            <w:r>
-              <w:rPr>
-                <w:rFonts w:ascii="Times New Roman" w:hAnsi="Times New Roman" w:cs="Times New Roman"/>
-              </w:rPr>
-              <w:t>)::</w:t>
-            </w:r>
-            <w:proofErr w:type="gramEnd"/>
-            <w:r>
-              <w:rPr>
-                <w:rFonts w:ascii="Times New Roman" w:hAnsi="Times New Roman" w:cs="Times New Roman"/>
-              </w:rPr>
-              <w:t xml:space="preserve"> Unl1(OXT)</w:t>
-            </w:r>
-          </w:p>
-          <w:p>
-            <w:pPr>
-              <w:jc w:val="both"/>
-              <w:rPr>
-                <w:rFonts w:ascii="Times New Roman" w:hAnsi="Times New Roman" w:cs="Times New Roman"/>
-              </w:rPr>
-            </w:pPr>
-          </w:p>
-        </w:tc>
-        <w:tc>
-          <w:tcPr>
-            <w:tcW w:w="3156" w:type="dxa"/>
-          </w:tcPr>
-          <w:p>
-            <w:pPr>
-              <w:jc w:val="both"/>
-              <w:rPr>
-                <w:rFonts w:ascii="Times New Roman" w:hAnsi="Times New Roman" w:cs="Times New Roman"/>
-                <w:lang w:val="pt-BR"/>
-              </w:rPr>
-            </w:pPr>
-            <w:r>
-              <w:rPr>
-                <w:rFonts w:ascii="Times New Roman" w:hAnsi="Times New Roman" w:cs="Times New Roman"/>
-                <w:lang w:val="pt-BR"/>
-              </w:rPr>
-              <w:t>Ser-17, Gly-15, Asn-116, Lys-117, Phe-28, Lys-147, Ala-146, Asp-119, Ser-145, Ala-18, Tyr-32,</w:t>
-            </w:r>
-          </w:p>
-          <w:p>
-            <w:pPr>
-              <w:jc w:val="both"/>
-              <w:rPr>
-                <w:rFonts w:ascii="Times New Roman" w:hAnsi="Times New Roman" w:cs="Times New Roman"/>
-              </w:rPr>
-            </w:pPr>
-            <w:r>
-              <w:rPr>
-                <w:rFonts w:ascii="Times New Roman" w:hAnsi="Times New Roman" w:cs="Times New Roman"/>
-              </w:rPr>
-              <w:t>Asp-13</w:t>
-            </w:r>
-          </w:p>
-        </w:tc>
-      </w:tr>
-      <w:tr>
-        <w:tc>
-          <w:tcPr>
-            <w:tcW w:w="1555" w:type="dxa"/>
-          </w:tcPr>
-          <w:p>
-            <w:pPr>
-              <w:jc w:val="both"/>
-              <w:rPr>
-                <w:rFonts w:ascii="Times New Roman" w:hAnsi="Times New Roman" w:cs="Times New Roman"/>
-              </w:rPr>
-            </w:pPr>
-            <w:r>
-              <w:rPr>
-                <w:rFonts w:ascii="Times New Roman" w:hAnsi="Times New Roman" w:cs="Times New Roman"/>
-              </w:rPr>
-              <w:t>ZINC02096815</w:t>
-            </w:r>
-          </w:p>
-        </w:tc>
-        <w:tc>
-          <w:tcPr>
-            <w:tcW w:w="1417" w:type="dxa"/>
-          </w:tcPr>
-          <w:p>
-            <w:pPr>
-              <w:jc w:val="both"/>
-              <w:rPr>
-                <w:rFonts w:ascii="Times New Roman" w:hAnsi="Times New Roman" w:cs="Times New Roman"/>
-              </w:rPr>
-            </w:pPr>
-            <w:r>
-              <w:rPr>
-                <w:rFonts w:ascii="Times New Roman" w:hAnsi="Times New Roman" w:cs="Times New Roman"/>
-              </w:rPr>
-              <w:t>-10.33</w:t>
-            </w:r>
-          </w:p>
-        </w:tc>
-        <w:tc>
-          <w:tcPr>
-            <w:tcW w:w="3790" w:type="dxa"/>
-          </w:tcPr>
-          <w:p>
-            <w:pPr>
-              <w:jc w:val="both"/>
-              <w:rPr>
-                <w:rFonts w:ascii="Times New Roman" w:hAnsi="Times New Roman" w:cs="Times New Roman"/>
-                <w:lang w:val="pt-BR"/>
-              </w:rPr>
-            </w:pPr>
-            <w:r>
-              <w:rPr>
-                <w:rFonts w:ascii="Times New Roman" w:hAnsi="Times New Roman" w:cs="Times New Roman"/>
-                <w:lang w:val="pt-BR"/>
-              </w:rPr>
-              <w:t>Lys-16(N):: Unl1(C23)O5</w:t>
-            </w:r>
-          </w:p>
-          <w:p>
-            <w:pPr>
-              <w:jc w:val="both"/>
-              <w:rPr>
-                <w:rFonts w:ascii="Times New Roman" w:hAnsi="Times New Roman" w:cs="Times New Roman"/>
-                <w:lang w:val="pt-BR"/>
-              </w:rPr>
-            </w:pPr>
-            <w:r>
-              <w:rPr>
-                <w:rFonts w:ascii="Times New Roman" w:hAnsi="Times New Roman" w:cs="Times New Roman"/>
-                <w:lang w:val="pt-BR"/>
-              </w:rPr>
-              <w:t>Lys-16(NZ):: Unl1(C23)OXT Gly15(N):: Unl1(C23)O5</w:t>
-            </w:r>
-          </w:p>
-          <w:p>
-            <w:pPr>
-              <w:jc w:val="both"/>
-              <w:rPr>
-                <w:rFonts w:ascii="Times New Roman" w:hAnsi="Times New Roman" w:cs="Times New Roman"/>
-              </w:rPr>
-            </w:pPr>
-            <w:r>
-              <w:rPr>
-                <w:rFonts w:ascii="Times New Roman" w:hAnsi="Times New Roman" w:cs="Times New Roman"/>
-              </w:rPr>
-              <w:t>Ser17(OG</w:t>
-            </w:r>
-            <w:proofErr w:type="gramStart"/>
-            <w:r>
-              <w:rPr>
-                <w:rFonts w:ascii="Times New Roman" w:hAnsi="Times New Roman" w:cs="Times New Roman"/>
-              </w:rPr>
-              <w:t>)::</w:t>
-            </w:r>
-            <w:proofErr w:type="gramEnd"/>
-            <w:r>
-              <w:rPr>
-                <w:rFonts w:ascii="Times New Roman" w:hAnsi="Times New Roman" w:cs="Times New Roman"/>
-              </w:rPr>
-              <w:t xml:space="preserve"> Unl1(C</w:t>
-            </w:r>
-            <w:proofErr w:type="gramStart"/>
-            <w:r>
-              <w:rPr>
-                <w:rFonts w:ascii="Times New Roman" w:hAnsi="Times New Roman" w:cs="Times New Roman"/>
-              </w:rPr>
-              <w:t>20)O</w:t>
-            </w:r>
-            <w:proofErr w:type="gramEnd"/>
-            <w:r>
-              <w:rPr>
-                <w:rFonts w:ascii="Times New Roman" w:hAnsi="Times New Roman" w:cs="Times New Roman"/>
-              </w:rPr>
-              <w:t>4</w:t>
-            </w:r>
-          </w:p>
-          <w:p>
-            <w:pPr>
-              <w:jc w:val="both"/>
-              <w:rPr>
-                <w:rFonts w:ascii="Times New Roman" w:hAnsi="Times New Roman" w:cs="Times New Roman"/>
-              </w:rPr>
-            </w:pPr>
-          </w:p>
-        </w:tc>
-        <w:tc>
-          <w:tcPr>
-            <w:tcW w:w="3156" w:type="dxa"/>
-          </w:tcPr>
-          <w:p>
-            <w:pPr>
-              <w:jc w:val="both"/>
-              <w:rPr>
-                <w:rFonts w:ascii="Times New Roman" w:hAnsi="Times New Roman" w:cs="Times New Roman"/>
-              </w:rPr>
-            </w:pPr>
-            <w:r>
-              <w:rPr>
-                <w:rFonts w:ascii="Times New Roman" w:hAnsi="Times New Roman" w:cs="Times New Roman"/>
-              </w:rPr>
-              <w:t>Asp-12, Thr-58, Asp-13, Asp-33,</w:t>
-            </w:r>
-          </w:p>
-          <w:p>
-            <w:pPr>
-              <w:jc w:val="both"/>
-              <w:rPr>
-                <w:rFonts w:ascii="Times New Roman" w:hAnsi="Times New Roman" w:cs="Times New Roman"/>
-              </w:rPr>
-            </w:pPr>
-            <w:r>
-              <w:rPr>
-                <w:rFonts w:ascii="Times New Roman" w:hAnsi="Times New Roman" w:cs="Times New Roman"/>
-              </w:rPr>
-              <w:t>Try-32, Glu-31, Phe-28, Lys-147, Asp-119, Ala-146,</w:t>
-            </w:r>
-          </w:p>
-          <w:p>
-            <w:pPr>
-              <w:jc w:val="both"/>
-              <w:rPr>
-                <w:rFonts w:ascii="Times New Roman" w:hAnsi="Times New Roman" w:cs="Times New Roman"/>
-              </w:rPr>
-            </w:pPr>
-            <w:r>
-              <w:rPr>
-                <w:rFonts w:ascii="Times New Roman" w:hAnsi="Times New Roman" w:cs="Times New Roman"/>
-              </w:rPr>
-              <w:t>Lys-117, Asn-116, Thr-35</w:t>
-            </w:r>
-          </w:p>
-        </w:tc>
-      </w:tr>
-      <w:tr>
-        <w:tc>
-          <w:tcPr>
-            <w:tcW w:w="1555" w:type="dxa"/>
-          </w:tcPr>
-          <w:p>
-            <w:pPr>
-              <w:jc w:val="both"/>
-              <w:rPr>
-                <w:rFonts w:ascii="Times New Roman" w:hAnsi="Times New Roman" w:cs="Times New Roman"/>
-              </w:rPr>
-            </w:pPr>
-            <w:r>
-              <w:rPr>
-                <w:rFonts w:ascii="Times New Roman" w:hAnsi="Times New Roman" w:cs="Times New Roman"/>
-              </w:rPr>
-              <w:t>ZINC02114326</w:t>
-            </w:r>
-          </w:p>
-        </w:tc>
-        <w:tc>
-          <w:tcPr>
-            <w:tcW w:w="1417" w:type="dxa"/>
-          </w:tcPr>
-          <w:p>
-            <w:pPr>
-              <w:jc w:val="both"/>
-              <w:rPr>
-                <w:rFonts w:ascii="Times New Roman" w:hAnsi="Times New Roman" w:cs="Times New Roman"/>
-              </w:rPr>
-            </w:pPr>
-            <w:r>
-              <w:rPr>
-                <w:rFonts w:ascii="Times New Roman" w:hAnsi="Times New Roman" w:cs="Times New Roman"/>
-              </w:rPr>
-              <w:t>-10.23</w:t>
-            </w:r>
-          </w:p>
-        </w:tc>
-        <w:tc>
-          <w:tcPr>
-            <w:tcW w:w="3790" w:type="dxa"/>
-          </w:tcPr>
-          <w:p>
-            <w:pPr>
-              <w:jc w:val="both"/>
-              <w:rPr>
-                <w:rFonts w:ascii="Times New Roman" w:hAnsi="Times New Roman" w:cs="Times New Roman"/>
-              </w:rPr>
-            </w:pPr>
-            <w:r>
-              <w:rPr>
-                <w:rFonts w:ascii="Times New Roman" w:hAnsi="Times New Roman" w:cs="Times New Roman"/>
-              </w:rPr>
-              <w:t>Asn-116(ND2</w:t>
-            </w:r>
-            <w:proofErr w:type="gramStart"/>
-            <w:r>
-              <w:rPr>
-                <w:rFonts w:ascii="Times New Roman" w:hAnsi="Times New Roman" w:cs="Times New Roman"/>
-              </w:rPr>
-              <w:t>)::</w:t>
-            </w:r>
-            <w:proofErr w:type="gramEnd"/>
-            <w:r>
-              <w:rPr>
-                <w:rFonts w:ascii="Times New Roman" w:hAnsi="Times New Roman" w:cs="Times New Roman"/>
-              </w:rPr>
-              <w:t xml:space="preserve"> Unl1(CL) Lys-147(NZ</w:t>
-            </w:r>
-            <w:proofErr w:type="gramStart"/>
-            <w:r>
-              <w:rPr>
-                <w:rFonts w:ascii="Times New Roman" w:hAnsi="Times New Roman" w:cs="Times New Roman"/>
-              </w:rPr>
-              <w:t>)::</w:t>
-            </w:r>
-            <w:proofErr w:type="gramEnd"/>
-            <w:r>
-              <w:rPr>
-                <w:rFonts w:ascii="Times New Roman" w:hAnsi="Times New Roman" w:cs="Times New Roman"/>
-              </w:rPr>
-              <w:t xml:space="preserve"> Unl1(OXT) Asp-33(N</w:t>
-            </w:r>
-            <w:proofErr w:type="gramStart"/>
-            <w:r>
-              <w:rPr>
-                <w:rFonts w:ascii="Times New Roman" w:hAnsi="Times New Roman" w:cs="Times New Roman"/>
-              </w:rPr>
-              <w:t>)::</w:t>
-            </w:r>
-            <w:proofErr w:type="gramEnd"/>
-            <w:r>
-              <w:rPr>
-                <w:rFonts w:ascii="Times New Roman" w:hAnsi="Times New Roman" w:cs="Times New Roman"/>
-              </w:rPr>
-              <w:t xml:space="preserve"> Unl1 (C12) O4</w:t>
-            </w:r>
-          </w:p>
-          <w:p>
-            <w:pPr>
-              <w:jc w:val="both"/>
-              <w:rPr>
-                <w:rFonts w:ascii="Times New Roman" w:hAnsi="Times New Roman" w:cs="Times New Roman"/>
-              </w:rPr>
-            </w:pPr>
-          </w:p>
-        </w:tc>
-        <w:tc>
-          <w:tcPr>
-            <w:tcW w:w="3156" w:type="dxa"/>
-          </w:tcPr>
-          <w:p>
-            <w:pPr>
-              <w:jc w:val="both"/>
-              <w:rPr>
-                <w:rFonts w:ascii="Times New Roman" w:hAnsi="Times New Roman" w:cs="Times New Roman"/>
-              </w:rPr>
-            </w:pPr>
-            <w:r>
-              <w:rPr>
-                <w:rFonts w:ascii="Times New Roman" w:hAnsi="Times New Roman" w:cs="Times New Roman"/>
-              </w:rPr>
-              <w:t>Phe-28, Asp-119, Leu-120, Gly-15, Lys-117, Asp-30, Lys-16, Ser-17, Ala-18, Tyr-32, Glu-31</w:t>
-            </w:r>
-          </w:p>
-          <w:p>
-            <w:pPr>
-              <w:jc w:val="both"/>
-              <w:rPr>
-                <w:rFonts w:ascii="Times New Roman" w:hAnsi="Times New Roman" w:cs="Times New Roman"/>
-              </w:rPr>
-            </w:pPr>
-          </w:p>
-        </w:tc>
-      </w:tr>
-      <w:tr>
-        <w:tc>
-          <w:tcPr>
-            <w:tcW w:w="1555" w:type="dxa"/>
-          </w:tcPr>
-          <w:p>
-            <w:pPr>
-              <w:jc w:val="both"/>
-              <w:rPr>
-                <w:rFonts w:ascii="Times New Roman" w:hAnsi="Times New Roman" w:cs="Times New Roman"/>
-              </w:rPr>
-            </w:pPr>
-            <w:r>
-              <w:rPr>
-                <w:rFonts w:ascii="Times New Roman" w:hAnsi="Times New Roman" w:cs="Times New Roman"/>
-              </w:rPr>
-              <w:t>ZINC01020381</w:t>
-            </w:r>
-          </w:p>
-        </w:tc>
-        <w:tc>
-          <w:tcPr>
-            <w:tcW w:w="1417" w:type="dxa"/>
-          </w:tcPr>
-          <w:p>
-            <w:pPr>
-              <w:jc w:val="both"/>
-              <w:rPr>
-                <w:rFonts w:ascii="Times New Roman" w:hAnsi="Times New Roman" w:cs="Times New Roman"/>
-              </w:rPr>
-            </w:pPr>
-            <w:r>
-              <w:rPr>
-                <w:rFonts w:ascii="Times New Roman" w:hAnsi="Times New Roman" w:cs="Times New Roman"/>
-              </w:rPr>
-              <w:t>-10.16</w:t>
-            </w:r>
-          </w:p>
-        </w:tc>
-        <w:tc>
-          <w:tcPr>
-            <w:tcW w:w="3790" w:type="dxa"/>
-          </w:tcPr>
-          <w:p>
-            <w:pPr>
-              <w:jc w:val="both"/>
-              <w:rPr>
-                <w:rFonts w:ascii="Times New Roman" w:hAnsi="Times New Roman" w:cs="Times New Roman"/>
-                <w:lang w:val="pt-BR"/>
-              </w:rPr>
-            </w:pPr>
-            <w:r>
-              <w:rPr>
-                <w:rFonts w:ascii="Times New Roman" w:hAnsi="Times New Roman" w:cs="Times New Roman"/>
-                <w:lang w:val="pt-BR"/>
-              </w:rPr>
-              <w:t>Gly-15(N):: Unl1(C24) O2 Lys-16(N):: Unl1(C24) O2 Lys-16(NZ):: Unl1(C24) O2</w:t>
-            </w:r>
-          </w:p>
-        </w:tc>
-        <w:tc>
-          <w:tcPr>
-            <w:tcW w:w="3156" w:type="dxa"/>
-          </w:tcPr>
-          <w:p>
-            <w:pPr>
-              <w:jc w:val="both"/>
-              <w:rPr>
-                <w:rFonts w:ascii="Times New Roman" w:hAnsi="Times New Roman" w:cs="Times New Roman"/>
-              </w:rPr>
-            </w:pPr>
-            <w:r>
-              <w:rPr>
-                <w:rFonts w:ascii="Times New Roman" w:hAnsi="Times New Roman" w:cs="Times New Roman"/>
-              </w:rPr>
-              <w:t>Asp-119, Lys-147, Asn-116, Ala-146, Ser-145, Glu-31, Phe-28, Asp-30, Asp-13, Thr-58, Asp-33</w:t>
-            </w:r>
-          </w:p>
-          <w:p>
-            <w:pPr>
-              <w:jc w:val="both"/>
-              <w:rPr>
-                <w:rFonts w:ascii="Times New Roman" w:hAnsi="Times New Roman" w:cs="Times New Roman"/>
-              </w:rPr>
-            </w:pPr>
-          </w:p>
-        </w:tc>
-      </w:tr>
-      <w:tr>
-        <w:tc>
-          <w:tcPr>
-            <w:tcW w:w="1555" w:type="dxa"/>
-          </w:tcPr>
-          <w:p>
-            <w:pPr>
-              <w:jc w:val="both"/>
-              <w:rPr>
-                <w:rFonts w:ascii="Times New Roman" w:hAnsi="Times New Roman" w:cs="Times New Roman"/>
-              </w:rPr>
-            </w:pPr>
-            <w:r>
-              <w:rPr>
-                <w:rFonts w:ascii="Times New Roman" w:hAnsi="Times New Roman" w:cs="Times New Roman"/>
-              </w:rPr>
-              <w:t>ZINC06167356</w:t>
-            </w:r>
-          </w:p>
-        </w:tc>
-        <w:tc>
-          <w:tcPr>
-            <w:tcW w:w="1417" w:type="dxa"/>
-          </w:tcPr>
-          <w:p>
-            <w:pPr>
-              <w:jc w:val="both"/>
-              <w:rPr>
-                <w:rFonts w:ascii="Times New Roman" w:hAnsi="Times New Roman" w:cs="Times New Roman"/>
-              </w:rPr>
-            </w:pPr>
-            <w:r>
-              <w:rPr>
-                <w:rFonts w:ascii="Times New Roman" w:hAnsi="Times New Roman" w:cs="Times New Roman"/>
-              </w:rPr>
-              <w:t>-10.16</w:t>
-            </w:r>
-          </w:p>
-        </w:tc>
-        <w:tc>
-          <w:tcPr>
-            <w:tcW w:w="3790" w:type="dxa"/>
-          </w:tcPr>
-          <w:p>
-            <w:pPr>
-              <w:jc w:val="both"/>
-              <w:rPr>
-                <w:rFonts w:ascii="Times New Roman" w:hAnsi="Times New Roman" w:cs="Times New Roman"/>
-                <w:lang w:val="pt-BR"/>
-              </w:rPr>
-            </w:pPr>
-            <w:r>
-              <w:rPr>
-                <w:rFonts w:ascii="Times New Roman" w:hAnsi="Times New Roman" w:cs="Times New Roman"/>
-                <w:lang w:val="pt-BR"/>
-              </w:rPr>
-              <w:t>Thr-58(O)::Unl1(C6) O6 Gly-60(N):: Unl1(C6) O6 Lys-117(NZ):: Unl1(C18) O5 Asp-30(N):: Unl1(C16) O4 Glu-31(N):: Unl1(C16) O 4 Ala-18(N):: Unl1(C9) O 2 Ser-17(N):: Unl1(O1)</w:t>
-            </w:r>
-          </w:p>
-          <w:p>
-            <w:pPr>
-              <w:jc w:val="both"/>
-              <w:rPr>
-                <w:rFonts w:ascii="Times New Roman" w:hAnsi="Times New Roman" w:cs="Times New Roman"/>
-                <w:lang w:val="pt-BR"/>
-              </w:rPr>
-            </w:pPr>
-          </w:p>
-        </w:tc>
-        <w:tc>
-          <w:tcPr>
-            <w:tcW w:w="3156" w:type="dxa"/>
-          </w:tcPr>
-          <w:p>
-            <w:pPr>
-              <w:jc w:val="both"/>
-              <w:rPr>
-                <w:rFonts w:ascii="Times New Roman" w:hAnsi="Times New Roman" w:cs="Times New Roman"/>
-              </w:rPr>
-            </w:pPr>
-            <w:r>
-              <w:rPr>
-                <w:rFonts w:ascii="Times New Roman" w:hAnsi="Times New Roman" w:cs="Times New Roman"/>
-              </w:rPr>
-              <w:t>Asp-33, Asp-12, Lys-16, Thr-35, Gly-15, Pro-34, Ala-59, Asp-13, Val-29</w:t>
-            </w:r>
-          </w:p>
-        </w:tc>
-      </w:tr>
-      <w:tr>
-        <w:tc>
-          <w:tcPr>
-            <w:tcW w:w="1555" w:type="dxa"/>
-          </w:tcPr>
-          <w:p>
-            <w:pPr>
-              <w:jc w:val="both"/>
-              <w:rPr>
-                <w:rFonts w:ascii="Times New Roman" w:hAnsi="Times New Roman" w:cs="Times New Roman"/>
-              </w:rPr>
-            </w:pPr>
-            <w:r>
-              <w:rPr>
-                <w:rFonts w:ascii="Times New Roman" w:hAnsi="Times New Roman" w:cs="Times New Roman"/>
-              </w:rPr>
-              <w:t>ZINC02120343</w:t>
-            </w:r>
-          </w:p>
-        </w:tc>
-        <w:tc>
-          <w:tcPr>
-            <w:tcW w:w="1417" w:type="dxa"/>
-          </w:tcPr>
-          <w:p>
-            <w:pPr>
-              <w:jc w:val="both"/>
-              <w:rPr>
-                <w:rFonts w:ascii="Times New Roman" w:hAnsi="Times New Roman" w:cs="Times New Roman"/>
-              </w:rPr>
-            </w:pPr>
-            <w:r>
-              <w:rPr>
-                <w:rFonts w:ascii="Times New Roman" w:hAnsi="Times New Roman" w:cs="Times New Roman"/>
-              </w:rPr>
-              <w:t>-10.14</w:t>
-            </w:r>
-          </w:p>
-        </w:tc>
-        <w:tc>
-          <w:tcPr>
-            <w:tcW w:w="3790" w:type="dxa"/>
-          </w:tcPr>
-          <w:p>
-            <w:pPr>
-              <w:jc w:val="both"/>
-              <w:rPr>
-                <w:rFonts w:ascii="Times New Roman" w:hAnsi="Times New Roman" w:cs="Times New Roman"/>
-                <w:lang w:val="pt-BR"/>
-              </w:rPr>
-            </w:pPr>
-            <w:r>
-              <w:rPr>
-                <w:rFonts w:ascii="Times New Roman" w:hAnsi="Times New Roman" w:cs="Times New Roman"/>
-                <w:lang w:val="pt-BR"/>
-              </w:rPr>
-              <w:t>Asp-33(N):: Unl1(C9) O2 Ser-17(N):: Unl1(C22) O5 Lys-16(N):: Unl1(C22) O4 Lys-16(NZ):: Unl1(C22) O 4 Asp-13(N):: Unl1(C22) O4 Gly-15(N):: Unl1(C22) O4</w:t>
-            </w:r>
-          </w:p>
-          <w:p>
-            <w:pPr>
-              <w:jc w:val="both"/>
-              <w:rPr>
-                <w:rFonts w:ascii="Times New Roman" w:hAnsi="Times New Roman" w:cs="Times New Roman"/>
-                <w:lang w:val="pt-BR"/>
-              </w:rPr>
-            </w:pPr>
-          </w:p>
-        </w:tc>
-        <w:tc>
-          <w:tcPr>
-            <w:tcW w:w="3156" w:type="dxa"/>
-          </w:tcPr>
-          <w:p>
-            <w:pPr>
-              <w:jc w:val="both"/>
-              <w:rPr>
-                <w:rFonts w:ascii="Times New Roman" w:hAnsi="Times New Roman" w:cs="Times New Roman"/>
-              </w:rPr>
-            </w:pPr>
-            <w:r>
-              <w:rPr>
-                <w:rFonts w:ascii="Times New Roman" w:hAnsi="Times New Roman" w:cs="Times New Roman"/>
-              </w:rPr>
-              <w:t>Asp-</w:t>
-            </w:r>
-            <w:proofErr w:type="gramStart"/>
-            <w:r>
-              <w:rPr>
-                <w:rFonts w:ascii="Times New Roman" w:hAnsi="Times New Roman" w:cs="Times New Roman"/>
-              </w:rPr>
-              <w:t>119,Ser</w:t>
-            </w:r>
-            <w:proofErr w:type="gramEnd"/>
-            <w:r>
-              <w:rPr>
-                <w:rFonts w:ascii="Times New Roman" w:hAnsi="Times New Roman" w:cs="Times New Roman"/>
-              </w:rPr>
-              <w:t>-145, Lys-</w:t>
-            </w:r>
-            <w:proofErr w:type="gramStart"/>
-            <w:r>
-              <w:rPr>
-                <w:rFonts w:ascii="Times New Roman" w:hAnsi="Times New Roman" w:cs="Times New Roman"/>
-              </w:rPr>
-              <w:t>147,Ala</w:t>
-            </w:r>
-            <w:proofErr w:type="gramEnd"/>
-            <w:r>
-              <w:rPr>
-                <w:rFonts w:ascii="Times New Roman" w:hAnsi="Times New Roman" w:cs="Times New Roman"/>
-              </w:rPr>
-              <w:t>-146, Phe-</w:t>
-            </w:r>
-            <w:proofErr w:type="gramStart"/>
-            <w:r>
-              <w:rPr>
-                <w:rFonts w:ascii="Times New Roman" w:hAnsi="Times New Roman" w:cs="Times New Roman"/>
-              </w:rPr>
-              <w:t>28,Ala</w:t>
-            </w:r>
-            <w:proofErr w:type="gramEnd"/>
-            <w:r>
-              <w:rPr>
-                <w:rFonts w:ascii="Times New Roman" w:hAnsi="Times New Roman" w:cs="Times New Roman"/>
-              </w:rPr>
-              <w:t>-</w:t>
-            </w:r>
-            <w:proofErr w:type="gramStart"/>
-            <w:r>
-              <w:rPr>
-                <w:rFonts w:ascii="Times New Roman" w:hAnsi="Times New Roman" w:cs="Times New Roman"/>
-              </w:rPr>
-              <w:t>18,Asn</w:t>
-            </w:r>
-            <w:proofErr w:type="gramEnd"/>
-            <w:r>
-              <w:rPr>
-                <w:rFonts w:ascii="Times New Roman" w:hAnsi="Times New Roman" w:cs="Times New Roman"/>
-              </w:rPr>
-              <w:t>-116, Lys-</w:t>
-            </w:r>
-            <w:proofErr w:type="gramStart"/>
-            <w:r>
-              <w:rPr>
-                <w:rFonts w:ascii="Times New Roman" w:hAnsi="Times New Roman" w:cs="Times New Roman"/>
-              </w:rPr>
-              <w:t>117,Glu</w:t>
-            </w:r>
-            <w:proofErr w:type="gramEnd"/>
-            <w:r>
-              <w:rPr>
-                <w:rFonts w:ascii="Times New Roman" w:hAnsi="Times New Roman" w:cs="Times New Roman"/>
-              </w:rPr>
-              <w:t>-</w:t>
-            </w:r>
-            <w:proofErr w:type="gramStart"/>
-            <w:r>
-              <w:rPr>
-                <w:rFonts w:ascii="Times New Roman" w:hAnsi="Times New Roman" w:cs="Times New Roman"/>
-              </w:rPr>
-              <w:t>31,Tyr</w:t>
-            </w:r>
-            <w:proofErr w:type="gramEnd"/>
-            <w:r>
-              <w:rPr>
-                <w:rFonts w:ascii="Times New Roman" w:hAnsi="Times New Roman" w:cs="Times New Roman"/>
-              </w:rPr>
-              <w:t>-32, Pro-</w:t>
-            </w:r>
-            <w:proofErr w:type="gramStart"/>
-            <w:r>
-              <w:rPr>
-                <w:rFonts w:ascii="Times New Roman" w:hAnsi="Times New Roman" w:cs="Times New Roman"/>
-              </w:rPr>
-              <w:t>34,Asp</w:t>
-            </w:r>
-            <w:proofErr w:type="gramEnd"/>
-            <w:r>
-              <w:rPr>
-                <w:rFonts w:ascii="Times New Roman" w:hAnsi="Times New Roman" w:cs="Times New Roman"/>
-              </w:rPr>
-              <w:t>-</w:t>
-            </w:r>
-            <w:proofErr w:type="gramStart"/>
-            <w:r>
-              <w:rPr>
-                <w:rFonts w:ascii="Times New Roman" w:hAnsi="Times New Roman" w:cs="Times New Roman"/>
-              </w:rPr>
-              <w:t>12,Val</w:t>
-            </w:r>
-            <w:proofErr w:type="gramEnd"/>
-            <w:r>
-              <w:rPr>
-                <w:rFonts w:ascii="Times New Roman" w:hAnsi="Times New Roman" w:cs="Times New Roman"/>
-              </w:rPr>
-              <w:t>-14</w:t>
-            </w:r>
-          </w:p>
-        </w:tc>
-      </w:tr>
-      <w:tr>
-        <w:tc>
-          <w:tcPr>
-            <w:tcW w:w="1555" w:type="dxa"/>
-          </w:tcPr>
-          <w:p>
-            <w:pPr>
-              <w:jc w:val="both"/>
-              <w:rPr>
-                <w:rFonts w:ascii="Times New Roman" w:hAnsi="Times New Roman" w:cs="Times New Roman"/>
-              </w:rPr>
-            </w:pPr>
-            <w:r>
-              <w:rPr>
-                <w:rFonts w:ascii="Times New Roman" w:hAnsi="Times New Roman" w:cs="Times New Roman"/>
-              </w:rPr>
-              <w:t>ZINC02102162</w:t>
-            </w:r>
-          </w:p>
-        </w:tc>
-        <w:tc>
-          <w:tcPr>
-            <w:tcW w:w="1417" w:type="dxa"/>
-          </w:tcPr>
-          <w:p>
-            <w:pPr>
-              <w:jc w:val="both"/>
-              <w:rPr>
-                <w:rFonts w:ascii="Times New Roman" w:hAnsi="Times New Roman" w:cs="Times New Roman"/>
-              </w:rPr>
-            </w:pPr>
-            <w:r>
-              <w:rPr>
-                <w:rFonts w:ascii="Times New Roman" w:hAnsi="Times New Roman" w:cs="Times New Roman"/>
-              </w:rPr>
-              <w:t>-10.14</w:t>
-            </w:r>
-          </w:p>
-        </w:tc>
-        <w:tc>
-          <w:tcPr>
-            <w:tcW w:w="3790" w:type="dxa"/>
-          </w:tcPr>
-          <w:p>
-            <w:pPr>
-              <w:jc w:val="both"/>
-              <w:rPr>
-                <w:rFonts w:ascii="Times New Roman" w:hAnsi="Times New Roman" w:cs="Times New Roman"/>
-                <w:lang w:val="pt-BR"/>
-              </w:rPr>
-            </w:pPr>
-            <w:r>
-              <w:rPr>
-                <w:rFonts w:ascii="Times New Roman" w:hAnsi="Times New Roman" w:cs="Times New Roman"/>
-                <w:lang w:val="pt-BR"/>
-              </w:rPr>
-              <w:t>Lys-16(N):: Unl1(C22) O6 Lys-16(N)::Unl1(C22) O5 Val-14(N):: Unl1(C22) O5 Gly-15(N):: Unl1(C22) O5 Ser-17(N):: Unl1(C22) O6</w:t>
-            </w:r>
-          </w:p>
-          <w:p>
-            <w:pPr>
-              <w:jc w:val="both"/>
-              <w:rPr>
-                <w:rFonts w:ascii="Times New Roman" w:hAnsi="Times New Roman" w:cs="Times New Roman"/>
-                <w:lang w:val="pt-BR"/>
-              </w:rPr>
-            </w:pPr>
-          </w:p>
-        </w:tc>
-        <w:tc>
-          <w:tcPr>
-            <w:tcW w:w="3156" w:type="dxa"/>
-          </w:tcPr>
-          <w:p>
-            <w:pPr>
-              <w:jc w:val="both"/>
-              <w:rPr>
-                <w:rFonts w:ascii="Times New Roman" w:hAnsi="Times New Roman" w:cs="Times New Roman"/>
-              </w:rPr>
-            </w:pPr>
-            <w:r>
-              <w:rPr>
-                <w:rFonts w:ascii="Times New Roman" w:hAnsi="Times New Roman" w:cs="Times New Roman"/>
-              </w:rPr>
-              <w:lastRenderedPageBreak/>
-              <w:t>Pro-</w:t>
-            </w:r>
-            <w:proofErr w:type="gramStart"/>
-            <w:r>
-              <w:rPr>
-                <w:rFonts w:ascii="Times New Roman" w:hAnsi="Times New Roman" w:cs="Times New Roman"/>
-              </w:rPr>
-              <w:t>34,Asp</w:t>
-            </w:r>
-            <w:proofErr w:type="gramEnd"/>
-            <w:r>
-              <w:rPr>
-                <w:rFonts w:ascii="Times New Roman" w:hAnsi="Times New Roman" w:cs="Times New Roman"/>
-              </w:rPr>
-              <w:t>-12, Asp-</w:t>
-            </w:r>
-            <w:proofErr w:type="gramStart"/>
-            <w:r>
-              <w:rPr>
-                <w:rFonts w:ascii="Times New Roman" w:hAnsi="Times New Roman" w:cs="Times New Roman"/>
-              </w:rPr>
-              <w:t>13,Asp</w:t>
-            </w:r>
-            <w:proofErr w:type="gramEnd"/>
-            <w:r>
-              <w:rPr>
-                <w:rFonts w:ascii="Times New Roman" w:hAnsi="Times New Roman" w:cs="Times New Roman"/>
-              </w:rPr>
-              <w:t>-33, Glu-</w:t>
-            </w:r>
-            <w:proofErr w:type="gramStart"/>
-            <w:r>
-              <w:rPr>
-                <w:rFonts w:ascii="Times New Roman" w:hAnsi="Times New Roman" w:cs="Times New Roman"/>
-              </w:rPr>
-              <w:t>31,Tyr</w:t>
-            </w:r>
-            <w:proofErr w:type="gramEnd"/>
-            <w:r>
-              <w:rPr>
-                <w:rFonts w:ascii="Times New Roman" w:hAnsi="Times New Roman" w:cs="Times New Roman"/>
-              </w:rPr>
-              <w:t>-32, Phe-</w:t>
-            </w:r>
-            <w:proofErr w:type="gramStart"/>
-            <w:r>
-              <w:rPr>
-                <w:rFonts w:ascii="Times New Roman" w:hAnsi="Times New Roman" w:cs="Times New Roman"/>
-              </w:rPr>
-              <w:t>28,Lys</w:t>
-            </w:r>
-            <w:proofErr w:type="gramEnd"/>
-            <w:r>
-              <w:rPr>
-                <w:rFonts w:ascii="Times New Roman" w:hAnsi="Times New Roman" w:cs="Times New Roman"/>
-              </w:rPr>
-              <w:t>-117, Asn-</w:t>
-            </w:r>
-            <w:proofErr w:type="gramStart"/>
-            <w:r>
-              <w:rPr>
-                <w:rFonts w:ascii="Times New Roman" w:hAnsi="Times New Roman" w:cs="Times New Roman"/>
-              </w:rPr>
-              <w:t>116,Ala</w:t>
-            </w:r>
-            <w:proofErr w:type="gramEnd"/>
-            <w:r>
-              <w:rPr>
-                <w:rFonts w:ascii="Times New Roman" w:hAnsi="Times New Roman" w:cs="Times New Roman"/>
-              </w:rPr>
-              <w:t>-18, Ala-</w:t>
-            </w:r>
-            <w:proofErr w:type="gramStart"/>
-            <w:r>
-              <w:rPr>
-                <w:rFonts w:ascii="Times New Roman" w:hAnsi="Times New Roman" w:cs="Times New Roman"/>
-              </w:rPr>
-              <w:t>146,Lys</w:t>
-            </w:r>
-            <w:proofErr w:type="gramEnd"/>
-            <w:r>
-              <w:rPr>
-                <w:rFonts w:ascii="Times New Roman" w:hAnsi="Times New Roman" w:cs="Times New Roman"/>
-              </w:rPr>
-              <w:t>-147, Asp-119</w:t>
-            </w:r>
-          </w:p>
-        </w:tc>
-      </w:tr>
-      <w:tr>
-        <w:tc>
-          <w:tcPr>
-            <w:tcW w:w="1555" w:type="dxa"/>
-          </w:tcPr>
-          <w:p>
-            <w:pPr>
-              <w:jc w:val="both"/>
-              <w:rPr>
-                <w:rFonts w:ascii="Times New Roman" w:hAnsi="Times New Roman" w:cs="Times New Roman"/>
-              </w:rPr>
-            </w:pPr>
-            <w:r>
-              <w:rPr>
-                <w:rFonts w:ascii="Times New Roman" w:hAnsi="Times New Roman" w:cs="Times New Roman"/>
-              </w:rPr>
-              <w:t>ZINC02114643</w:t>
-            </w:r>
-          </w:p>
-        </w:tc>
-        <w:tc>
-          <w:tcPr>
-            <w:tcW w:w="1417" w:type="dxa"/>
-          </w:tcPr>
-          <w:p>
-            <w:pPr>
-              <w:jc w:val="both"/>
-              <w:rPr>
-                <w:rFonts w:ascii="Times New Roman" w:hAnsi="Times New Roman" w:cs="Times New Roman"/>
-              </w:rPr>
-            </w:pPr>
-            <w:r>
-              <w:rPr>
-                <w:rFonts w:ascii="Times New Roman" w:hAnsi="Times New Roman" w:cs="Times New Roman"/>
-              </w:rPr>
-              <w:t>-10.1</w:t>
-            </w:r>
-          </w:p>
-        </w:tc>
-        <w:tc>
-          <w:tcPr>
-            <w:tcW w:w="3790" w:type="dxa"/>
-          </w:tcPr>
-          <w:p>
-            <w:pPr>
-              <w:jc w:val="both"/>
-              <w:rPr>
-                <w:rFonts w:ascii="Times New Roman" w:hAnsi="Times New Roman" w:cs="Times New Roman"/>
-                <w:lang w:val="pt-BR"/>
-              </w:rPr>
-            </w:pPr>
-            <w:r>
-              <w:rPr>
-                <w:rFonts w:ascii="Times New Roman" w:hAnsi="Times New Roman" w:cs="Times New Roman"/>
-                <w:lang w:val="pt-BR"/>
-              </w:rPr>
-              <w:t>Asp-33(N)::Unl1(C16) O4 Lys-16(N)::Unl1(C24) O5 Lys-16(NZ)::Unl1(C24) O6 Gly-15(N)::Unl1(C24) O5</w:t>
-            </w:r>
-          </w:p>
-          <w:p>
-            <w:pPr>
-              <w:jc w:val="both"/>
-              <w:rPr>
-                <w:rFonts w:ascii="Times New Roman" w:hAnsi="Times New Roman" w:cs="Times New Roman"/>
-                <w:lang w:val="pt-BR"/>
-              </w:rPr>
-            </w:pPr>
-          </w:p>
-        </w:tc>
-        <w:tc>
-          <w:tcPr>
-            <w:tcW w:w="3156" w:type="dxa"/>
-          </w:tcPr>
-          <w:p>
-            <w:pPr>
-              <w:jc w:val="both"/>
-              <w:rPr>
-                <w:rFonts w:ascii="Times New Roman" w:hAnsi="Times New Roman" w:cs="Times New Roman"/>
-                <w:lang w:val="pt-BR"/>
-              </w:rPr>
-            </w:pPr>
-            <w:r>
-              <w:rPr>
-                <w:rFonts w:ascii="Times New Roman" w:hAnsi="Times New Roman" w:cs="Times New Roman"/>
-                <w:lang w:val="pt-BR"/>
-              </w:rPr>
-              <w:t>Asp-19,Phe-28, Lys-147,Lys-147, Leu-120,Tyr-32, Ala-18,Ala-146, Lys-117,Thr-35, Glu-31,Pro-34,Asp-13</w:t>
-            </w:r>
-          </w:p>
-        </w:tc>
-      </w:tr>
-      <w:tr>
-        <w:tc>
-          <w:tcPr>
-            <w:tcW w:w="1555" w:type="dxa"/>
-          </w:tcPr>
-          <w:p>
-            <w:pPr>
-              <w:jc w:val="both"/>
-              <w:rPr>
-                <w:rFonts w:ascii="Times New Roman" w:hAnsi="Times New Roman" w:cs="Times New Roman"/>
-              </w:rPr>
-            </w:pPr>
-            <w:r>
-              <w:rPr>
-                <w:rFonts w:ascii="Times New Roman" w:hAnsi="Times New Roman" w:cs="Times New Roman"/>
-              </w:rPr>
-              <w:t>ZINC00518885</w:t>
-            </w:r>
-          </w:p>
-        </w:tc>
-        <w:tc>
-          <w:tcPr>
-            <w:tcW w:w="1417" w:type="dxa"/>
-          </w:tcPr>
-          <w:p>
-            <w:pPr>
-              <w:jc w:val="both"/>
-              <w:rPr>
-                <w:rFonts w:ascii="Times New Roman" w:hAnsi="Times New Roman" w:cs="Times New Roman"/>
-              </w:rPr>
-            </w:pPr>
-            <w:r>
-              <w:rPr>
-                <w:rFonts w:ascii="Times New Roman" w:hAnsi="Times New Roman" w:cs="Times New Roman"/>
-              </w:rPr>
-              <w:t>-10.06</w:t>
-            </w:r>
-          </w:p>
-        </w:tc>
-        <w:tc>
-          <w:tcPr>
-            <w:tcW w:w="3790" w:type="dxa"/>
-          </w:tcPr>
-          <w:p>
-            <w:pPr>
-              <w:jc w:val="both"/>
-              <w:rPr>
-                <w:rFonts w:ascii="Times New Roman" w:hAnsi="Times New Roman" w:cs="Times New Roman"/>
-                <w:lang w:val="pt-BR"/>
-              </w:rPr>
-            </w:pPr>
-            <w:r>
-              <w:rPr>
-                <w:rFonts w:ascii="Times New Roman" w:hAnsi="Times New Roman" w:cs="Times New Roman"/>
-                <w:lang w:val="pt-BR"/>
-              </w:rPr>
-              <w:t>Lys-117(N):: Unk0(C9) O2 Ala-146(N):: Unk0(C9) O2 Asn-116(ND2)::Unk0(O3) Asp-13(N):: Unk0(OXT) Lys-16(N)::Unk0(O) Lys-16(NZ)::Unk0(O) Gly-15(N)::Unk0(O) Val-14(N)::Unk0(O)</w:t>
-            </w:r>
-          </w:p>
-          <w:p>
-            <w:pPr>
-              <w:jc w:val="both"/>
-              <w:rPr>
-                <w:rFonts w:ascii="Times New Roman" w:hAnsi="Times New Roman" w:cs="Times New Roman"/>
-                <w:lang w:val="pt-BR"/>
-              </w:rPr>
-            </w:pPr>
-          </w:p>
-        </w:tc>
-        <w:tc>
-          <w:tcPr>
-            <w:tcW w:w="3156" w:type="dxa"/>
-          </w:tcPr>
-          <w:p>
-            <w:pPr>
-              <w:jc w:val="both"/>
-              <w:rPr>
-                <w:rFonts w:ascii="Times New Roman" w:hAnsi="Times New Roman" w:cs="Times New Roman"/>
-                <w:lang w:val="pt-BR"/>
-              </w:rPr>
-            </w:pPr>
-            <w:r>
-              <w:rPr>
-                <w:rFonts w:ascii="Times New Roman" w:hAnsi="Times New Roman" w:cs="Times New Roman"/>
-                <w:lang w:val="pt-BR"/>
-              </w:rPr>
-              <w:t>Asp-119,Phe-28, Asp-33,Pro-34,Asp-12, Ala-18,Ser-17,Lys-147, Ser-145</w:t>
-            </w:r>
-          </w:p>
-        </w:tc>
-      </w:tr>
-      <w:tr>
-        <w:trPr>
-          <w:trHeight w:val="52"/>
-        </w:trPr>
-        <w:tc>
-          <w:tcPr>
-            <w:tcW w:w="1555" w:type="dxa"/>
-          </w:tcPr>
-          <w:p>
-            <w:pPr>
-              <w:jc w:val="both"/>
-              <w:rPr>
-                <w:rFonts w:ascii="Times New Roman" w:hAnsi="Times New Roman" w:cs="Times New Roman"/>
-              </w:rPr>
-            </w:pPr>
-            <w:r>
-              <w:rPr>
-                <w:rFonts w:ascii="Times New Roman" w:hAnsi="Times New Roman" w:cs="Times New Roman"/>
-              </w:rPr>
-              <w:t>ZINC03882094</w:t>
-            </w:r>
-          </w:p>
-        </w:tc>
-        <w:tc>
-          <w:tcPr>
-            <w:tcW w:w="1417" w:type="dxa"/>
-          </w:tcPr>
-          <w:p>
-            <w:pPr>
-              <w:jc w:val="both"/>
-              <w:rPr>
-                <w:rFonts w:ascii="Times New Roman" w:hAnsi="Times New Roman" w:cs="Times New Roman"/>
-              </w:rPr>
-            </w:pPr>
-            <w:r>
-              <w:rPr>
-                <w:rFonts w:ascii="Times New Roman" w:hAnsi="Times New Roman" w:cs="Times New Roman"/>
-              </w:rPr>
-              <w:t>-10.04</w:t>
-            </w:r>
-          </w:p>
-        </w:tc>
-        <w:tc>
-          <w:tcPr>
-            <w:tcW w:w="3790" w:type="dxa"/>
-          </w:tcPr>
-          <w:p>
-            <w:pPr>
-              <w:jc w:val="both"/>
-              <w:rPr>
-                <w:rFonts w:ascii="Times New Roman" w:hAnsi="Times New Roman" w:cs="Times New Roman"/>
-                <w:lang w:val="pt-BR"/>
-              </w:rPr>
-            </w:pPr>
-            <w:r>
-              <w:rPr>
-                <w:rFonts w:ascii="Times New Roman" w:hAnsi="Times New Roman" w:cs="Times New Roman"/>
-                <w:lang w:val="pt-BR"/>
-              </w:rPr>
-              <w:t>Lys-16(NZ)::Unl1(C21) O3 Gly-15(N):: Unl1(C21) O3 Ser-17(N)::Unl1(C22) O4</w:t>
-            </w:r>
-          </w:p>
-        </w:tc>
-        <w:tc>
-          <w:tcPr>
-            <w:tcW w:w="3156" w:type="dxa"/>
-          </w:tcPr>
-          <w:p>
-            <w:pPr>
-              <w:jc w:val="both"/>
-              <w:rPr>
-                <w:rFonts w:ascii="Times New Roman" w:hAnsi="Times New Roman" w:cs="Times New Roman"/>
-              </w:rPr>
-            </w:pPr>
-            <w:r>
-              <w:rPr>
-                <w:rFonts w:ascii="Times New Roman" w:hAnsi="Times New Roman" w:cs="Times New Roman"/>
-              </w:rPr>
-              <w:t>Thr-</w:t>
-            </w:r>
-            <w:proofErr w:type="gramStart"/>
-            <w:r>
-              <w:rPr>
-                <w:rFonts w:ascii="Times New Roman" w:hAnsi="Times New Roman" w:cs="Times New Roman"/>
-              </w:rPr>
-              <w:t>35,Asp</w:t>
-            </w:r>
-            <w:proofErr w:type="gramEnd"/>
-            <w:r>
-              <w:rPr>
-                <w:rFonts w:ascii="Times New Roman" w:hAnsi="Times New Roman" w:cs="Times New Roman"/>
-              </w:rPr>
-              <w:t>-13, Val-</w:t>
-            </w:r>
-            <w:proofErr w:type="gramStart"/>
-            <w:r>
-              <w:rPr>
-                <w:rFonts w:ascii="Times New Roman" w:hAnsi="Times New Roman" w:cs="Times New Roman"/>
-              </w:rPr>
-              <w:t>14,Asp</w:t>
-            </w:r>
-            <w:proofErr w:type="gramEnd"/>
-            <w:r>
-              <w:rPr>
-                <w:rFonts w:ascii="Times New Roman" w:hAnsi="Times New Roman" w:cs="Times New Roman"/>
-              </w:rPr>
-              <w:t>-12, Asp-</w:t>
-            </w:r>
-            <w:proofErr w:type="gramStart"/>
-            <w:r>
-              <w:rPr>
-                <w:rFonts w:ascii="Times New Roman" w:hAnsi="Times New Roman" w:cs="Times New Roman"/>
-              </w:rPr>
-              <w:t>30,Glu</w:t>
-            </w:r>
-            <w:proofErr w:type="gramEnd"/>
-            <w:r>
-              <w:rPr>
-                <w:rFonts w:ascii="Times New Roman" w:hAnsi="Times New Roman" w:cs="Times New Roman"/>
-              </w:rPr>
-              <w:t>-13, Asp-</w:t>
-            </w:r>
-            <w:proofErr w:type="gramStart"/>
-            <w:r>
-              <w:rPr>
-                <w:rFonts w:ascii="Times New Roman" w:hAnsi="Times New Roman" w:cs="Times New Roman"/>
-              </w:rPr>
-              <w:t>119,Lys</w:t>
-            </w:r>
-            <w:proofErr w:type="gramEnd"/>
-            <w:r>
-              <w:rPr>
-                <w:rFonts w:ascii="Times New Roman" w:hAnsi="Times New Roman" w:cs="Times New Roman"/>
-              </w:rPr>
-              <w:t>-117, Phe-</w:t>
-            </w:r>
-            <w:proofErr w:type="gramStart"/>
-            <w:r>
-              <w:rPr>
-                <w:rFonts w:ascii="Times New Roman" w:hAnsi="Times New Roman" w:cs="Times New Roman"/>
-              </w:rPr>
-              <w:t>28,Asp</w:t>
-            </w:r>
-            <w:proofErr w:type="gramEnd"/>
-            <w:r>
-              <w:rPr>
-                <w:rFonts w:ascii="Times New Roman" w:hAnsi="Times New Roman" w:cs="Times New Roman"/>
-              </w:rPr>
-              <w:t>-57, Ala-</w:t>
-            </w:r>
-            <w:proofErr w:type="gramStart"/>
-            <w:r>
-              <w:rPr>
-                <w:rFonts w:ascii="Times New Roman" w:hAnsi="Times New Roman" w:cs="Times New Roman"/>
-              </w:rPr>
-              <w:t>18,Thr</w:t>
-            </w:r>
-            <w:proofErr w:type="gramEnd"/>
-            <w:r>
-              <w:rPr>
-                <w:rFonts w:ascii="Times New Roman" w:hAnsi="Times New Roman" w:cs="Times New Roman"/>
-              </w:rPr>
-              <w:t>-58</w:t>
-            </w:r>
-          </w:p>
-        </w:tc>
-      </w:tr>
-    </w:tbl>
-    <w:p>
-      <w:pPr>
-        <w:jc w:val="both"/>
-        <w:rPr>
-          <w:rFonts w:ascii="Times New Roman" w:hAnsi="Times New Roman" w:cs="Times New Roman"/>
-          <w:sz w:val="24"/>
-          <w:szCs w:val="24"/>
-        </w:rPr>
-      </w:pPr>
-    </w:p>
-    <w:p>
-      <w:pPr>
-        <w:jc w:val="both"/>
-        <w:rPr>
-          <w:rFonts w:ascii="Times New Roman" w:hAnsi="Times New Roman" w:cs="Times New Roman"/>
-          <w:sz w:val="24"/>
-          <w:szCs w:val="24"/>
-        </w:rPr>
-      </w:pPr>
-      <w:r>
-        <w:rPr>
-          <w:rFonts w:ascii="Times New Roman" w:hAnsi="Times New Roman" w:cs="Times New Roman"/>
-          <w:sz w:val="24"/>
-          <w:szCs w:val="24"/>
-        </w:rPr>
-        <w:t xml:space="preserve">                   </w:t>
-      </w:r>
-      <w:r>
-        <w:rPr>
-          <w:rFonts w:ascii="Times New Roman" w:hAnsi="Times New Roman" w:cs="Times New Roman"/>
-          <w:sz w:val="24"/>
-          <w:szCs w:val="24"/>
-        </w:rPr>
-        <w:t>Summary of docking results</w:t>
-      </w:r>
-    </w:p>
-    <w:p>
-      <w:pPr>
-        <w:jc w:val="both"/>
-        <w:rPr>
-          <w:rFonts w:ascii="Times New Roman" w:hAnsi="Times New Roman" w:cs="Times New Roman"/>
-          <w:sz w:val="24"/>
-          <w:szCs w:val="24"/>
-        </w:rPr>
-      </w:pPr>
-    </w:p>
-    <w:p>
-      <w:pPr>
-        <w:jc w:val="both"/>
-        <w:rPr>
-          <w:rFonts w:ascii="Times New Roman" w:hAnsi="Times New Roman" w:cs="Times New Roman"/>
-          <w:sz w:val="24"/>
-          <w:szCs w:val="24"/>
-        </w:rPr>
-      </w:pPr>
-      <w:r>
-        <w:rPr>
-          <w:rFonts w:ascii="Times New Roman" w:hAnsi="Times New Roman" w:cs="Times New Roman"/>
-          <w:sz w:val="24"/>
-          <w:szCs w:val="24"/>
-        </w:rPr>
-        <w:t>The above are the top eleven compounds with the best binding energy score. The binding free energy gives the nature of the protein and the ligand that has bound to it. Also, the conserved residues that take part in the hydrophobic interaction around the protein which are an indicative of stability to the structure and hydrogen bond formation between donor and acceptor atoms and residues of the protein are tabulated in the same table. The conserved hydrophobic residues like Asp-119, Phe-28 etc. along with hydrogen bond forming residues like Gly-15, Asp-33 and so on are reported in the table</w:t>
-      </w:r>
-    </w:p>
-    <w:p>
-      <w:pPr>
-        <w:jc w:val="both"/>
-        <w:rPr>
-          <w:rFonts w:ascii="Times New Roman" w:hAnsi="Times New Roman" w:cs="Times New Roman"/>
-          <w:sz w:val="24"/>
-          <w:szCs w:val="24"/>
-        </w:rPr>
-      </w:pPr>
-      <w:r>
-        <w:rPr>
-          <w:rFonts w:ascii="Times New Roman" w:hAnsi="Times New Roman" w:cs="Times New Roman"/>
-          <w:sz w:val="24"/>
-          <w:szCs w:val="24"/>
-        </w:rPr>
-        <w:br w:type="page"/>
-      </w:r>
+          <w:rFonts w:ascii="Times New Roman" w:hAnsi="Times New Roman" w:cs="Times New Roman"/>
+          <w:sz w:val="24"/>
+          <w:szCs w:val="24"/>
+        </w:rPr>
+        <w:t xml:space="preserve">NRAS                                                             PROCHECK analysis of Mutant NRAS                                                                                      </w:t>
+      </w:r>
+    </w:p>
+    <w:p>
+      <w:pPr>
+        <w:rPr>
+          <w:rFonts w:ascii="Times New Roman" w:hAnsi="Times New Roman" w:cs="Times New Roman"/>
+          <w:sz w:val="24"/>
+          <w:szCs w:val="24"/>
+        </w:rPr>
+      </w:pPr>
+    </w:p>
+    <w:p>
+      <w:pPr>
+        <w:rPr>
+          <w:rFonts w:ascii="Times New Roman" w:hAnsi="Times New Roman" w:cs="Times New Roman"/>
+          <w:sz w:val="24"/>
+          <w:szCs w:val="24"/>
+        </w:rPr>
+      </w:pPr>
+    </w:p>
+    <w:p>
+      <w:pPr>
+        <w:rPr>
+          <w:rFonts w:ascii="Times New Roman" w:hAnsi="Times New Roman" w:cs="Times New Roman"/>
+          <w:sz w:val="24"/>
+          <w:szCs w:val="24"/>
+        </w:rPr>
+      </w:pPr>
+    </w:p>
+    <w:p>
+      <w:pPr>
+        <w:rPr>
+          <w:rFonts w:ascii="Times New Roman" w:hAnsi="Times New Roman" w:cs="Times New Roman"/>
+          <w:sz w:val="24"/>
+          <w:szCs w:val="24"/>
+        </w:rPr>
+      </w:pPr>
       <w:r>
         <w:rPr>
           <w:rFonts w:ascii="Times New Roman" w:hAnsi="Times New Roman" w:cs="Times New Roman"/>
@@ -5160,7 +2892,6 @@
     </w:p>
     <w:p>
       <w:pPr>
-        <w:jc w:val="both"/>
         <w:rPr>
           <w:rFonts w:ascii="Times New Roman" w:hAnsi="Times New Roman" w:cs="Times New Roman"/>
           <w:sz w:val="24"/>
@@ -5638,40 +3369,49 @@
     </w:p>
     <w:p>
       <w:pPr>
-        <w:jc w:val="both"/>
-        <w:rPr>
-          <w:rFonts w:ascii="Times New Roman" w:hAnsi="Times New Roman" w:cs="Times New Roman"/>
-          <w:sz w:val="24"/>
-          <w:szCs w:val="24"/>
-        </w:rPr>
-      </w:pPr>
-    </w:p>
-    <w:p>
-      <w:pPr>
-        <w:jc w:val="both"/>
-      </w:pPr>
-      <w:r>
+        <w:rPr>
+          <w:rFonts w:ascii="Times New Roman" w:hAnsi="Times New Roman" w:cs="Times New Roman"/>
+          <w:sz w:val="24"/>
+          <w:szCs w:val="24"/>
+        </w:rPr>
+      </w:pPr>
+    </w:p>
+    <w:p>
+      <w:pPr>
+        <w:rPr>
+          <w:rFonts w:ascii="Times New Roman" w:hAnsi="Times New Roman" w:cs="Times New Roman"/>
+          <w:sz w:val="24"/>
+          <w:szCs w:val="24"/>
+        </w:rPr>
+      </w:pPr>
+      <w:r>
+        <w:rPr>
+          <w:rFonts w:ascii="Times New Roman" w:hAnsi="Times New Roman" w:cs="Times New Roman"/>
+          <w:sz w:val="24"/>
+          <w:szCs w:val="24"/>
+        </w:rPr>
         <w:t>Molecular Docking Interaction of ZINC02107288</w:t>
       </w:r>
     </w:p>
     <w:p>
       <w:pPr>
-        <w:jc w:val="both"/>
-        <w:rPr>
-          <w:rFonts w:ascii="Times New Roman" w:hAnsi="Times New Roman" w:cs="Times New Roman"/>
-          <w:sz w:val="24"/>
-          <w:szCs w:val="24"/>
-        </w:rPr>
-      </w:pPr>
-      <w:r>
-        <w:rPr>
+        <w:rPr>
+          <w:rFonts w:ascii="Times New Roman" w:hAnsi="Times New Roman" w:cs="Times New Roman"/>
+          <w:sz w:val="24"/>
+          <w:szCs w:val="24"/>
+        </w:rPr>
+      </w:pPr>
+      <w:r>
+        <w:rPr>
+          <w:rFonts w:ascii="Times New Roman" w:hAnsi="Times New Roman" w:cs="Times New Roman"/>
           <w:noProof/>
-          <w:sz w:val="20"/>
+          <w:sz w:val="24"/>
+          <w:szCs w:val="24"/>
         </w:rPr>
         <mc:AlternateContent>
           <mc:Choice Requires="wpg">
             <w:drawing>
-              <wp:inline distT="0" distB="0" distL="0" distR="0" wp14:anchorId="73D924F4" wp14:editId="6C6B8E36">
+              <wp:inline distT="0" distB="0" distL="0" distR="0" wp14:anchorId="73D924F4" wp14:editId="06F62969">
                 <wp:extent cx="2582573" cy="2622888"/>
                 <wp:effectExtent l="0" t="0" r="8255" b="6350"/>
                 <wp:docPr id="10" name="Group 10"/>
@@ -5952,10 +3692,29 @@
           </mc:Choice>
           <mc:Fallback>
             <w:pict>
-              <v:group w14:anchorId="64428738" id="Group 10" o:spid="_x0000_s1026" style="width:203.35pt;height:206.55pt;mso-position-horizontal-relative:char;mso-position-vertical-relative:line" coordsize="5118,5025" o:gfxdata="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">
+              <v:group w14:anchorId="64B171B7" id="Group 10" o:spid="_x0000_s1026" style="width:203.35pt;height:206.55pt;mso-position-horizontal-relative:char;mso-position-vertical-relative:line" coordsize="5118,5025" o:gfxdata="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">
                 <v:shape id="docshape12" o:spid="_x0000_s1027" style="position:absolute;width:5118;height:5025;visibility:visible;mso-wrap-style:square;v-text-anchor:top" coordsize="5118,5025" o:gfxdata="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" path="m5118,r-10,l5108,10r,5005l10,5015,10,10r5098,l5108,,10,,,,,10,,5015r,9l10,5024r5098,l5118,5024r,-9l5118,10r,-10xe" fillcolor="black" stroked="f">
                   <v:path arrowok="t" o:connecttype="custom" o:connectlocs="5118,0;5108,0;5108,10;5108,5015;10,5015;10,10;5108,10;5108,0;10,0;0,0;0,10;0,5015;0,5024;10,5024;5108,5024;5118,5024;5118,5015;5118,10;5118,0" o:connectangles="0,0,0,0,0,0,0,0,0,0,0,0,0,0,0,0,0,0,0"/>
                 </v:shape>
+                <v:shapetype id="_x0000_t75" coordsize="21600,21600" o:spt="75" o:preferrelative="t" path="m@4@5l@4@11@9@11@9@5xe" filled="f" stroked="f">
+                  <v:stroke joinstyle="miter"/>
+                  <v:formulas>
+                    <v:f eqn="if lineDrawn pixelLineWidth 0"/>
+                    <v:f eqn="sum @0 1 0"/>
+                    <v:f eqn="sum 0 0 @1"/>
+                    <v:f eqn="prod @2 1 2"/>
+                    <v:f eqn="prod @3 21600 pixelWidth"/>
+                    <v:f eqn="prod @3 21600 pixelHeight"/>
+                    <v:f eqn="sum @0 0 1"/>
+                    <v:f eqn="prod @6 1 2"/>
+                    <v:f eqn="prod @7 21600 pixelWidth"/>
+                    <v:f eqn="sum @8 21600 0"/>
+                    <v:f eqn="prod @7 21600 pixelHeight"/>
+                    <v:f eqn="sum @10 21600 0"/>
+                  </v:formulas>
+                  <v:path o:extrusionok="f" gradientshapeok="t" o:connecttype="rect"/>
+                  <o:lock v:ext="edit" aspectratio="t"/>
+                </v:shapetype>
                 <v:shape id="docshape13" o:spid="_x0000_s1028" type="#_x0000_t75" style="position:absolute;left:244;top:10;width:4611;height:4571;visibility:visible;mso-wrap-style:square" o:gfxdata="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">
                   <v:imagedata r:id="rId17" o:title=""/>
                 </v:shape>
@@ -5970,7 +3729,6 @@
       <w:pPr>
         <w:pStyle w:val="BodyText"/>
         <w:spacing w:before="90"/>
-        <w:jc w:val="both"/>
       </w:pPr>
       <w:r>
         <w:t>Molecular</w:t>
@@ -6005,57 +3763,51 @@
     </w:p>
     <w:p>
       <w:pPr>
-        <w:jc w:val="both"/>
-        <w:rPr>
-          <w:rFonts w:ascii="Times New Roman" w:hAnsi="Times New Roman" w:cs="Times New Roman"/>
-          <w:sz w:val="24"/>
-          <w:szCs w:val="24"/>
-        </w:rPr>
-      </w:pPr>
-    </w:p>
-    <w:p>
-      <w:pPr>
-        <w:jc w:val="both"/>
-        <w:rPr>
-          <w:rFonts w:ascii="Times New Roman" w:hAnsi="Times New Roman" w:cs="Times New Roman"/>
-          <w:sz w:val="24"/>
-          <w:szCs w:val="24"/>
-        </w:rPr>
-      </w:pPr>
-    </w:p>
-    <w:p>
-      <w:pPr>
-        <w:jc w:val="both"/>
-        <w:rPr>
-          <w:rFonts w:ascii="Times New Roman" w:hAnsi="Times New Roman" w:cs="Times New Roman"/>
-          <w:sz w:val="24"/>
-          <w:szCs w:val="24"/>
-        </w:rPr>
-      </w:pPr>
-    </w:p>
-    <w:p>
-      <w:pPr>
-        <w:jc w:val="both"/>
-        <w:rPr>
-          <w:rFonts w:ascii="Times New Roman" w:hAnsi="Times New Roman" w:cs="Times New Roman"/>
-          <w:sz w:val="24"/>
-          <w:szCs w:val="24"/>
-        </w:rPr>
-      </w:pPr>
-    </w:p>
-    <w:p>
-      <w:pPr>
-        <w:jc w:val="both"/>
-        <w:rPr>
-          <w:rFonts w:ascii="Times New Roman" w:hAnsi="Times New Roman" w:cs="Times New Roman"/>
-          <w:sz w:val="24"/>
-          <w:szCs w:val="24"/>
-        </w:rPr>
-      </w:pPr>
-    </w:p>
-    <w:p>
-      <w:pPr>
-        <w:jc w:val="both"/>
+        <w:rPr>
+          <w:rFonts w:ascii="Times New Roman" w:hAnsi="Times New Roman" w:cs="Times New Roman"/>
+          <w:sz w:val="24"/>
+          <w:szCs w:val="24"/>
+        </w:rPr>
+      </w:pPr>
+    </w:p>
+    <w:p>
+      <w:pPr>
+        <w:rPr>
+          <w:rFonts w:ascii="Times New Roman" w:hAnsi="Times New Roman" w:cs="Times New Roman"/>
+          <w:sz w:val="24"/>
+          <w:szCs w:val="24"/>
+        </w:rPr>
+      </w:pPr>
+    </w:p>
+    <w:p>
+      <w:pPr>
+        <w:rPr>
+          <w:rFonts w:ascii="Times New Roman" w:hAnsi="Times New Roman" w:cs="Times New Roman"/>
+          <w:sz w:val="24"/>
+          <w:szCs w:val="24"/>
+        </w:rPr>
+      </w:pPr>
+    </w:p>
+    <w:p>
+      <w:pPr>
+        <w:rPr>
+          <w:rFonts w:ascii="Times New Roman" w:hAnsi="Times New Roman" w:cs="Times New Roman"/>
+          <w:sz w:val="24"/>
+          <w:szCs w:val="24"/>
+        </w:rPr>
+      </w:pPr>
+    </w:p>
+    <w:p>
+      <w:pPr>
+        <w:rPr>
+          <w:rFonts w:ascii="Times New Roman" w:hAnsi="Times New Roman" w:cs="Times New Roman"/>
+          <w:sz w:val="24"/>
+          <w:szCs w:val="24"/>
+        </w:rPr>
+      </w:pPr>
+    </w:p>
+    <w:p>
+      <w:pPr>
         <w:rPr>
           <w:rFonts w:ascii="Times New Roman" w:hAnsi="Times New Roman" w:cs="Times New Roman"/>
           <w:sz w:val="24"/>
@@ -6482,61 +4234,103 @@
     </w:p>
     <w:p>
       <w:pPr>
-        <w:jc w:val="both"/>
-      </w:pPr>
-      <w:r>
+        <w:rPr>
+          <w:rFonts w:ascii="Times New Roman" w:hAnsi="Times New Roman" w:cs="Times New Roman"/>
+          <w:sz w:val="24"/>
+          <w:szCs w:val="24"/>
+        </w:rPr>
+      </w:pPr>
+      <w:r>
+        <w:rPr>
+          <w:rFonts w:ascii="Times New Roman" w:hAnsi="Times New Roman" w:cs="Times New Roman"/>
+          <w:sz w:val="24"/>
+          <w:szCs w:val="24"/>
+        </w:rPr>
         <w:t>Molecular</w:t>
       </w:r>
       <w:r>
         <w:rPr>
+          <w:rFonts w:ascii="Times New Roman" w:hAnsi="Times New Roman" w:cs="Times New Roman"/>
           <w:spacing w:val="-2"/>
+          <w:sz w:val="24"/>
+          <w:szCs w:val="24"/>
         </w:rPr>
         <w:t xml:space="preserve"> </w:t>
       </w:r>
       <w:r>
+        <w:rPr>
+          <w:rFonts w:ascii="Times New Roman" w:hAnsi="Times New Roman" w:cs="Times New Roman"/>
+          <w:sz w:val="24"/>
+          <w:szCs w:val="24"/>
+        </w:rPr>
         <w:t>Docking</w:t>
       </w:r>
       <w:r>
         <w:rPr>
+          <w:rFonts w:ascii="Times New Roman" w:hAnsi="Times New Roman" w:cs="Times New Roman"/>
           <w:spacing w:val="-2"/>
+          <w:sz w:val="24"/>
+          <w:szCs w:val="24"/>
         </w:rPr>
         <w:t xml:space="preserve"> </w:t>
       </w:r>
       <w:r>
+        <w:rPr>
+          <w:rFonts w:ascii="Times New Roman" w:hAnsi="Times New Roman" w:cs="Times New Roman"/>
+          <w:sz w:val="24"/>
+          <w:szCs w:val="24"/>
+        </w:rPr>
         <w:t>Interaction</w:t>
       </w:r>
       <w:r>
         <w:rPr>
+          <w:rFonts w:ascii="Times New Roman" w:hAnsi="Times New Roman" w:cs="Times New Roman"/>
           <w:spacing w:val="-2"/>
+          <w:sz w:val="24"/>
+          <w:szCs w:val="24"/>
         </w:rPr>
         <w:t xml:space="preserve"> </w:t>
       </w:r>
       <w:r>
+        <w:rPr>
+          <w:rFonts w:ascii="Times New Roman" w:hAnsi="Times New Roman" w:cs="Times New Roman"/>
+          <w:sz w:val="24"/>
+          <w:szCs w:val="24"/>
+        </w:rPr>
         <w:t>of</w:t>
       </w:r>
       <w:r>
         <w:rPr>
+          <w:rFonts w:ascii="Times New Roman" w:hAnsi="Times New Roman" w:cs="Times New Roman"/>
           <w:spacing w:val="58"/>
+          <w:sz w:val="24"/>
+          <w:szCs w:val="24"/>
         </w:rPr>
         <w:t xml:space="preserve"> </w:t>
       </w:r>
       <w:r>
+        <w:rPr>
+          <w:rFonts w:ascii="Times New Roman" w:hAnsi="Times New Roman" w:cs="Times New Roman"/>
+          <w:sz w:val="24"/>
+          <w:szCs w:val="24"/>
+        </w:rPr>
         <w:t>ZINC02096815</w:t>
       </w:r>
     </w:p>
     <w:p>
       <w:pPr>
-        <w:jc w:val="both"/>
-        <w:rPr>
-          <w:rFonts w:ascii="Times New Roman" w:hAnsi="Times New Roman" w:cs="Times New Roman"/>
-          <w:sz w:val="24"/>
-          <w:szCs w:val="24"/>
-        </w:rPr>
-      </w:pPr>
-      <w:r>
-        <w:rPr>
+        <w:rPr>
+          <w:rFonts w:ascii="Times New Roman" w:hAnsi="Times New Roman" w:cs="Times New Roman"/>
+          <w:sz w:val="24"/>
+          <w:szCs w:val="24"/>
+        </w:rPr>
+      </w:pPr>
+      <w:r>
+        <w:rPr>
+          <w:rFonts w:ascii="Times New Roman" w:hAnsi="Times New Roman" w:cs="Times New Roman"/>
           <w:noProof/>
-          <w:sz w:val="20"/>
+          <w:sz w:val="24"/>
+          <w:szCs w:val="24"/>
         </w:rPr>
         <mc:AlternateContent>
           <mc:Choice Requires="wpg">
@@ -6838,116 +4632,100 @@
     </w:p>
     <w:p>
       <w:pPr>
-        <w:jc w:val="both"/>
-      </w:pPr>
-      <w:r>
+        <w:rPr>
+          <w:rFonts w:ascii="Times New Roman" w:hAnsi="Times New Roman" w:cs="Times New Roman"/>
+          <w:sz w:val="24"/>
+          <w:szCs w:val="24"/>
+        </w:rPr>
+      </w:pPr>
+      <w:r>
+        <w:rPr>
+          <w:rFonts w:ascii="Times New Roman" w:hAnsi="Times New Roman" w:cs="Times New Roman"/>
+          <w:sz w:val="24"/>
+          <w:szCs w:val="24"/>
+        </w:rPr>
         <w:t>Molecular</w:t>
       </w:r>
       <w:r>
         <w:rPr>
+          <w:rFonts w:ascii="Times New Roman" w:hAnsi="Times New Roman" w:cs="Times New Roman"/>
           <w:spacing w:val="-1"/>
+          <w:sz w:val="24"/>
+          <w:szCs w:val="24"/>
         </w:rPr>
         <w:t xml:space="preserve"> </w:t>
       </w:r>
       <w:r>
+        <w:rPr>
+          <w:rFonts w:ascii="Times New Roman" w:hAnsi="Times New Roman" w:cs="Times New Roman"/>
+          <w:sz w:val="24"/>
+          <w:szCs w:val="24"/>
+        </w:rPr>
         <w:t>Docking</w:t>
       </w:r>
       <w:r>
         <w:rPr>
+          <w:rFonts w:ascii="Times New Roman" w:hAnsi="Times New Roman" w:cs="Times New Roman"/>
           <w:spacing w:val="-3"/>
+          <w:sz w:val="24"/>
+          <w:szCs w:val="24"/>
         </w:rPr>
         <w:t xml:space="preserve"> </w:t>
       </w:r>
       <w:r>
+        <w:rPr>
+          <w:rFonts w:ascii="Times New Roman" w:hAnsi="Times New Roman" w:cs="Times New Roman"/>
+          <w:sz w:val="24"/>
+          <w:szCs w:val="24"/>
+        </w:rPr>
         <w:t>Interaction</w:t>
       </w:r>
       <w:r>
         <w:rPr>
+          <w:rFonts w:ascii="Times New Roman" w:hAnsi="Times New Roman" w:cs="Times New Roman"/>
           <w:spacing w:val="-1"/>
+          <w:sz w:val="24"/>
+          <w:szCs w:val="24"/>
         </w:rPr>
         <w:t xml:space="preserve"> </w:t>
       </w:r>
       <w:r>
+        <w:rPr>
+          <w:rFonts w:ascii="Times New Roman" w:hAnsi="Times New Roman" w:cs="Times New Roman"/>
+          <w:sz w:val="24"/>
+          <w:szCs w:val="24"/>
+        </w:rPr>
         <w:t>of</w:t>
       </w:r>
       <w:r>
         <w:rPr>
+          <w:rFonts w:ascii="Times New Roman" w:hAnsi="Times New Roman" w:cs="Times New Roman"/>
           <w:spacing w:val="58"/>
+          <w:sz w:val="24"/>
+          <w:szCs w:val="24"/>
         </w:rPr>
         <w:t xml:space="preserve"> </w:t>
       </w:r>
       <w:r>
+        <w:rPr>
+          <w:rFonts w:ascii="Times New Roman" w:hAnsi="Times New Roman" w:cs="Times New Roman"/>
+          <w:sz w:val="24"/>
+          <w:szCs w:val="24"/>
+        </w:rPr>
         <w:t>ZINC02114326</w:t>
       </w:r>
     </w:p>
     <w:p>
       <w:pPr>
-        <w:jc w:val="both"/>
-        <w:rPr>
-          <w:rFonts w:ascii="Times New Roman" w:hAnsi="Times New Roman" w:cs="Times New Roman"/>
-          <w:sz w:val="24"/>
-          <w:szCs w:val="24"/>
-        </w:rPr>
-      </w:pPr>
-    </w:p>
-    <w:p>
-      <w:pPr>
-        <w:jc w:val="both"/>
-        <w:rPr>
-          <w:rFonts w:ascii="Times New Roman" w:hAnsi="Times New Roman" w:cs="Times New Roman"/>
-          <w:sz w:val="24"/>
-          <w:szCs w:val="24"/>
-        </w:rPr>
-      </w:pPr>
-    </w:p>
-    <w:p>
-      <w:pPr>
-        <w:pStyle w:val="BodyText"/>
-        <w:spacing w:before="10"/>
-        <w:jc w:val="both"/>
-      </w:pPr>
-    </w:p>
-    <w:p>
-      <w:pPr>
-        <w:jc w:val="both"/>
-        <w:rPr>
-          <w:rFonts w:ascii="Times New Roman" w:hAnsi="Times New Roman" w:cs="Times New Roman"/>
-          <w:sz w:val="24"/>
-          <w:szCs w:val="24"/>
-        </w:rPr>
-      </w:pPr>
-    </w:p>
-    <w:p>
-      <w:pPr>
-        <w:jc w:val="both"/>
-        <w:rPr>
-          <w:rFonts w:ascii="Times New Roman" w:hAnsi="Times New Roman" w:cs="Times New Roman"/>
-          <w:sz w:val="24"/>
-          <w:szCs w:val="24"/>
-        </w:rPr>
-      </w:pPr>
-    </w:p>
-    <w:p>
-      <w:pPr>
-        <w:jc w:val="both"/>
-        <w:rPr>
-          <w:rFonts w:ascii="Times New Roman" w:hAnsi="Times New Roman" w:cs="Times New Roman"/>
-          <w:sz w:val="24"/>
-          <w:szCs w:val="24"/>
-        </w:rPr>
-      </w:pPr>
-    </w:p>
-    <w:p>
-      <w:pPr>
-        <w:pStyle w:val="BodyText"/>
-        <w:spacing w:before="10"/>
-        <w:ind w:left="20"/>
-        <w:jc w:val="both"/>
-      </w:pPr>
-    </w:p>
-    <w:p>
-      <w:pPr>
-        <w:jc w:val="both"/>
+        <w:rPr>
+          <w:rFonts w:ascii="Times New Roman" w:hAnsi="Times New Roman" w:cs="Times New Roman"/>
+          <w:sz w:val="24"/>
+          <w:szCs w:val="24"/>
+        </w:rPr>
+      </w:pPr>
+    </w:p>
+    <w:p>
+      <w:pPr>
         <w:rPr>
           <w:rFonts w:ascii="Times New Roman" w:hAnsi="Times New Roman" w:cs="Times New Roman"/>
           <w:sz w:val="24"/>
@@ -6965,13 +4743,13 @@
         <mc:AlternateContent>
           <mc:Choice Requires="wpg">
             <w:drawing>
-              <wp:anchor distT="0" distB="0" distL="0" distR="0" simplePos="0" relativeHeight="251667456" behindDoc="1" locked="0" layoutInCell="1" allowOverlap="1" wp14:anchorId="3C72D4B1" wp14:editId="1C565D2D">
+              <wp:anchor distT="0" distB="0" distL="0" distR="0" simplePos="0" relativeHeight="251667456" behindDoc="1" locked="0" layoutInCell="1" allowOverlap="1" wp14:anchorId="3C72D4B1" wp14:editId="2D220FBC">
                 <wp:simplePos x="0" y="0"/>
                 <wp:positionH relativeFrom="margin">
-                  <wp:posOffset>-73660</wp:posOffset>
+                  <wp:align>left</wp:align>
                 </wp:positionH>
                 <wp:positionV relativeFrom="paragraph">
-                  <wp:posOffset>266700</wp:posOffset>
+                  <wp:posOffset>484505</wp:posOffset>
                 </wp:positionV>
                 <wp:extent cx="3070225" cy="2849880"/>
                 <wp:effectExtent l="0" t="0" r="0" b="7620"/>
@@ -7298,7 +5076,7 @@
           </mc:Choice>
           <mc:Fallback>
             <w:pict>
-              <v:group w14:anchorId="6FE232CE" id="Group 25" o:spid="_x0000_s1026" style="position:absolute;margin-left:-5.8pt;margin-top:21pt;width:241.75pt;height:224.4pt;z-index:-251649024;mso-wrap-distance-left:0;mso-wrap-distance-right:0;mso-position-horizontal-relative:margin" coordorigin="1440,338" coordsize="5137,4888" o:gfxdata="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">
+              <v:group w14:anchorId="4304F845" id="Group 25" o:spid="_x0000_s1026" style="position:absolute;margin-left:0;margin-top:38.15pt;width:241.75pt;height:224.4pt;z-index:-251649024;mso-wrap-distance-left:0;mso-wrap-distance-right:0;mso-position-horizontal:left;mso-position-horizontal-relative:margin" coordorigin="1440,338" coordsize="5137,4888" o:gfxdata="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">
                 <v:shape id="docshape21" o:spid="_x0000_s1027" style="position:absolute;left:1440;top:338;width:5137;height:4888;visibility:visible;mso-wrap-style:square;v-text-anchor:top" coordsize="5137,4888" o:gfxdata="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" path="m5137,r-9,l5128,10r,4868l10,4878,10,10r5118,l5128,,10,,,,,10,,4878r,10l10,4888r5118,l5137,4888r,-10l5137,10r,-10xe" fillcolor="black" stroked="f">
                   <v:path arrowok="t" o:connecttype="custom" o:connectlocs="5137,338;5128,338;5128,348;5128,5216;10,5216;10,348;5128,348;5128,338;10,338;0,338;0,348;0,5216;0,5226;10,5226;5128,5226;5137,5226;5137,5216;5137,348;5137,338" o:connectangles="0,0,0,0,0,0,0,0,0,0,0,0,0,0,0,0,0,0,0"/>
                 </v:shape>
@@ -7316,13 +5094,19 @@
       <w:pPr>
         <w:pStyle w:val="BodyText"/>
         <w:spacing w:before="10"/>
-        <w:ind w:left="20"/>
-        <w:jc w:val="both"/>
-      </w:pPr>
-    </w:p>
-    <w:p>
-      <w:pPr>
-        <w:jc w:val="both"/>
+      </w:pPr>
+    </w:p>
+    <w:p>
+      <w:pPr>
+        <w:rPr>
+          <w:rFonts w:ascii="Times New Roman" w:hAnsi="Times New Roman" w:cs="Times New Roman"/>
+          <w:sz w:val="24"/>
+          <w:szCs w:val="24"/>
+        </w:rPr>
+      </w:pPr>
+    </w:p>
+    <w:p>
+      <w:pPr>
         <w:rPr>
           <w:rFonts w:ascii="Times New Roman" w:hAnsi="Times New Roman" w:cs="Times New Roman"/>
           <w:sz w:val="24"/>
@@ -7341,17 +5125,18 @@
     </w:p>
     <w:p>
       <w:pPr>
-        <w:jc w:val="both"/>
-        <w:rPr>
-          <w:rFonts w:ascii="Times New Roman" w:hAnsi="Times New Roman" w:cs="Times New Roman"/>
-          <w:sz w:val="24"/>
-          <w:szCs w:val="24"/>
-        </w:rPr>
-      </w:pPr>
-      <w:r>
-        <w:rPr>
+        <w:rPr>
+          <w:rFonts w:ascii="Times New Roman" w:hAnsi="Times New Roman" w:cs="Times New Roman"/>
+          <w:sz w:val="24"/>
+          <w:szCs w:val="24"/>
+        </w:rPr>
+      </w:pPr>
+      <w:r>
+        <w:rPr>
+          <w:rFonts w:ascii="Times New Roman" w:hAnsi="Times New Roman" w:cs="Times New Roman"/>
           <w:noProof/>
-          <w:sz w:val="20"/>
+          <w:sz w:val="24"/>
+          <w:szCs w:val="24"/>
         </w:rPr>
         <mc:AlternateContent>
           <mc:Choice Requires="wpg">
@@ -7693,90 +5478,190 @@
     </w:p>
     <w:p>
       <w:pPr>
-        <w:jc w:val="both"/>
-      </w:pPr>
-      <w:r>
+        <w:rPr>
+          <w:rFonts w:ascii="Times New Roman" w:hAnsi="Times New Roman" w:cs="Times New Roman"/>
+          <w:sz w:val="24"/>
+          <w:szCs w:val="24"/>
+        </w:rPr>
+      </w:pPr>
+      <w:r>
+        <w:rPr>
+          <w:rFonts w:ascii="Times New Roman" w:hAnsi="Times New Roman" w:cs="Times New Roman"/>
+          <w:sz w:val="24"/>
+          <w:szCs w:val="24"/>
+        </w:rPr>
         <w:t xml:space="preserve"> Molecular</w:t>
       </w:r>
       <w:r>
         <w:rPr>
+          <w:rFonts w:ascii="Times New Roman" w:hAnsi="Times New Roman" w:cs="Times New Roman"/>
           <w:spacing w:val="-1"/>
+          <w:sz w:val="24"/>
+          <w:szCs w:val="24"/>
         </w:rPr>
         <w:t xml:space="preserve"> </w:t>
       </w:r>
       <w:r>
+        <w:rPr>
+          <w:rFonts w:ascii="Times New Roman" w:hAnsi="Times New Roman" w:cs="Times New Roman"/>
+          <w:sz w:val="24"/>
+          <w:szCs w:val="24"/>
+        </w:rPr>
         <w:t>Docking</w:t>
       </w:r>
       <w:r>
         <w:rPr>
+          <w:rFonts w:ascii="Times New Roman" w:hAnsi="Times New Roman" w:cs="Times New Roman"/>
           <w:spacing w:val="-3"/>
+          <w:sz w:val="24"/>
+          <w:szCs w:val="24"/>
         </w:rPr>
         <w:t xml:space="preserve"> </w:t>
       </w:r>
       <w:r>
+        <w:rPr>
+          <w:rFonts w:ascii="Times New Roman" w:hAnsi="Times New Roman" w:cs="Times New Roman"/>
+          <w:sz w:val="24"/>
+          <w:szCs w:val="24"/>
+        </w:rPr>
         <w:t>Interaction</w:t>
       </w:r>
       <w:r>
         <w:rPr>
+          <w:rFonts w:ascii="Times New Roman" w:hAnsi="Times New Roman" w:cs="Times New Roman"/>
           <w:spacing w:val="-1"/>
+          <w:sz w:val="24"/>
+          <w:szCs w:val="24"/>
         </w:rPr>
         <w:t xml:space="preserve"> </w:t>
       </w:r>
       <w:r>
+        <w:rPr>
+          <w:rFonts w:ascii="Times New Roman" w:hAnsi="Times New Roman" w:cs="Times New Roman"/>
+          <w:sz w:val="24"/>
+          <w:szCs w:val="24"/>
+        </w:rPr>
         <w:t>of</w:t>
       </w:r>
       <w:r>
         <w:rPr>
+          <w:rFonts w:ascii="Times New Roman" w:hAnsi="Times New Roman" w:cs="Times New Roman"/>
           <w:spacing w:val="58"/>
+          <w:sz w:val="24"/>
+          <w:szCs w:val="24"/>
         </w:rPr>
         <w:t xml:space="preserve"> </w:t>
       </w:r>
       <w:r>
+        <w:rPr>
+          <w:rFonts w:ascii="Times New Roman" w:hAnsi="Times New Roman" w:cs="Times New Roman"/>
+          <w:sz w:val="24"/>
+          <w:szCs w:val="24"/>
+        </w:rPr>
         <w:t>ZINC06167356</w:t>
       </w:r>
     </w:p>
     <w:p>
       <w:pPr>
-        <w:jc w:val="both"/>
-      </w:pPr>
-      <w:r>
+        <w:rPr>
+          <w:rFonts w:ascii="Times New Roman" w:hAnsi="Times New Roman" w:cs="Times New Roman"/>
+          <w:sz w:val="24"/>
+          <w:szCs w:val="24"/>
+        </w:rPr>
+      </w:pPr>
+    </w:p>
+    <w:p>
+      <w:pPr>
+        <w:rPr>
+          <w:rFonts w:ascii="Times New Roman" w:hAnsi="Times New Roman" w:cs="Times New Roman"/>
+          <w:sz w:val="24"/>
+          <w:szCs w:val="24"/>
+        </w:rPr>
+      </w:pPr>
+    </w:p>
+    <w:p>
+      <w:pPr>
+        <w:rPr>
+          <w:rFonts w:ascii="Times New Roman" w:hAnsi="Times New Roman" w:cs="Times New Roman"/>
+          <w:sz w:val="24"/>
+          <w:szCs w:val="24"/>
+        </w:rPr>
+      </w:pPr>
+      <w:r>
+        <w:rPr>
+          <w:rFonts w:ascii="Times New Roman" w:hAnsi="Times New Roman" w:cs="Times New Roman"/>
+          <w:sz w:val="24"/>
+          <w:szCs w:val="24"/>
+        </w:rPr>
         <w:lastRenderedPageBreak/>
         <w:t>Molecular</w:t>
       </w:r>
       <w:r>
         <w:rPr>
+          <w:rFonts w:ascii="Times New Roman" w:hAnsi="Times New Roman" w:cs="Times New Roman"/>
           <w:spacing w:val="-2"/>
+          <w:sz w:val="24"/>
+          <w:szCs w:val="24"/>
         </w:rPr>
         <w:t xml:space="preserve"> </w:t>
       </w:r>
       <w:r>
+        <w:rPr>
+          <w:rFonts w:ascii="Times New Roman" w:hAnsi="Times New Roman" w:cs="Times New Roman"/>
+          <w:sz w:val="24"/>
+          <w:szCs w:val="24"/>
+        </w:rPr>
         <w:t>Docking</w:t>
       </w:r>
       <w:r>
         <w:rPr>
+          <w:rFonts w:ascii="Times New Roman" w:hAnsi="Times New Roman" w:cs="Times New Roman"/>
           <w:spacing w:val="-2"/>
+          <w:sz w:val="24"/>
+          <w:szCs w:val="24"/>
         </w:rPr>
         <w:t xml:space="preserve"> </w:t>
       </w:r>
       <w:r>
+        <w:rPr>
+          <w:rFonts w:ascii="Times New Roman" w:hAnsi="Times New Roman" w:cs="Times New Roman"/>
+          <w:sz w:val="24"/>
+          <w:szCs w:val="24"/>
+        </w:rPr>
         <w:t>Interaction</w:t>
       </w:r>
       <w:r>
         <w:rPr>
+          <w:rFonts w:ascii="Times New Roman" w:hAnsi="Times New Roman" w:cs="Times New Roman"/>
           <w:spacing w:val="-2"/>
+          <w:sz w:val="24"/>
+          <w:szCs w:val="24"/>
         </w:rPr>
         <w:t xml:space="preserve"> </w:t>
       </w:r>
       <w:r>
+        <w:rPr>
+          <w:rFonts w:ascii="Times New Roman" w:hAnsi="Times New Roman" w:cs="Times New Roman"/>
+          <w:sz w:val="24"/>
+          <w:szCs w:val="24"/>
+        </w:rPr>
         <w:t>of</w:t>
       </w:r>
       <w:r>
         <w:rPr>
+          <w:rFonts w:ascii="Times New Roman" w:hAnsi="Times New Roman" w:cs="Times New Roman"/>
           <w:spacing w:val="58"/>
+          <w:sz w:val="24"/>
+          <w:szCs w:val="24"/>
         </w:rPr>
         <w:t xml:space="preserve"> </w:t>
       </w:r>
       <w:r>
+        <w:rPr>
+          <w:rFonts w:ascii="Times New Roman" w:hAnsi="Times New Roman" w:cs="Times New Roman"/>
+          <w:sz w:val="24"/>
+          <w:szCs w:val="24"/>
+        </w:rPr>
         <w:t>ZINC02120343</w:t>
       </w:r>
       <w:r>
@@ -8188,37 +6073,64 @@
         </mc:AlternateContent>
       </w:r>
       <w:r>
+        <w:rPr>
+          <w:rFonts w:ascii="Times New Roman" w:hAnsi="Times New Roman" w:cs="Times New Roman"/>
+          <w:sz w:val="24"/>
+          <w:szCs w:val="24"/>
+        </w:rPr>
         <w:t xml:space="preserve">                               </w:t>
       </w:r>
     </w:p>
     <w:p>
       <w:pPr>
-        <w:jc w:val="both"/>
-      </w:pPr>
-    </w:p>
-    <w:p>
-      <w:pPr>
-        <w:jc w:val="both"/>
-      </w:pPr>
-    </w:p>
-    <w:p>
-      <w:pPr>
-        <w:jc w:val="both"/>
-      </w:pPr>
-    </w:p>
-    <w:p>
-      <w:pPr>
-        <w:jc w:val="both"/>
-      </w:pPr>
-    </w:p>
-    <w:p>
-      <w:pPr>
-        <w:jc w:val="both"/>
-      </w:pPr>
-      <w:r>
-        <w:rPr>
+        <w:rPr>
+          <w:rFonts w:ascii="Times New Roman" w:hAnsi="Times New Roman" w:cs="Times New Roman"/>
+          <w:sz w:val="24"/>
+          <w:szCs w:val="24"/>
+        </w:rPr>
+      </w:pPr>
+    </w:p>
+    <w:p>
+      <w:pPr>
+        <w:rPr>
+          <w:rFonts w:ascii="Times New Roman" w:hAnsi="Times New Roman" w:cs="Times New Roman"/>
+          <w:sz w:val="24"/>
+          <w:szCs w:val="24"/>
+        </w:rPr>
+      </w:pPr>
+    </w:p>
+    <w:p>
+      <w:pPr>
+        <w:rPr>
+          <w:rFonts w:ascii="Times New Roman" w:hAnsi="Times New Roman" w:cs="Times New Roman"/>
+          <w:sz w:val="24"/>
+          <w:szCs w:val="24"/>
+        </w:rPr>
+      </w:pPr>
+    </w:p>
+    <w:p>
+      <w:pPr>
+        <w:rPr>
+          <w:rFonts w:ascii="Times New Roman" w:hAnsi="Times New Roman" w:cs="Times New Roman"/>
+          <w:sz w:val="24"/>
+          <w:szCs w:val="24"/>
+        </w:rPr>
+      </w:pPr>
+    </w:p>
+    <w:p>
+      <w:pPr>
+        <w:rPr>
+          <w:rFonts w:ascii="Times New Roman" w:hAnsi="Times New Roman" w:cs="Times New Roman"/>
+          <w:sz w:val="24"/>
+          <w:szCs w:val="24"/>
+        </w:rPr>
+      </w:pPr>
+      <w:r>
+        <w:rPr>
+          <w:rFonts w:ascii="Times New Roman" w:hAnsi="Times New Roman" w:cs="Times New Roman"/>
           <w:noProof/>
-          <w:sz w:val="20"/>
+          <w:sz w:val="24"/>
+          <w:szCs w:val="24"/>
         </w:rPr>
         <mc:AlternateContent>
           <mc:Choice Requires="wpg">
@@ -8520,32 +6432,53 @@
     </w:p>
     <w:p>
       <w:pPr>
-        <w:jc w:val="both"/>
-      </w:pPr>
-      <w:r>
-        <w:t xml:space="preserve">      </w:t>
-      </w:r>
-      <w:r>
-        <w:t>Molecular Docking Interaction of ZINC02102162</w:t>
-      </w:r>
-    </w:p>
-    <w:p>
-      <w:pPr>
-        <w:jc w:val="both"/>
-      </w:pPr>
-    </w:p>
-    <w:p>
-      <w:pPr>
-        <w:jc w:val="both"/>
-      </w:pPr>
-    </w:p>
-    <w:p>
-      <w:pPr>
-        <w:jc w:val="both"/>
-      </w:pPr>
-      <w:r>
-        <w:rPr>
+        <w:rPr>
+          <w:rFonts w:ascii="Times New Roman" w:hAnsi="Times New Roman" w:cs="Times New Roman"/>
+          <w:sz w:val="24"/>
+          <w:szCs w:val="24"/>
+        </w:rPr>
+      </w:pPr>
+      <w:r>
+        <w:rPr>
+          <w:rFonts w:ascii="Times New Roman" w:hAnsi="Times New Roman" w:cs="Times New Roman"/>
+          <w:sz w:val="24"/>
+          <w:szCs w:val="24"/>
+        </w:rPr>
+        <w:t xml:space="preserve">      Molecular Docking Interaction of ZINC02102162</w:t>
+      </w:r>
+    </w:p>
+    <w:p>
+      <w:pPr>
+        <w:rPr>
+          <w:rFonts w:ascii="Times New Roman" w:hAnsi="Times New Roman" w:cs="Times New Roman"/>
+          <w:sz w:val="24"/>
+          <w:szCs w:val="24"/>
+        </w:rPr>
+      </w:pPr>
+    </w:p>
+    <w:p>
+      <w:pPr>
+        <w:rPr>
+          <w:rFonts w:ascii="Times New Roman" w:hAnsi="Times New Roman" w:cs="Times New Roman"/>
+          <w:sz w:val="24"/>
+          <w:szCs w:val="24"/>
+        </w:rPr>
+      </w:pPr>
+    </w:p>
+    <w:p>
+      <w:pPr>
+        <w:rPr>
+          <w:rFonts w:ascii="Times New Roman" w:hAnsi="Times New Roman" w:cs="Times New Roman"/>
+          <w:sz w:val="24"/>
+          <w:szCs w:val="24"/>
+        </w:rPr>
+      </w:pPr>
+      <w:r>
+        <w:rPr>
+          <w:rFonts w:ascii="Times New Roman" w:hAnsi="Times New Roman" w:cs="Times New Roman"/>
           <w:noProof/>
+          <w:sz w:val="24"/>
+          <w:szCs w:val="24"/>
         </w:rPr>
         <w:lastRenderedPageBreak/>
         <mc:AlternateContent>
@@ -8900,36 +6833,53 @@
     </w:p>
     <w:p>
       <w:pPr>
-        <w:jc w:val="both"/>
-      </w:pPr>
-    </w:p>
-    <w:p>
-      <w:pPr>
-        <w:jc w:val="both"/>
-        <w:rPr>
-          <w:rFonts w:ascii="Times New Roman" w:hAnsi="Times New Roman" w:cs="Times New Roman"/>
-        </w:rPr>
-      </w:pPr>
-      <w:r>
-        <w:rPr>
-          <w:rFonts w:ascii="Times New Roman" w:hAnsi="Times New Roman" w:cs="Times New Roman"/>
+        <w:rPr>
+          <w:rFonts w:ascii="Times New Roman" w:hAnsi="Times New Roman" w:cs="Times New Roman"/>
+          <w:sz w:val="24"/>
+          <w:szCs w:val="24"/>
+        </w:rPr>
+      </w:pPr>
+    </w:p>
+    <w:p>
+      <w:pPr>
+        <w:rPr>
+          <w:rFonts w:ascii="Times New Roman" w:hAnsi="Times New Roman" w:cs="Times New Roman"/>
+          <w:sz w:val="24"/>
+          <w:szCs w:val="24"/>
+        </w:rPr>
+      </w:pPr>
+      <w:r>
+        <w:rPr>
+          <w:rFonts w:ascii="Times New Roman" w:hAnsi="Times New Roman" w:cs="Times New Roman"/>
+          <w:sz w:val="24"/>
+          <w:szCs w:val="24"/>
         </w:rPr>
         <w:t>Molecular Docking Interaction of ZINC02114643</w:t>
       </w:r>
     </w:p>
     <w:p>
       <w:pPr>
-        <w:jc w:val="both"/>
-      </w:pPr>
-    </w:p>
-    <w:p>
-      <w:pPr>
-        <w:jc w:val="both"/>
-      </w:pPr>
-      <w:r>
-        <w:rPr>
+        <w:rPr>
+          <w:rFonts w:ascii="Times New Roman" w:hAnsi="Times New Roman" w:cs="Times New Roman"/>
+          <w:sz w:val="24"/>
+          <w:szCs w:val="24"/>
+        </w:rPr>
+      </w:pPr>
+    </w:p>
+    <w:p>
+      <w:pPr>
+        <w:rPr>
+          <w:rFonts w:ascii="Times New Roman" w:hAnsi="Times New Roman" w:cs="Times New Roman"/>
+          <w:sz w:val="24"/>
+          <w:szCs w:val="24"/>
+        </w:rPr>
+      </w:pPr>
+      <w:r>
+        <w:rPr>
+          <w:rFonts w:ascii="Times New Roman" w:hAnsi="Times New Roman" w:cs="Times New Roman"/>
           <w:noProof/>
-          <w:sz w:val="20"/>
+          <w:sz w:val="24"/>
+          <w:szCs w:val="24"/>
         </w:rPr>
         <mc:AlternateContent>
           <mc:Choice Requires="wpg">
@@ -9231,60 +7181,112 @@
     </w:p>
     <w:p>
       <w:pPr>
-        <w:jc w:val="both"/>
-      </w:pPr>
-      <w:r>
+        <w:rPr>
+          <w:rFonts w:ascii="Times New Roman" w:hAnsi="Times New Roman" w:cs="Times New Roman"/>
+          <w:sz w:val="24"/>
+          <w:szCs w:val="24"/>
+        </w:rPr>
+      </w:pPr>
+      <w:r>
+        <w:rPr>
+          <w:rFonts w:ascii="Times New Roman" w:hAnsi="Times New Roman" w:cs="Times New Roman"/>
+          <w:sz w:val="24"/>
+          <w:szCs w:val="24"/>
+        </w:rPr>
         <w:t xml:space="preserve">        Molecular</w:t>
       </w:r>
       <w:r>
         <w:rPr>
+          <w:rFonts w:ascii="Times New Roman" w:hAnsi="Times New Roman" w:cs="Times New Roman"/>
           <w:spacing w:val="-2"/>
+          <w:sz w:val="24"/>
+          <w:szCs w:val="24"/>
         </w:rPr>
         <w:t xml:space="preserve"> </w:t>
       </w:r>
       <w:r>
+        <w:rPr>
+          <w:rFonts w:ascii="Times New Roman" w:hAnsi="Times New Roman" w:cs="Times New Roman"/>
+          <w:sz w:val="24"/>
+          <w:szCs w:val="24"/>
+        </w:rPr>
         <w:t>Docking</w:t>
       </w:r>
       <w:r>
         <w:rPr>
+          <w:rFonts w:ascii="Times New Roman" w:hAnsi="Times New Roman" w:cs="Times New Roman"/>
           <w:spacing w:val="-2"/>
+          <w:sz w:val="24"/>
+          <w:szCs w:val="24"/>
         </w:rPr>
         <w:t xml:space="preserve"> </w:t>
       </w:r>
       <w:r>
+        <w:rPr>
+          <w:rFonts w:ascii="Times New Roman" w:hAnsi="Times New Roman" w:cs="Times New Roman"/>
+          <w:sz w:val="24"/>
+          <w:szCs w:val="24"/>
+        </w:rPr>
         <w:t>Interaction</w:t>
       </w:r>
       <w:r>
         <w:rPr>
+          <w:rFonts w:ascii="Times New Roman" w:hAnsi="Times New Roman" w:cs="Times New Roman"/>
           <w:spacing w:val="-1"/>
+          <w:sz w:val="24"/>
+          <w:szCs w:val="24"/>
         </w:rPr>
         <w:t xml:space="preserve"> </w:t>
       </w:r>
       <w:r>
+        <w:rPr>
+          <w:rFonts w:ascii="Times New Roman" w:hAnsi="Times New Roman" w:cs="Times New Roman"/>
+          <w:sz w:val="24"/>
+          <w:szCs w:val="24"/>
+        </w:rPr>
         <w:t>of</w:t>
       </w:r>
       <w:r>
         <w:rPr>
+          <w:rFonts w:ascii="Times New Roman" w:hAnsi="Times New Roman" w:cs="Times New Roman"/>
           <w:spacing w:val="59"/>
+          <w:sz w:val="24"/>
+          <w:szCs w:val="24"/>
         </w:rPr>
         <w:t xml:space="preserve"> </w:t>
       </w:r>
       <w:r>
+        <w:rPr>
+          <w:rFonts w:ascii="Times New Roman" w:hAnsi="Times New Roman" w:cs="Times New Roman"/>
+          <w:sz w:val="24"/>
+          <w:szCs w:val="24"/>
+        </w:rPr>
         <w:t xml:space="preserve">ZINC00518885           </w:t>
       </w:r>
     </w:p>
     <w:p>
       <w:pPr>
-        <w:jc w:val="both"/>
-      </w:pPr>
-    </w:p>
-    <w:p>
-      <w:pPr>
-        <w:jc w:val="both"/>
-      </w:pPr>
-      <w:r>
-        <w:rPr>
+        <w:rPr>
+          <w:rFonts w:ascii="Times New Roman" w:hAnsi="Times New Roman" w:cs="Times New Roman"/>
+          <w:sz w:val="24"/>
+          <w:szCs w:val="24"/>
+        </w:rPr>
+      </w:pPr>
+    </w:p>
+    <w:p>
+      <w:pPr>
+        <w:rPr>
+          <w:rFonts w:ascii="Times New Roman" w:hAnsi="Times New Roman" w:cs="Times New Roman"/>
+          <w:sz w:val="24"/>
+          <w:szCs w:val="24"/>
+        </w:rPr>
+      </w:pPr>
+      <w:r>
+        <w:rPr>
+          <w:rFonts w:ascii="Times New Roman" w:hAnsi="Times New Roman" w:cs="Times New Roman"/>
           <w:noProof/>
+          <w:sz w:val="24"/>
+          <w:szCs w:val="24"/>
         </w:rPr>
         <w:lastRenderedPageBreak/>
         <mc:AlternateContent>
@@ -9637,776 +7639,581 @@
         </mc:AlternateContent>
       </w:r>
       <w:r>
+        <w:rPr>
+          <w:rFonts w:ascii="Times New Roman" w:hAnsi="Times New Roman" w:cs="Times New Roman"/>
+          <w:sz w:val="24"/>
+          <w:szCs w:val="24"/>
+        </w:rPr>
         <w:t xml:space="preserve">                </w:t>
       </w:r>
     </w:p>
     <w:p>
       <w:pPr>
-        <w:jc w:val="both"/>
-      </w:pPr>
-      <w:r>
+        <w:rPr>
+          <w:rFonts w:ascii="Times New Roman" w:hAnsi="Times New Roman" w:cs="Times New Roman"/>
+          <w:sz w:val="24"/>
+          <w:szCs w:val="24"/>
+        </w:rPr>
+      </w:pPr>
+      <w:r>
+        <w:rPr>
+          <w:rFonts w:ascii="Times New Roman" w:hAnsi="Times New Roman" w:cs="Times New Roman"/>
+          <w:sz w:val="24"/>
+          <w:szCs w:val="24"/>
+        </w:rPr>
         <w:t>Molecular</w:t>
       </w:r>
       <w:r>
         <w:rPr>
+          <w:rFonts w:ascii="Times New Roman" w:hAnsi="Times New Roman" w:cs="Times New Roman"/>
           <w:spacing w:val="-2"/>
+          <w:sz w:val="24"/>
+          <w:szCs w:val="24"/>
         </w:rPr>
         <w:t xml:space="preserve"> </w:t>
       </w:r>
       <w:r>
+        <w:rPr>
+          <w:rFonts w:ascii="Times New Roman" w:hAnsi="Times New Roman" w:cs="Times New Roman"/>
+          <w:sz w:val="24"/>
+          <w:szCs w:val="24"/>
+        </w:rPr>
         <w:t>Docking</w:t>
       </w:r>
       <w:r>
         <w:rPr>
+          <w:rFonts w:ascii="Times New Roman" w:hAnsi="Times New Roman" w:cs="Times New Roman"/>
           <w:spacing w:val="-2"/>
+          <w:sz w:val="24"/>
+          <w:szCs w:val="24"/>
         </w:rPr>
         <w:t xml:space="preserve"> </w:t>
       </w:r>
       <w:r>
+        <w:rPr>
+          <w:rFonts w:ascii="Times New Roman" w:hAnsi="Times New Roman" w:cs="Times New Roman"/>
+          <w:sz w:val="24"/>
+          <w:szCs w:val="24"/>
+        </w:rPr>
         <w:t>Interaction</w:t>
       </w:r>
       <w:r>
         <w:rPr>
+          <w:rFonts w:ascii="Times New Roman" w:hAnsi="Times New Roman" w:cs="Times New Roman"/>
           <w:spacing w:val="-2"/>
+          <w:sz w:val="24"/>
+          <w:szCs w:val="24"/>
         </w:rPr>
         <w:t xml:space="preserve"> </w:t>
       </w:r>
       <w:r>
+        <w:rPr>
+          <w:rFonts w:ascii="Times New Roman" w:hAnsi="Times New Roman" w:cs="Times New Roman"/>
+          <w:sz w:val="24"/>
+          <w:szCs w:val="24"/>
+        </w:rPr>
         <w:t>of</w:t>
       </w:r>
       <w:r>
         <w:rPr>
+          <w:rFonts w:ascii="Times New Roman" w:hAnsi="Times New Roman" w:cs="Times New Roman"/>
           <w:spacing w:val="58"/>
+          <w:sz w:val="24"/>
+          <w:szCs w:val="24"/>
         </w:rPr>
         <w:t xml:space="preserve"> </w:t>
       </w:r>
       <w:r>
+        <w:rPr>
+          <w:rFonts w:ascii="Times New Roman" w:hAnsi="Times New Roman" w:cs="Times New Roman"/>
+          <w:sz w:val="24"/>
+          <w:szCs w:val="24"/>
+        </w:rPr>
         <w:t>ZINC03882094</w:t>
       </w:r>
     </w:p>
     <w:p>
       <w:pPr>
-        <w:jc w:val="both"/>
-      </w:pPr>
-    </w:p>
-    <w:p>
-      <w:pPr>
-        <w:jc w:val="both"/>
-        <w:rPr>
-          <w:rFonts w:ascii="Times New Roman" w:hAnsi="Times New Roman" w:cs="Times New Roman"/>
-          <w:sz w:val="24"/>
-          <w:szCs w:val="24"/>
-        </w:rPr>
-      </w:pPr>
-      <w:r>
-        <w:rPr>
-          <w:rFonts w:ascii="Times New Roman" w:hAnsi="Times New Roman" w:cs="Times New Roman"/>
-          <w:sz w:val="24"/>
-          <w:szCs w:val="24"/>
-        </w:rPr>
-        <w:t>The r</w:t>
-      </w:r>
-      <w:r>
-        <w:rPr>
-          <w:rFonts w:ascii="Times New Roman" w:hAnsi="Times New Roman" w:cs="Times New Roman"/>
-          <w:sz w:val="24"/>
-          <w:szCs w:val="24"/>
-        </w:rPr>
-        <w:t>ole of conserved residues in inhibition of NRAS</w:t>
-      </w:r>
-      <w:r>
-        <w:rPr>
-          <w:rFonts w:ascii="Times New Roman" w:hAnsi="Times New Roman" w:cs="Times New Roman"/>
-          <w:sz w:val="24"/>
-          <w:szCs w:val="24"/>
-        </w:rPr>
-        <w:t xml:space="preserve"> differs from one to another. </w:t>
-      </w:r>
-      <w:r>
-        <w:rPr>
-          <w:rFonts w:ascii="Times New Roman" w:hAnsi="Times New Roman" w:cs="Times New Roman"/>
-          <w:sz w:val="24"/>
-          <w:szCs w:val="24"/>
-        </w:rPr>
-        <w:t>Thr-35</w:t>
-      </w:r>
-      <w:r>
-        <w:rPr>
-          <w:rFonts w:ascii="Times New Roman" w:hAnsi="Times New Roman" w:cs="Times New Roman"/>
-          <w:sz w:val="24"/>
-          <w:szCs w:val="24"/>
-        </w:rPr>
-        <w:t xml:space="preserve"> residue shows hydrophobic interactions which are responsible for the stability of the structure. </w:t>
-      </w:r>
-      <w:r>
-        <w:rPr>
-          <w:rFonts w:ascii="Times New Roman" w:hAnsi="Times New Roman" w:cs="Times New Roman"/>
-          <w:sz w:val="24"/>
-          <w:szCs w:val="24"/>
-        </w:rPr>
-        <w:t xml:space="preserve">They </w:t>
-      </w:r>
-      <w:r>
-        <w:rPr>
-          <w:rFonts w:ascii="Times New Roman" w:hAnsi="Times New Roman" w:cs="Times New Roman"/>
-          <w:sz w:val="24"/>
-          <w:szCs w:val="24"/>
-        </w:rPr>
-        <w:t xml:space="preserve">residues are important for Mg2 coordination and </w:t>
-      </w:r>
-      <w:proofErr w:type="gramStart"/>
-      <w:r>
-        <w:rPr>
-          <w:rFonts w:ascii="Times New Roman" w:hAnsi="Times New Roman" w:cs="Times New Roman"/>
-          <w:sz w:val="24"/>
-          <w:szCs w:val="24"/>
-        </w:rPr>
-        <w:t>interactions.(</w:t>
-      </w:r>
-      <w:proofErr w:type="gramEnd"/>
-      <w:r>
-        <w:rPr>
-          <w:rFonts w:ascii="Times New Roman" w:hAnsi="Times New Roman" w:cs="Times New Roman"/>
-          <w:sz w:val="24"/>
-          <w:szCs w:val="24"/>
-        </w:rPr>
-        <w:t xml:space="preserve"> Johnson CW, Reid D, Parker JA, et al. 2017) In complex 2 with Zinc ID ZINC02096813_6040 Thr-35 forms a hydrogen bond between N of Thr-35 and O5 of Unl1(ligand) at a distance of 3.25 Å.</w:t>
-      </w:r>
-      <w:r>
-        <w:rPr>
-          <w:rFonts w:ascii="Times New Roman" w:hAnsi="Times New Roman" w:cs="Times New Roman"/>
-          <w:sz w:val="24"/>
-          <w:szCs w:val="24"/>
-        </w:rPr>
-        <w:t xml:space="preserve"> </w:t>
-      </w:r>
-      <w:r>
-        <w:rPr>
-          <w:rFonts w:ascii="Times New Roman" w:hAnsi="Times New Roman" w:cs="Times New Roman"/>
-          <w:sz w:val="24"/>
-          <w:szCs w:val="24"/>
-        </w:rPr>
-        <w:t>In complex nine and eleven with Zinc IDs- ZINC02114643_7056 and</w:t>
-      </w:r>
-      <w:r>
-        <w:rPr>
-          <w:rFonts w:ascii="Times New Roman" w:hAnsi="Times New Roman" w:cs="Times New Roman"/>
-          <w:sz w:val="24"/>
-          <w:szCs w:val="24"/>
-        </w:rPr>
-        <w:t xml:space="preserve"> </w:t>
-      </w:r>
-      <w:r>
-        <w:rPr>
-          <w:rFonts w:ascii="Times New Roman" w:hAnsi="Times New Roman" w:cs="Times New Roman"/>
-          <w:sz w:val="24"/>
-          <w:szCs w:val="24"/>
-        </w:rPr>
-        <w:t>ZINC03882094_17080 respectively it shows hydrophobic interactions.</w:t>
-      </w:r>
-    </w:p>
-    <w:p>
-      <w:pPr>
-        <w:jc w:val="both"/>
-        <w:rPr>
-          <w:rFonts w:ascii="Times New Roman" w:hAnsi="Times New Roman" w:cs="Times New Roman"/>
-          <w:sz w:val="24"/>
-          <w:szCs w:val="24"/>
-        </w:rPr>
-      </w:pPr>
-      <w:r>
-        <w:rPr>
-          <w:rFonts w:ascii="Times New Roman" w:hAnsi="Times New Roman" w:cs="Times New Roman"/>
-          <w:sz w:val="24"/>
-          <w:szCs w:val="24"/>
-        </w:rPr>
-        <w:t>The crystal structure of NRAS-</w:t>
-      </w:r>
-      <w:proofErr w:type="spellStart"/>
-      <w:r>
-        <w:rPr>
-          <w:rFonts w:ascii="Times New Roman" w:hAnsi="Times New Roman" w:cs="Times New Roman"/>
-          <w:sz w:val="24"/>
-          <w:szCs w:val="24"/>
-        </w:rPr>
-        <w:t>GppNHp</w:t>
-      </w:r>
-      <w:proofErr w:type="spellEnd"/>
-      <w:r>
-        <w:rPr>
-          <w:rFonts w:ascii="Times New Roman" w:hAnsi="Times New Roman" w:cs="Times New Roman"/>
-          <w:sz w:val="24"/>
-          <w:szCs w:val="24"/>
-        </w:rPr>
-        <w:t xml:space="preserve"> has switch I ordered in the active site, with Tyr-32 interacting with the γ-phosphate of a neighbouring symmetry-related molecule of NRAS.( Johnson CW, Reid D, Parker JA, et al. 2017).When the switch 1 is in state 2 then Tyr-32 is turned away from active site in state 1.In complex one, three, seven, eight and nine with Zinc IDs- ZINC02107288_19972,ZINC02096815_6057, ZINC02120343_9364, ZINC02102162_14892</w:t>
-      </w:r>
-      <w:r>
-        <w:rPr>
-          <w:rFonts w:ascii="Times New Roman" w:hAnsi="Times New Roman" w:cs="Times New Roman"/>
-          <w:sz w:val="24"/>
-          <w:szCs w:val="24"/>
-        </w:rPr>
-        <w:t xml:space="preserve"> </w:t>
-      </w:r>
-      <w:r>
-        <w:rPr>
-          <w:rFonts w:ascii="Times New Roman" w:hAnsi="Times New Roman" w:cs="Times New Roman"/>
-          <w:sz w:val="24"/>
-          <w:szCs w:val="24"/>
-        </w:rPr>
-        <w:t>and ZINC02114643_7056 respectively Tyr-32 shows hydrophobic interaction stabilizing the complex.</w:t>
-      </w:r>
-    </w:p>
-    <w:p>
-      <w:pPr>
-        <w:jc w:val="both"/>
-        <w:rPr>
-          <w:rFonts w:ascii="Times New Roman" w:hAnsi="Times New Roman" w:cs="Times New Roman"/>
-          <w:sz w:val="24"/>
-          <w:szCs w:val="24"/>
-        </w:rPr>
-      </w:pPr>
-      <w:r>
-        <w:rPr>
-          <w:rFonts w:ascii="Times New Roman" w:hAnsi="Times New Roman" w:cs="Times New Roman"/>
-          <w:sz w:val="24"/>
-          <w:szCs w:val="24"/>
-        </w:rPr>
-        <w:t>Phe-28 is a residue showing hydrophobic interactions in complex three, four, seven, eight, nine, ten, eleven with Zinc ID- ZINC02107288_19972, ZINC02114326_14245, ZINC02120343_</w:t>
-      </w:r>
-      <w:proofErr w:type="gramStart"/>
-      <w:r>
-        <w:rPr>
-          <w:rFonts w:ascii="Times New Roman" w:hAnsi="Times New Roman" w:cs="Times New Roman"/>
-          <w:sz w:val="24"/>
-          <w:szCs w:val="24"/>
-        </w:rPr>
-        <w:t>9364,ZINC</w:t>
-      </w:r>
-      <w:proofErr w:type="gramEnd"/>
-      <w:r>
-        <w:rPr>
-          <w:rFonts w:ascii="Times New Roman" w:hAnsi="Times New Roman" w:cs="Times New Roman"/>
-          <w:sz w:val="24"/>
-          <w:szCs w:val="24"/>
-        </w:rPr>
-        <w:t>02102162_</w:t>
-      </w:r>
-      <w:proofErr w:type="gramStart"/>
-      <w:r>
-        <w:rPr>
-          <w:rFonts w:ascii="Times New Roman" w:hAnsi="Times New Roman" w:cs="Times New Roman"/>
-          <w:sz w:val="24"/>
-          <w:szCs w:val="24"/>
-        </w:rPr>
-        <w:t>14892,ZINC</w:t>
-      </w:r>
-      <w:proofErr w:type="gramEnd"/>
-      <w:r>
-        <w:rPr>
-          <w:rFonts w:ascii="Times New Roman" w:hAnsi="Times New Roman" w:cs="Times New Roman"/>
-          <w:sz w:val="24"/>
-          <w:szCs w:val="24"/>
-        </w:rPr>
-        <w:t>02114643_7056, ZINC00518885_18475, ZINC03882094_17080</w:t>
-      </w:r>
-      <w:r>
-        <w:rPr>
-          <w:rFonts w:ascii="Times New Roman" w:hAnsi="Times New Roman" w:cs="Times New Roman"/>
-          <w:sz w:val="24"/>
-          <w:szCs w:val="24"/>
-        </w:rPr>
-        <w:t xml:space="preserve"> </w:t>
-      </w:r>
-      <w:r>
-        <w:rPr>
-          <w:rFonts w:ascii="Times New Roman" w:hAnsi="Times New Roman" w:cs="Times New Roman"/>
-          <w:sz w:val="24"/>
-          <w:szCs w:val="24"/>
-        </w:rPr>
-        <w:t>respectively. Aided by effector lobe residue Phe-28, helps to stabilize nucleotide binding</w:t>
-      </w:r>
-      <w:r>
-        <w:rPr>
-          <w:rFonts w:ascii="Times New Roman" w:hAnsi="Times New Roman" w:cs="Times New Roman"/>
-          <w:sz w:val="24"/>
-          <w:szCs w:val="24"/>
-        </w:rPr>
-        <w:t xml:space="preserve"> </w:t>
-      </w:r>
-      <w:r>
-        <w:rPr>
-          <w:rFonts w:ascii="Times New Roman" w:hAnsi="Times New Roman" w:cs="Times New Roman"/>
-          <w:sz w:val="24"/>
-          <w:szCs w:val="24"/>
-        </w:rPr>
-        <w:t>(Johnson CW, Reid D, Parker JA, et al. 2017)</w:t>
-      </w:r>
-      <w:r>
-        <w:rPr>
-          <w:rFonts w:ascii="Times New Roman" w:hAnsi="Times New Roman" w:cs="Times New Roman"/>
-          <w:sz w:val="24"/>
-          <w:szCs w:val="24"/>
-        </w:rPr>
-        <w:t xml:space="preserve">. </w:t>
-      </w:r>
-    </w:p>
-    <w:p>
-      <w:pPr>
-        <w:jc w:val="both"/>
-        <w:rPr>
-          <w:rFonts w:ascii="Times New Roman" w:hAnsi="Times New Roman" w:cs="Times New Roman"/>
-          <w:sz w:val="24"/>
-          <w:szCs w:val="24"/>
-        </w:rPr>
-      </w:pPr>
-      <w:r>
-        <w:rPr>
-          <w:rFonts w:ascii="Times New Roman" w:hAnsi="Times New Roman" w:cs="Times New Roman"/>
-          <w:sz w:val="24"/>
-          <w:szCs w:val="24"/>
-        </w:rPr>
-        <w:t>Asp-119 makes nucleotide-specific interactions with the guanine base and is critical for nucleotide binding.</w:t>
-      </w:r>
-      <w:r>
-        <w:rPr>
-          <w:rFonts w:ascii="Times New Roman" w:hAnsi="Times New Roman" w:cs="Times New Roman"/>
-          <w:sz w:val="24"/>
-          <w:szCs w:val="24"/>
-        </w:rPr>
-        <w:t xml:space="preserve"> </w:t>
-      </w:r>
-      <w:proofErr w:type="gramStart"/>
-      <w:r>
-        <w:rPr>
-          <w:rFonts w:ascii="Times New Roman" w:hAnsi="Times New Roman" w:cs="Times New Roman"/>
-          <w:sz w:val="24"/>
-          <w:szCs w:val="24"/>
-        </w:rPr>
-        <w:t>( Johnson</w:t>
-      </w:r>
-      <w:proofErr w:type="gramEnd"/>
-      <w:r>
-        <w:rPr>
-          <w:rFonts w:ascii="Times New Roman" w:hAnsi="Times New Roman" w:cs="Times New Roman"/>
-          <w:sz w:val="24"/>
-          <w:szCs w:val="24"/>
-        </w:rPr>
-        <w:t xml:space="preserve"> CW, Reid D, Parker JA, et al. 2017</w:t>
-      </w:r>
-      <w:proofErr w:type="gramStart"/>
-      <w:r>
-        <w:rPr>
-          <w:rFonts w:ascii="Times New Roman" w:hAnsi="Times New Roman" w:cs="Times New Roman"/>
-          <w:sz w:val="24"/>
-          <w:szCs w:val="24"/>
-        </w:rPr>
-        <w:t>).It</w:t>
-      </w:r>
-      <w:proofErr w:type="gramEnd"/>
-      <w:r>
-        <w:rPr>
-          <w:rFonts w:ascii="Times New Roman" w:hAnsi="Times New Roman" w:cs="Times New Roman"/>
-          <w:sz w:val="24"/>
-          <w:szCs w:val="24"/>
-        </w:rPr>
-        <w:t xml:space="preserve"> does not show hydrophobic interactions or Van der Waals contact in complex six and nine with Zinc IDs- ZINC06167356_6831, ZINC02114643_7056 respectively. It is found to be showing stability in rest of the nine complexes.</w:t>
-      </w:r>
-    </w:p>
-    <w:p>
-      <w:pPr>
-        <w:jc w:val="both"/>
-        <w:rPr>
-          <w:rFonts w:ascii="Times New Roman" w:hAnsi="Times New Roman" w:cs="Times New Roman"/>
-          <w:sz w:val="24"/>
-          <w:szCs w:val="24"/>
-        </w:rPr>
-      </w:pPr>
-      <w:r>
-        <w:rPr>
-          <w:rFonts w:ascii="Times New Roman" w:hAnsi="Times New Roman" w:cs="Times New Roman"/>
-          <w:sz w:val="24"/>
-          <w:szCs w:val="24"/>
-        </w:rPr>
-        <w:lastRenderedPageBreak/>
-        <w:t>In compound two with Zinc ID- ZINC02096813, the glycine residue at position 12 in wild type NRAS being mutated to Asp- 12 in mutant type NRAS shows formation of hydrogen bond with the ligand at a distance of 2.88 and Asp-13 forms hydrophobic interaction around the compound. Similarly in compound seven and ten with Zinc ID- ZINC02120343 and ZINC00518885 respectively Asp-13 which is also a mutated residue of Gly in mutant NRAS shows formation of hydrogen bond at a distance of</w:t>
-      </w:r>
-      <w:r>
-        <w:rPr>
-          <w:rFonts w:ascii="Times New Roman" w:hAnsi="Times New Roman" w:cs="Times New Roman"/>
-          <w:sz w:val="24"/>
-          <w:szCs w:val="24"/>
-        </w:rPr>
-        <w:t xml:space="preserve"> </w:t>
-      </w:r>
-      <w:r>
-        <w:rPr>
-          <w:rFonts w:ascii="Times New Roman" w:hAnsi="Times New Roman" w:cs="Times New Roman"/>
-          <w:sz w:val="24"/>
-          <w:szCs w:val="24"/>
-        </w:rPr>
-        <w:t>3.05 and 2.84 respectively and Asp-12 forms hydrophobic interaction around the compound.</w:t>
-      </w:r>
-      <w:r>
-        <w:rPr>
-          <w:rFonts w:ascii="Times New Roman" w:hAnsi="Times New Roman" w:cs="Times New Roman"/>
-          <w:sz w:val="24"/>
-          <w:szCs w:val="24"/>
-        </w:rPr>
-        <w:t xml:space="preserve"> </w:t>
-      </w:r>
-      <w:r>
-        <w:rPr>
-          <w:rFonts w:ascii="Times New Roman" w:hAnsi="Times New Roman" w:cs="Times New Roman"/>
-          <w:sz w:val="24"/>
-          <w:szCs w:val="24"/>
-        </w:rPr>
-        <w:t>Phe-28 shows hydrophobic interaction in compound seven and ten which is very important in stabilizing nucleotide binding. And Asp-119,</w:t>
-      </w:r>
-      <w:r>
-        <w:rPr>
-          <w:rFonts w:ascii="Times New Roman" w:hAnsi="Times New Roman" w:cs="Times New Roman"/>
-          <w:sz w:val="24"/>
-          <w:szCs w:val="24"/>
-        </w:rPr>
-        <w:t xml:space="preserve"> </w:t>
-      </w:r>
-      <w:r>
-        <w:rPr>
-          <w:rFonts w:ascii="Times New Roman" w:hAnsi="Times New Roman" w:cs="Times New Roman"/>
-          <w:sz w:val="24"/>
-          <w:szCs w:val="24"/>
-        </w:rPr>
-        <w:t>a critical residue in nucleotide biding stability, is present in all the complexes except six and nine with Zinc IDs- ZINC06167356_6831, ZINC02114643_7056 respectively.</w:t>
-      </w:r>
-    </w:p>
-    <w:p>
-      <w:pPr>
-        <w:jc w:val="both"/>
-        <w:rPr>
-          <w:rFonts w:cstheme="minorHAnsi"/>
+        <w:rPr>
+          <w:rFonts w:ascii="Times New Roman" w:hAnsi="Times New Roman" w:cs="Times New Roman"/>
           <w:b/>
           <w:bCs/>
-          <w:sz w:val="32"/>
-          <w:szCs w:val="32"/>
-        </w:rPr>
-      </w:pPr>
-      <w:r>
-        <w:rPr>
-          <w:rFonts w:cstheme="minorHAnsi"/>
+          <w:sz w:val="24"/>
+          <w:szCs w:val="24"/>
+          <w:highlight w:val="yellow"/>
+        </w:rPr>
+      </w:pPr>
+      <w:r>
+        <w:rPr>
+          <w:rFonts w:ascii="Times New Roman" w:hAnsi="Times New Roman" w:cs="Times New Roman"/>
           <w:b/>
           <w:bCs/>
-          <w:sz w:val="32"/>
-          <w:szCs w:val="32"/>
-        </w:rPr>
-        <w:t xml:space="preserve">4. </w:t>
-      </w:r>
-      <w:r>
-        <w:rPr>
-          <w:rFonts w:cstheme="minorHAnsi"/>
+          <w:sz w:val="24"/>
+          <w:szCs w:val="24"/>
+          <w:highlight w:val="yellow"/>
+        </w:rPr>
+        <w:t>4. Discussion</w:t>
+      </w:r>
+    </w:p>
+    <w:p>
+      <w:pPr>
+        <w:rPr>
+          <w:rFonts w:ascii="Times New Roman" w:hAnsi="Times New Roman" w:cs="Times New Roman"/>
+          <w:sz w:val="24"/>
+          <w:szCs w:val="24"/>
+        </w:rPr>
+      </w:pPr>
+      <w:r>
+        <w:rPr>
+          <w:rFonts w:ascii="Times New Roman" w:hAnsi="Times New Roman" w:cs="Times New Roman"/>
+          <w:sz w:val="24"/>
+          <w:szCs w:val="24"/>
+          <w:highlight w:val="yellow"/>
+        </w:rPr>
+        <w:t xml:space="preserve">The present study provides structural and docking-based insights into mutant NRAS, one of the key oncogenic drivers in melanoma. Model validation confirmed that the generated G12D, G13D, and Q61R structures were </w:t>
+      </w:r>
+      <w:r>
+        <w:rPr>
+          <w:rFonts w:ascii="Times New Roman" w:hAnsi="Times New Roman" w:cs="Times New Roman"/>
+          <w:sz w:val="24"/>
+          <w:szCs w:val="24"/>
+          <w:highlight w:val="yellow"/>
+        </w:rPr>
+        <w:t>stereo chemically</w:t>
+      </w:r>
+      <w:r>
+        <w:rPr>
+          <w:rFonts w:ascii="Times New Roman" w:hAnsi="Times New Roman" w:cs="Times New Roman"/>
+          <w:sz w:val="24"/>
+          <w:szCs w:val="24"/>
+          <w:highlight w:val="yellow"/>
+        </w:rPr>
+        <w:t xml:space="preserve"> reliable, allowing virtual screening of more than 5,000 natural compounds. Among the top-ranking candidates, three appeared particularly promising, displaying strong binding affinities and stable interactions involving both conserved and mutant residues.</w:t>
+      </w:r>
+      <w:r>
+        <w:rPr>
+          <w:rFonts w:ascii="Times New Roman" w:hAnsi="Times New Roman" w:cs="Times New Roman"/>
+          <w:sz w:val="24"/>
+          <w:szCs w:val="24"/>
+          <w:highlight w:val="yellow"/>
+        </w:rPr>
+        <w:t xml:space="preserve"> </w:t>
+      </w:r>
+      <w:r>
+        <w:rPr>
+          <w:rFonts w:ascii="Times New Roman" w:hAnsi="Times New Roman" w:cs="Times New Roman"/>
+          <w:sz w:val="24"/>
+          <w:szCs w:val="24"/>
+          <w:highlight w:val="yellow"/>
+        </w:rPr>
+        <w:t>Our analysis highlights the importance of conserved residues such as Tyr-32, Thr-35, Phe-28, and Asp-119, which are known to stabilize switch I/II regions and coordinate nucleotide binding (Johnson et al., 2017). The observation that these residues consistently contributed to ligand stabilization agrees with prior crystal and biochemical studies on RAS proteins. Importantly, the results also suggest that mutant residues introduced at positions 12 and 13 can directly establish novel ligand interactions, particularly through hydrogen bonding, thereby providing unique opportunities for inhibitor design not available in the wild-type context. This dual engagement of conserved stabilizers and mutation-induced pockets may form a rational design principle for NRAS inhibition.</w:t>
+      </w:r>
+      <w:r>
+        <w:rPr>
+          <w:rFonts w:ascii="Times New Roman" w:hAnsi="Times New Roman" w:cs="Times New Roman"/>
+          <w:sz w:val="24"/>
+          <w:szCs w:val="24"/>
+          <w:highlight w:val="yellow"/>
+        </w:rPr>
+        <w:t xml:space="preserve"> </w:t>
+      </w:r>
+      <w:r>
+        <w:rPr>
+          <w:rFonts w:ascii="Times New Roman" w:hAnsi="Times New Roman" w:cs="Times New Roman"/>
+          <w:sz w:val="24"/>
+          <w:szCs w:val="24"/>
+          <w:highlight w:val="yellow"/>
+        </w:rPr>
+        <w:t xml:space="preserve">NRAS mutations have long been associated with melanoma progression, yet direct pharmacological inhibition of NRAS remains a major therapeutic challenge. Conventional efforts have focused on downstream effectors (MEK, ERK) or membrane localization pathways. </w:t>
+      </w:r>
+      <w:r>
+        <w:rPr>
+          <w:rFonts w:ascii="Times New Roman" w:hAnsi="Times New Roman" w:cs="Times New Roman"/>
+          <w:sz w:val="24"/>
+          <w:szCs w:val="24"/>
+          <w:highlight w:val="yellow"/>
+        </w:rPr>
+        <w:t xml:space="preserve">                                                                                                                                              </w:t>
+      </w:r>
+      <w:r>
+        <w:rPr>
+          <w:rFonts w:ascii="Times New Roman" w:hAnsi="Times New Roman" w:cs="Times New Roman"/>
+          <w:sz w:val="24"/>
+          <w:szCs w:val="24"/>
+          <w:highlight w:val="yellow"/>
+        </w:rPr>
+        <w:t>Our results suggest that natural compounds, with diverse scaffolds and biocompatibility, may offer new chemical starting points to directly target NRAS itself. This approach is significant given the scarcity of direct NRAS inhibitors in preclinical or clinical pipelines.</w:t>
+      </w:r>
+      <w:r>
+        <w:rPr>
+          <w:rFonts w:ascii="Times New Roman" w:hAnsi="Times New Roman" w:cs="Times New Roman"/>
+          <w:sz w:val="24"/>
+          <w:szCs w:val="24"/>
+          <w:highlight w:val="yellow"/>
+        </w:rPr>
+        <w:t xml:space="preserve"> </w:t>
+      </w:r>
+      <w:r>
+        <w:rPr>
+          <w:rFonts w:ascii="Times New Roman" w:hAnsi="Times New Roman" w:cs="Times New Roman"/>
+          <w:sz w:val="24"/>
+          <w:szCs w:val="24"/>
+          <w:highlight w:val="yellow"/>
+        </w:rPr>
+        <w:t xml:space="preserve">Nonetheless, the findings presented here are limited by their computational nature. Docking captures only a static snapshot of protein–ligand interactions and does not fully address conformational flexibility, solvation, or entropic contributions. Experimental validation, such as binding assays, cellular viability studies in NRAS-mutant melanoma models, and structural </w:t>
+      </w:r>
+      <w:r>
+        <w:rPr>
+          <w:rFonts w:ascii="Times New Roman" w:hAnsi="Times New Roman" w:cs="Times New Roman"/>
+          <w:sz w:val="24"/>
+          <w:szCs w:val="24"/>
+          <w:highlight w:val="yellow"/>
+        </w:rPr>
+        <w:lastRenderedPageBreak/>
+        <w:t>techniques, will be essential to confirm the predicted inhibitor potential. In addition, molecular dynamics simulations with free energy analyses (e.g., MM-PBSA or MM-GBSA) could refine the stability and ranking of these candidate molecules.</w:t>
+      </w:r>
+      <w:r>
+        <w:rPr>
+          <w:rFonts w:ascii="Times New Roman" w:hAnsi="Times New Roman" w:cs="Times New Roman"/>
+          <w:sz w:val="24"/>
+          <w:szCs w:val="24"/>
+          <w:highlight w:val="yellow"/>
+        </w:rPr>
+        <w:t xml:space="preserve"> </w:t>
+      </w:r>
+      <w:r>
+        <w:rPr>
+          <w:rFonts w:ascii="Times New Roman" w:hAnsi="Times New Roman" w:cs="Times New Roman"/>
+          <w:sz w:val="24"/>
+          <w:szCs w:val="24"/>
+          <w:highlight w:val="yellow"/>
+        </w:rPr>
+        <w:t xml:space="preserve">Overall, this study demonstrates how integrating protein </w:t>
+      </w:r>
+      <w:proofErr w:type="spellStart"/>
+      <w:r>
+        <w:rPr>
+          <w:rFonts w:ascii="Times New Roman" w:hAnsi="Times New Roman" w:cs="Times New Roman"/>
+          <w:sz w:val="24"/>
+          <w:szCs w:val="24"/>
+          <w:highlight w:val="yellow"/>
+        </w:rPr>
+        <w:t>modeling</w:t>
+      </w:r>
+      <w:proofErr w:type="spellEnd"/>
+      <w:r>
+        <w:rPr>
+          <w:rFonts w:ascii="Times New Roman" w:hAnsi="Times New Roman" w:cs="Times New Roman"/>
+          <w:sz w:val="24"/>
+          <w:szCs w:val="24"/>
+          <w:highlight w:val="yellow"/>
+        </w:rPr>
+        <w:t>, structural validation, and virtual screening of natural compound libraries can provide insights into potential inhibitors of mutant NRAS. The three prioritized compounds identified here warrant further testing and may serve as lead scaffolds for designing more selective inhibitors. This work underscores the value of computational drug discovery in opening new avenues against difficult-to-target oncogenes such as NRAS in melanoma.</w:t>
+      </w:r>
+    </w:p>
+    <w:p>
+      <w:pPr>
+        <w:rPr>
+          <w:rFonts w:ascii="Times New Roman" w:hAnsi="Times New Roman" w:cs="Times New Roman"/>
           <w:b/>
           <w:bCs/>
-          <w:sz w:val="32"/>
-          <w:szCs w:val="32"/>
+          <w:sz w:val="24"/>
+          <w:szCs w:val="24"/>
+        </w:rPr>
+      </w:pPr>
+      <w:r>
+        <w:rPr>
+          <w:rFonts w:ascii="Times New Roman" w:hAnsi="Times New Roman" w:cs="Times New Roman"/>
+          <w:b/>
+          <w:bCs/>
+          <w:sz w:val="24"/>
+          <w:szCs w:val="24"/>
+        </w:rPr>
+        <w:t>5</w:t>
+      </w:r>
+      <w:r>
+        <w:rPr>
+          <w:rFonts w:ascii="Times New Roman" w:hAnsi="Times New Roman" w:cs="Times New Roman"/>
+          <w:b/>
+          <w:bCs/>
+          <w:sz w:val="24"/>
+          <w:szCs w:val="24"/>
+        </w:rPr>
+        <w:t xml:space="preserve">. </w:t>
+      </w:r>
+      <w:r>
+        <w:rPr>
+          <w:rFonts w:ascii="Times New Roman" w:hAnsi="Times New Roman" w:cs="Times New Roman"/>
+          <w:b/>
+          <w:bCs/>
+          <w:sz w:val="24"/>
+          <w:szCs w:val="24"/>
         </w:rPr>
         <w:t>Conclusion</w:t>
       </w:r>
     </w:p>
     <w:p>
       <w:pPr>
-        <w:jc w:val="both"/>
-        <w:rPr>
-          <w:rFonts w:ascii="Times New Roman" w:hAnsi="Times New Roman" w:cs="Times New Roman"/>
-          <w:sz w:val="24"/>
-          <w:szCs w:val="24"/>
-        </w:rPr>
-      </w:pPr>
-      <w:r>
-        <w:rPr>
-          <w:rFonts w:ascii="Times New Roman" w:hAnsi="Times New Roman" w:cs="Times New Roman"/>
-          <w:sz w:val="24"/>
-          <w:szCs w:val="24"/>
-        </w:rPr>
-        <w:t xml:space="preserve">This study using computational methodology has resulted into understanding of the wild type and mutant NRAS structure drastically. We mutated three distinct residues at 12,13, and 61 positions of wild type NRAS present in PDB and validated the structure. Further screened natural compounds over </w:t>
+        <w:rPr>
+          <w:rFonts w:ascii="Times New Roman" w:hAnsi="Times New Roman" w:cs="Times New Roman"/>
+          <w:sz w:val="24"/>
+          <w:szCs w:val="24"/>
+          <w:highlight w:val="yellow"/>
+        </w:rPr>
+      </w:pPr>
+      <w:r>
+        <w:rPr>
+          <w:rFonts w:ascii="Times New Roman" w:hAnsi="Times New Roman" w:cs="Times New Roman"/>
+          <w:sz w:val="24"/>
+          <w:szCs w:val="24"/>
+          <w:highlight w:val="yellow"/>
+        </w:rPr>
+        <w:t>This study employed a computational approach to characterize wild-type and mutant NRAS (G12D, G13D, Q61R) structures and identify potential natural inhibitors. Model validation confirmed stereochemical reliability, and virtual screening of 5,322 natural compounds yielded eleven top-ranked candidates. Detailed docking analysis showed that both conserved residues (Tyr-32, Thr-35, Phe-28, Asp-119) and mutant residues (Asp-12, Asp-13, Arg-61) contributed significantly to ligand binding, with hydrophobic contacts and hydrogen bonds supporting complex stability.</w:t>
+      </w:r>
+    </w:p>
+    <w:p>
+      <w:pPr>
+        <w:rPr>
+          <w:rFonts w:ascii="Times New Roman" w:hAnsi="Times New Roman" w:cs="Times New Roman"/>
+          <w:sz w:val="24"/>
+          <w:szCs w:val="24"/>
+        </w:rPr>
+      </w:pPr>
+      <w:r>
+        <w:rPr>
+          <w:rFonts w:ascii="Times New Roman" w:hAnsi="Times New Roman" w:cs="Times New Roman"/>
+          <w:sz w:val="24"/>
+          <w:szCs w:val="24"/>
+          <w:highlight w:val="yellow"/>
+        </w:rPr>
+        <w:t>Among the identified hits, three compounds (ZINC02096813, ZINC02120343, and ZINC00518885) demonstrated strong binding affinity coupled with stable interactions at critical residue positions. These results suggest that the compounds may serve as promising lead molecules for further optimization against mutant NRAS, a key oncogenic driver in melanoma. Overall, the study highlights the utility of computational screening in narrowing down diverse natural compound libraries to identify selective and structurally relevant inhibitors for cancer-associated targets.</w:t>
+      </w:r>
+    </w:p>
+    <w:p>
+      <w:pPr>
+        <w:rPr>
+          <w:rFonts w:ascii="Times New Roman" w:hAnsi="Times New Roman" w:cs="Times New Roman"/>
+          <w:b/>
+          <w:bCs/>
+          <w:sz w:val="24"/>
+          <w:szCs w:val="24"/>
+          <w:highlight w:val="yellow"/>
+        </w:rPr>
+      </w:pPr>
+      <w:r>
+        <w:rPr>
+          <w:rFonts w:ascii="Times New Roman" w:hAnsi="Times New Roman" w:cs="Times New Roman"/>
+          <w:b/>
+          <w:bCs/>
+          <w:sz w:val="24"/>
+          <w:szCs w:val="24"/>
+          <w:highlight w:val="yellow"/>
+        </w:rPr>
+        <w:t>Acknowledgements</w:t>
+      </w:r>
+    </w:p>
+    <w:p>
+      <w:pPr>
+        <w:rPr>
+          <w:rFonts w:ascii="Times New Roman" w:hAnsi="Times New Roman" w:cs="Times New Roman"/>
+          <w:sz w:val="24"/>
+          <w:szCs w:val="24"/>
+          <w:highlight w:val="yellow"/>
+        </w:rPr>
+      </w:pPr>
+      <w:r>
+        <w:rPr>
+          <w:rFonts w:ascii="Times New Roman" w:hAnsi="Times New Roman" w:cs="Times New Roman"/>
+          <w:sz w:val="24"/>
+          <w:szCs w:val="24"/>
+          <w:highlight w:val="yellow"/>
+        </w:rPr>
+        <w:t>The authors gratefully acknowledge Dr. Rohan Meshram from Savitribai Phule Pune University for his invaluable co-guidance and support throughout the study.</w:t>
+      </w:r>
+    </w:p>
+    <w:p>
+      <w:pPr>
+        <w:rPr>
+          <w:rFonts w:ascii="Times New Roman" w:hAnsi="Times New Roman" w:cs="Times New Roman"/>
+          <w:b/>
+          <w:bCs/>
+          <w:sz w:val="24"/>
+          <w:szCs w:val="24"/>
+          <w:highlight w:val="yellow"/>
+        </w:rPr>
+      </w:pPr>
+      <w:r>
+        <w:rPr>
+          <w:rFonts w:ascii="Times New Roman" w:hAnsi="Times New Roman" w:cs="Times New Roman"/>
+          <w:b/>
+          <w:bCs/>
+          <w:sz w:val="24"/>
+          <w:szCs w:val="24"/>
+          <w:highlight w:val="yellow"/>
+        </w:rPr>
+        <w:t>Conflict of Interest</w:t>
+      </w:r>
+    </w:p>
+    <w:p>
+      <w:pPr>
+        <w:rPr>
+          <w:rFonts w:ascii="Times New Roman" w:hAnsi="Times New Roman" w:cs="Times New Roman"/>
+          <w:sz w:val="24"/>
+          <w:szCs w:val="24"/>
+          <w:highlight w:val="yellow"/>
+        </w:rPr>
+      </w:pPr>
+      <w:r>
+        <w:rPr>
+          <w:rFonts w:ascii="Times New Roman" w:hAnsi="Times New Roman" w:cs="Times New Roman"/>
+          <w:sz w:val="24"/>
+          <w:szCs w:val="24"/>
+          <w:highlight w:val="yellow"/>
+        </w:rPr>
+        <w:t>The authors declare that they have no conflicts of interest</w:t>
+      </w:r>
+      <w:r>
+        <w:rPr>
+          <w:rFonts w:ascii="Times New Roman" w:hAnsi="Times New Roman" w:cs="Times New Roman"/>
+          <w:sz w:val="24"/>
+          <w:szCs w:val="24"/>
+          <w:highlight w:val="yellow"/>
+        </w:rPr>
+        <w:t>.</w:t>
+      </w:r>
+    </w:p>
+    <w:p>
+      <w:pPr>
+        <w:rPr>
+          <w:rFonts w:ascii="Times New Roman" w:hAnsi="Times New Roman" w:cs="Times New Roman"/>
+          <w:b/>
+          <w:bCs/>
+          <w:sz w:val="24"/>
+          <w:szCs w:val="24"/>
+          <w:highlight w:val="yellow"/>
+        </w:rPr>
+      </w:pPr>
+      <w:r>
+        <w:rPr>
+          <w:rFonts w:ascii="Times New Roman" w:hAnsi="Times New Roman" w:cs="Times New Roman"/>
+          <w:b/>
+          <w:bCs/>
+          <w:sz w:val="24"/>
+          <w:szCs w:val="24"/>
+          <w:highlight w:val="yellow"/>
+        </w:rPr>
+        <w:t>Funding</w:t>
+      </w:r>
+    </w:p>
+    <w:p>
+      <w:pPr>
+        <w:rPr>
+          <w:rFonts w:ascii="Times New Roman" w:hAnsi="Times New Roman" w:cs="Times New Roman"/>
+          <w:sz w:val="24"/>
+          <w:szCs w:val="24"/>
+        </w:rPr>
+      </w:pPr>
+      <w:r>
+        <w:rPr>
+          <w:rFonts w:ascii="Times New Roman" w:hAnsi="Times New Roman" w:cs="Times New Roman"/>
+          <w:sz w:val="24"/>
+          <w:szCs w:val="24"/>
+          <w:highlight w:val="yellow"/>
+        </w:rPr>
+        <w:t xml:space="preserve">This work was carried out as </w:t>
       </w:r>
       <w:proofErr w:type="spellStart"/>
-      <w:proofErr w:type="gramStart"/>
-      <w:r>
-        <w:rPr>
-          <w:rFonts w:ascii="Times New Roman" w:hAnsi="Times New Roman" w:cs="Times New Roman"/>
-          <w:sz w:val="24"/>
-          <w:szCs w:val="24"/>
-        </w:rPr>
-        <w:t>it’s</w:t>
+      <w:r>
+        <w:rPr>
+          <w:rFonts w:ascii="Times New Roman" w:hAnsi="Times New Roman" w:cs="Times New Roman"/>
+          <w:sz w:val="24"/>
+          <w:szCs w:val="24"/>
+          <w:highlight w:val="yellow"/>
+        </w:rPr>
+        <w:t>as</w:t>
       </w:r>
       <w:proofErr w:type="spellEnd"/>
-      <w:proofErr w:type="gramEnd"/>
-      <w:r>
-        <w:rPr>
-          <w:rFonts w:ascii="Times New Roman" w:hAnsi="Times New Roman" w:cs="Times New Roman"/>
-          <w:sz w:val="24"/>
-          <w:szCs w:val="24"/>
-        </w:rPr>
-        <w:t xml:space="preserve"> active site</w:t>
-      </w:r>
-      <w:r>
-        <w:rPr>
-          <w:rFonts w:ascii="Times New Roman" w:hAnsi="Times New Roman" w:cs="Times New Roman"/>
-          <w:sz w:val="24"/>
-          <w:szCs w:val="24"/>
-        </w:rPr>
-        <w:t xml:space="preserve"> after filtering them on the basis of Lipinski’s rule and drug like compounds. This eliminated the interfering compounds and those with more toxicity. </w:t>
-      </w:r>
-      <w:r>
-        <w:rPr>
-          <w:rFonts w:ascii="Times New Roman" w:hAnsi="Times New Roman" w:cs="Times New Roman"/>
-          <w:sz w:val="24"/>
-          <w:szCs w:val="24"/>
-        </w:rPr>
-        <w:t>This approach enabled us to widely spread through the different and diverse compounds in nature which could act as a novel potential inhibitor for mutant NRAS in future</w:t>
-      </w:r>
-      <w:r>
-        <w:rPr>
-          <w:rFonts w:ascii="Times New Roman" w:hAnsi="Times New Roman" w:cs="Times New Roman"/>
-          <w:sz w:val="24"/>
-          <w:szCs w:val="24"/>
-        </w:rPr>
-        <w:t xml:space="preserve">. Docking results determined </w:t>
-      </w:r>
-      <w:r>
-        <w:rPr>
-          <w:rFonts w:ascii="Times New Roman" w:hAnsi="Times New Roman" w:cs="Times New Roman"/>
-          <w:sz w:val="24"/>
-          <w:szCs w:val="24"/>
-        </w:rPr>
-        <w:t>the binding affinity of the protein and ligand</w:t>
-      </w:r>
-      <w:r>
-        <w:rPr>
-          <w:rFonts w:ascii="Times New Roman" w:hAnsi="Times New Roman" w:cs="Times New Roman"/>
-          <w:sz w:val="24"/>
-          <w:szCs w:val="24"/>
-        </w:rPr>
-        <w:t xml:space="preserve"> exhibiting the </w:t>
-      </w:r>
-      <w:r>
-        <w:rPr>
-          <w:rFonts w:ascii="Times New Roman" w:hAnsi="Times New Roman" w:cs="Times New Roman"/>
-          <w:sz w:val="24"/>
-          <w:szCs w:val="24"/>
-        </w:rPr>
-        <w:t>binding free energy score</w:t>
-      </w:r>
-      <w:r>
-        <w:rPr>
-          <w:rFonts w:ascii="Times New Roman" w:hAnsi="Times New Roman" w:cs="Times New Roman"/>
-          <w:sz w:val="24"/>
-          <w:szCs w:val="24"/>
-        </w:rPr>
-        <w:t xml:space="preserve"> that helped to further narrow down to more potential compounds</w:t>
-      </w:r>
-      <w:r>
-        <w:rPr>
-          <w:rFonts w:ascii="Times New Roman" w:hAnsi="Times New Roman" w:cs="Times New Roman"/>
-          <w:sz w:val="24"/>
-          <w:szCs w:val="24"/>
-        </w:rPr>
-        <w:t xml:space="preserve">. The analysis of interactions after molecular docking gave a point towards </w:t>
-      </w:r>
-      <w:r>
-        <w:rPr>
-          <w:rFonts w:ascii="Times New Roman" w:hAnsi="Times New Roman" w:cs="Times New Roman"/>
-          <w:sz w:val="24"/>
-          <w:szCs w:val="24"/>
-        </w:rPr>
-        <w:t>comprehending</w:t>
-      </w:r>
-      <w:r>
-        <w:rPr>
-          <w:rFonts w:ascii="Times New Roman" w:hAnsi="Times New Roman" w:cs="Times New Roman"/>
-          <w:sz w:val="24"/>
-          <w:szCs w:val="24"/>
-        </w:rPr>
-        <w:t xml:space="preserve"> the interactions of mutant residues with the active site of the protein. Three compounds with the best scores</w:t>
-      </w:r>
-      <w:r>
-        <w:rPr>
-          <w:rFonts w:ascii="Times New Roman" w:hAnsi="Times New Roman" w:cs="Times New Roman"/>
-          <w:sz w:val="24"/>
-          <w:szCs w:val="24"/>
-        </w:rPr>
-        <w:t xml:space="preserve">, </w:t>
-      </w:r>
-      <w:r>
-        <w:rPr>
-          <w:rFonts w:ascii="Times New Roman" w:hAnsi="Times New Roman" w:cs="Times New Roman"/>
-          <w:sz w:val="24"/>
-          <w:szCs w:val="24"/>
-        </w:rPr>
-        <w:t xml:space="preserve">having strong hydrogen bond formation and stable hydrophobic interaction between the mutant residues and the ligand were selected. </w:t>
-      </w:r>
-      <w:r>
-        <w:rPr>
-          <w:rFonts w:ascii="Times New Roman" w:hAnsi="Times New Roman" w:cs="Times New Roman"/>
-          <w:sz w:val="24"/>
-          <w:szCs w:val="24"/>
-        </w:rPr>
-        <w:t xml:space="preserve">We believe that the </w:t>
-      </w:r>
-      <w:r>
-        <w:rPr>
-          <w:rFonts w:ascii="Times New Roman" w:hAnsi="Times New Roman" w:cs="Times New Roman"/>
-          <w:sz w:val="24"/>
-          <w:szCs w:val="24"/>
-        </w:rPr>
-        <w:t>stability of the compound was determined more with presence of Phe-28 and Asp-119 residues which are critical stabilizers</w:t>
-      </w:r>
-      <w:r>
-        <w:t xml:space="preserve"> </w:t>
-      </w:r>
-      <w:r>
-        <w:rPr>
-          <w:rFonts w:ascii="Times New Roman" w:hAnsi="Times New Roman" w:cs="Times New Roman"/>
-          <w:sz w:val="24"/>
-          <w:szCs w:val="24"/>
-        </w:rPr>
-        <w:t>located at important position</w:t>
-      </w:r>
-      <w:r>
-        <w:rPr>
-          <w:rFonts w:ascii="Times New Roman" w:hAnsi="Times New Roman" w:cs="Times New Roman"/>
-          <w:sz w:val="24"/>
-          <w:szCs w:val="24"/>
-        </w:rPr>
-        <w:t>s</w:t>
-      </w:r>
-      <w:r>
-        <w:rPr>
-          <w:rFonts w:ascii="Times New Roman" w:hAnsi="Times New Roman" w:cs="Times New Roman"/>
-          <w:sz w:val="24"/>
-          <w:szCs w:val="24"/>
-        </w:rPr>
-        <w:t xml:space="preserve"> </w:t>
-      </w:r>
-      <w:r>
-        <w:rPr>
-          <w:rFonts w:ascii="Times New Roman" w:hAnsi="Times New Roman" w:cs="Times New Roman"/>
-          <w:sz w:val="24"/>
-          <w:szCs w:val="24"/>
-        </w:rPr>
-        <w:t>showing</w:t>
-      </w:r>
-      <w:r>
-        <w:rPr>
-          <w:rFonts w:ascii="Times New Roman" w:hAnsi="Times New Roman" w:cs="Times New Roman"/>
-          <w:sz w:val="24"/>
-          <w:szCs w:val="24"/>
-        </w:rPr>
-        <w:t xml:space="preserve"> interaction with surrounding residues</w:t>
-      </w:r>
-      <w:r>
-        <w:rPr>
-          <w:rFonts w:ascii="Times New Roman" w:hAnsi="Times New Roman" w:cs="Times New Roman"/>
-          <w:sz w:val="24"/>
-          <w:szCs w:val="24"/>
-        </w:rPr>
-        <w:t>.</w:t>
-      </w:r>
-      <w:r>
-        <w:rPr>
-          <w:rFonts w:ascii="Times New Roman" w:hAnsi="Times New Roman" w:cs="Times New Roman"/>
-          <w:sz w:val="24"/>
-          <w:szCs w:val="24"/>
-        </w:rPr>
-        <w:t xml:space="preserve"> Based on molecular docking studies, these three compounds with Zinc ID-ZINC02096813, ZINC02120343 and ZINC00518885 can act as a potential inhibitor of mutant NRAS. This study provides structural level explanation of NRAS role in melanoma and potential inhibitors to cease </w:t>
-      </w:r>
-      <w:proofErr w:type="spellStart"/>
-      <w:proofErr w:type="gramStart"/>
-      <w:r>
-        <w:rPr>
-          <w:rFonts w:ascii="Times New Roman" w:hAnsi="Times New Roman" w:cs="Times New Roman"/>
-          <w:sz w:val="24"/>
-          <w:szCs w:val="24"/>
-        </w:rPr>
-        <w:t>it’s</w:t>
-      </w:r>
-      <w:proofErr w:type="spellEnd"/>
-      <w:proofErr w:type="gramEnd"/>
-      <w:r>
-        <w:rPr>
-          <w:rFonts w:ascii="Times New Roman" w:hAnsi="Times New Roman" w:cs="Times New Roman"/>
-          <w:sz w:val="24"/>
-          <w:szCs w:val="24"/>
-        </w:rPr>
-        <w:t xml:space="preserve"> activity. The present study makes way </w:t>
-      </w:r>
-      <w:proofErr w:type="gramStart"/>
-      <w:r>
-        <w:rPr>
-          <w:rFonts w:ascii="Times New Roman" w:hAnsi="Times New Roman" w:cs="Times New Roman"/>
-          <w:sz w:val="24"/>
-          <w:szCs w:val="24"/>
-        </w:rPr>
-        <w:t>to</w:t>
-      </w:r>
-      <w:proofErr w:type="gramEnd"/>
-      <w:r>
-        <w:rPr>
-          <w:rFonts w:ascii="Times New Roman" w:hAnsi="Times New Roman" w:cs="Times New Roman"/>
-          <w:sz w:val="24"/>
-          <w:szCs w:val="24"/>
-        </w:rPr>
-        <w:t xml:space="preserve"> many additional and fascinating studies to illustrate the significance of computational techniques in finding drug targets for melanoma.</w:t>
-      </w:r>
-    </w:p>
-    <w:p>
-      <w:pPr>
-        <w:jc w:val="both"/>
-        <w:rPr>
-          <w:rFonts w:cstheme="minorHAnsi"/>
+      <w:r>
+        <w:rPr>
+          <w:rFonts w:ascii="Times New Roman" w:hAnsi="Times New Roman" w:cs="Times New Roman"/>
+          <w:sz w:val="24"/>
+          <w:szCs w:val="24"/>
+          <w:highlight w:val="yellow"/>
+        </w:rPr>
+        <w:t xml:space="preserve"> a fulfilment</w:t>
+      </w:r>
+      <w:r>
+        <w:rPr>
+          <w:rFonts w:ascii="Times New Roman" w:hAnsi="Times New Roman" w:cs="Times New Roman"/>
+          <w:sz w:val="24"/>
+          <w:szCs w:val="24"/>
+          <w:highlight w:val="yellow"/>
+        </w:rPr>
+        <w:t xml:space="preserve"> of a Master's degree project and did not receive specific external funding.</w:t>
+      </w:r>
+    </w:p>
+    <w:p>
+      <w:pPr>
+        <w:rPr>
+          <w:rFonts w:ascii="Times New Roman" w:hAnsi="Times New Roman" w:cs="Times New Roman"/>
           <w:b/>
           <w:bCs/>
           <w:color w:val="303030"/>
-          <w:sz w:val="32"/>
-          <w:szCs w:val="32"/>
+          <w:sz w:val="24"/>
+          <w:szCs w:val="24"/>
           <w:shd w:val="clear" w:color="auto" w:fill="FFFFFF"/>
         </w:rPr>
       </w:pPr>
       <w:r>
         <w:rPr>
-          <w:rFonts w:cstheme="minorHAnsi"/>
+          <w:rFonts w:ascii="Times New Roman" w:hAnsi="Times New Roman" w:cs="Times New Roman"/>
           <w:b/>
           <w:bCs/>
           <w:color w:val="303030"/>
-          <w:sz w:val="32"/>
-          <w:szCs w:val="32"/>
+          <w:sz w:val="24"/>
+          <w:szCs w:val="24"/>
           <w:shd w:val="clear" w:color="auto" w:fill="FFFFFF"/>
         </w:rPr>
-        <w:t xml:space="preserve">5. </w:t>
-      </w:r>
-      <w:r>
-        <w:rPr>
-          <w:rFonts w:cstheme="minorHAnsi"/>
+        <w:t>6</w:t>
+      </w:r>
+      <w:r>
+        <w:rPr>
+          <w:rFonts w:ascii="Times New Roman" w:hAnsi="Times New Roman" w:cs="Times New Roman"/>
           <w:b/>
           <w:bCs/>
           <w:color w:val="303030"/>
-          <w:sz w:val="32"/>
-          <w:szCs w:val="32"/>
+          <w:sz w:val="24"/>
+          <w:szCs w:val="24"/>
           <w:shd w:val="clear" w:color="auto" w:fill="FFFFFF"/>
         </w:rPr>
+        <w:t xml:space="preserve">. </w:t>
+      </w:r>
+      <w:r>
+        <w:rPr>
+          <w:rFonts w:ascii="Times New Roman" w:hAnsi="Times New Roman" w:cs="Times New Roman"/>
+          <w:b/>
+          <w:bCs/>
+          <w:color w:val="303030"/>
+          <w:sz w:val="24"/>
+          <w:szCs w:val="24"/>
+          <w:shd w:val="clear" w:color="auto" w:fill="FFFFFF"/>
+        </w:rPr>
         <w:t>References</w:t>
       </w:r>
     </w:p>
     <w:p>
       <w:pPr>
-        <w:jc w:val="both"/>
-        <w:rPr>
-          <w:rFonts w:ascii="Times New Roman" w:hAnsi="Times New Roman" w:cs="Times New Roman"/>
-        </w:rPr>
-      </w:pPr>
-      <w:r>
-        <w:rPr>
-          <w:rFonts w:ascii="Times New Roman" w:hAnsi="Times New Roman" w:cs="Times New Roman"/>
+        <w:rPr>
+          <w:rFonts w:ascii="Times New Roman" w:hAnsi="Times New Roman" w:cs="Times New Roman"/>
+          <w:sz w:val="24"/>
+          <w:szCs w:val="24"/>
+        </w:rPr>
+      </w:pPr>
+      <w:r>
+        <w:rPr>
+          <w:rFonts w:ascii="Times New Roman" w:hAnsi="Times New Roman" w:cs="Times New Roman"/>
+          <w:sz w:val="24"/>
+          <w:szCs w:val="24"/>
         </w:rPr>
         <w:t xml:space="preserve">1. Johnson CW, Reid D, Parker JA, et al. The small GTPases K-Ras, N-Ras, and H-Ras have distinct biochemical properties determined by allosteric effects. J </w:t>
       </w:r>
@@ -10414,6 +8221,8 @@
       <w:r>
         <w:rPr>
           <w:rFonts w:ascii="Times New Roman" w:hAnsi="Times New Roman" w:cs="Times New Roman"/>
+          <w:sz w:val="24"/>
+          <w:szCs w:val="24"/>
         </w:rPr>
         <w:t>Biol</w:t>
       </w:r>
@@ -10421,20 +8230,25 @@
       <w:r>
         <w:rPr>
           <w:rFonts w:ascii="Times New Roman" w:hAnsi="Times New Roman" w:cs="Times New Roman"/>
+          <w:sz w:val="24"/>
+          <w:szCs w:val="24"/>
         </w:rPr>
         <w:t xml:space="preserve"> Chem. 2017;292(31):12981–12993. doi:10.1074/jbc.M117.778886</w:t>
       </w:r>
     </w:p>
     <w:p>
       <w:pPr>
-        <w:jc w:val="both"/>
-        <w:rPr>
-          <w:rFonts w:ascii="Times New Roman" w:hAnsi="Times New Roman" w:cs="Times New Roman"/>
-        </w:rPr>
-      </w:pPr>
-      <w:r>
-        <w:rPr>
-          <w:rFonts w:ascii="Times New Roman" w:hAnsi="Times New Roman" w:cs="Times New Roman"/>
+        <w:rPr>
+          <w:rFonts w:ascii="Times New Roman" w:hAnsi="Times New Roman" w:cs="Times New Roman"/>
+          <w:sz w:val="24"/>
+          <w:szCs w:val="24"/>
+        </w:rPr>
+      </w:pPr>
+      <w:r>
+        <w:rPr>
+          <w:rFonts w:ascii="Times New Roman" w:hAnsi="Times New Roman" w:cs="Times New Roman"/>
+          <w:sz w:val="24"/>
+          <w:szCs w:val="24"/>
         </w:rPr>
         <w:t xml:space="preserve">2. Davis LE, Shalin SC, Tackett AJ. Current state of melanoma diagnosis and treatment. Cancer </w:t>
       </w:r>
@@ -10442,6 +8256,8 @@
       <w:r>
         <w:rPr>
           <w:rFonts w:ascii="Times New Roman" w:hAnsi="Times New Roman" w:cs="Times New Roman"/>
+          <w:sz w:val="24"/>
+          <w:szCs w:val="24"/>
         </w:rPr>
         <w:t>Biol</w:t>
       </w:r>
@@ -10449,27 +8265,35 @@
       <w:r>
         <w:rPr>
           <w:rFonts w:ascii="Times New Roman" w:hAnsi="Times New Roman" w:cs="Times New Roman"/>
+          <w:sz w:val="24"/>
+          <w:szCs w:val="24"/>
         </w:rPr>
         <w:t xml:space="preserve"> Ther. 2019;20(11):1366-1379. doi:10.1080/15384047.2019.1640032</w:t>
       </w:r>
     </w:p>
     <w:p>
       <w:pPr>
-        <w:jc w:val="both"/>
-        <w:rPr>
-          <w:rFonts w:ascii="Times New Roman" w:hAnsi="Times New Roman" w:cs="Times New Roman"/>
-        </w:rPr>
-      </w:pPr>
-      <w:r>
-        <w:rPr>
-          <w:rFonts w:ascii="Times New Roman" w:hAnsi="Times New Roman" w:cs="Times New Roman"/>
-        </w:rPr>
+        <w:rPr>
+          <w:rFonts w:ascii="Times New Roman" w:hAnsi="Times New Roman" w:cs="Times New Roman"/>
+          <w:sz w:val="24"/>
+          <w:szCs w:val="24"/>
+        </w:rPr>
+      </w:pPr>
+      <w:r>
+        <w:rPr>
+          <w:rFonts w:ascii="Times New Roman" w:hAnsi="Times New Roman" w:cs="Times New Roman"/>
+          <w:sz w:val="24"/>
+          <w:szCs w:val="24"/>
+        </w:rPr>
+        <w:lastRenderedPageBreak/>
         <w:t xml:space="preserve">3. Wellbrock C, </w:t>
       </w:r>
       <w:proofErr w:type="spellStart"/>
       <w:r>
         <w:rPr>
           <w:rFonts w:ascii="Times New Roman" w:hAnsi="Times New Roman" w:cs="Times New Roman"/>
+          <w:sz w:val="24"/>
+          <w:szCs w:val="24"/>
         </w:rPr>
         <w:t>Arozarena</w:t>
       </w:r>
@@ -10477,6 +8301,8 @@
       <w:r>
         <w:rPr>
           <w:rFonts w:ascii="Times New Roman" w:hAnsi="Times New Roman" w:cs="Times New Roman"/>
+          <w:sz w:val="24"/>
+          <w:szCs w:val="24"/>
         </w:rPr>
         <w:t xml:space="preserve"> I. The Complexity of the ERK/MAP-Kinase Pathway and the Treatment of Melanoma Skin Cancer. Front Cell Dev Biol. </w:t>
       </w:r>
@@ -10484,6 +8310,8 @@
       <w:r>
         <w:rPr>
           <w:rFonts w:ascii="Times New Roman" w:hAnsi="Times New Roman" w:cs="Times New Roman"/>
+          <w:sz w:val="24"/>
+          <w:szCs w:val="24"/>
         </w:rPr>
         <w:t>2016;4:33</w:t>
       </w:r>
@@ -10491,28 +8319,35 @@
       <w:r>
         <w:rPr>
           <w:rFonts w:ascii="Times New Roman" w:hAnsi="Times New Roman" w:cs="Times New Roman"/>
+          <w:sz w:val="24"/>
+          <w:szCs w:val="24"/>
         </w:rPr>
         <w:t>. Published 2016 Apr 27. doi:10.3389/fcell.2016.00033</w:t>
       </w:r>
     </w:p>
     <w:p>
       <w:pPr>
-        <w:jc w:val="both"/>
-        <w:rPr>
-          <w:rFonts w:ascii="Times New Roman" w:hAnsi="Times New Roman" w:cs="Times New Roman"/>
-        </w:rPr>
-      </w:pPr>
-      <w:r>
-        <w:rPr>
-          <w:rFonts w:ascii="Times New Roman" w:hAnsi="Times New Roman" w:cs="Times New Roman"/>
-        </w:rPr>
-        <w:t xml:space="preserve">4. </w:t>
+        <w:rPr>
+          <w:rFonts w:ascii="Times New Roman" w:hAnsi="Times New Roman" w:cs="Times New Roman"/>
+          <w:sz w:val="24"/>
+          <w:szCs w:val="24"/>
+        </w:rPr>
+      </w:pPr>
+      <w:r>
+        <w:rPr>
+          <w:rFonts w:ascii="Times New Roman" w:hAnsi="Times New Roman" w:cs="Times New Roman"/>
+          <w:sz w:val="24"/>
+          <w:szCs w:val="24"/>
+        </w:rPr>
+        <w:t>4.</w:t>
       </w:r>
       <w:hyperlink r:id="rId34" w:history="1">
         <w:r>
           <w:rPr>
             <w:rStyle w:val="Hyperlink"/>
             <w:rFonts w:ascii="Times New Roman" w:hAnsi="Times New Roman" w:cs="Times New Roman"/>
+            <w:sz w:val="24"/>
+            <w:szCs w:val="24"/>
           </w:rPr>
           <w:t>https://www.cancer.gov/about-nci/organization/ccg/research/structural-genomics/tcga/studied-cancers/melanoma-skin</w:t>
         </w:r>
@@ -10520,29 +8355,35 @@
       <w:r>
         <w:rPr>
           <w:rFonts w:ascii="Times New Roman" w:hAnsi="Times New Roman" w:cs="Times New Roman"/>
+          <w:sz w:val="24"/>
+          <w:szCs w:val="24"/>
         </w:rPr>
         <w:t xml:space="preserve"> </w:t>
       </w:r>
     </w:p>
     <w:p>
       <w:pPr>
-        <w:jc w:val="both"/>
-        <w:rPr>
-          <w:rFonts w:ascii="Times New Roman" w:hAnsi="Times New Roman" w:cs="Times New Roman"/>
-        </w:rPr>
-      </w:pPr>
-      <w:r>
-        <w:rPr>
-          <w:rFonts w:ascii="Times New Roman" w:hAnsi="Times New Roman" w:cs="Times New Roman"/>
-        </w:rPr>
-        <w:lastRenderedPageBreak/>
-        <w:t xml:space="preserve">5. </w:t>
-      </w:r>
-      <w:hyperlink r:id="rId35" w:anchor=":~:text=Many%20people%20with%20melanoma%20are,%2Dyear%20survival%20is%2093%25" w:history="1">
+        <w:rPr>
+          <w:rFonts w:ascii="Times New Roman" w:hAnsi="Times New Roman" w:cs="Times New Roman"/>
+          <w:sz w:val="24"/>
+          <w:szCs w:val="24"/>
+        </w:rPr>
+      </w:pPr>
+      <w:r>
+        <w:rPr>
+          <w:rFonts w:ascii="Times New Roman" w:hAnsi="Times New Roman" w:cs="Times New Roman"/>
+          <w:sz w:val="24"/>
+          <w:szCs w:val="24"/>
+        </w:rPr>
+        <w:t>5.</w:t>
+      </w:r>
+      <w:hyperlink r:id="rId35" w:history="1">
         <w:r>
           <w:rPr>
             <w:rStyle w:val="Hyperlink"/>
             <w:rFonts w:ascii="Times New Roman" w:hAnsi="Times New Roman" w:cs="Times New Roman"/>
+            <w:sz w:val="24"/>
+            <w:szCs w:val="24"/>
           </w:rPr>
           <w:t>https://www.cancer.net/cancer-types/melanoma/statistics#:~:text=Many%20people%20with%20melanoma%20are,%2Dyear%20survival%20is%2093%25</w:t>
         </w:r>
@@ -10550,26 +8391,25 @@
       <w:r>
         <w:rPr>
           <w:rFonts w:ascii="Times New Roman" w:hAnsi="Times New Roman" w:cs="Times New Roman"/>
-        </w:rPr>
-        <w:t>.</w:t>
-      </w:r>
-      <w:r>
-        <w:rPr>
-          <w:rFonts w:ascii="Times New Roman" w:hAnsi="Times New Roman" w:cs="Times New Roman"/>
-        </w:rPr>
-        <w:t xml:space="preserve"> </w:t>
-      </w:r>
-    </w:p>
-    <w:p>
-      <w:pPr>
-        <w:jc w:val="both"/>
-        <w:rPr>
-          <w:rFonts w:ascii="Times New Roman" w:hAnsi="Times New Roman" w:cs="Times New Roman"/>
-        </w:rPr>
-      </w:pPr>
-      <w:r>
-        <w:rPr>
-          <w:rFonts w:ascii="Times New Roman" w:hAnsi="Times New Roman" w:cs="Times New Roman"/>
+          <w:sz w:val="24"/>
+          <w:szCs w:val="24"/>
+        </w:rPr>
+        <w:t xml:space="preserve">. </w:t>
+      </w:r>
+    </w:p>
+    <w:p>
+      <w:pPr>
+        <w:rPr>
+          <w:rFonts w:ascii="Times New Roman" w:hAnsi="Times New Roman" w:cs="Times New Roman"/>
+          <w:sz w:val="24"/>
+          <w:szCs w:val="24"/>
+        </w:rPr>
+      </w:pPr>
+      <w:r>
+        <w:rPr>
+          <w:rFonts w:ascii="Times New Roman" w:hAnsi="Times New Roman" w:cs="Times New Roman"/>
+          <w:sz w:val="24"/>
+          <w:szCs w:val="24"/>
         </w:rPr>
         <w:t xml:space="preserve">6. </w:t>
       </w:r>
@@ -10578,6 +8418,8 @@
           <w:rPr>
             <w:rStyle w:val="Hyperlink"/>
             <w:rFonts w:ascii="Times New Roman" w:hAnsi="Times New Roman" w:cs="Times New Roman"/>
+            <w:sz w:val="24"/>
+            <w:szCs w:val="24"/>
           </w:rPr>
           <w:t>https://www.cancer.net/cancer-types/melanoma/stages</w:t>
         </w:r>
@@ -10585,20 +8427,25 @@
       <w:r>
         <w:rPr>
           <w:rFonts w:ascii="Times New Roman" w:hAnsi="Times New Roman" w:cs="Times New Roman"/>
+          <w:sz w:val="24"/>
+          <w:szCs w:val="24"/>
         </w:rPr>
         <w:t xml:space="preserve"> </w:t>
       </w:r>
     </w:p>
     <w:p>
       <w:pPr>
-        <w:jc w:val="both"/>
-        <w:rPr>
-          <w:rFonts w:ascii="Times New Roman" w:hAnsi="Times New Roman" w:cs="Times New Roman"/>
-        </w:rPr>
-      </w:pPr>
-      <w:r>
-        <w:rPr>
-          <w:rFonts w:ascii="Times New Roman" w:hAnsi="Times New Roman" w:cs="Times New Roman"/>
+        <w:rPr>
+          <w:rFonts w:ascii="Times New Roman" w:hAnsi="Times New Roman" w:cs="Times New Roman"/>
+          <w:sz w:val="24"/>
+          <w:szCs w:val="24"/>
+        </w:rPr>
+      </w:pPr>
+      <w:r>
+        <w:rPr>
+          <w:rFonts w:ascii="Times New Roman" w:hAnsi="Times New Roman" w:cs="Times New Roman"/>
+          <w:sz w:val="24"/>
+          <w:szCs w:val="24"/>
         </w:rPr>
         <w:t xml:space="preserve">7. Douglas B. Johnson, M.D. and Igor Puzanov, M.D. Department of Medicine, Division of </w:t>
       </w:r>
@@ -10606,6 +8453,8 @@
       <w:r>
         <w:rPr>
           <w:rFonts w:ascii="Times New Roman" w:hAnsi="Times New Roman" w:cs="Times New Roman"/>
+          <w:sz w:val="24"/>
+          <w:szCs w:val="24"/>
         </w:rPr>
         <w:t>Hematology</w:t>
       </w:r>
@@ -10613,6 +8462,8 @@
       <w:r>
         <w:rPr>
           <w:rFonts w:ascii="Times New Roman" w:hAnsi="Times New Roman" w:cs="Times New Roman"/>
+          <w:sz w:val="24"/>
+          <w:szCs w:val="24"/>
         </w:rPr>
         <w:t xml:space="preserve">/Oncology, Vanderbilt-Ingram Cancer </w:t>
       </w:r>
@@ -10620,6 +8471,8 @@
       <w:r>
         <w:rPr>
           <w:rFonts w:ascii="Times New Roman" w:hAnsi="Times New Roman" w:cs="Times New Roman"/>
+          <w:sz w:val="24"/>
+          <w:szCs w:val="24"/>
         </w:rPr>
         <w:t>Center</w:t>
       </w:r>
@@ -10627,6 +8480,8 @@
       <w:r>
         <w:rPr>
           <w:rFonts w:ascii="Times New Roman" w:hAnsi="Times New Roman" w:cs="Times New Roman"/>
+          <w:sz w:val="24"/>
+          <w:szCs w:val="24"/>
         </w:rPr>
         <w:t xml:space="preserve">, Vanderbilt University Medical </w:t>
       </w:r>
@@ -10634,6 +8489,8 @@
       <w:r>
         <w:rPr>
           <w:rFonts w:ascii="Times New Roman" w:hAnsi="Times New Roman" w:cs="Times New Roman"/>
+          <w:sz w:val="24"/>
+          <w:szCs w:val="24"/>
         </w:rPr>
         <w:t>Center</w:t>
       </w:r>
@@ -10641,6 +8498,8 @@
       <w:r>
         <w:rPr>
           <w:rFonts w:ascii="Times New Roman" w:hAnsi="Times New Roman" w:cs="Times New Roman"/>
+          <w:sz w:val="24"/>
+          <w:szCs w:val="24"/>
         </w:rPr>
         <w:t xml:space="preserve">, 777 Preston Research Building, 2220 Pierce Avenue, Nashville, TN 37232, USA. Treatment of NRAS-Mutant Melanoma. Curr Treat Options Oncol. 2015 </w:t>
       </w:r>
@@ -10648,6 +8507,8 @@
       <w:r>
         <w:rPr>
           <w:rFonts w:ascii="Times New Roman" w:hAnsi="Times New Roman" w:cs="Times New Roman"/>
+          <w:sz w:val="24"/>
+          <w:szCs w:val="24"/>
         </w:rPr>
         <w:t>April ;</w:t>
       </w:r>
@@ -10655,20 +8516,25 @@
       <w:r>
         <w:rPr>
           <w:rFonts w:ascii="Times New Roman" w:hAnsi="Times New Roman" w:cs="Times New Roman"/>
+          <w:sz w:val="24"/>
+          <w:szCs w:val="24"/>
         </w:rPr>
         <w:t xml:space="preserve"> 16(4): 15. doi:10.1007/s11864-015-0330-z</w:t>
       </w:r>
     </w:p>
     <w:p>
       <w:pPr>
-        <w:jc w:val="both"/>
-        <w:rPr>
-          <w:rFonts w:ascii="Times New Roman" w:hAnsi="Times New Roman" w:cs="Times New Roman"/>
-        </w:rPr>
-      </w:pPr>
-      <w:r>
-        <w:rPr>
-          <w:rFonts w:ascii="Times New Roman" w:hAnsi="Times New Roman" w:cs="Times New Roman"/>
+        <w:rPr>
+          <w:rFonts w:ascii="Times New Roman" w:hAnsi="Times New Roman" w:cs="Times New Roman"/>
+          <w:sz w:val="24"/>
+          <w:szCs w:val="24"/>
+        </w:rPr>
+      </w:pPr>
+      <w:r>
+        <w:rPr>
+          <w:rFonts w:ascii="Times New Roman" w:hAnsi="Times New Roman" w:cs="Times New Roman"/>
+          <w:sz w:val="24"/>
+          <w:szCs w:val="24"/>
         </w:rPr>
         <w:t xml:space="preserve">8. AHMAD NAJEM1*, MOHAMMAD KRAYEM1*, ANNE PERDRIX1,2, JOSEPH KERGER3, AHMAD AWADA3, FABRICE JOURNE1,4 and GHANEM </w:t>
       </w:r>
@@ -10676,6 +8542,8 @@
       <w:r>
         <w:rPr>
           <w:rFonts w:ascii="Times New Roman" w:hAnsi="Times New Roman" w:cs="Times New Roman"/>
+          <w:sz w:val="24"/>
+          <w:szCs w:val="24"/>
         </w:rPr>
         <w:t>GHANEM</w:t>
       </w:r>
@@ -10683,13 +8551,14 @@
       <w:r>
         <w:rPr>
           <w:rFonts w:ascii="Times New Roman" w:hAnsi="Times New Roman" w:cs="Times New Roman"/>
+          <w:sz w:val="24"/>
+          <w:szCs w:val="24"/>
         </w:rPr>
         <w:t>. New Drug Combination Strategies in Melanoma: Current Status and Future Directions. ANTICANCER RESEARCH 37: 5941-5953 (2017) doi:10.21873/anticanres.12041</w:t>
       </w:r>
     </w:p>
     <w:p>
       <w:pPr>
-        <w:jc w:val="both"/>
         <w:rPr>
           <w:rStyle w:val="Hyperlink"/>
           <w:rFonts w:ascii="Times New Roman" w:hAnsi="Times New Roman" w:cs="Times New Roman"/>
@@ -10700,6 +8569,8 @@
       <w:r>
         <w:rPr>
           <w:rFonts w:ascii="Times New Roman" w:hAnsi="Times New Roman" w:cs="Times New Roman"/>
+          <w:sz w:val="24"/>
+          <w:szCs w:val="24"/>
         </w:rPr>
         <w:t xml:space="preserve">9. </w:t>
       </w:r>
@@ -10717,7 +8588,6 @@
     </w:p>
     <w:p>
       <w:pPr>
-        <w:jc w:val="both"/>
         <w:rPr>
           <w:rStyle w:val="Hyperlink"/>
           <w:rFonts w:ascii="Times New Roman" w:hAnsi="Times New Roman" w:cs="Times New Roman"/>
@@ -10733,17 +8603,7 @@
           <w:sz w:val="24"/>
           <w:szCs w:val="24"/>
         </w:rPr>
-        <w:t>10</w:t>
-      </w:r>
-      <w:r>
-        <w:rPr>
-          <w:rStyle w:val="Hyperlink"/>
-          <w:rFonts w:ascii="Times New Roman" w:hAnsi="Times New Roman" w:cs="Times New Roman"/>
-          <w:color w:val="auto"/>
-          <w:sz w:val="24"/>
-          <w:szCs w:val="24"/>
-        </w:rPr>
-        <w:t xml:space="preserve">. </w:t>
+        <w:t xml:space="preserve">10. </w:t>
       </w:r>
       <w:hyperlink r:id="rId38" w:history="1">
         <w:r>
@@ -10759,7 +8619,6 @@
     </w:p>
     <w:p>
       <w:pPr>
-        <w:jc w:val="both"/>
         <w:rPr>
           <w:rStyle w:val="Hyperlink"/>
           <w:rFonts w:ascii="Times New Roman" w:hAnsi="Times New Roman" w:cs="Times New Roman"/>
@@ -10775,17 +8634,7 @@
           <w:sz w:val="24"/>
           <w:szCs w:val="24"/>
         </w:rPr>
-        <w:t>11.</w:t>
-      </w:r>
-      <w:r>
-        <w:rPr>
-          <w:rStyle w:val="Hyperlink"/>
-          <w:rFonts w:ascii="Times New Roman" w:hAnsi="Times New Roman" w:cs="Times New Roman"/>
-          <w:color w:val="auto"/>
-          <w:sz w:val="24"/>
-          <w:szCs w:val="24"/>
-        </w:rPr>
-        <w:t xml:space="preserve"> </w:t>
+        <w:t xml:space="preserve">11. </w:t>
       </w:r>
       <w:hyperlink r:id="rId39" w:history="1">
         <w:r>
@@ -10801,7 +8650,6 @@
     </w:p>
     <w:p>
       <w:pPr>
-        <w:jc w:val="both"/>
         <w:rPr>
           <w:rFonts w:ascii="Times New Roman" w:hAnsi="Times New Roman" w:cs="Times New Roman"/>
           <w:sz w:val="24"/>
@@ -10816,17 +8664,7 @@
           <w:sz w:val="24"/>
           <w:szCs w:val="24"/>
         </w:rPr>
-        <w:t>12.</w:t>
-      </w:r>
-      <w:r>
-        <w:rPr>
-          <w:rStyle w:val="Hyperlink"/>
-          <w:rFonts w:ascii="Times New Roman" w:hAnsi="Times New Roman" w:cs="Times New Roman"/>
-          <w:color w:val="auto"/>
-          <w:sz w:val="24"/>
-          <w:szCs w:val="24"/>
-        </w:rPr>
-        <w:t xml:space="preserve"> </w:t>
+        <w:t xml:space="preserve">12. </w:t>
       </w:r>
       <w:hyperlink r:id="rId40" w:history="1">
         <w:r>
@@ -10850,9 +8688,10 @@
     </w:p>
     <w:p>
       <w:pPr>
-        <w:jc w:val="both"/>
-        <w:rPr>
-          <w:rFonts w:ascii="Times New Roman" w:hAnsi="Times New Roman" w:cs="Times New Roman"/>
+        <w:rPr>
+          <w:rFonts w:ascii="Times New Roman" w:hAnsi="Times New Roman" w:cs="Times New Roman"/>
+          <w:sz w:val="24"/>
+          <w:szCs w:val="24"/>
         </w:rPr>
       </w:pPr>
       <w:r>
@@ -10874,6 +8713,15 @@
           <w:t>https://www.ebi.ac.uk/thornton-srv/software/LigPlus /</w:t>
         </w:r>
       </w:hyperlink>
+    </w:p>
+    <w:p>
+      <w:pPr>
+        <w:rPr>
+          <w:rFonts w:ascii="Times New Roman" w:hAnsi="Times New Roman" w:cs="Times New Roman"/>
+          <w:sz w:val="24"/>
+          <w:szCs w:val="24"/>
+        </w:rPr>
+      </w:pPr>
     </w:p>
     <w:sectPr>
       <w:footerReference w:type="default" r:id="rId42"/>
@@ -10987,6 +8835,315 @@
     </w:p>
   </w:footnote>
 </w:footnotes>
+</file>
+
+<file path=word/numbering.xml><?xml version="1.0" encoding="utf-8"?>
+<w:numbering xmlns:wpc="http://schemas.microsoft.com/office/word/2010/wordprocessingCanvas" xmlns:cx="http://schemas.microsoft.com/office/drawing/2014/chartex" xmlns:cx1="http://schemas.microsoft.com/office/drawing/2015/9/8/chartex" xmlns:cx2="http://schemas.microsoft.com/office/drawing/2015/10/21/chartex" xmlns:cx3="http://schemas.microsoft.com/office/drawing/2016/5/9/chartex" xmlns:cx4="http://schemas.microsoft.com/office/drawing/2016/5/10/chartex" xmlns:cx5="http://schemas.microsoft.com/office/drawing/2016/5/11/chartex" xmlns:cx6="http://schemas.microsoft.com/office/drawing/2016/5/12/chartex" xmlns:cx7="http://schemas.microsoft.com/office/drawing/2016/5/13/chartex" xmlns:cx8="http://schemas.microsoft.com/office/drawing/2016/5/14/chartex" xmlns:mc="http://schemas.openxmlformats.org/markup-compatibility/2006" xmlns:aink="http://schemas.microsoft.com/office/drawing/2016/ink" xmlns:am3d="http://schemas.microsoft.com/office/drawing/2017/model3d" xmlns:o="urn:schemas-microsoft-com:office:office" xmlns:oel="http://schemas.microsoft.com/office/2019/extlst" xmlns:r="http://schemas.openxmlformats.org/officeDocument/2006/relationships" xmlns:m="http://schemas.openxmlformats.org/officeDocument/2006/math" xmlns:v="urn:schemas-microsoft-com:vml" xmlns:wp14="http://schemas.microsoft.com/office/word/2010/wordprocessingDrawing" xmlns:wp="http://schemas.openxmlformats.org/drawingml/2006/wordprocessingDrawing" xmlns:w10="urn:schemas-microsoft-com:office:word" xmlns:w="http://schemas.openxmlformats.org/wordprocessingml/2006/main" xmlns:w14="http://schemas.microsoft.com/office/word/2010/wordml" xmlns:w15="http://schemas.microsoft.com/office/word/2012/wordml" xmlns:w16cex="http://schemas.microsoft.com/office/word/2018/wordml/cex" xmlns:w16cid="http://schemas.microsoft.com/office/word/2016/wordml/cid" xmlns:w16="http://schemas.microsoft.com/office/word/2018/wordml" xmlns:w16du="http://schemas.microsoft.com/office/word/2023/wordml/word16du" xmlns:w16sdtdh="http://schemas.microsoft.com/office/word/2020/wordml/sdtdatahash" xmlns:w16sdtfl="http://schemas.microsoft.com/office/word/2024/wordml/sdtformatlock" xmlns:w16se="http://schemas.microsoft.com/office/word/2015/wordml/symex" xmlns:wpg="http://schemas.microsoft.com/office/word/2010/wordprocessingGroup" xmlns:wpi="http://schemas.microsoft.com/office/word/2010/wordprocessingInk" xmlns:wne="http://schemas.microsoft.com/office/word/2006/wordml" xmlns:wps="http://schemas.microsoft.com/office/word/2010/wordprocessingShape" mc:Ignorable="w14 w15 w16se w16cid w16 w16cex w16sdtdh w16sdtfl w16du wp14">
+  <w:abstractNum w:abstractNumId="0" w15:restartNumberingAfterBreak="0">
+    <w:nsid w:val="1BE7249F"/>
+    <w:multiLevelType w:val="multilevel"/>
+    <w:tmpl w:val="41E0911C"/>
+    <w:lvl w:ilvl="0">
+      <w:start w:val="1"/>
+      <w:numFmt w:val="bullet"/>
+      <w:lvlText w:val=""/>
+      <w:lvlJc w:val="left"/>
+      <w:pPr>
+        <w:tabs>
+          <w:tab w:val="num" w:pos="720"/>
+        </w:tabs>
+        <w:ind w:left="720" w:hanging="360"/>
+      </w:pPr>
+      <w:rPr>
+        <w:rFonts w:ascii="Symbol" w:hAnsi="Symbol" w:hint="default"/>
+        <w:sz w:val="20"/>
+      </w:rPr>
+    </w:lvl>
+    <w:lvl w:ilvl="1" w:tentative="1">
+      <w:start w:val="1"/>
+      <w:numFmt w:val="bullet"/>
+      <w:lvlText w:val=""/>
+      <w:lvlJc w:val="left"/>
+      <w:pPr>
+        <w:tabs>
+          <w:tab w:val="num" w:pos="1440"/>
+        </w:tabs>
+        <w:ind w:left="1440" w:hanging="360"/>
+      </w:pPr>
+      <w:rPr>
+        <w:rFonts w:ascii="Symbol" w:hAnsi="Symbol" w:hint="default"/>
+        <w:sz w:val="20"/>
+      </w:rPr>
+    </w:lvl>
+    <w:lvl w:ilvl="2" w:tentative="1">
+      <w:start w:val="1"/>
+      <w:numFmt w:val="bullet"/>
+      <w:lvlText w:val=""/>
+      <w:lvlJc w:val="left"/>
+      <w:pPr>
+        <w:tabs>
+          <w:tab w:val="num" w:pos="2160"/>
+        </w:tabs>
+        <w:ind w:left="2160" w:hanging="360"/>
+      </w:pPr>
+      <w:rPr>
+        <w:rFonts w:ascii="Symbol" w:hAnsi="Symbol" w:hint="default"/>
+        <w:sz w:val="20"/>
+      </w:rPr>
+    </w:lvl>
+    <w:lvl w:ilvl="3" w:tentative="1">
+      <w:start w:val="1"/>
+      <w:numFmt w:val="bullet"/>
+      <w:lvlText w:val=""/>
+      <w:lvlJc w:val="left"/>
+      <w:pPr>
+        <w:tabs>
+          <w:tab w:val="num" w:pos="2880"/>
+        </w:tabs>
+        <w:ind w:left="2880" w:hanging="360"/>
+      </w:pPr>
+      <w:rPr>
+        <w:rFonts w:ascii="Symbol" w:hAnsi="Symbol" w:hint="default"/>
+        <w:sz w:val="20"/>
+      </w:rPr>
+    </w:lvl>
+    <w:lvl w:ilvl="4" w:tentative="1">
+      <w:start w:val="1"/>
+      <w:numFmt w:val="bullet"/>
+      <w:lvlText w:val=""/>
+      <w:lvlJc w:val="left"/>
+      <w:pPr>
+        <w:tabs>
+          <w:tab w:val="num" w:pos="3600"/>
+        </w:tabs>
+        <w:ind w:left="3600" w:hanging="360"/>
+      </w:pPr>
+      <w:rPr>
+        <w:rFonts w:ascii="Symbol" w:hAnsi="Symbol" w:hint="default"/>
+        <w:sz w:val="20"/>
+      </w:rPr>
+    </w:lvl>
+    <w:lvl w:ilvl="5" w:tentative="1">
+      <w:start w:val="1"/>
+      <w:numFmt w:val="bullet"/>
+      <w:lvlText w:val=""/>
+      <w:lvlJc w:val="left"/>
+      <w:pPr>
+        <w:tabs>
+          <w:tab w:val="num" w:pos="4320"/>
+        </w:tabs>
+        <w:ind w:left="4320" w:hanging="360"/>
+      </w:pPr>
+      <w:rPr>
+        <w:rFonts w:ascii="Symbol" w:hAnsi="Symbol" w:hint="default"/>
+        <w:sz w:val="20"/>
+      </w:rPr>
+    </w:lvl>
+    <w:lvl w:ilvl="6" w:tentative="1">
+      <w:start w:val="1"/>
+      <w:numFmt w:val="bullet"/>
+      <w:lvlText w:val=""/>
+      <w:lvlJc w:val="left"/>
+      <w:pPr>
+        <w:tabs>
+          <w:tab w:val="num" w:pos="5040"/>
+        </w:tabs>
+        <w:ind w:left="5040" w:hanging="360"/>
+      </w:pPr>
+      <w:rPr>
+        <w:rFonts w:ascii="Symbol" w:hAnsi="Symbol" w:hint="default"/>
+        <w:sz w:val="20"/>
+      </w:rPr>
+    </w:lvl>
+    <w:lvl w:ilvl="7" w:tentative="1">
+      <w:start w:val="1"/>
+      <w:numFmt w:val="bullet"/>
+      <w:lvlText w:val=""/>
+      <w:lvlJc w:val="left"/>
+      <w:pPr>
+        <w:tabs>
+          <w:tab w:val="num" w:pos="5760"/>
+        </w:tabs>
+        <w:ind w:left="5760" w:hanging="360"/>
+      </w:pPr>
+      <w:rPr>
+        <w:rFonts w:ascii="Symbol" w:hAnsi="Symbol" w:hint="default"/>
+        <w:sz w:val="20"/>
+      </w:rPr>
+    </w:lvl>
+    <w:lvl w:ilvl="8" w:tentative="1">
+      <w:start w:val="1"/>
+      <w:numFmt w:val="bullet"/>
+      <w:lvlText w:val=""/>
+      <w:lvlJc w:val="left"/>
+      <w:pPr>
+        <w:tabs>
+          <w:tab w:val="num" w:pos="6480"/>
+        </w:tabs>
+        <w:ind w:left="6480" w:hanging="360"/>
+      </w:pPr>
+      <w:rPr>
+        <w:rFonts w:ascii="Symbol" w:hAnsi="Symbol" w:hint="default"/>
+        <w:sz w:val="20"/>
+      </w:rPr>
+    </w:lvl>
+  </w:abstractNum>
+  <w:abstractNum w:abstractNumId="1" w15:restartNumberingAfterBreak="0">
+    <w:nsid w:val="2EB5010B"/>
+    <w:multiLevelType w:val="multilevel"/>
+    <w:tmpl w:val="4CE8E4C8"/>
+    <w:lvl w:ilvl="0">
+      <w:start w:val="1"/>
+      <w:numFmt w:val="bullet"/>
+      <w:lvlText w:val=""/>
+      <w:lvlJc w:val="left"/>
+      <w:pPr>
+        <w:tabs>
+          <w:tab w:val="num" w:pos="720"/>
+        </w:tabs>
+        <w:ind w:left="720" w:hanging="360"/>
+      </w:pPr>
+      <w:rPr>
+        <w:rFonts w:ascii="Symbol" w:hAnsi="Symbol" w:hint="default"/>
+        <w:sz w:val="20"/>
+      </w:rPr>
+    </w:lvl>
+    <w:lvl w:ilvl="1" w:tentative="1">
+      <w:start w:val="1"/>
+      <w:numFmt w:val="bullet"/>
+      <w:lvlText w:val=""/>
+      <w:lvlJc w:val="left"/>
+      <w:pPr>
+        <w:tabs>
+          <w:tab w:val="num" w:pos="1440"/>
+        </w:tabs>
+        <w:ind w:left="1440" w:hanging="360"/>
+      </w:pPr>
+      <w:rPr>
+        <w:rFonts w:ascii="Symbol" w:hAnsi="Symbol" w:hint="default"/>
+        <w:sz w:val="20"/>
+      </w:rPr>
+    </w:lvl>
+    <w:lvl w:ilvl="2" w:tentative="1">
+      <w:start w:val="1"/>
+      <w:numFmt w:val="bullet"/>
+      <w:lvlText w:val=""/>
+      <w:lvlJc w:val="left"/>
+      <w:pPr>
+        <w:tabs>
+          <w:tab w:val="num" w:pos="2160"/>
+        </w:tabs>
+        <w:ind w:left="2160" w:hanging="360"/>
+      </w:pPr>
+      <w:rPr>
+        <w:rFonts w:ascii="Symbol" w:hAnsi="Symbol" w:hint="default"/>
+        <w:sz w:val="20"/>
+      </w:rPr>
+    </w:lvl>
+    <w:lvl w:ilvl="3" w:tentative="1">
+      <w:start w:val="1"/>
+      <w:numFmt w:val="bullet"/>
+      <w:lvlText w:val=""/>
+      <w:lvlJc w:val="left"/>
+      <w:pPr>
+        <w:tabs>
+          <w:tab w:val="num" w:pos="2880"/>
+        </w:tabs>
+        <w:ind w:left="2880" w:hanging="360"/>
+      </w:pPr>
+      <w:rPr>
+        <w:rFonts w:ascii="Symbol" w:hAnsi="Symbol" w:hint="default"/>
+        <w:sz w:val="20"/>
+      </w:rPr>
+    </w:lvl>
+    <w:lvl w:ilvl="4" w:tentative="1">
+      <w:start w:val="1"/>
+      <w:numFmt w:val="bullet"/>
+      <w:lvlText w:val=""/>
+      <w:lvlJc w:val="left"/>
+      <w:pPr>
+        <w:tabs>
+          <w:tab w:val="num" w:pos="3600"/>
+        </w:tabs>
+        <w:ind w:left="3600" w:hanging="360"/>
+      </w:pPr>
+      <w:rPr>
+        <w:rFonts w:ascii="Symbol" w:hAnsi="Symbol" w:hint="default"/>
+        <w:sz w:val="20"/>
+      </w:rPr>
+    </w:lvl>
+    <w:lvl w:ilvl="5" w:tentative="1">
+      <w:start w:val="1"/>
+      <w:numFmt w:val="bullet"/>
+      <w:lvlText w:val=""/>
+      <w:lvlJc w:val="left"/>
+      <w:pPr>
+        <w:tabs>
+          <w:tab w:val="num" w:pos="4320"/>
+        </w:tabs>
+        <w:ind w:left="4320" w:hanging="360"/>
+      </w:pPr>
+      <w:rPr>
+        <w:rFonts w:ascii="Symbol" w:hAnsi="Symbol" w:hint="default"/>
+        <w:sz w:val="20"/>
+      </w:rPr>
+    </w:lvl>
+    <w:lvl w:ilvl="6" w:tentative="1">
+      <w:start w:val="1"/>
+      <w:numFmt w:val="bullet"/>
+      <w:lvlText w:val=""/>
+      <w:lvlJc w:val="left"/>
+      <w:pPr>
+        <w:tabs>
+          <w:tab w:val="num" w:pos="5040"/>
+        </w:tabs>
+        <w:ind w:left="5040" w:hanging="360"/>
+      </w:pPr>
+      <w:rPr>
+        <w:rFonts w:ascii="Symbol" w:hAnsi="Symbol" w:hint="default"/>
+        <w:sz w:val="20"/>
+      </w:rPr>
+    </w:lvl>
+    <w:lvl w:ilvl="7" w:tentative="1">
+      <w:start w:val="1"/>
+      <w:numFmt w:val="bullet"/>
+      <w:lvlText w:val=""/>
+      <w:lvlJc w:val="left"/>
+      <w:pPr>
+        <w:tabs>
+          <w:tab w:val="num" w:pos="5760"/>
+        </w:tabs>
+        <w:ind w:left="5760" w:hanging="360"/>
+      </w:pPr>
+      <w:rPr>
+        <w:rFonts w:ascii="Symbol" w:hAnsi="Symbol" w:hint="default"/>
+        <w:sz w:val="20"/>
+      </w:rPr>
+    </w:lvl>
+    <w:lvl w:ilvl="8" w:tentative="1">
+      <w:start w:val="1"/>
+      <w:numFmt w:val="bullet"/>
+      <w:lvlText w:val=""/>
+      <w:lvlJc w:val="left"/>
+      <w:pPr>
+        <w:tabs>
+          <w:tab w:val="num" w:pos="6480"/>
+        </w:tabs>
+        <w:ind w:left="6480" w:hanging="360"/>
+      </w:pPr>
+      <w:rPr>
+        <w:rFonts w:ascii="Symbol" w:hAnsi="Symbol" w:hint="default"/>
+        <w:sz w:val="20"/>
+      </w:rPr>
+    </w:lvl>
+  </w:abstractNum>
+  <w:num w:numId="1" w16cid:durableId="1234395846">
+    <w:abstractNumId w:val="1"/>
+  </w:num>
+  <w:num w:numId="2" w16cid:durableId="730541088">
+    <w:abstractNumId w:val="0"/>
+  </w:num>
+</w:numbering>
 </file>
 
 <file path=word/styles.xml><?xml version="1.0" encoding="utf-8"?>
